--- a/documentation/Projekt_43995.docx
+++ b/documentation/Projekt_43995.docx
@@ -2856,17 +2856,8 @@
           <w:sz w:val="20"/>
           <w:szCs w:val="20"/>
         </w:rPr>
-        <w:t>W celu obsługi długich tekstów zaimplementowano strategię Long Context z wykorzystaniem RoPE Scaling (Liu et al., 2023). W konfiguracji trenera ustawiono parametr max_seq_length = 16384, co w połączeniu z gradient_checkpointing umożliwiło trening na dostępnych zasobach (w Colabie). Model prototypowy osiągnął wynik F1 na poziomie 0.7824 na zbiorze testowym, dowodząc technicznej wykonalności przyjętej koncepcji.</w:t>
-      </w:r>
-    </w:p>
-    <w:p>
-      <w:pPr>
-        <w:rPr>
-          <w:rFonts w:ascii="Times New Roman" w:hAnsi="Times New Roman" w:cs="Times New Roman"/>
-          <w:sz w:val="20"/>
-          <w:szCs w:val="20"/>
-        </w:rPr>
-      </w:pPr>
+        <w:t>W celu obsługi długich tekstów zaimplementowano strategię Long Context z wykorzystaniem RoPE Scaling (Liu et al., 2023). W konfiguracji trenera ustawiono parametr max_seq_length = 16384, co w połączeniu z gradient_checkpointing umożliwiło trening na dostępnych zasobach (w Colabie). Dodatkowo, zastosowano technikę "Completion Only LM" (maskowanie promptu użytkownika w funkcji straty), co zmusiło model do uczenia się wyłącznie generowania analizy, a nie reprodukcji długiego tekstu wejściowego, znacząco przyspieszając konwergencję. Model prototypowy osiągnął wynik F1 na poziomie 0.7824 na zbiorze testowym, dowodząc technicznej wykonalności przyjętej koncepcji.</w:t>
+      </w:r>
     </w:p>
     <w:p>
       <w:pPr>
@@ -3072,7 +3063,7 @@
           <w:sz w:val="20"/>
           <w:szCs w:val="20"/>
         </w:rPr>
-        <w:t>1. Wskaźnik Sukcesu Parsowania (Parsing Success Rate - PSR): Techniczna metryka weryfikująca, czy odpowiedź modelu jest poprawnym obiektem JSON. Skrypt podejmuje dwie próby deserializacji: ścisłą (strict JSON) oraz opartą na wyrażeniach regularnych (regex recovery), aby odzyskać strukturę nawet w przypadku drobnych błędów formatowania (np. brak klamry zamykającej). Wysoki PSR (&gt;95%) jest warunkiem koniecznym do wdrożenia.</w:t>
+        <w:t>1. Wskaźnik Sukcesu Parsowania (Parsing Success Rate - PSR): Techniczna metryka weryfikująca, czy odpowiedź modelu jest poprawnym obiektem JSON. Skrypt podejmuje dwie próby deserializacji: ścisłą (strict JSON) oraz opartą na wyrażeniach regularnych (regex recovery), aby odzyskać strukturę nawet w przypadku drobnych błędów formatowania (np. brak klamry zamykającej) lub literówek w kluczach (np. "discoverted_techniques"). System inferencyjny (backend) implementuje ten sam mechanizm "Heurystycznego Odzyskiwania" (Heuristic Recovery), który normalizuje nazwy kluczy oraz naprawia typowe literówki w wartościach tagów (np. "CHERRY_PIcKING" -&gt; "CHERRY_PICKING") przed zwróceniem wyniku do użytkownika. Wysoki PSR (&gt;95%) jest warunkiem koniecznym do wdrożenia.</w:t>
       </w:r>
     </w:p>
     <w:p>
@@ -3425,6 +3416,40 @@
           <w:szCs w:val="20"/>
         </w:rPr>
         <w:t>Ryzyko biasu w procesie destylacji: Istnieje ryzyko, że model przejął pewne uprzedzenia (bias) zawarte w modelu Nauczyciela, co jest typowym zjawiskiem w procesie Knowledge Distillation.</w:t>
+      </w:r>
+    </w:p>
+    <w:p>
+      <w:pPr>
+        <w:rPr>
+          <w:rFonts w:ascii="Times New Roman" w:hAnsi="Times New Roman" w:cs="Times New Roman"/>
+          <w:sz w:val="20"/>
+          <w:szCs w:val="20"/>
+        </w:rPr>
+      </w:pPr>
+      <w:r>
+        <w:rPr>
+          <w:rFonts w:ascii="Times New Roman" w:hAnsi="Times New Roman" w:cs="Times New Roman"/>
+          <w:sz w:val="20"/>
+          <w:szCs w:val="20"/>
+        </w:rPr>
+        <w:t>Halucynacje nazw kluczy JSON: Mimo programowego wymuszania struktury JSON w zbiorze treningowym (model Nauczyciela generował tylko wartości, a klucze były doklejane), model w trakcie inferencji wykazuje znaczącą tendencję do modyfikacji nazw kluczy (np. "reasonng" zamiast "reasoning"). Zjawisko to sugeruje, że model traktuje nazwy kluczy jako część generowanego tekstu, a nie sztywny kontrakt. Wykrycie i eliminacja tego problemu wymagałaby rozszerzenia benchmarku o ścisłą walidację schematu (schema validation) oraz dalszych badań nad mechanizmem atencji modelu w kontekście syntaktyki JSON.</w:t>
+      </w:r>
+    </w:p>
+    <w:p>
+      <w:pPr>
+        <w:rPr>
+          <w:rFonts w:ascii="Times New Roman" w:hAnsi="Times New Roman" w:cs="Times New Roman"/>
+          <w:sz w:val="20"/>
+          <w:szCs w:val="20"/>
+        </w:rPr>
+      </w:pPr>
+      <w:r>
+        <w:rPr>
+          <w:rFonts w:ascii="Times New Roman" w:hAnsi="Times New Roman" w:cs="Times New Roman"/>
+          <w:sz w:val="20"/>
+          <w:szCs w:val="20"/>
+        </w:rPr>
+        <w:t>Halucynacje nazw tagów (wartości): Obserwowano również przypadki generowania błędnych nazw etykiet, będących literówkami nazw poprawnych (np. "EMOTIORAL_CONTENT" zamiast "EMOTIONAL_CONTENT" lub "MISLEADING_CLICKBAI"). Wskazuje to na problem "rozmycia" rzadkich tokenów w procesie kwantyzacji lub niedostateczną liczbę powtórzeń poprawnych etykiet w zbiorze treningowym względem etykiet pustych. Obecny system ewaluacji traktuje takie tagi jako błędne (False Negative dla poprawnej klasy), ale nie klasyfikuje ich jako błędu strukturalnego.</w:t>
       </w:r>
     </w:p>
     <w:p>
@@ -4017,16 +4042,7 @@
           <w:sz w:val="20"/>
           <w:szCs w:val="20"/>
         </w:rPr>
-        <w:t xml:space="preserve">* Wpływ jakości generowanych wyjaśnień (XAI): Teoretycznie integracja warstwy wyjaśnialności powinna wspierać precyzję klasyfikacji poprzez wymuszenie głębszej analizy tekstu. Obserwowany spadek skuteczności wariantu "XAI" (F1 0.28 vs 0.49) wskazuje jednak na wpływ jakości danych trenujących w zakresie wyjaśnień (NLE). Jak wskazano w sekcji ograniczeń ("Brak formalnej walidacji jakości wyjaśnień"), model "Nauczyciela" mógł generować halucynacje lub błędne uzasadnienia, które model "Ucznia" następnie powielił, co </w:t>
-      </w:r>
-      <w:r>
-        <w:rPr>
-          <w:rFonts w:ascii="Times New Roman" w:hAnsi="Times New Roman" w:cs="Times New Roman"/>
-          <w:sz w:val="20"/>
-          <w:szCs w:val="20"/>
-        </w:rPr>
-        <w:lastRenderedPageBreak/>
-        <w:t>paradoksalnie zaburzyło proces decyzyjny zamiast go wspomóc. Potwierdza to kluczową rolę weryfikacji jakości danych w procesie destylacji wiedzy.</w:t>
+        <w:t>* Wpływ jakości generowanych wyjaśnień (XAI): Teoretycznie integracja warstwy wyjaśnialności powinna wspierać precyzję klasyfikacji poprzez wymuszenie głębszej analizy tekstu. Obserwowany spadek skuteczności wariantu "XAI" (F1 0.28 vs 0.49) wskazuje jednak na wpływ jakości danych trenujących w zakresie wyjaśnień (NLE). Jak wskazano w sekcji ograniczeń ("Brak formalnej walidacji jakości wyjaśnień"), model "Nauczyciela" mógł generować halucynacje lub błędne uzasadnienia, które model "Ucznia" następnie powielił, co paradoksalnie zaburzyło proces decyzyjny zamiast go wspomóc. Potwierdza to kluczową rolę weryfikacji jakości danych w procesie destylacji wiedzy.</w:t>
       </w:r>
     </w:p>
     <w:p>
@@ -4160,15 +4176,6 @@
         </w:rPr>
         <w:t xml:space="preserve"> można przedstawić – nieobowiązkowo – dodatkowe materiały, które nie zostały umieszczone w sekcji nr 2., na przykład zrzuty ekranu z aplikacji, czy dodatkowe wizualizacje w przypadku projektów graficznych. Każdy zrzut ekranu lub inne zdjęcie/obraz/materiał graficzny musi być opatrzone podpisem.</w:t>
       </w:r>
-    </w:p>
-    <w:p>
-      <w:pPr>
-        <w:rPr>
-          <w:rFonts w:ascii="Times New Roman" w:hAnsi="Times New Roman" w:cs="Times New Roman"/>
-          <w:color w:val="FF0000"/>
-          <w:sz w:val="20"/>
-        </w:rPr>
-      </w:pPr>
     </w:p>
     <w:p>
       <w:pPr>
@@ -4478,15 +4485,12 @@
         <w:keepNext/>
       </w:pPr>
       <w:r>
-        <w:rPr>
-          <w:noProof/>
-        </w:rPr>
         <w:lastRenderedPageBreak/>
         <w:drawing>
-          <wp:inline distT="0" distB="0" distL="0" distR="0" wp14:anchorId="42A72587" wp14:editId="7F479CD7">
-            <wp:extent cx="5736590" cy="2717165"/>
-            <wp:effectExtent l="0" t="0" r="0" b="6985"/>
-            <wp:docPr id="299038603" name="Picture 3"/>
+          <wp:inline distT="0" distB="0" distL="0" distR="0" wp14:anchorId="56F8EEE4" wp14:editId="0A9BE396">
+            <wp:extent cx="5755640" cy="2730500"/>
+            <wp:effectExtent l="0" t="0" r="0" b="0"/>
+            <wp:docPr id="891713317" name="Picture 1"/>
             <wp:cNvGraphicFramePr>
               <a:graphicFrameLocks xmlns:a="http://schemas.openxmlformats.org/drawingml/2006/main" noChangeAspect="1"/>
             </wp:cNvGraphicFramePr>
@@ -4494,36 +4498,23 @@
               <a:graphicData uri="http://schemas.openxmlformats.org/drawingml/2006/picture">
                 <pic:pic xmlns:pic="http://schemas.openxmlformats.org/drawingml/2006/picture">
                   <pic:nvPicPr>
-                    <pic:cNvPr id="0" name="Picture 3"/>
-                    <pic:cNvPicPr>
-                      <a:picLocks noChangeAspect="1" noChangeArrowheads="1"/>
-                    </pic:cNvPicPr>
+                    <pic:cNvPr id="891713317" name=""/>
+                    <pic:cNvPicPr/>
                   </pic:nvPicPr>
                   <pic:blipFill>
-                    <a:blip r:embed="rId14" cstate="print">
-                      <a:extLst>
-                        <a:ext uri="{28A0092B-C50C-407E-A947-70E740481C1C}">
-                          <a14:useLocalDpi xmlns:a14="http://schemas.microsoft.com/office/drawing/2010/main" val="0"/>
-                        </a:ext>
-                      </a:extLst>
-                    </a:blip>
-                    <a:srcRect/>
+                    <a:blip r:embed="rId14"/>
                     <a:stretch>
                       <a:fillRect/>
                     </a:stretch>
                   </pic:blipFill>
-                  <pic:spPr bwMode="auto">
+                  <pic:spPr>
                     <a:xfrm>
                       <a:off x="0" y="0"/>
-                      <a:ext cx="5736590" cy="2717165"/>
+                      <a:ext cx="5755640" cy="2730500"/>
                     </a:xfrm>
                     <a:prstGeom prst="rect">
                       <a:avLst/>
                     </a:prstGeom>
-                    <a:noFill/>
-                    <a:ln>
-                      <a:noFill/>
-                    </a:ln>
                   </pic:spPr>
                 </pic:pic>
               </a:graphicData>
@@ -4537,22 +4528,23 @@
         <w:pStyle w:val="Caption"/>
       </w:pPr>
       <w:r>
+        <w:t>Wynik wnioskowania: interfejs wyświetla tagi wraz z podpowiedziami i objaśnieniami.</w:t>
+      </w:r>
+    </w:p>
+    <w:p>
+      <w:pPr>
+        <w:pStyle w:val="Caption"/>
+        <w:keepNext/>
+      </w:pPr>
+      <w:r>
         <w:rPr>
           <w:noProof/>
         </w:rPr>
         <w:drawing>
-          <wp:anchor distT="0" distB="0" distL="114300" distR="114300" simplePos="0" relativeHeight="251661312" behindDoc="0" locked="0" layoutInCell="1" allowOverlap="1" wp14:anchorId="1ED1D112" wp14:editId="7628AF02">
-            <wp:simplePos x="0" y="0"/>
-            <wp:positionH relativeFrom="margin">
-              <wp:align>left</wp:align>
-            </wp:positionH>
-            <wp:positionV relativeFrom="margin">
-              <wp:posOffset>3174521</wp:posOffset>
-            </wp:positionV>
-            <wp:extent cx="5753735" cy="2726055"/>
+          <wp:inline distT="0" distB="0" distL="0" distR="0" wp14:anchorId="2C434A1B" wp14:editId="40DB8C73">
+            <wp:extent cx="5753100" cy="2724150"/>
             <wp:effectExtent l="0" t="0" r="0" b="0"/>
-            <wp:wrapSquare wrapText="bothSides"/>
-            <wp:docPr id="1169148929" name="Picture 4"/>
+            <wp:docPr id="1348928702" name="Picture 2"/>
             <wp:cNvGraphicFramePr>
               <a:graphicFrameLocks xmlns:a="http://schemas.openxmlformats.org/drawingml/2006/main" noChangeAspect="1"/>
             </wp:cNvGraphicFramePr>
@@ -4560,7 +4552,7 @@
               <a:graphicData uri="http://schemas.openxmlformats.org/drawingml/2006/picture">
                 <pic:pic xmlns:pic="http://schemas.openxmlformats.org/drawingml/2006/picture">
                   <pic:nvPicPr>
-                    <pic:cNvPr id="0" name="Picture 4"/>
+                    <pic:cNvPr id="0" name="Picture 1"/>
                     <pic:cNvPicPr>
                       <a:picLocks noChangeAspect="1" noChangeArrowheads="1"/>
                     </pic:cNvPicPr>
@@ -4581,99 +4573,7 @@
                   <pic:spPr bwMode="auto">
                     <a:xfrm>
                       <a:off x="0" y="0"/>
-                      <a:ext cx="5753735" cy="2726055"/>
-                    </a:xfrm>
-                    <a:prstGeom prst="rect">
-                      <a:avLst/>
-                    </a:prstGeom>
-                    <a:noFill/>
-                    <a:ln>
-                      <a:noFill/>
-                    </a:ln>
-                  </pic:spPr>
-                </pic:pic>
-              </a:graphicData>
-            </a:graphic>
-          </wp:anchor>
-        </w:drawing>
-      </w:r>
-      <w:r>
-        <w:t>Panel ekspertski interfejs</w:t>
-      </w:r>
-    </w:p>
-    <w:p>
-      <w:pPr>
-        <w:pStyle w:val="Caption"/>
-      </w:pPr>
-      <w:r>
-        <w:t>Panel ekspert</w:t>
-      </w:r>
-      <w:r>
-        <w:t>ski</w:t>
-      </w:r>
-      <w:r>
-        <w:t xml:space="preserve"> pokazuje postępy w </w:t>
-      </w:r>
-      <w:r>
-        <w:t>treningu</w:t>
-      </w:r>
-      <w:r>
-        <w:t xml:space="preserve"> i testowaniu po przesłaniu zestawu </w:t>
-      </w:r>
-      <w:r>
-        <w:t>treningowego</w:t>
-      </w:r>
-      <w:r>
-        <w:t>.</w:t>
-      </w:r>
-      <w:r>
-        <w:t xml:space="preserve"> </w:t>
-      </w:r>
-    </w:p>
-    <w:p>
-      <w:pPr>
-        <w:pStyle w:val="Caption"/>
-        <w:keepNext/>
-      </w:pPr>
-      <w:r>
-        <w:rPr>
-          <w:noProof/>
-        </w:rPr>
-        <w:lastRenderedPageBreak/>
-        <w:drawing>
-          <wp:inline distT="0" distB="0" distL="0" distR="0" wp14:anchorId="0AF26E58" wp14:editId="117FDC12">
-            <wp:extent cx="5753735" cy="2596515"/>
-            <wp:effectExtent l="0" t="0" r="0" b="0"/>
-            <wp:docPr id="1836481323" name="Picture 7"/>
-            <wp:cNvGraphicFramePr>
-              <a:graphicFrameLocks xmlns:a="http://schemas.openxmlformats.org/drawingml/2006/main" noChangeAspect="1"/>
-            </wp:cNvGraphicFramePr>
-            <a:graphic xmlns:a="http://schemas.openxmlformats.org/drawingml/2006/main">
-              <a:graphicData uri="http://schemas.openxmlformats.org/drawingml/2006/picture">
-                <pic:pic xmlns:pic="http://schemas.openxmlformats.org/drawingml/2006/picture">
-                  <pic:nvPicPr>
-                    <pic:cNvPr id="0" name="Picture 7"/>
-                    <pic:cNvPicPr>
-                      <a:picLocks noChangeAspect="1" noChangeArrowheads="1"/>
-                    </pic:cNvPicPr>
-                  </pic:nvPicPr>
-                  <pic:blipFill>
-                    <a:blip r:embed="rId16" cstate="print">
-                      <a:extLst>
-                        <a:ext uri="{28A0092B-C50C-407E-A947-70E740481C1C}">
-                          <a14:useLocalDpi xmlns:a14="http://schemas.microsoft.com/office/drawing/2010/main" val="0"/>
-                        </a:ext>
-                      </a:extLst>
-                    </a:blip>
-                    <a:srcRect/>
-                    <a:stretch>
-                      <a:fillRect/>
-                    </a:stretch>
-                  </pic:blipFill>
-                  <pic:spPr bwMode="auto">
-                    <a:xfrm>
-                      <a:off x="0" y="0"/>
-                      <a:ext cx="5753735" cy="2596515"/>
+                      <a:ext cx="5753100" cy="2724150"/>
                     </a:xfrm>
                     <a:prstGeom prst="rect">
                       <a:avLst/>
@@ -4695,23 +4595,17 @@
         <w:pStyle w:val="Caption"/>
       </w:pPr>
       <w:r>
-        <w:t>Po szkoleniu i benchmarkingu panel ekspertów pokazuje wskaźniki, a przycisk modelu wdroz staje się aktywny.</w:t>
-      </w:r>
-    </w:p>
-    <w:p>
-      <w:pPr>
-        <w:pStyle w:val="Caption"/>
-        <w:keepNext/>
-      </w:pPr>
-      <w:r>
-        <w:rPr>
-          <w:noProof/>
-        </w:rPr>
+        <w:t>Panel ekspertski interfejs</w:t>
+      </w:r>
+    </w:p>
+    <w:p>
+      <w:r>
+        <w:lastRenderedPageBreak/>
         <w:drawing>
-          <wp:inline distT="0" distB="0" distL="0" distR="0" wp14:anchorId="4E8C08DB" wp14:editId="6D3C86E2">
-            <wp:extent cx="5753735" cy="2726055"/>
-            <wp:effectExtent l="0" t="0" r="0" b="0"/>
-            <wp:docPr id="1055154479" name="Picture 6"/>
+          <wp:inline distT="0" distB="0" distL="0" distR="0" wp14:anchorId="1FBCEC11" wp14:editId="2FA75102">
+            <wp:extent cx="5755640" cy="2720340"/>
+            <wp:effectExtent l="0" t="0" r="0" b="3810"/>
+            <wp:docPr id="910981615" name="Picture 1"/>
             <wp:cNvGraphicFramePr>
               <a:graphicFrameLocks xmlns:a="http://schemas.openxmlformats.org/drawingml/2006/main" noChangeAspect="1"/>
             </wp:cNvGraphicFramePr>
@@ -4719,36 +4613,23 @@
               <a:graphicData uri="http://schemas.openxmlformats.org/drawingml/2006/picture">
                 <pic:pic xmlns:pic="http://schemas.openxmlformats.org/drawingml/2006/picture">
                   <pic:nvPicPr>
-                    <pic:cNvPr id="0" name="Picture 6"/>
-                    <pic:cNvPicPr>
-                      <a:picLocks noChangeAspect="1" noChangeArrowheads="1"/>
-                    </pic:cNvPicPr>
+                    <pic:cNvPr id="910981615" name=""/>
+                    <pic:cNvPicPr/>
                   </pic:nvPicPr>
                   <pic:blipFill>
-                    <a:blip r:embed="rId17" cstate="print">
-                      <a:extLst>
-                        <a:ext uri="{28A0092B-C50C-407E-A947-70E740481C1C}">
-                          <a14:useLocalDpi xmlns:a14="http://schemas.microsoft.com/office/drawing/2010/main" val="0"/>
-                        </a:ext>
-                      </a:extLst>
-                    </a:blip>
-                    <a:srcRect/>
+                    <a:blip r:embed="rId16"/>
                     <a:stretch>
                       <a:fillRect/>
                     </a:stretch>
                   </pic:blipFill>
-                  <pic:spPr bwMode="auto">
+                  <pic:spPr>
                     <a:xfrm>
                       <a:off x="0" y="0"/>
-                      <a:ext cx="5753735" cy="2726055"/>
+                      <a:ext cx="5755640" cy="2720340"/>
                     </a:xfrm>
                     <a:prstGeom prst="rect">
                       <a:avLst/>
                     </a:prstGeom>
-                    <a:noFill/>
-                    <a:ln>
-                      <a:noFill/>
-                    </a:ln>
                   </pic:spPr>
                 </pic:pic>
               </a:graphicData>
@@ -4762,13 +4643,25 @@
         <w:pStyle w:val="Caption"/>
       </w:pPr>
       <w:r>
-        <w:t>Podczas wrdozeni</w:t>
-      </w:r>
-      <w:r>
-        <w:t>a</w:t>
-      </w:r>
-      <w:r>
-        <w:t xml:space="preserve"> koło świeci na żółto</w:t>
+        <w:t>Panel ekspert</w:t>
+      </w:r>
+      <w:r>
+        <w:t>ski</w:t>
+      </w:r>
+      <w:r>
+        <w:t xml:space="preserve"> pokazuje postępy w </w:t>
+      </w:r>
+      <w:r>
+        <w:t>treningu</w:t>
+      </w:r>
+      <w:r>
+        <w:t xml:space="preserve"> i testowaniu po przesłaniu zestawu </w:t>
+      </w:r>
+      <w:r>
+        <w:t>treningowego</w:t>
+      </w:r>
+      <w:r>
+        <w:t xml:space="preserve">. </w:t>
       </w:r>
     </w:p>
     <w:p>
@@ -4777,15 +4670,11 @@
         <w:keepNext/>
       </w:pPr>
       <w:r>
-        <w:rPr>
-          <w:noProof/>
-        </w:rPr>
-        <w:lastRenderedPageBreak/>
         <w:drawing>
-          <wp:inline distT="0" distB="0" distL="0" distR="0" wp14:anchorId="2FD2C66A" wp14:editId="00150B97">
-            <wp:extent cx="5753735" cy="2726055"/>
-            <wp:effectExtent l="0" t="0" r="0" b="0"/>
-            <wp:docPr id="1179834464" name="Picture 1"/>
+          <wp:inline distT="0" distB="0" distL="0" distR="0" wp14:anchorId="0CE64EC1" wp14:editId="158FD48B">
+            <wp:extent cx="5755640" cy="2722880"/>
+            <wp:effectExtent l="0" t="0" r="0" b="1270"/>
+            <wp:docPr id="542347481" name="Picture 1"/>
             <wp:cNvGraphicFramePr>
               <a:graphicFrameLocks xmlns:a="http://schemas.openxmlformats.org/drawingml/2006/main" noChangeAspect="1"/>
             </wp:cNvGraphicFramePr>
@@ -4793,61 +4682,257 @@
               <a:graphicData uri="http://schemas.openxmlformats.org/drawingml/2006/picture">
                 <pic:pic xmlns:pic="http://schemas.openxmlformats.org/drawingml/2006/picture">
                   <pic:nvPicPr>
-                    <pic:cNvPr id="0" name="Picture 1"/>
-                    <pic:cNvPicPr>
-                      <a:picLocks noChangeAspect="1" noChangeArrowheads="1"/>
-                    </pic:cNvPicPr>
+                    <pic:cNvPr id="542347481" name=""/>
+                    <pic:cNvPicPr/>
                   </pic:nvPicPr>
                   <pic:blipFill>
-                    <a:blip r:embed="rId18" cstate="print">
+                    <a:blip r:embed="rId17"/>
+                    <a:stretch>
+                      <a:fillRect/>
+                    </a:stretch>
+                  </pic:blipFill>
+                  <pic:spPr>
+                    <a:xfrm>
+                      <a:off x="0" y="0"/>
+                      <a:ext cx="5755640" cy="2722880"/>
+                    </a:xfrm>
+                    <a:prstGeom prst="rect">
+                      <a:avLst/>
+                    </a:prstGeom>
+                  </pic:spPr>
+                </pic:pic>
+              </a:graphicData>
+            </a:graphic>
+          </wp:inline>
+        </w:drawing>
+      </w:r>
+    </w:p>
+    <w:p>
+      <w:pPr>
+        <w:pStyle w:val="Caption"/>
+      </w:pPr>
+      <w:r>
+        <w:t>Po szkoleniu i benchmarkingu panel ekspert</w:t>
+      </w:r>
+      <w:r>
+        <w:t>a</w:t>
+      </w:r>
+      <w:r>
+        <w:t xml:space="preserve"> pokazuje wskaźniki, a przycisk wdroz </w:t>
+      </w:r>
+      <w:r>
+        <w:t>model</w:t>
+      </w:r>
+      <w:r>
+        <w:t xml:space="preserve"> </w:t>
+      </w:r>
+      <w:r>
+        <w:t>staje się aktywny.</w:t>
+      </w:r>
+    </w:p>
+    <w:p>
+      <w:pPr>
+        <w:pStyle w:val="Caption"/>
+        <w:keepNext/>
+      </w:pPr>
+      <w:r>
+        <w:lastRenderedPageBreak/>
+        <w:drawing>
+          <wp:inline distT="0" distB="0" distL="0" distR="0" wp14:anchorId="53FA9972" wp14:editId="0E4F4359">
+            <wp:extent cx="5755640" cy="2722880"/>
+            <wp:effectExtent l="0" t="0" r="0" b="1270"/>
+            <wp:docPr id="118682826" name="Picture 1"/>
+            <wp:cNvGraphicFramePr>
+              <a:graphicFrameLocks xmlns:a="http://schemas.openxmlformats.org/drawingml/2006/main" noChangeAspect="1"/>
+            </wp:cNvGraphicFramePr>
+            <a:graphic xmlns:a="http://schemas.openxmlformats.org/drawingml/2006/main">
+              <a:graphicData uri="http://schemas.openxmlformats.org/drawingml/2006/picture">
+                <pic:pic xmlns:pic="http://schemas.openxmlformats.org/drawingml/2006/picture">
+                  <pic:nvPicPr>
+                    <pic:cNvPr id="118682826" name=""/>
+                    <pic:cNvPicPr/>
+                  </pic:nvPicPr>
+                  <pic:blipFill>
+                    <a:blip r:embed="rId18"/>
+                    <a:stretch>
+                      <a:fillRect/>
+                    </a:stretch>
+                  </pic:blipFill>
+                  <pic:spPr>
+                    <a:xfrm>
+                      <a:off x="0" y="0"/>
+                      <a:ext cx="5755640" cy="2722880"/>
+                    </a:xfrm>
+                    <a:prstGeom prst="rect">
+                      <a:avLst/>
+                    </a:prstGeom>
+                  </pic:spPr>
+                </pic:pic>
+              </a:graphicData>
+            </a:graphic>
+          </wp:inline>
+        </w:drawing>
+      </w:r>
+    </w:p>
+    <w:p>
+      <w:pPr>
+        <w:pStyle w:val="Caption"/>
+      </w:pPr>
+      <w:r>
+        <w:rPr>
+          <w:noProof/>
+        </w:rPr>
+        <mc:AlternateContent>
+          <mc:Choice Requires="wps">
+            <w:drawing>
+              <wp:anchor distT="0" distB="0" distL="114300" distR="114300" simplePos="0" relativeHeight="251663360" behindDoc="0" locked="0" layoutInCell="1" allowOverlap="1" wp14:anchorId="401B6BC3" wp14:editId="6984823A">
+                <wp:simplePos x="0" y="0"/>
+                <wp:positionH relativeFrom="column">
+                  <wp:posOffset>0</wp:posOffset>
+                </wp:positionH>
+                <wp:positionV relativeFrom="paragraph">
+                  <wp:posOffset>3083560</wp:posOffset>
+                </wp:positionV>
+                <wp:extent cx="5755640" cy="635"/>
+                <wp:effectExtent l="0" t="0" r="0" b="0"/>
+                <wp:wrapSquare wrapText="bothSides"/>
+                <wp:docPr id="694308024" name="Text Box 1"/>
+                <wp:cNvGraphicFramePr/>
+                <a:graphic xmlns:a="http://schemas.openxmlformats.org/drawingml/2006/main">
+                  <a:graphicData uri="http://schemas.microsoft.com/office/word/2010/wordprocessingShape">
+                    <wps:wsp>
+                      <wps:cNvSpPr txBox="1"/>
+                      <wps:spPr>
+                        <a:xfrm>
+                          <a:off x="0" y="0"/>
+                          <a:ext cx="5755640" cy="635"/>
+                        </a:xfrm>
+                        <a:prstGeom prst="rect">
+                          <a:avLst/>
+                        </a:prstGeom>
+                        <a:solidFill>
+                          <a:prstClr val="white"/>
+                        </a:solidFill>
+                        <a:ln>
+                          <a:noFill/>
+                        </a:ln>
+                      </wps:spPr>
+                      <wps:txbx>
+                        <w:txbxContent>
+                          <w:p>
+                            <w:pPr>
+                              <w:pStyle w:val="Caption"/>
+                            </w:pPr>
+                            <w:r>
+                              <w:t>Po zmianie koloru koła na zielony, podstawowe wskaźniki są aktualizowane, a nowy model może być używany za pośrednictwem interfejsu użytkownika.</w:t>
+                            </w:r>
+                          </w:p>
+                        </w:txbxContent>
+                      </wps:txbx>
+                      <wps:bodyPr rot="0" spcFirstLastPara="0" vertOverflow="overflow" horzOverflow="overflow" vert="horz" wrap="square" lIns="0" tIns="0" rIns="0" bIns="0" numCol="1" spcCol="0" rtlCol="0" fromWordArt="0" anchor="t" anchorCtr="0" forceAA="0" compatLnSpc="1">
+                        <a:prstTxWarp prst="textNoShape">
+                          <a:avLst/>
+                        </a:prstTxWarp>
+                        <a:spAutoFit/>
+                      </wps:bodyPr>
+                    </wps:wsp>
+                  </a:graphicData>
+                </a:graphic>
+              </wp:anchor>
+            </w:drawing>
+          </mc:Choice>
+          <mc:Fallback>
+            <w:pict>
+              <v:shapetype w14:anchorId="401B6BC3" id="_x0000_t202" coordsize="21600,21600" o:spt="202" path="m,l,21600r21600,l21600,xe">
+                <v:stroke joinstyle="miter"/>
+                <v:path gradientshapeok="t" o:connecttype="rect"/>
+              </v:shapetype>
+              <v:shape id="Text Box 1" o:spid="_x0000_s1026" type="#_x0000_t202" style="position:absolute;margin-left:0;margin-top:242.8pt;width:453.2pt;height:.05pt;z-index:251663360;visibility:visible;mso-wrap-style:square;mso-wrap-distance-left:9pt;mso-wrap-distance-top:0;mso-wrap-distance-right:9pt;mso-wrap-distance-bottom:0;mso-position-horizontal:absolute;mso-position-horizontal-relative:text;mso-position-vertical:absolute;mso-position-vertical-relative:text;v-text-anchor:top" o:gfxdata="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" stroked="f">
+                <v:textbox style="mso-fit-shape-to-text:t" inset="0,0,0,0">
+                  <w:txbxContent>
+                    <w:p>
+                      <w:pPr>
+                        <w:pStyle w:val="Caption"/>
+                      </w:pPr>
+                      <w:r>
+                        <w:t>Po zmianie koloru koła na zielony, podstawowe wskaźniki są aktualizowane, a nowy model może być używany za pośrednictwem interfejsu użytkownika.</w:t>
+                      </w:r>
+                    </w:p>
+                  </w:txbxContent>
+                </v:textbox>
+                <w10:wrap type="square"/>
+              </v:shape>
+            </w:pict>
+          </mc:Fallback>
+        </mc:AlternateContent>
+      </w:r>
+      <w:r>
+        <w:drawing>
+          <wp:anchor distT="0" distB="0" distL="114300" distR="114300" simplePos="0" relativeHeight="251661312" behindDoc="1" locked="0" layoutInCell="1" allowOverlap="1" wp14:anchorId="0F7835D4" wp14:editId="3E0691F7">
+            <wp:simplePos x="0" y="0"/>
+            <wp:positionH relativeFrom="margin">
+              <wp:align>right</wp:align>
+            </wp:positionH>
+            <wp:positionV relativeFrom="margin">
+              <wp:posOffset>3157869</wp:posOffset>
+            </wp:positionV>
+            <wp:extent cx="5755640" cy="2719705"/>
+            <wp:effectExtent l="0" t="0" r="0" b="4445"/>
+            <wp:wrapSquare wrapText="bothSides"/>
+            <wp:docPr id="1678192666" name="Picture 1"/>
+            <wp:cNvGraphicFramePr>
+              <a:graphicFrameLocks xmlns:a="http://schemas.openxmlformats.org/drawingml/2006/main" noChangeAspect="1"/>
+            </wp:cNvGraphicFramePr>
+            <a:graphic xmlns:a="http://schemas.openxmlformats.org/drawingml/2006/main">
+              <a:graphicData uri="http://schemas.openxmlformats.org/drawingml/2006/picture">
+                <pic:pic xmlns:pic="http://schemas.openxmlformats.org/drawingml/2006/picture">
+                  <pic:nvPicPr>
+                    <pic:cNvPr id="1678192666" name=""/>
+                    <pic:cNvPicPr/>
+                  </pic:nvPicPr>
+                  <pic:blipFill>
+                    <a:blip r:embed="rId19" cstate="print">
                       <a:extLst>
                         <a:ext uri="{28A0092B-C50C-407E-A947-70E740481C1C}">
                           <a14:useLocalDpi xmlns:a14="http://schemas.microsoft.com/office/drawing/2010/main" val="0"/>
                         </a:ext>
                       </a:extLst>
                     </a:blip>
-                    <a:srcRect/>
                     <a:stretch>
                       <a:fillRect/>
                     </a:stretch>
                   </pic:blipFill>
-                  <pic:spPr bwMode="auto">
+                  <pic:spPr>
                     <a:xfrm>
                       <a:off x="0" y="0"/>
-                      <a:ext cx="5753735" cy="2726055"/>
+                      <a:ext cx="5755640" cy="2719705"/>
                     </a:xfrm>
                     <a:prstGeom prst="rect">
                       <a:avLst/>
                     </a:prstGeom>
-                    <a:noFill/>
-                    <a:ln>
-                      <a:noFill/>
-                    </a:ln>
                   </pic:spPr>
                 </pic:pic>
               </a:graphicData>
             </a:graphic>
-          </wp:inline>
+          </wp:anchor>
         </w:drawing>
       </w:r>
-    </w:p>
-    <w:p>
-      <w:pPr>
-        <w:pStyle w:val="Caption"/>
-        <w:rPr>
-          <w:rFonts w:ascii="Times New Roman" w:hAnsi="Times New Roman" w:cs="Times New Roman"/>
-          <w:color w:val="FF0000"/>
-          <w:sz w:val="20"/>
-        </w:rPr>
-      </w:pPr>
-      <w:r>
-        <w:t>Po zmianie koloru koła na zielony nowy model może być używany za pośrednictwem interfejsu użytkownika</w:t>
-      </w:r>
-    </w:p>
-    <w:p>
-      <w:pPr>
-        <w:keepNext/>
-      </w:pPr>
+      <w:r>
+        <w:t>Podczas wrdozeni</w:t>
+      </w:r>
+      <w:r>
+        <w:t>a</w:t>
+      </w:r>
+      <w:r>
+        <w:t xml:space="preserve"> koło świeci na żółto</w:t>
+      </w:r>
+    </w:p>
+    <w:p>
+      <w:r>
+        <w:br w:type="page"/>
+      </w:r>
+    </w:p>
+    <w:p>
       <w:r>
         <w:rPr>
           <w:rFonts w:ascii="Times New Roman" w:hAnsi="Times New Roman" w:cs="Times New Roman"/>
@@ -4857,7 +4942,7 @@
         </w:rPr>
         <w:lastRenderedPageBreak/>
         <w:drawing>
-          <wp:inline distT="0" distB="0" distL="0" distR="0" wp14:anchorId="4794D6FA" wp14:editId="7F86A7FA">
+          <wp:inline distT="0" distB="0" distL="0" distR="0" wp14:anchorId="6575F318" wp14:editId="78FBD487">
             <wp:extent cx="5610609" cy="8721306"/>
             <wp:effectExtent l="0" t="0" r="9525" b="3810"/>
             <wp:docPr id="1594061867" name="Picture 8"/>
@@ -4874,7 +4959,7 @@
                     </pic:cNvPicPr>
                   </pic:nvPicPr>
                   <pic:blipFill>
-                    <a:blip r:embed="rId19" cstate="print">
+                    <a:blip r:embed="rId20" cstate="print">
                       <a:extLst>
                         <a:ext uri="{28A0092B-C50C-407E-A947-70E740481C1C}">
                           <a14:useLocalDpi xmlns:a14="http://schemas.microsoft.com/office/drawing/2010/main" val="0"/>
@@ -4916,7 +5001,13 @@
         </w:rPr>
       </w:pPr>
       <w:r>
-        <w:t>Diagram systemu</w:t>
+        <w:t xml:space="preserve">Diagram </w:t>
+      </w:r>
+      <w:r>
+        <w:t xml:space="preserve">architektury </w:t>
+      </w:r>
+      <w:r>
+        <w:t>systemu</w:t>
       </w:r>
     </w:p>
     <w:p>
@@ -4927,107 +5018,6 @@
           <w:sz w:val="20"/>
         </w:rPr>
       </w:pPr>
-      <w:r>
-        <w:rPr>
-          <w:noProof/>
-        </w:rPr>
-        <w:lastRenderedPageBreak/>
-        <mc:AlternateContent>
-          <mc:Choice Requires="wps">
-            <w:drawing>
-              <wp:anchor distT="0" distB="0" distL="114300" distR="114300" simplePos="0" relativeHeight="251660288" behindDoc="0" locked="0" layoutInCell="1" allowOverlap="1" wp14:anchorId="3888239C" wp14:editId="5A220AF6">
-                <wp:simplePos x="0" y="0"/>
-                <wp:positionH relativeFrom="column">
-                  <wp:posOffset>919587</wp:posOffset>
-                </wp:positionH>
-                <wp:positionV relativeFrom="paragraph">
-                  <wp:posOffset>8476974</wp:posOffset>
-                </wp:positionV>
-                <wp:extent cx="3951605" cy="635"/>
-                <wp:effectExtent l="0" t="0" r="0" b="0"/>
-                <wp:wrapSquare wrapText="bothSides"/>
-                <wp:docPr id="1352527975" name="Text Box 1"/>
-                <wp:cNvGraphicFramePr/>
-                <a:graphic xmlns:a="http://schemas.openxmlformats.org/drawingml/2006/main">
-                  <a:graphicData uri="http://schemas.microsoft.com/office/word/2010/wordprocessingShape">
-                    <wps:wsp>
-                      <wps:cNvSpPr txBox="1"/>
-                      <wps:spPr>
-                        <a:xfrm>
-                          <a:off x="0" y="0"/>
-                          <a:ext cx="3951605" cy="635"/>
-                        </a:xfrm>
-                        <a:prstGeom prst="rect">
-                          <a:avLst/>
-                        </a:prstGeom>
-                        <a:solidFill>
-                          <a:prstClr val="white"/>
-                        </a:solidFill>
-                        <a:ln>
-                          <a:noFill/>
-                        </a:ln>
-                      </wps:spPr>
-                      <wps:txbx>
-                        <w:txbxContent>
-                          <w:p>
-                            <w:pPr>
-                              <w:pStyle w:val="Caption"/>
-                              <w:rPr>
-                                <w:rFonts w:ascii="Times New Roman" w:hAnsi="Times New Roman" w:cs="Times New Roman"/>
-                                <w:noProof/>
-                                <w:color w:val="FF0000"/>
-                                <w:sz w:val="20"/>
-                              </w:rPr>
-                            </w:pPr>
-                            <w:r>
-                              <w:t>Schemat systemu informatycznego</w:t>
-                            </w:r>
-                          </w:p>
-                        </w:txbxContent>
-                      </wps:txbx>
-                      <wps:bodyPr rot="0" spcFirstLastPara="0" vertOverflow="overflow" horzOverflow="overflow" vert="horz" wrap="square" lIns="0" tIns="0" rIns="0" bIns="0" numCol="1" spcCol="0" rtlCol="0" fromWordArt="0" anchor="t" anchorCtr="0" forceAA="0" compatLnSpc="1">
-                        <a:prstTxWarp prst="textNoShape">
-                          <a:avLst/>
-                        </a:prstTxWarp>
-                        <a:spAutoFit/>
-                      </wps:bodyPr>
-                    </wps:wsp>
-                  </a:graphicData>
-                </a:graphic>
-              </wp:anchor>
-            </w:drawing>
-          </mc:Choice>
-          <mc:Fallback>
-            <w:pict>
-              <v:shapetype w14:anchorId="3888239C" id="_x0000_t202" coordsize="21600,21600" o:spt="202" path="m,l,21600r21600,l21600,xe">
-                <v:stroke joinstyle="miter"/>
-                <v:path gradientshapeok="t" o:connecttype="rect"/>
-              </v:shapetype>
-              <v:shape id="Text Box 1" o:spid="_x0000_s1026" type="#_x0000_t202" style="position:absolute;margin-left:72.4pt;margin-top:667.5pt;width:311.15pt;height:.05pt;z-index:251660288;visibility:visible;mso-wrap-style:square;mso-wrap-distance-left:9pt;mso-wrap-distance-top:0;mso-wrap-distance-right:9pt;mso-wrap-distance-bottom:0;mso-position-horizontal:absolute;mso-position-horizontal-relative:text;mso-position-vertical:absolute;mso-position-vertical-relative:text;v-text-anchor:top" o:gfxdata="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" stroked="f">
-                <v:textbox style="mso-fit-shape-to-text:t" inset="0,0,0,0">
-                  <w:txbxContent>
-                    <w:p>
-                      <w:pPr>
-                        <w:pStyle w:val="Caption"/>
-                        <w:rPr>
-                          <w:rFonts w:ascii="Times New Roman" w:hAnsi="Times New Roman" w:cs="Times New Roman"/>
-                          <w:noProof/>
-                          <w:color w:val="FF0000"/>
-                          <w:sz w:val="20"/>
-                        </w:rPr>
-                      </w:pPr>
-                      <w:r>
-                        <w:t>Schemat systemu informatycznego</w:t>
-                      </w:r>
-                    </w:p>
-                  </w:txbxContent>
-                </v:textbox>
-                <w10:wrap type="square"/>
-              </v:shape>
-            </w:pict>
-          </mc:Fallback>
-        </mc:AlternateContent>
-      </w:r>
     </w:p>
     <w:p>
       <w:pPr>
@@ -6002,7 +5992,7 @@
       </w:pPr>
     </w:p>
     <w:sectPr>
-      <w:headerReference w:type="first" r:id="rId20"/>
+      <w:headerReference w:type="first" r:id="rId21"/>
       <w:pgSz w:w="11900" w:h="16840" w:code="9"/>
       <w:pgMar w:top="1418" w:right="1418" w:bottom="1418" w:left="1418" w:header="709" w:footer="709" w:gutter="0"/>
       <w:cols w:space="708"/>
@@ -9977,6 +9967,15 @@
 </file>
 
 <file path=customXml/item2.xml><?xml version="1.0" encoding="utf-8"?>
+<?mso-contentType ?>
+<FormTemplates xmlns="http://schemas.microsoft.com/sharepoint/v3/contenttype/forms">
+  <Display>DocumentLibraryForm</Display>
+  <Edit>DocumentLibraryForm</Edit>
+  <New>DocumentLibraryForm</New>
+</FormTemplates>
+</file>
+
+<file path=customXml/item3.xml><?xml version="1.0" encoding="utf-8"?>
 <ct:contentTypeSchema xmlns:ct="http://schemas.microsoft.com/office/2006/metadata/contentType" xmlns:ma="http://schemas.microsoft.com/office/2006/metadata/properties/metaAttributes" ct:_="" ma:_="" ma:contentTypeName="Dokument" ma:contentTypeID="0x010100C7B3477DA0B97842A4AB3CAC2FC7CCA9" ma:contentTypeVersion="3" ma:contentTypeDescription="Utwórz nowy dokument." ma:contentTypeScope="" ma:versionID="08acbf4e69e1c417c0654eb506165124">
   <xsd:schema xmlns:xsd="http://www.w3.org/2001/XMLSchema" xmlns:xs="http://www.w3.org/2001/XMLSchema" xmlns:p="http://schemas.microsoft.com/office/2006/metadata/properties" xmlns:ns2="90ad895e-3eee-4c0f-8ee5-203ad6452046" targetNamespace="http://schemas.microsoft.com/office/2006/metadata/properties" ma:root="true" ma:fieldsID="0612b0a3dcdc06ca4f4ab8731dc57d64" ns2:_="">
     <xsd:import namespace="90ad895e-3eee-4c0f-8ee5-203ad6452046"/>
@@ -10114,15 +10113,6 @@
 </ct:contentTypeSchema>
 </file>
 
-<file path=customXml/item3.xml><?xml version="1.0" encoding="utf-8"?>
-<?mso-contentType ?>
-<FormTemplates xmlns="http://schemas.microsoft.com/sharepoint/v3/contenttype/forms">
-  <Display>DocumentLibraryForm</Display>
-  <Edit>DocumentLibraryForm</Edit>
-  <New>DocumentLibraryForm</New>
-</FormTemplates>
-</file>
-
 <file path=customXml/itemProps1.xml><?xml version="1.0" encoding="utf-8"?>
 <ds:datastoreItem xmlns:ds="http://schemas.openxmlformats.org/officeDocument/2006/customXml" ds:itemID="{9A4B9707-3390-4BAA-9D3A-F1BCEDCBE263}">
   <ds:schemaRefs>
@@ -10133,6 +10123,14 @@
 </file>
 
 <file path=customXml/itemProps2.xml><?xml version="1.0" encoding="utf-8"?>
+<ds:datastoreItem xmlns:ds="http://schemas.openxmlformats.org/officeDocument/2006/customXml" ds:itemID="{C7ED8927-B6BE-4A5E-8E7E-ABB33AB171D8}">
+  <ds:schemaRefs>
+    <ds:schemaRef ds:uri="http://schemas.microsoft.com/sharepoint/v3/contenttype/forms"/>
+  </ds:schemaRefs>
+</ds:datastoreItem>
+</file>
+
+<file path=customXml/itemProps3.xml><?xml version="1.0" encoding="utf-8"?>
 <ds:datastoreItem xmlns:ds="http://schemas.openxmlformats.org/officeDocument/2006/customXml" ds:itemID="{8B32E23D-F441-40B0-8BD3-500F27940F29}">
   <ds:schemaRefs>
     <ds:schemaRef ds:uri="http://schemas.microsoft.com/office/2006/metadata/contentType"/>
@@ -10148,12 +10146,4 @@
     <ds:schemaRef ds:uri="http://schemas.microsoft.com/internal/obd"/>
   </ds:schemaRefs>
 </ds:datastoreItem>
-</file>
-
-<file path=customXml/itemProps3.xml><?xml version="1.0" encoding="utf-8"?>
-<ds:datastoreItem xmlns:ds="http://schemas.openxmlformats.org/officeDocument/2006/customXml" ds:itemID="{C7ED8927-B6BE-4A5E-8E7E-ABB33AB171D8}">
-  <ds:schemaRefs>
-    <ds:schemaRef ds:uri="http://schemas.microsoft.com/sharepoint/v3/contenttype/forms"/>
-  </ds:schemaRefs>
-</ds:datastoreItem>
 </file>
--- a/documentation/Projekt_43995.docx
+++ b/documentation/Projekt_43995.docx
@@ -1535,7 +1535,6 @@
                 <w:rFonts w:ascii="Times New Roman" w:hAnsi="Times New Roman" w:cs="Times New Roman"/>
                 <w:sz w:val="20"/>
                 <w:szCs w:val="20"/>
-                <w:lang w:val="en-US"/>
               </w:rPr>
             </w:pPr>
             <w:r>
@@ -1543,69 +1542,8 @@
                 <w:rFonts w:ascii="Times New Roman" w:hAnsi="Times New Roman" w:cs="Times New Roman"/>
                 <w:sz w:val="20"/>
                 <w:szCs w:val="20"/>
-                <w:lang w:val="en-US"/>
-              </w:rPr>
-              <w:t xml:space="preserve">- </w:t>
-            </w:r>
-            <w:proofErr w:type="spellStart"/>
-            <w:r>
-              <w:rPr>
-                <w:rFonts w:ascii="Times New Roman" w:hAnsi="Times New Roman" w:cs="Times New Roman"/>
-                <w:sz w:val="20"/>
-                <w:szCs w:val="20"/>
-                <w:lang w:val="en-US"/>
-              </w:rPr>
-              <w:t>Serwery</w:t>
-            </w:r>
-            <w:proofErr w:type="spellEnd"/>
-            <w:r>
-              <w:rPr>
-                <w:rFonts w:ascii="Times New Roman" w:hAnsi="Times New Roman" w:cs="Times New Roman"/>
-                <w:sz w:val="20"/>
-                <w:szCs w:val="20"/>
-                <w:lang w:val="en-US"/>
-              </w:rPr>
-              <w:t xml:space="preserve"> </w:t>
-            </w:r>
-            <w:proofErr w:type="spellStart"/>
-            <w:r>
-              <w:rPr>
-                <w:rFonts w:ascii="Times New Roman" w:hAnsi="Times New Roman" w:cs="Times New Roman"/>
-                <w:sz w:val="20"/>
-                <w:szCs w:val="20"/>
-                <w:lang w:val="en-US"/>
-              </w:rPr>
-              <w:t>i</w:t>
-            </w:r>
-            <w:proofErr w:type="spellEnd"/>
-            <w:r>
-              <w:rPr>
-                <w:rFonts w:ascii="Times New Roman" w:hAnsi="Times New Roman" w:cs="Times New Roman"/>
-                <w:sz w:val="20"/>
-                <w:szCs w:val="20"/>
-                <w:lang w:val="en-US"/>
-              </w:rPr>
-              <w:t xml:space="preserve"> Backend: Ollama, Python (</w:t>
-            </w:r>
-            <w:proofErr w:type="spellStart"/>
-            <w:r>
-              <w:rPr>
-                <w:rFonts w:ascii="Times New Roman" w:hAnsi="Times New Roman" w:cs="Times New Roman"/>
-                <w:sz w:val="20"/>
-                <w:szCs w:val="20"/>
-                <w:lang w:val="en-US"/>
-              </w:rPr>
-              <w:t>FastAPI</w:t>
-            </w:r>
-            <w:proofErr w:type="spellEnd"/>
-            <w:r>
-              <w:rPr>
-                <w:rFonts w:ascii="Times New Roman" w:hAnsi="Times New Roman" w:cs="Times New Roman"/>
-                <w:sz w:val="20"/>
-                <w:szCs w:val="20"/>
-                <w:lang w:val="en-US"/>
-              </w:rPr>
-              <w:t>).</w:t>
+              </w:rPr>
+              <w:t>- Serwery i Backend: Ollama (oparty na llama.cpp), Python (FastAPI).</w:t>
             </w:r>
           </w:p>
           <w:p>
@@ -2528,7 +2466,7 @@
           <w:sz w:val="20"/>
           <w:szCs w:val="20"/>
         </w:rPr>
-        <w:t>Jednym z największych wyzwań projektu był brak zbioru danych zawierającego nie tylko etykiety (np. "REFERENCE_ERROR"), ale również wyjaśnienia w języku naturalnym (Natural Language Explanations - NLE). Zgodnie z literaturą (Camburu et al., 2018), systemy NLE mają na celu generowanie tekstowego wyjaśnienia decyzji klasyfikatora, co jest kluczowe dla budowania zaufania użytkownika.</w:t>
+        <w:t>Jednym z największych wyzwań projektu był brak zbioru danych zawierającego nie tylko etykiety (np. "REFERENCE_ERROR"), ale również wyjaśnienia w języku naturalnym (Natural Language Explanations - NLE). Koncepcja NLE, wprowadzona m.in. przez Camburu et al. (2018), zakłada generowanie tekstowego uzasadnienia decyzji klasyfikatora, co jest kluczowe dla budowania zaufania użytkownika w systemach Explainable AI (XAI). Podwaliny pod to podejście położyły również prace takie jak Lei et al. (2016), koncentrujące się na ekstrakcji fragmentów tekstu uzasadniających predykcję (Rationale Generation). Ścisłe powiązanie klasyfikacji z generowaniem uzasadnień zapobiega tworzeniu modeli typu "czarna skrzynka".</w:t>
       </w:r>
     </w:p>
     <w:p>
@@ -2691,7 +2629,234 @@
           <w:sz w:val="20"/>
           <w:szCs w:val="20"/>
         </w:rPr>
-        <w:t>Separacja logiki: Model generował treść wyjaśnienia, a struktura JSON była składana programowo, co eliminowało błędy składniowe.</w:t>
+        <w:t>Separacja logiki: Model generował treść wyjaśnienia, a struktura JSON była składana programowo, co eliminowało błędy składniowe. W docelowym systemie (XAI Adapter) model jest trenowany, aby na wyjściu zwracać spójną strukturę zawierającą listę zidentyfikowanych technik oraz pole uzasadnienia (reasoning):</w:t>
+      </w:r>
+    </w:p>
+    <w:p>
+      <w:pPr>
+        <w:rPr>
+          <w:rFonts w:ascii="Times New Roman" w:hAnsi="Times New Roman" w:cs="Times New Roman"/>
+          <w:sz w:val="20"/>
+          <w:szCs w:val="20"/>
+        </w:rPr>
+      </w:pPr>
+    </w:p>
+    <w:p>
+      <w:pPr>
+        <w:shd w:val="clear" w:color="auto" w:fill="1F1F1F"/>
+        <w:spacing w:line="285" w:lineRule="atLeast"/>
+        <w:rPr>
+          <w:rFonts w:ascii="Consolas" w:eastAsia="Times New Roman" w:hAnsi="Consolas" w:cs="Times New Roman"/>
+          <w:color w:val="CCCCCC"/>
+          <w:sz w:val="21"/>
+          <w:szCs w:val="21"/>
+        </w:rPr>
+      </w:pPr>
+      <w:r>
+        <w:rPr>
+          <w:rFonts w:ascii="Consolas" w:eastAsia="Times New Roman" w:hAnsi="Consolas" w:cs="Times New Roman"/>
+          <w:color w:val="D4D4D4"/>
+          <w:sz w:val="21"/>
+          <w:szCs w:val="21"/>
+        </w:rPr>
+        <w:lastRenderedPageBreak/>
+        <w:t>{</w:t>
+      </w:r>
+    </w:p>
+    <w:p>
+      <w:pPr>
+        <w:shd w:val="clear" w:color="auto" w:fill="1F1F1F"/>
+        <w:spacing w:line="285" w:lineRule="atLeast"/>
+        <w:rPr>
+          <w:rFonts w:ascii="Consolas" w:eastAsia="Times New Roman" w:hAnsi="Consolas" w:cs="Times New Roman"/>
+          <w:color w:val="CCCCCC"/>
+          <w:sz w:val="21"/>
+          <w:szCs w:val="21"/>
+        </w:rPr>
+      </w:pPr>
+      <w:r>
+        <w:rPr>
+          <w:rFonts w:ascii="Consolas" w:eastAsia="Times New Roman" w:hAnsi="Consolas" w:cs="Times New Roman"/>
+          <w:color w:val="D4D4D4"/>
+          <w:sz w:val="21"/>
+          <w:szCs w:val="21"/>
+        </w:rPr>
+        <w:t xml:space="preserve">  </w:t>
+      </w:r>
+      <w:r>
+        <w:rPr>
+          <w:rFonts w:ascii="Consolas" w:eastAsia="Times New Roman" w:hAnsi="Consolas" w:cs="Times New Roman"/>
+          <w:color w:val="9CDCFE"/>
+          <w:sz w:val="21"/>
+          <w:szCs w:val="21"/>
+        </w:rPr>
+        <w:t>"reasoning"</w:t>
+      </w:r>
+      <w:r>
+        <w:rPr>
+          <w:rFonts w:ascii="Consolas" w:eastAsia="Times New Roman" w:hAnsi="Consolas" w:cs="Times New Roman"/>
+          <w:color w:val="D4D4D4"/>
+          <w:sz w:val="21"/>
+          <w:szCs w:val="21"/>
+        </w:rPr>
+        <w:t xml:space="preserve">: </w:t>
+      </w:r>
+      <w:r>
+        <w:rPr>
+          <w:rFonts w:ascii="Consolas" w:eastAsia="Times New Roman" w:hAnsi="Consolas" w:cs="Times New Roman"/>
+          <w:color w:val="CE9178"/>
+          <w:sz w:val="21"/>
+          <w:szCs w:val="21"/>
+        </w:rPr>
+        <w:t>"Na podstawie analizy podanych fragmentów, tekst wykazuje cechy selektywnego doboru faktów, co w połączeniu z wyolbrzymieniem skali zjawiska służy budowaniu narracji..."</w:t>
+      </w:r>
+      <w:r>
+        <w:rPr>
+          <w:rFonts w:ascii="Consolas" w:eastAsia="Times New Roman" w:hAnsi="Consolas" w:cs="Times New Roman"/>
+          <w:color w:val="D4D4D4"/>
+          <w:sz w:val="21"/>
+          <w:szCs w:val="21"/>
+        </w:rPr>
+        <w:t>,</w:t>
+      </w:r>
+    </w:p>
+    <w:p>
+      <w:pPr>
+        <w:shd w:val="clear" w:color="auto" w:fill="1F1F1F"/>
+        <w:spacing w:line="285" w:lineRule="atLeast"/>
+        <w:rPr>
+          <w:rFonts w:ascii="Consolas" w:eastAsia="Times New Roman" w:hAnsi="Consolas" w:cs="Times New Roman"/>
+          <w:color w:val="CCCCCC"/>
+          <w:sz w:val="21"/>
+          <w:szCs w:val="21"/>
+          <w:lang w:val="en-US"/>
+        </w:rPr>
+      </w:pPr>
+      <w:r>
+        <w:rPr>
+          <w:rFonts w:ascii="Consolas" w:eastAsia="Times New Roman" w:hAnsi="Consolas" w:cs="Times New Roman"/>
+          <w:color w:val="D4D4D4"/>
+          <w:sz w:val="21"/>
+          <w:szCs w:val="21"/>
+        </w:rPr>
+        <w:t xml:space="preserve">  </w:t>
+      </w:r>
+      <w:r>
+        <w:rPr>
+          <w:rFonts w:ascii="Consolas" w:eastAsia="Times New Roman" w:hAnsi="Consolas" w:cs="Times New Roman"/>
+          <w:color w:val="9CDCFE"/>
+          <w:sz w:val="21"/>
+          <w:szCs w:val="21"/>
+          <w:lang w:val="en-US"/>
+        </w:rPr>
+        <w:t>"</w:t>
+      </w:r>
+      <w:proofErr w:type="spellStart"/>
+      <w:proofErr w:type="gramStart"/>
+      <w:r>
+        <w:rPr>
+          <w:rFonts w:ascii="Consolas" w:eastAsia="Times New Roman" w:hAnsi="Consolas" w:cs="Times New Roman"/>
+          <w:color w:val="9CDCFE"/>
+          <w:sz w:val="21"/>
+          <w:szCs w:val="21"/>
+          <w:lang w:val="en-US"/>
+        </w:rPr>
+        <w:t>discovered</w:t>
+      </w:r>
+      <w:proofErr w:type="gramEnd"/>
+      <w:r>
+        <w:rPr>
+          <w:rFonts w:ascii="Consolas" w:eastAsia="Times New Roman" w:hAnsi="Consolas" w:cs="Times New Roman"/>
+          <w:color w:val="9CDCFE"/>
+          <w:sz w:val="21"/>
+          <w:szCs w:val="21"/>
+          <w:lang w:val="en-US"/>
+        </w:rPr>
+        <w:t>_techniques</w:t>
+      </w:r>
+      <w:proofErr w:type="spellEnd"/>
+      <w:r>
+        <w:rPr>
+          <w:rFonts w:ascii="Consolas" w:eastAsia="Times New Roman" w:hAnsi="Consolas" w:cs="Times New Roman"/>
+          <w:color w:val="9CDCFE"/>
+          <w:sz w:val="21"/>
+          <w:szCs w:val="21"/>
+          <w:lang w:val="en-US"/>
+        </w:rPr>
+        <w:t>"</w:t>
+      </w:r>
+      <w:r>
+        <w:rPr>
+          <w:rFonts w:ascii="Consolas" w:eastAsia="Times New Roman" w:hAnsi="Consolas" w:cs="Times New Roman"/>
+          <w:color w:val="D4D4D4"/>
+          <w:sz w:val="21"/>
+          <w:szCs w:val="21"/>
+          <w:lang w:val="en-US"/>
+        </w:rPr>
+        <w:t>: [</w:t>
+      </w:r>
+      <w:r>
+        <w:rPr>
+          <w:rFonts w:ascii="Consolas" w:eastAsia="Times New Roman" w:hAnsi="Consolas" w:cs="Times New Roman"/>
+          <w:color w:val="CE9178"/>
+          <w:sz w:val="21"/>
+          <w:szCs w:val="21"/>
+          <w:lang w:val="en-US"/>
+        </w:rPr>
+        <w:t>"CHERRY_PICKING"</w:t>
+      </w:r>
+      <w:r>
+        <w:rPr>
+          <w:rFonts w:ascii="Consolas" w:eastAsia="Times New Roman" w:hAnsi="Consolas" w:cs="Times New Roman"/>
+          <w:color w:val="D4D4D4"/>
+          <w:sz w:val="21"/>
+          <w:szCs w:val="21"/>
+          <w:lang w:val="en-US"/>
+        </w:rPr>
+        <w:t xml:space="preserve">, </w:t>
+      </w:r>
+      <w:r>
+        <w:rPr>
+          <w:rFonts w:ascii="Consolas" w:eastAsia="Times New Roman" w:hAnsi="Consolas" w:cs="Times New Roman"/>
+          <w:color w:val="CE9178"/>
+          <w:sz w:val="21"/>
+          <w:szCs w:val="21"/>
+          <w:lang w:val="en-US"/>
+        </w:rPr>
+        <w:t>"EXAGGERATION"</w:t>
+      </w:r>
+      <w:r>
+        <w:rPr>
+          <w:rFonts w:ascii="Consolas" w:eastAsia="Times New Roman" w:hAnsi="Consolas" w:cs="Times New Roman"/>
+          <w:color w:val="D4D4D4"/>
+          <w:sz w:val="21"/>
+          <w:szCs w:val="21"/>
+          <w:lang w:val="en-US"/>
+        </w:rPr>
+        <w:t>]</w:t>
+      </w:r>
+    </w:p>
+    <w:p>
+      <w:pPr>
+        <w:shd w:val="clear" w:color="auto" w:fill="1F1F1F"/>
+        <w:spacing w:line="285" w:lineRule="atLeast"/>
+        <w:rPr>
+          <w:rFonts w:ascii="Consolas" w:eastAsia="Times New Roman" w:hAnsi="Consolas" w:cs="Times New Roman"/>
+          <w:color w:val="CCCCCC"/>
+          <w:sz w:val="21"/>
+          <w:szCs w:val="21"/>
+          <w:lang w:val="en-US"/>
+        </w:rPr>
+      </w:pPr>
+      <w:r>
+        <w:rPr>
+          <w:rFonts w:ascii="Consolas" w:eastAsia="Times New Roman" w:hAnsi="Consolas" w:cs="Times New Roman"/>
+          <w:color w:val="D4D4D4"/>
+          <w:sz w:val="21"/>
+          <w:szCs w:val="21"/>
+          <w:lang w:val="en-US"/>
+        </w:rPr>
+        <w:t>}</w:t>
       </w:r>
     </w:p>
     <w:p>
@@ -2743,300 +2908,1129 @@
           <w:sz w:val="20"/>
           <w:szCs w:val="20"/>
         </w:rPr>
+        <w:t>Sercem systemu jest model Bielik-4.5B-Instruct (SpeakLeash Team, 2024). Bezpośrednie użycie modelu bazowego dawało wyniki niesatysfakcjonujące w kontekście specyficznego zadania detekcji manipulacji, co wymusiło proces dostrajania (Fine-Tuning).</w:t>
+      </w:r>
+    </w:p>
+    <w:p>
+      <w:pPr>
+        <w:rPr>
+          <w:rFonts w:ascii="Times New Roman" w:hAnsi="Times New Roman" w:cs="Times New Roman"/>
+          <w:sz w:val="20"/>
+          <w:szCs w:val="20"/>
+        </w:rPr>
+      </w:pPr>
+    </w:p>
+    <w:p>
+      <w:pPr>
+        <w:rPr>
+          <w:rFonts w:ascii="Times New Roman" w:hAnsi="Times New Roman" w:cs="Times New Roman"/>
+          <w:sz w:val="20"/>
+          <w:szCs w:val="20"/>
+        </w:rPr>
+      </w:pPr>
+      <w:r>
+        <w:rPr>
+          <w:rFonts w:ascii="Times New Roman" w:hAnsi="Times New Roman" w:cs="Times New Roman"/>
+          <w:sz w:val="20"/>
+          <w:szCs w:val="20"/>
+        </w:rPr>
+        <w:t>Wyzwanie implementacyjne:</w:t>
+      </w:r>
+    </w:p>
+    <w:p>
+      <w:pPr>
+        <w:rPr>
+          <w:rFonts w:ascii="Times New Roman" w:hAnsi="Times New Roman" w:cs="Times New Roman"/>
+          <w:sz w:val="20"/>
+          <w:szCs w:val="20"/>
+        </w:rPr>
+      </w:pPr>
+      <w:r>
+        <w:rPr>
+          <w:rFonts w:ascii="Times New Roman" w:hAnsi="Times New Roman" w:cs="Times New Roman"/>
+          <w:sz w:val="20"/>
+          <w:szCs w:val="20"/>
+        </w:rPr>
+        <w:t>Standardowy trening modelu o 4.5 miliarda parametrów wymagał optymalizacji pamięciowej oraz obsługi długich tekstów (artykuły z datasetu MIPD często przekraczają standardowe okna kontekstowe).</w:t>
+      </w:r>
+    </w:p>
+    <w:p>
+      <w:pPr>
+        <w:rPr>
+          <w:rFonts w:ascii="Times New Roman" w:hAnsi="Times New Roman" w:cs="Times New Roman"/>
+          <w:sz w:val="20"/>
+          <w:szCs w:val="20"/>
+        </w:rPr>
+      </w:pPr>
+    </w:p>
+    <w:p>
+      <w:pPr>
+        <w:rPr>
+          <w:rFonts w:ascii="Times New Roman" w:hAnsi="Times New Roman" w:cs="Times New Roman"/>
+          <w:sz w:val="20"/>
+          <w:szCs w:val="20"/>
+        </w:rPr>
+      </w:pPr>
+      <w:r>
+        <w:rPr>
+          <w:rFonts w:ascii="Times New Roman" w:hAnsi="Times New Roman" w:cs="Times New Roman"/>
+          <w:sz w:val="20"/>
+          <w:szCs w:val="20"/>
+        </w:rPr>
+        <w:t>Zastosowane rozwiązanie:</w:t>
+      </w:r>
+    </w:p>
+    <w:p>
+      <w:pPr>
+        <w:rPr>
+          <w:rFonts w:ascii="Times New Roman" w:hAnsi="Times New Roman" w:cs="Times New Roman"/>
+          <w:sz w:val="20"/>
+          <w:szCs w:val="20"/>
+        </w:rPr>
+      </w:pPr>
+      <w:r>
+        <w:rPr>
+          <w:rFonts w:ascii="Times New Roman" w:hAnsi="Times New Roman" w:cs="Times New Roman"/>
+          <w:sz w:val="20"/>
+          <w:szCs w:val="20"/>
+        </w:rPr>
+        <w:t>Zastosowano technikę QLoRA (Dettmers et al., 2023) z wykorzystaniem biblioteki Unsloth. Pozwoliło to na zamrożenie głównych wag modelu (zapisanych w formacie 4-bitowym NF4) i trenowanie jedynie niewielkich macierzy adapterów (Hu et al., 2021). Proces konfiguracji warstwy adaptacyjnej (LoRA) przedstawia poniższy fragment kodu (plik `trainer.py`):</w:t>
+      </w:r>
+    </w:p>
+    <w:p>
+      <w:pPr>
+        <w:shd w:val="clear" w:color="auto" w:fill="1F1F1F"/>
+        <w:spacing w:line="285" w:lineRule="atLeast"/>
+        <w:rPr>
+          <w:rFonts w:ascii="Consolas" w:eastAsia="Times New Roman" w:hAnsi="Consolas" w:cs="Times New Roman"/>
+          <w:color w:val="CCCCCC"/>
+          <w:sz w:val="21"/>
+          <w:szCs w:val="21"/>
+          <w:lang w:val="en-US"/>
+        </w:rPr>
+      </w:pPr>
+      <w:r>
+        <w:rPr>
+          <w:rFonts w:ascii="Consolas" w:eastAsia="Times New Roman" w:hAnsi="Consolas" w:cs="Times New Roman"/>
+          <w:color w:val="D4D4D4"/>
+          <w:sz w:val="21"/>
+          <w:szCs w:val="21"/>
+          <w:lang w:val="en-US"/>
+        </w:rPr>
+        <w:t xml:space="preserve">model = </w:t>
+      </w:r>
+      <w:proofErr w:type="spellStart"/>
+      <w:r>
+        <w:rPr>
+          <w:rFonts w:ascii="Consolas" w:eastAsia="Times New Roman" w:hAnsi="Consolas" w:cs="Times New Roman"/>
+          <w:color w:val="D4D4D4"/>
+          <w:sz w:val="21"/>
+          <w:szCs w:val="21"/>
+          <w:lang w:val="en-US"/>
+        </w:rPr>
+        <w:t>FastLanguageModel.get_peft_</w:t>
+      </w:r>
+      <w:proofErr w:type="gramStart"/>
+      <w:r>
+        <w:rPr>
+          <w:rFonts w:ascii="Consolas" w:eastAsia="Times New Roman" w:hAnsi="Consolas" w:cs="Times New Roman"/>
+          <w:color w:val="D4D4D4"/>
+          <w:sz w:val="21"/>
+          <w:szCs w:val="21"/>
+          <w:lang w:val="en-US"/>
+        </w:rPr>
+        <w:t>model</w:t>
+      </w:r>
+      <w:proofErr w:type="spellEnd"/>
+      <w:r>
+        <w:rPr>
+          <w:rFonts w:ascii="Consolas" w:eastAsia="Times New Roman" w:hAnsi="Consolas" w:cs="Times New Roman"/>
+          <w:color w:val="D4D4D4"/>
+          <w:sz w:val="21"/>
+          <w:szCs w:val="21"/>
+          <w:lang w:val="en-US"/>
+        </w:rPr>
+        <w:t>(</w:t>
+      </w:r>
+      <w:proofErr w:type="gramEnd"/>
+    </w:p>
+    <w:p>
+      <w:pPr>
+        <w:shd w:val="clear" w:color="auto" w:fill="1F1F1F"/>
+        <w:spacing w:line="285" w:lineRule="atLeast"/>
+        <w:rPr>
+          <w:rFonts w:ascii="Consolas" w:eastAsia="Times New Roman" w:hAnsi="Consolas" w:cs="Times New Roman"/>
+          <w:color w:val="CCCCCC"/>
+          <w:sz w:val="21"/>
+          <w:szCs w:val="21"/>
+          <w:lang w:val="en-US"/>
+        </w:rPr>
+      </w:pPr>
+      <w:r>
+        <w:rPr>
+          <w:rFonts w:ascii="Consolas" w:eastAsia="Times New Roman" w:hAnsi="Consolas" w:cs="Times New Roman"/>
+          <w:color w:val="D4D4D4"/>
+          <w:sz w:val="21"/>
+          <w:szCs w:val="21"/>
+          <w:lang w:val="en-US"/>
+        </w:rPr>
+        <w:t>    model,</w:t>
+      </w:r>
+    </w:p>
+    <w:p>
+      <w:pPr>
+        <w:shd w:val="clear" w:color="auto" w:fill="1F1F1F"/>
+        <w:spacing w:line="285" w:lineRule="atLeast"/>
+        <w:rPr>
+          <w:rFonts w:ascii="Consolas" w:eastAsia="Times New Roman" w:hAnsi="Consolas" w:cs="Times New Roman"/>
+          <w:color w:val="CCCCCC"/>
+          <w:sz w:val="21"/>
+          <w:szCs w:val="21"/>
+          <w:lang w:val="en-US"/>
+        </w:rPr>
+      </w:pPr>
+      <w:r>
+        <w:rPr>
+          <w:rFonts w:ascii="Consolas" w:eastAsia="Times New Roman" w:hAnsi="Consolas" w:cs="Times New Roman"/>
+          <w:color w:val="D4D4D4"/>
+          <w:sz w:val="21"/>
+          <w:szCs w:val="21"/>
+          <w:lang w:val="en-US"/>
+        </w:rPr>
+        <w:t xml:space="preserve">    </w:t>
+      </w:r>
+      <w:r>
+        <w:rPr>
+          <w:rFonts w:ascii="Consolas" w:eastAsia="Times New Roman" w:hAnsi="Consolas" w:cs="Times New Roman"/>
+          <w:color w:val="9CDCFE"/>
+          <w:sz w:val="21"/>
+          <w:szCs w:val="21"/>
+          <w:lang w:val="en-US"/>
+        </w:rPr>
+        <w:t>r</w:t>
+      </w:r>
+      <w:r>
+        <w:rPr>
+          <w:rFonts w:ascii="Consolas" w:eastAsia="Times New Roman" w:hAnsi="Consolas" w:cs="Times New Roman"/>
+          <w:color w:val="D4D4D4"/>
+          <w:sz w:val="21"/>
+          <w:szCs w:val="21"/>
+          <w:lang w:val="en-US"/>
+        </w:rPr>
+        <w:t xml:space="preserve"> = </w:t>
+      </w:r>
+      <w:r>
+        <w:rPr>
+          <w:rFonts w:ascii="Consolas" w:eastAsia="Times New Roman" w:hAnsi="Consolas" w:cs="Times New Roman"/>
+          <w:color w:val="B5CEA8"/>
+          <w:sz w:val="21"/>
+          <w:szCs w:val="21"/>
+          <w:lang w:val="en-US"/>
+        </w:rPr>
+        <w:t>16</w:t>
+      </w:r>
+      <w:r>
+        <w:rPr>
+          <w:rFonts w:ascii="Consolas" w:eastAsia="Times New Roman" w:hAnsi="Consolas" w:cs="Times New Roman"/>
+          <w:color w:val="D4D4D4"/>
+          <w:sz w:val="21"/>
+          <w:szCs w:val="21"/>
+          <w:lang w:val="en-US"/>
+        </w:rPr>
+        <w:t xml:space="preserve">, </w:t>
+      </w:r>
+      <w:r>
+        <w:rPr>
+          <w:rFonts w:ascii="Consolas" w:eastAsia="Times New Roman" w:hAnsi="Consolas" w:cs="Times New Roman"/>
+          <w:color w:val="6A9955"/>
+          <w:sz w:val="21"/>
+          <w:szCs w:val="21"/>
+          <w:lang w:val="en-US"/>
+        </w:rPr>
+        <w:t xml:space="preserve"># Ranga </w:t>
+      </w:r>
+      <w:proofErr w:type="spellStart"/>
+      <w:r>
+        <w:rPr>
+          <w:rFonts w:ascii="Consolas" w:eastAsia="Times New Roman" w:hAnsi="Consolas" w:cs="Times New Roman"/>
+          <w:color w:val="6A9955"/>
+          <w:sz w:val="21"/>
+          <w:szCs w:val="21"/>
+          <w:lang w:val="en-US"/>
+        </w:rPr>
+        <w:t>macierzy</w:t>
+      </w:r>
+      <w:proofErr w:type="spellEnd"/>
+      <w:r>
+        <w:rPr>
+          <w:rFonts w:ascii="Consolas" w:eastAsia="Times New Roman" w:hAnsi="Consolas" w:cs="Times New Roman"/>
+          <w:color w:val="6A9955"/>
+          <w:sz w:val="21"/>
+          <w:szCs w:val="21"/>
+          <w:lang w:val="en-US"/>
+        </w:rPr>
+        <w:t xml:space="preserve"> </w:t>
+      </w:r>
+      <w:proofErr w:type="spellStart"/>
+      <w:r>
+        <w:rPr>
+          <w:rFonts w:ascii="Consolas" w:eastAsia="Times New Roman" w:hAnsi="Consolas" w:cs="Times New Roman"/>
+          <w:color w:val="6A9955"/>
+          <w:sz w:val="21"/>
+          <w:szCs w:val="21"/>
+          <w:lang w:val="en-US"/>
+        </w:rPr>
+        <w:t>LoRA</w:t>
+      </w:r>
+      <w:proofErr w:type="spellEnd"/>
+    </w:p>
+    <w:p>
+      <w:pPr>
+        <w:shd w:val="clear" w:color="auto" w:fill="1F1F1F"/>
+        <w:spacing w:line="285" w:lineRule="atLeast"/>
+        <w:rPr>
+          <w:rFonts w:ascii="Consolas" w:eastAsia="Times New Roman" w:hAnsi="Consolas" w:cs="Times New Roman"/>
+          <w:color w:val="CCCCCC"/>
+          <w:sz w:val="21"/>
+          <w:szCs w:val="21"/>
+          <w:lang w:val="en-US"/>
+        </w:rPr>
+      </w:pPr>
+      <w:r>
+        <w:rPr>
+          <w:rFonts w:ascii="Consolas" w:eastAsia="Times New Roman" w:hAnsi="Consolas" w:cs="Times New Roman"/>
+          <w:color w:val="D4D4D4"/>
+          <w:sz w:val="21"/>
+          <w:szCs w:val="21"/>
+          <w:lang w:val="en-US"/>
+        </w:rPr>
+        <w:t xml:space="preserve">    </w:t>
+      </w:r>
+      <w:proofErr w:type="spellStart"/>
+      <w:r>
+        <w:rPr>
+          <w:rFonts w:ascii="Consolas" w:eastAsia="Times New Roman" w:hAnsi="Consolas" w:cs="Times New Roman"/>
+          <w:color w:val="9CDCFE"/>
+          <w:sz w:val="21"/>
+          <w:szCs w:val="21"/>
+          <w:lang w:val="en-US"/>
+        </w:rPr>
+        <w:t>target_modules</w:t>
+      </w:r>
+      <w:proofErr w:type="spellEnd"/>
+      <w:r>
+        <w:rPr>
+          <w:rFonts w:ascii="Consolas" w:eastAsia="Times New Roman" w:hAnsi="Consolas" w:cs="Times New Roman"/>
+          <w:color w:val="D4D4D4"/>
+          <w:sz w:val="21"/>
+          <w:szCs w:val="21"/>
+          <w:lang w:val="en-US"/>
+        </w:rPr>
+        <w:t xml:space="preserve"> = [</w:t>
+      </w:r>
+      <w:r>
+        <w:rPr>
+          <w:rFonts w:ascii="Consolas" w:eastAsia="Times New Roman" w:hAnsi="Consolas" w:cs="Times New Roman"/>
+          <w:color w:val="CE9178"/>
+          <w:sz w:val="21"/>
+          <w:szCs w:val="21"/>
+          <w:lang w:val="en-US"/>
+        </w:rPr>
+        <w:t>"</w:t>
+      </w:r>
+      <w:proofErr w:type="spellStart"/>
+      <w:r>
+        <w:rPr>
+          <w:rFonts w:ascii="Consolas" w:eastAsia="Times New Roman" w:hAnsi="Consolas" w:cs="Times New Roman"/>
+          <w:color w:val="CE9178"/>
+          <w:sz w:val="21"/>
+          <w:szCs w:val="21"/>
+          <w:lang w:val="en-US"/>
+        </w:rPr>
+        <w:t>q_proj</w:t>
+      </w:r>
+      <w:proofErr w:type="spellEnd"/>
+      <w:r>
+        <w:rPr>
+          <w:rFonts w:ascii="Consolas" w:eastAsia="Times New Roman" w:hAnsi="Consolas" w:cs="Times New Roman"/>
+          <w:color w:val="CE9178"/>
+          <w:sz w:val="21"/>
+          <w:szCs w:val="21"/>
+          <w:lang w:val="en-US"/>
+        </w:rPr>
+        <w:t>"</w:t>
+      </w:r>
+      <w:r>
+        <w:rPr>
+          <w:rFonts w:ascii="Consolas" w:eastAsia="Times New Roman" w:hAnsi="Consolas" w:cs="Times New Roman"/>
+          <w:color w:val="D4D4D4"/>
+          <w:sz w:val="21"/>
+          <w:szCs w:val="21"/>
+          <w:lang w:val="en-US"/>
+        </w:rPr>
+        <w:t xml:space="preserve">, </w:t>
+      </w:r>
+      <w:r>
+        <w:rPr>
+          <w:rFonts w:ascii="Consolas" w:eastAsia="Times New Roman" w:hAnsi="Consolas" w:cs="Times New Roman"/>
+          <w:color w:val="CE9178"/>
+          <w:sz w:val="21"/>
+          <w:szCs w:val="21"/>
+          <w:lang w:val="en-US"/>
+        </w:rPr>
+        <w:t>"</w:t>
+      </w:r>
+      <w:proofErr w:type="spellStart"/>
+      <w:r>
+        <w:rPr>
+          <w:rFonts w:ascii="Consolas" w:eastAsia="Times New Roman" w:hAnsi="Consolas" w:cs="Times New Roman"/>
+          <w:color w:val="CE9178"/>
+          <w:sz w:val="21"/>
+          <w:szCs w:val="21"/>
+          <w:lang w:val="en-US"/>
+        </w:rPr>
+        <w:t>k_proj</w:t>
+      </w:r>
+      <w:proofErr w:type="spellEnd"/>
+      <w:r>
+        <w:rPr>
+          <w:rFonts w:ascii="Consolas" w:eastAsia="Times New Roman" w:hAnsi="Consolas" w:cs="Times New Roman"/>
+          <w:color w:val="CE9178"/>
+          <w:sz w:val="21"/>
+          <w:szCs w:val="21"/>
+          <w:lang w:val="en-US"/>
+        </w:rPr>
+        <w:t>"</w:t>
+      </w:r>
+      <w:r>
+        <w:rPr>
+          <w:rFonts w:ascii="Consolas" w:eastAsia="Times New Roman" w:hAnsi="Consolas" w:cs="Times New Roman"/>
+          <w:color w:val="D4D4D4"/>
+          <w:sz w:val="21"/>
+          <w:szCs w:val="21"/>
+          <w:lang w:val="en-US"/>
+        </w:rPr>
+        <w:t xml:space="preserve">, </w:t>
+      </w:r>
+      <w:r>
+        <w:rPr>
+          <w:rFonts w:ascii="Consolas" w:eastAsia="Times New Roman" w:hAnsi="Consolas" w:cs="Times New Roman"/>
+          <w:color w:val="CE9178"/>
+          <w:sz w:val="21"/>
+          <w:szCs w:val="21"/>
+          <w:lang w:val="en-US"/>
+        </w:rPr>
+        <w:t>"</w:t>
+      </w:r>
+      <w:proofErr w:type="spellStart"/>
+      <w:r>
+        <w:rPr>
+          <w:rFonts w:ascii="Consolas" w:eastAsia="Times New Roman" w:hAnsi="Consolas" w:cs="Times New Roman"/>
+          <w:color w:val="CE9178"/>
+          <w:sz w:val="21"/>
+          <w:szCs w:val="21"/>
+          <w:lang w:val="en-US"/>
+        </w:rPr>
+        <w:t>v_proj</w:t>
+      </w:r>
+      <w:proofErr w:type="spellEnd"/>
+      <w:r>
+        <w:rPr>
+          <w:rFonts w:ascii="Consolas" w:eastAsia="Times New Roman" w:hAnsi="Consolas" w:cs="Times New Roman"/>
+          <w:color w:val="CE9178"/>
+          <w:sz w:val="21"/>
+          <w:szCs w:val="21"/>
+          <w:lang w:val="en-US"/>
+        </w:rPr>
+        <w:t>"</w:t>
+      </w:r>
+      <w:r>
+        <w:rPr>
+          <w:rFonts w:ascii="Consolas" w:eastAsia="Times New Roman" w:hAnsi="Consolas" w:cs="Times New Roman"/>
+          <w:color w:val="D4D4D4"/>
+          <w:sz w:val="21"/>
+          <w:szCs w:val="21"/>
+          <w:lang w:val="en-US"/>
+        </w:rPr>
+        <w:t xml:space="preserve">, </w:t>
+      </w:r>
+      <w:r>
+        <w:rPr>
+          <w:rFonts w:ascii="Consolas" w:eastAsia="Times New Roman" w:hAnsi="Consolas" w:cs="Times New Roman"/>
+          <w:color w:val="CE9178"/>
+          <w:sz w:val="21"/>
+          <w:szCs w:val="21"/>
+          <w:lang w:val="en-US"/>
+        </w:rPr>
+        <w:t>"</w:t>
+      </w:r>
+      <w:proofErr w:type="spellStart"/>
+      <w:r>
+        <w:rPr>
+          <w:rFonts w:ascii="Consolas" w:eastAsia="Times New Roman" w:hAnsi="Consolas" w:cs="Times New Roman"/>
+          <w:color w:val="CE9178"/>
+          <w:sz w:val="21"/>
+          <w:szCs w:val="21"/>
+          <w:lang w:val="en-US"/>
+        </w:rPr>
+        <w:t>o_proj</w:t>
+      </w:r>
+      <w:proofErr w:type="spellEnd"/>
+      <w:r>
+        <w:rPr>
+          <w:rFonts w:ascii="Consolas" w:eastAsia="Times New Roman" w:hAnsi="Consolas" w:cs="Times New Roman"/>
+          <w:color w:val="CE9178"/>
+          <w:sz w:val="21"/>
+          <w:szCs w:val="21"/>
+          <w:lang w:val="en-US"/>
+        </w:rPr>
+        <w:t>"</w:t>
+      </w:r>
+      <w:r>
+        <w:rPr>
+          <w:rFonts w:ascii="Consolas" w:eastAsia="Times New Roman" w:hAnsi="Consolas" w:cs="Times New Roman"/>
+          <w:color w:val="D4D4D4"/>
+          <w:sz w:val="21"/>
+          <w:szCs w:val="21"/>
+          <w:lang w:val="en-US"/>
+        </w:rPr>
+        <w:t xml:space="preserve">, </w:t>
+      </w:r>
+      <w:r>
+        <w:rPr>
+          <w:rFonts w:ascii="Consolas" w:eastAsia="Times New Roman" w:hAnsi="Consolas" w:cs="Times New Roman"/>
+          <w:color w:val="CE9178"/>
+          <w:sz w:val="21"/>
+          <w:szCs w:val="21"/>
+          <w:lang w:val="en-US"/>
+        </w:rPr>
+        <w:t>"</w:t>
+      </w:r>
+      <w:proofErr w:type="spellStart"/>
+      <w:r>
+        <w:rPr>
+          <w:rFonts w:ascii="Consolas" w:eastAsia="Times New Roman" w:hAnsi="Consolas" w:cs="Times New Roman"/>
+          <w:color w:val="CE9178"/>
+          <w:sz w:val="21"/>
+          <w:szCs w:val="21"/>
+          <w:lang w:val="en-US"/>
+        </w:rPr>
+        <w:t>gate_proj</w:t>
+      </w:r>
+      <w:proofErr w:type="spellEnd"/>
+      <w:r>
+        <w:rPr>
+          <w:rFonts w:ascii="Consolas" w:eastAsia="Times New Roman" w:hAnsi="Consolas" w:cs="Times New Roman"/>
+          <w:color w:val="CE9178"/>
+          <w:sz w:val="21"/>
+          <w:szCs w:val="21"/>
+          <w:lang w:val="en-US"/>
+        </w:rPr>
+        <w:t>"</w:t>
+      </w:r>
+      <w:r>
+        <w:rPr>
+          <w:rFonts w:ascii="Consolas" w:eastAsia="Times New Roman" w:hAnsi="Consolas" w:cs="Times New Roman"/>
+          <w:color w:val="D4D4D4"/>
+          <w:sz w:val="21"/>
+          <w:szCs w:val="21"/>
+          <w:lang w:val="en-US"/>
+        </w:rPr>
+        <w:t xml:space="preserve">, </w:t>
+      </w:r>
+      <w:r>
+        <w:rPr>
+          <w:rFonts w:ascii="Consolas" w:eastAsia="Times New Roman" w:hAnsi="Consolas" w:cs="Times New Roman"/>
+          <w:color w:val="CE9178"/>
+          <w:sz w:val="21"/>
+          <w:szCs w:val="21"/>
+          <w:lang w:val="en-US"/>
+        </w:rPr>
+        <w:t>"</w:t>
+      </w:r>
+      <w:proofErr w:type="spellStart"/>
+      <w:r>
+        <w:rPr>
+          <w:rFonts w:ascii="Consolas" w:eastAsia="Times New Roman" w:hAnsi="Consolas" w:cs="Times New Roman"/>
+          <w:color w:val="CE9178"/>
+          <w:sz w:val="21"/>
+          <w:szCs w:val="21"/>
+          <w:lang w:val="en-US"/>
+        </w:rPr>
+        <w:t>up_proj</w:t>
+      </w:r>
+      <w:proofErr w:type="spellEnd"/>
+      <w:r>
+        <w:rPr>
+          <w:rFonts w:ascii="Consolas" w:eastAsia="Times New Roman" w:hAnsi="Consolas" w:cs="Times New Roman"/>
+          <w:color w:val="CE9178"/>
+          <w:sz w:val="21"/>
+          <w:szCs w:val="21"/>
+          <w:lang w:val="en-US"/>
+        </w:rPr>
+        <w:t>"</w:t>
+      </w:r>
+      <w:r>
+        <w:rPr>
+          <w:rFonts w:ascii="Consolas" w:eastAsia="Times New Roman" w:hAnsi="Consolas" w:cs="Times New Roman"/>
+          <w:color w:val="D4D4D4"/>
+          <w:sz w:val="21"/>
+          <w:szCs w:val="21"/>
+          <w:lang w:val="en-US"/>
+        </w:rPr>
+        <w:t xml:space="preserve">, </w:t>
+      </w:r>
+      <w:r>
+        <w:rPr>
+          <w:rFonts w:ascii="Consolas" w:eastAsia="Times New Roman" w:hAnsi="Consolas" w:cs="Times New Roman"/>
+          <w:color w:val="CE9178"/>
+          <w:sz w:val="21"/>
+          <w:szCs w:val="21"/>
+          <w:lang w:val="en-US"/>
+        </w:rPr>
+        <w:t>"</w:t>
+      </w:r>
+      <w:proofErr w:type="spellStart"/>
+      <w:r>
+        <w:rPr>
+          <w:rFonts w:ascii="Consolas" w:eastAsia="Times New Roman" w:hAnsi="Consolas" w:cs="Times New Roman"/>
+          <w:color w:val="CE9178"/>
+          <w:sz w:val="21"/>
+          <w:szCs w:val="21"/>
+          <w:lang w:val="en-US"/>
+        </w:rPr>
+        <w:t>down_proj</w:t>
+      </w:r>
+      <w:proofErr w:type="spellEnd"/>
+      <w:r>
+        <w:rPr>
+          <w:rFonts w:ascii="Consolas" w:eastAsia="Times New Roman" w:hAnsi="Consolas" w:cs="Times New Roman"/>
+          <w:color w:val="CE9178"/>
+          <w:sz w:val="21"/>
+          <w:szCs w:val="21"/>
+          <w:lang w:val="en-US"/>
+        </w:rPr>
+        <w:t>"</w:t>
+      </w:r>
+      <w:r>
+        <w:rPr>
+          <w:rFonts w:ascii="Consolas" w:eastAsia="Times New Roman" w:hAnsi="Consolas" w:cs="Times New Roman"/>
+          <w:color w:val="D4D4D4"/>
+          <w:sz w:val="21"/>
+          <w:szCs w:val="21"/>
+          <w:lang w:val="en-US"/>
+        </w:rPr>
+        <w:t>],</w:t>
+      </w:r>
+    </w:p>
+    <w:p>
+      <w:pPr>
+        <w:shd w:val="clear" w:color="auto" w:fill="1F1F1F"/>
+        <w:spacing w:line="285" w:lineRule="atLeast"/>
+        <w:rPr>
+          <w:rFonts w:ascii="Consolas" w:eastAsia="Times New Roman" w:hAnsi="Consolas" w:cs="Times New Roman"/>
+          <w:color w:val="CCCCCC"/>
+          <w:sz w:val="21"/>
+          <w:szCs w:val="21"/>
+          <w:lang w:val="en-US"/>
+        </w:rPr>
+      </w:pPr>
+      <w:r>
+        <w:rPr>
+          <w:rFonts w:ascii="Consolas" w:eastAsia="Times New Roman" w:hAnsi="Consolas" w:cs="Times New Roman"/>
+          <w:color w:val="D4D4D4"/>
+          <w:sz w:val="21"/>
+          <w:szCs w:val="21"/>
+          <w:lang w:val="en-US"/>
+        </w:rPr>
+        <w:t xml:space="preserve">    </w:t>
+      </w:r>
+      <w:proofErr w:type="spellStart"/>
+      <w:r>
+        <w:rPr>
+          <w:rFonts w:ascii="Consolas" w:eastAsia="Times New Roman" w:hAnsi="Consolas" w:cs="Times New Roman"/>
+          <w:color w:val="9CDCFE"/>
+          <w:sz w:val="21"/>
+          <w:szCs w:val="21"/>
+          <w:lang w:val="en-US"/>
+        </w:rPr>
+        <w:t>lora_alpha</w:t>
+      </w:r>
+      <w:proofErr w:type="spellEnd"/>
+      <w:r>
+        <w:rPr>
+          <w:rFonts w:ascii="Consolas" w:eastAsia="Times New Roman" w:hAnsi="Consolas" w:cs="Times New Roman"/>
+          <w:color w:val="D4D4D4"/>
+          <w:sz w:val="21"/>
+          <w:szCs w:val="21"/>
+          <w:lang w:val="en-US"/>
+        </w:rPr>
+        <w:t xml:space="preserve"> = </w:t>
+      </w:r>
+      <w:r>
+        <w:rPr>
+          <w:rFonts w:ascii="Consolas" w:eastAsia="Times New Roman" w:hAnsi="Consolas" w:cs="Times New Roman"/>
+          <w:color w:val="B5CEA8"/>
+          <w:sz w:val="21"/>
+          <w:szCs w:val="21"/>
+          <w:lang w:val="en-US"/>
+        </w:rPr>
+        <w:t>16</w:t>
+      </w:r>
+      <w:r>
+        <w:rPr>
+          <w:rFonts w:ascii="Consolas" w:eastAsia="Times New Roman" w:hAnsi="Consolas" w:cs="Times New Roman"/>
+          <w:color w:val="D4D4D4"/>
+          <w:sz w:val="21"/>
+          <w:szCs w:val="21"/>
+          <w:lang w:val="en-US"/>
+        </w:rPr>
+        <w:t>,</w:t>
+      </w:r>
+    </w:p>
+    <w:p>
+      <w:pPr>
+        <w:shd w:val="clear" w:color="auto" w:fill="1F1F1F"/>
+        <w:spacing w:line="285" w:lineRule="atLeast"/>
+        <w:rPr>
+          <w:rFonts w:ascii="Consolas" w:eastAsia="Times New Roman" w:hAnsi="Consolas" w:cs="Times New Roman"/>
+          <w:color w:val="CCCCCC"/>
+          <w:sz w:val="21"/>
+          <w:szCs w:val="21"/>
+          <w:lang w:val="en-US"/>
+        </w:rPr>
+      </w:pPr>
+      <w:r>
+        <w:rPr>
+          <w:rFonts w:ascii="Consolas" w:eastAsia="Times New Roman" w:hAnsi="Consolas" w:cs="Times New Roman"/>
+          <w:color w:val="D4D4D4"/>
+          <w:sz w:val="21"/>
+          <w:szCs w:val="21"/>
+          <w:lang w:val="en-US"/>
+        </w:rPr>
+        <w:t xml:space="preserve">    </w:t>
+      </w:r>
+      <w:proofErr w:type="spellStart"/>
+      <w:r>
+        <w:rPr>
+          <w:rFonts w:ascii="Consolas" w:eastAsia="Times New Roman" w:hAnsi="Consolas" w:cs="Times New Roman"/>
+          <w:color w:val="9CDCFE"/>
+          <w:sz w:val="21"/>
+          <w:szCs w:val="21"/>
+          <w:lang w:val="en-US"/>
+        </w:rPr>
+        <w:t>lora_dropout</w:t>
+      </w:r>
+      <w:proofErr w:type="spellEnd"/>
+      <w:r>
+        <w:rPr>
+          <w:rFonts w:ascii="Consolas" w:eastAsia="Times New Roman" w:hAnsi="Consolas" w:cs="Times New Roman"/>
+          <w:color w:val="D4D4D4"/>
+          <w:sz w:val="21"/>
+          <w:szCs w:val="21"/>
+          <w:lang w:val="en-US"/>
+        </w:rPr>
+        <w:t xml:space="preserve"> = </w:t>
+      </w:r>
+      <w:r>
+        <w:rPr>
+          <w:rFonts w:ascii="Consolas" w:eastAsia="Times New Roman" w:hAnsi="Consolas" w:cs="Times New Roman"/>
+          <w:color w:val="B5CEA8"/>
+          <w:sz w:val="21"/>
+          <w:szCs w:val="21"/>
+          <w:lang w:val="en-US"/>
+        </w:rPr>
+        <w:t>0</w:t>
+      </w:r>
+      <w:r>
+        <w:rPr>
+          <w:rFonts w:ascii="Consolas" w:eastAsia="Times New Roman" w:hAnsi="Consolas" w:cs="Times New Roman"/>
+          <w:color w:val="D4D4D4"/>
+          <w:sz w:val="21"/>
+          <w:szCs w:val="21"/>
+          <w:lang w:val="en-US"/>
+        </w:rPr>
+        <w:t>,</w:t>
+      </w:r>
+    </w:p>
+    <w:p>
+      <w:pPr>
+        <w:shd w:val="clear" w:color="auto" w:fill="1F1F1F"/>
+        <w:spacing w:line="285" w:lineRule="atLeast"/>
+        <w:rPr>
+          <w:rFonts w:ascii="Consolas" w:eastAsia="Times New Roman" w:hAnsi="Consolas" w:cs="Times New Roman"/>
+          <w:color w:val="CCCCCC"/>
+          <w:sz w:val="21"/>
+          <w:szCs w:val="21"/>
+          <w:lang w:val="en-US"/>
+        </w:rPr>
+      </w:pPr>
+      <w:r>
+        <w:rPr>
+          <w:rFonts w:ascii="Consolas" w:eastAsia="Times New Roman" w:hAnsi="Consolas" w:cs="Times New Roman"/>
+          <w:color w:val="D4D4D4"/>
+          <w:sz w:val="21"/>
+          <w:szCs w:val="21"/>
+          <w:lang w:val="en-US"/>
+        </w:rPr>
+        <w:t xml:space="preserve">    </w:t>
+      </w:r>
+      <w:r>
+        <w:rPr>
+          <w:rFonts w:ascii="Consolas" w:eastAsia="Times New Roman" w:hAnsi="Consolas" w:cs="Times New Roman"/>
+          <w:color w:val="9CDCFE"/>
+          <w:sz w:val="21"/>
+          <w:szCs w:val="21"/>
+          <w:lang w:val="en-US"/>
+        </w:rPr>
+        <w:t>bias</w:t>
+      </w:r>
+      <w:r>
+        <w:rPr>
+          <w:rFonts w:ascii="Consolas" w:eastAsia="Times New Roman" w:hAnsi="Consolas" w:cs="Times New Roman"/>
+          <w:color w:val="D4D4D4"/>
+          <w:sz w:val="21"/>
+          <w:szCs w:val="21"/>
+          <w:lang w:val="en-US"/>
+        </w:rPr>
+        <w:t xml:space="preserve"> = </w:t>
+      </w:r>
+      <w:r>
+        <w:rPr>
+          <w:rFonts w:ascii="Consolas" w:eastAsia="Times New Roman" w:hAnsi="Consolas" w:cs="Times New Roman"/>
+          <w:color w:val="CE9178"/>
+          <w:sz w:val="21"/>
+          <w:szCs w:val="21"/>
+          <w:lang w:val="en-US"/>
+        </w:rPr>
+        <w:t>"none"</w:t>
+      </w:r>
+      <w:r>
+        <w:rPr>
+          <w:rFonts w:ascii="Consolas" w:eastAsia="Times New Roman" w:hAnsi="Consolas" w:cs="Times New Roman"/>
+          <w:color w:val="D4D4D4"/>
+          <w:sz w:val="21"/>
+          <w:szCs w:val="21"/>
+          <w:lang w:val="en-US"/>
+        </w:rPr>
+        <w:t>,</w:t>
+      </w:r>
+    </w:p>
+    <w:p>
+      <w:pPr>
+        <w:shd w:val="clear" w:color="auto" w:fill="1F1F1F"/>
+        <w:spacing w:line="285" w:lineRule="atLeast"/>
+        <w:rPr>
+          <w:rFonts w:ascii="Consolas" w:eastAsia="Times New Roman" w:hAnsi="Consolas" w:cs="Times New Roman"/>
+          <w:color w:val="CCCCCC"/>
+          <w:sz w:val="21"/>
+          <w:szCs w:val="21"/>
+          <w:lang w:val="en-US"/>
+        </w:rPr>
+      </w:pPr>
+      <w:r>
+        <w:rPr>
+          <w:rFonts w:ascii="Consolas" w:eastAsia="Times New Roman" w:hAnsi="Consolas" w:cs="Times New Roman"/>
+          <w:color w:val="D4D4D4"/>
+          <w:sz w:val="21"/>
+          <w:szCs w:val="21"/>
+          <w:lang w:val="en-US"/>
+        </w:rPr>
+        <w:t xml:space="preserve">    </w:t>
+      </w:r>
+      <w:proofErr w:type="spellStart"/>
+      <w:r>
+        <w:rPr>
+          <w:rFonts w:ascii="Consolas" w:eastAsia="Times New Roman" w:hAnsi="Consolas" w:cs="Times New Roman"/>
+          <w:color w:val="9CDCFE"/>
+          <w:sz w:val="21"/>
+          <w:szCs w:val="21"/>
+          <w:lang w:val="en-US"/>
+        </w:rPr>
+        <w:t>use_gradient_checkpointing</w:t>
+      </w:r>
+      <w:proofErr w:type="spellEnd"/>
+      <w:r>
+        <w:rPr>
+          <w:rFonts w:ascii="Consolas" w:eastAsia="Times New Roman" w:hAnsi="Consolas" w:cs="Times New Roman"/>
+          <w:color w:val="D4D4D4"/>
+          <w:sz w:val="21"/>
+          <w:szCs w:val="21"/>
+          <w:lang w:val="en-US"/>
+        </w:rPr>
+        <w:t xml:space="preserve"> = </w:t>
+      </w:r>
+      <w:r>
+        <w:rPr>
+          <w:rFonts w:ascii="Consolas" w:eastAsia="Times New Roman" w:hAnsi="Consolas" w:cs="Times New Roman"/>
+          <w:color w:val="CE9178"/>
+          <w:sz w:val="21"/>
+          <w:szCs w:val="21"/>
+          <w:lang w:val="en-US"/>
+        </w:rPr>
+        <w:t>"</w:t>
+      </w:r>
+      <w:proofErr w:type="spellStart"/>
+      <w:r>
+        <w:rPr>
+          <w:rFonts w:ascii="Consolas" w:eastAsia="Times New Roman" w:hAnsi="Consolas" w:cs="Times New Roman"/>
+          <w:color w:val="CE9178"/>
+          <w:sz w:val="21"/>
+          <w:szCs w:val="21"/>
+          <w:lang w:val="en-US"/>
+        </w:rPr>
+        <w:t>unsloth</w:t>
+      </w:r>
+      <w:proofErr w:type="spellEnd"/>
+      <w:r>
+        <w:rPr>
+          <w:rFonts w:ascii="Consolas" w:eastAsia="Times New Roman" w:hAnsi="Consolas" w:cs="Times New Roman"/>
+          <w:color w:val="CE9178"/>
+          <w:sz w:val="21"/>
+          <w:szCs w:val="21"/>
+          <w:lang w:val="en-US"/>
+        </w:rPr>
+        <w:t>"</w:t>
+      </w:r>
+      <w:r>
+        <w:rPr>
+          <w:rFonts w:ascii="Consolas" w:eastAsia="Times New Roman" w:hAnsi="Consolas" w:cs="Times New Roman"/>
+          <w:color w:val="D4D4D4"/>
+          <w:sz w:val="21"/>
+          <w:szCs w:val="21"/>
+          <w:lang w:val="en-US"/>
+        </w:rPr>
+        <w:t>,</w:t>
+      </w:r>
+    </w:p>
+    <w:p>
+      <w:pPr>
+        <w:shd w:val="clear" w:color="auto" w:fill="1F1F1F"/>
+        <w:spacing w:line="285" w:lineRule="atLeast"/>
+        <w:rPr>
+          <w:rFonts w:ascii="Consolas" w:eastAsia="Times New Roman" w:hAnsi="Consolas" w:cs="Times New Roman"/>
+          <w:color w:val="CCCCCC"/>
+          <w:sz w:val="21"/>
+          <w:szCs w:val="21"/>
+          <w:lang w:val="en-US"/>
+        </w:rPr>
+      </w:pPr>
+      <w:r>
+        <w:rPr>
+          <w:rFonts w:ascii="Consolas" w:eastAsia="Times New Roman" w:hAnsi="Consolas" w:cs="Times New Roman"/>
+          <w:color w:val="D4D4D4"/>
+          <w:sz w:val="21"/>
+          <w:szCs w:val="21"/>
+          <w:lang w:val="en-US"/>
+        </w:rPr>
+        <w:t>)</w:t>
+      </w:r>
+    </w:p>
+    <w:p>
+      <w:pPr>
+        <w:rPr>
+          <w:rFonts w:ascii="Times New Roman" w:hAnsi="Times New Roman" w:cs="Times New Roman"/>
+          <w:sz w:val="20"/>
+          <w:szCs w:val="20"/>
+        </w:rPr>
+      </w:pPr>
+    </w:p>
+    <w:p>
+      <w:pPr>
+        <w:rPr>
+          <w:rFonts w:ascii="Times New Roman" w:hAnsi="Times New Roman" w:cs="Times New Roman"/>
+          <w:sz w:val="20"/>
+          <w:szCs w:val="20"/>
+        </w:rPr>
+      </w:pPr>
+      <w:r>
+        <w:rPr>
+          <w:rFonts w:ascii="Times New Roman" w:hAnsi="Times New Roman" w:cs="Times New Roman"/>
+          <w:sz w:val="20"/>
+          <w:szCs w:val="20"/>
+        </w:rPr>
+        <w:t>W celu obsługi długich tekstów zaimplementowano strategię Long Context z wykorzystaniem RoPE Scaling (Liu et al., 2023). W konfiguracji trenera ustawiono parametr max_seq_length = 16384, co w połączeniu z gradient_checkpointing umożliwiło trening na dostępnych zasobach (w Colabie). Dodatkowo, zastosowano technikę "Completion Only LM" (maskowanie promptu użytkownika w funkcji straty), co zmusiło model do uczenia się wyłącznie generowania analizy, a nie reprodukcji długiego tekstu wejściowego, znacząco przyspieszając konwergencję. Model prototypowy osiągnął wynik F1 na poziomie 0.7824 na zbiorze testowym, dowodząc technicznej wykonalności przyjętej koncepcji.</w:t>
+      </w:r>
+    </w:p>
+    <w:p>
+      <w:pPr>
+        <w:rPr>
+          <w:rFonts w:ascii="Times New Roman" w:hAnsi="Times New Roman" w:cs="Times New Roman"/>
+          <w:sz w:val="20"/>
+          <w:szCs w:val="20"/>
+        </w:rPr>
+      </w:pPr>
+      <w:r>
+        <w:rPr>
+          <w:rFonts w:ascii="Times New Roman" w:hAnsi="Times New Roman" w:cs="Times New Roman"/>
+          <w:sz w:val="20"/>
+          <w:szCs w:val="20"/>
+        </w:rPr>
+        <w:t>2.4. Architektura inferencji i konwersja modelu</w:t>
+      </w:r>
+    </w:p>
+    <w:p>
+      <w:pPr>
+        <w:rPr>
+          <w:rFonts w:ascii="Times New Roman" w:hAnsi="Times New Roman" w:cs="Times New Roman"/>
+          <w:sz w:val="20"/>
+          <w:szCs w:val="20"/>
+        </w:rPr>
+      </w:pPr>
+    </w:p>
+    <w:p>
+      <w:pPr>
+        <w:rPr>
+          <w:rFonts w:ascii="Times New Roman" w:hAnsi="Times New Roman" w:cs="Times New Roman"/>
+          <w:sz w:val="20"/>
+          <w:szCs w:val="20"/>
+        </w:rPr>
+      </w:pPr>
+      <w:r>
+        <w:rPr>
+          <w:rFonts w:ascii="Times New Roman" w:hAnsi="Times New Roman" w:cs="Times New Roman"/>
+          <w:sz w:val="20"/>
+          <w:szCs w:val="20"/>
+        </w:rPr>
+        <w:t>Kluczowym wymaganiem projektowym była optymalizacja procesu inferencji, aby umożliwić działanie modelu w środowisku o ograniczonych zasobach, przy jednoczesnym zachowaniu akceptowalnego czasu odpowiedzi.</w:t>
+      </w:r>
+    </w:p>
+    <w:p>
+      <w:pPr>
+        <w:rPr>
+          <w:rFonts w:ascii="Times New Roman" w:hAnsi="Times New Roman" w:cs="Times New Roman"/>
+          <w:sz w:val="20"/>
+          <w:szCs w:val="20"/>
+        </w:rPr>
+      </w:pPr>
+    </w:p>
+    <w:p>
+      <w:pPr>
+        <w:rPr>
+          <w:rFonts w:ascii="Times New Roman" w:hAnsi="Times New Roman" w:cs="Times New Roman"/>
+          <w:sz w:val="20"/>
+          <w:szCs w:val="20"/>
+        </w:rPr>
+      </w:pPr>
+      <w:r>
+        <w:rPr>
+          <w:rFonts w:ascii="Times New Roman" w:hAnsi="Times New Roman" w:cs="Times New Roman"/>
+          <w:sz w:val="20"/>
+          <w:szCs w:val="20"/>
+        </w:rPr>
+        <w:t>Wyzwanie implementacyjne:</w:t>
+      </w:r>
+    </w:p>
+    <w:p>
+      <w:pPr>
+        <w:rPr>
+          <w:rFonts w:ascii="Times New Roman" w:hAnsi="Times New Roman" w:cs="Times New Roman"/>
+          <w:sz w:val="20"/>
+          <w:szCs w:val="20"/>
+        </w:rPr>
+      </w:pPr>
+      <w:r>
+        <w:rPr>
+          <w:rFonts w:ascii="Times New Roman" w:hAnsi="Times New Roman" w:cs="Times New Roman"/>
+          <w:sz w:val="20"/>
+          <w:szCs w:val="20"/>
+        </w:rPr>
+        <w:t>Uruchomienie modelu o długim kontekście (16k tokenów) z zachowaniem interaktywności i precyzji odpowiedzi ustrukturyzowanych (JSON).</w:t>
+      </w:r>
+    </w:p>
+    <w:p>
+      <w:pPr>
+        <w:rPr>
+          <w:rFonts w:ascii="Times New Roman" w:hAnsi="Times New Roman" w:cs="Times New Roman"/>
+          <w:sz w:val="20"/>
+          <w:szCs w:val="20"/>
+        </w:rPr>
+      </w:pPr>
+    </w:p>
+    <w:p>
+      <w:pPr>
+        <w:rPr>
+          <w:rFonts w:ascii="Times New Roman" w:hAnsi="Times New Roman" w:cs="Times New Roman"/>
+          <w:sz w:val="20"/>
+          <w:szCs w:val="20"/>
+        </w:rPr>
+      </w:pPr>
+      <w:r>
+        <w:rPr>
+          <w:rFonts w:ascii="Times New Roman" w:hAnsi="Times New Roman" w:cs="Times New Roman"/>
+          <w:sz w:val="20"/>
+          <w:szCs w:val="20"/>
+        </w:rPr>
+        <w:t>Zastosowane rozwiązanie:</w:t>
+      </w:r>
+    </w:p>
+    <w:p>
+      <w:pPr>
+        <w:rPr>
+          <w:rFonts w:ascii="Times New Roman" w:hAnsi="Times New Roman" w:cs="Times New Roman"/>
+          <w:sz w:val="20"/>
+          <w:szCs w:val="20"/>
+        </w:rPr>
+      </w:pPr>
+      <w:r>
+        <w:rPr>
+          <w:rFonts w:ascii="Times New Roman" w:hAnsi="Times New Roman" w:cs="Times New Roman"/>
+          <w:sz w:val="20"/>
+          <w:szCs w:val="20"/>
+        </w:rPr>
+        <w:t>Zastosowano architekturę Runtime Adapter Loading w serwerze Ollama. Podejście to polega na dynamicznym ładowaniu adaptera LoRA na wysokiej jakości model bazowy (Bielik-4.5B w kwantyzacji 8-bitowej). W pliku konfiguracyjnym Modelfile ustawiono temperaturę generacji na 0.1 oraz zdefiniowano precyzyjny szablon ChatML, co jest kluczowe dla determinizmu zwracanych struktur danych.</w:t>
+      </w:r>
+    </w:p>
+    <w:p>
+      <w:pPr>
+        <w:rPr>
+          <w:rFonts w:ascii="Times New Roman" w:hAnsi="Times New Roman" w:cs="Times New Roman"/>
+          <w:sz w:val="20"/>
+          <w:szCs w:val="20"/>
+        </w:rPr>
+      </w:pPr>
+    </w:p>
+    <w:p>
+      <w:pPr>
+        <w:rPr>
+          <w:rFonts w:ascii="Times New Roman" w:hAnsi="Times New Roman" w:cs="Times New Roman"/>
+          <w:sz w:val="20"/>
+          <w:szCs w:val="20"/>
+        </w:rPr>
+      </w:pPr>
+      <w:r>
+        <w:rPr>
+          <w:rFonts w:ascii="Times New Roman" w:hAnsi="Times New Roman" w:cs="Times New Roman"/>
+          <w:sz w:val="20"/>
+          <w:szCs w:val="20"/>
+        </w:rPr>
+        <w:t>2.5. Implementacja systemu automatycznej ewaluacji (Auto-Benchmark)</w:t>
+      </w:r>
+    </w:p>
+    <w:p>
+      <w:pPr>
+        <w:rPr>
+          <w:rFonts w:ascii="Times New Roman" w:hAnsi="Times New Roman" w:cs="Times New Roman"/>
+          <w:sz w:val="20"/>
+          <w:szCs w:val="20"/>
+        </w:rPr>
+      </w:pPr>
+    </w:p>
+    <w:p>
+      <w:pPr>
+        <w:rPr>
+          <w:rFonts w:ascii="Times New Roman" w:hAnsi="Times New Roman" w:cs="Times New Roman"/>
+          <w:sz w:val="20"/>
+          <w:szCs w:val="20"/>
+        </w:rPr>
+      </w:pPr>
+      <w:r>
+        <w:rPr>
+          <w:rFonts w:ascii="Times New Roman" w:hAnsi="Times New Roman" w:cs="Times New Roman"/>
+          <w:sz w:val="20"/>
+          <w:szCs w:val="20"/>
+        </w:rPr>
         <w:lastRenderedPageBreak/>
-        <w:t>Sercem systemu jest model Bielik-4.5B-Instruct (SpeakLeash Team, 2024). Bezpośrednie użycie modelu bazowego dawało wyniki niesatysfakcjonujące w kontekście specyficznego zadania detekcji manipulacji, co wymusiło proces dostrajania (Fine-Tuning).</w:t>
-      </w:r>
-    </w:p>
-    <w:p>
-      <w:pPr>
-        <w:rPr>
-          <w:rFonts w:ascii="Times New Roman" w:hAnsi="Times New Roman" w:cs="Times New Roman"/>
-          <w:sz w:val="20"/>
-          <w:szCs w:val="20"/>
-        </w:rPr>
-      </w:pPr>
-    </w:p>
-    <w:p>
-      <w:pPr>
-        <w:rPr>
-          <w:rFonts w:ascii="Times New Roman" w:hAnsi="Times New Roman" w:cs="Times New Roman"/>
-          <w:sz w:val="20"/>
-          <w:szCs w:val="20"/>
-        </w:rPr>
-      </w:pPr>
-      <w:r>
-        <w:rPr>
-          <w:rFonts w:ascii="Times New Roman" w:hAnsi="Times New Roman" w:cs="Times New Roman"/>
-          <w:sz w:val="20"/>
-          <w:szCs w:val="20"/>
-        </w:rPr>
-        <w:t>Wyzwanie implementacyjne:</w:t>
-      </w:r>
-    </w:p>
-    <w:p>
-      <w:pPr>
-        <w:rPr>
-          <w:rFonts w:ascii="Times New Roman" w:hAnsi="Times New Roman" w:cs="Times New Roman"/>
-          <w:sz w:val="20"/>
-          <w:szCs w:val="20"/>
-        </w:rPr>
-      </w:pPr>
-      <w:r>
-        <w:rPr>
-          <w:rFonts w:ascii="Times New Roman" w:hAnsi="Times New Roman" w:cs="Times New Roman"/>
-          <w:sz w:val="20"/>
-          <w:szCs w:val="20"/>
-        </w:rPr>
-        <w:t>Standardowy trening modelu o 4.5 miliarda parametrów wymagał optymalizacji pamięciowej oraz obsługi długich tekstów (artykuły z datasetu MIPD często przekraczają standardowe okna kontekstowe).</w:t>
-      </w:r>
-    </w:p>
-    <w:p>
-      <w:pPr>
-        <w:rPr>
-          <w:rFonts w:ascii="Times New Roman" w:hAnsi="Times New Roman" w:cs="Times New Roman"/>
-          <w:sz w:val="20"/>
-          <w:szCs w:val="20"/>
-        </w:rPr>
-      </w:pPr>
-    </w:p>
-    <w:p>
-      <w:pPr>
-        <w:rPr>
-          <w:rFonts w:ascii="Times New Roman" w:hAnsi="Times New Roman" w:cs="Times New Roman"/>
-          <w:sz w:val="20"/>
-          <w:szCs w:val="20"/>
-        </w:rPr>
-      </w:pPr>
-      <w:r>
-        <w:rPr>
-          <w:rFonts w:ascii="Times New Roman" w:hAnsi="Times New Roman" w:cs="Times New Roman"/>
-          <w:sz w:val="20"/>
-          <w:szCs w:val="20"/>
-        </w:rPr>
-        <w:t>Zastosowane rozwiązanie:</w:t>
-      </w:r>
-    </w:p>
-    <w:p>
-      <w:pPr>
-        <w:rPr>
-          <w:rFonts w:ascii="Times New Roman" w:hAnsi="Times New Roman" w:cs="Times New Roman"/>
-          <w:sz w:val="20"/>
-          <w:szCs w:val="20"/>
-        </w:rPr>
-      </w:pPr>
-      <w:r>
-        <w:rPr>
-          <w:rFonts w:ascii="Times New Roman" w:hAnsi="Times New Roman" w:cs="Times New Roman"/>
-          <w:sz w:val="20"/>
-          <w:szCs w:val="20"/>
-        </w:rPr>
-        <w:t>Zastosowano technikę QLoRA (Dettmers et al., 2023) z wykorzystaniem biblioteki Unsloth. Pozwoliło to na zamrożenie głównych wag modelu (zapisanych w formacie 4-bitowym NF4) i trenowanie jedynie niewielkich macierzy adapterów (Hu et al., 2021).</w:t>
-      </w:r>
-    </w:p>
-    <w:p>
-      <w:pPr>
-        <w:rPr>
-          <w:rFonts w:ascii="Times New Roman" w:hAnsi="Times New Roman" w:cs="Times New Roman"/>
-          <w:sz w:val="20"/>
-          <w:szCs w:val="20"/>
-        </w:rPr>
-      </w:pPr>
-    </w:p>
-    <w:p>
-      <w:pPr>
-        <w:rPr>
-          <w:rFonts w:ascii="Times New Roman" w:hAnsi="Times New Roman" w:cs="Times New Roman"/>
-          <w:sz w:val="20"/>
-          <w:szCs w:val="20"/>
-        </w:rPr>
-      </w:pPr>
-      <w:r>
-        <w:rPr>
-          <w:rFonts w:ascii="Times New Roman" w:hAnsi="Times New Roman" w:cs="Times New Roman"/>
-          <w:sz w:val="20"/>
-          <w:szCs w:val="20"/>
-        </w:rPr>
-        <w:t>W celu obsługi długich tekstów zaimplementowano strategię Long Context z wykorzystaniem RoPE Scaling (Liu et al., 2023). W konfiguracji trenera ustawiono parametr max_seq_length = 16384, co w połączeniu z gradient_checkpointing umożliwiło trening na dostępnych zasobach (w Colabie). Dodatkowo, zastosowano technikę "Completion Only LM" (maskowanie promptu użytkownika w funkcji straty), co zmusiło model do uczenia się wyłącznie generowania analizy, a nie reprodukcji długiego tekstu wejściowego, znacząco przyspieszając konwergencję. Model prototypowy osiągnął wynik F1 na poziomie 0.7824 na zbiorze testowym, dowodząc technicznej wykonalności przyjętej koncepcji.</w:t>
-      </w:r>
-    </w:p>
-    <w:p>
-      <w:pPr>
-        <w:rPr>
-          <w:rFonts w:ascii="Times New Roman" w:hAnsi="Times New Roman" w:cs="Times New Roman"/>
-          <w:sz w:val="20"/>
-          <w:szCs w:val="20"/>
-        </w:rPr>
-      </w:pPr>
-      <w:r>
-        <w:rPr>
-          <w:rFonts w:ascii="Times New Roman" w:hAnsi="Times New Roman" w:cs="Times New Roman"/>
-          <w:sz w:val="20"/>
-          <w:szCs w:val="20"/>
-        </w:rPr>
-        <w:t>2.4. Architektura inferencji i konwersja modelu</w:t>
-      </w:r>
-    </w:p>
-    <w:p>
-      <w:pPr>
-        <w:rPr>
-          <w:rFonts w:ascii="Times New Roman" w:hAnsi="Times New Roman" w:cs="Times New Roman"/>
-          <w:sz w:val="20"/>
-          <w:szCs w:val="20"/>
-        </w:rPr>
-      </w:pPr>
-    </w:p>
-    <w:p>
-      <w:pPr>
-        <w:rPr>
-          <w:rFonts w:ascii="Times New Roman" w:hAnsi="Times New Roman" w:cs="Times New Roman"/>
-          <w:sz w:val="20"/>
-          <w:szCs w:val="20"/>
-        </w:rPr>
-      </w:pPr>
-      <w:r>
-        <w:rPr>
-          <w:rFonts w:ascii="Times New Roman" w:hAnsi="Times New Roman" w:cs="Times New Roman"/>
-          <w:sz w:val="20"/>
-          <w:szCs w:val="20"/>
-        </w:rPr>
-        <w:t>Kluczowym wymaganiem projektowym była optymalizacja procesu inferencji, aby umożliwić działanie modelu w środowisku o ograniczonych zasobach, przy jednoczesnym zachowaniu akceptowalnego czasu odpowiedzi.</w:t>
-      </w:r>
-    </w:p>
-    <w:p>
-      <w:pPr>
-        <w:rPr>
-          <w:rFonts w:ascii="Times New Roman" w:hAnsi="Times New Roman" w:cs="Times New Roman"/>
-          <w:sz w:val="20"/>
-          <w:szCs w:val="20"/>
-        </w:rPr>
-      </w:pPr>
-    </w:p>
-    <w:p>
-      <w:pPr>
-        <w:rPr>
-          <w:rFonts w:ascii="Times New Roman" w:hAnsi="Times New Roman" w:cs="Times New Roman"/>
-          <w:sz w:val="20"/>
-          <w:szCs w:val="20"/>
-        </w:rPr>
-      </w:pPr>
-      <w:r>
-        <w:rPr>
-          <w:rFonts w:ascii="Times New Roman" w:hAnsi="Times New Roman" w:cs="Times New Roman"/>
-          <w:sz w:val="20"/>
-          <w:szCs w:val="20"/>
-        </w:rPr>
-        <w:t>Wyzwanie implementacyjne:</w:t>
-      </w:r>
-    </w:p>
-    <w:p>
-      <w:pPr>
-        <w:rPr>
-          <w:rFonts w:ascii="Times New Roman" w:hAnsi="Times New Roman" w:cs="Times New Roman"/>
-          <w:sz w:val="20"/>
-          <w:szCs w:val="20"/>
-        </w:rPr>
-      </w:pPr>
-      <w:r>
-        <w:rPr>
-          <w:rFonts w:ascii="Times New Roman" w:hAnsi="Times New Roman" w:cs="Times New Roman"/>
-          <w:sz w:val="20"/>
-          <w:szCs w:val="20"/>
-        </w:rPr>
-        <w:t>Uruchomienie modelu o długim kontekście (16k tokenów) z zachowaniem interaktywności i precyzji odpowiedzi ustrukturyzowanych (JSON).</w:t>
-      </w:r>
-    </w:p>
-    <w:p>
-      <w:pPr>
-        <w:rPr>
-          <w:rFonts w:ascii="Times New Roman" w:hAnsi="Times New Roman" w:cs="Times New Roman"/>
-          <w:sz w:val="20"/>
-          <w:szCs w:val="20"/>
-        </w:rPr>
-      </w:pPr>
-    </w:p>
-    <w:p>
-      <w:pPr>
-        <w:rPr>
-          <w:rFonts w:ascii="Times New Roman" w:hAnsi="Times New Roman" w:cs="Times New Roman"/>
-          <w:sz w:val="20"/>
-          <w:szCs w:val="20"/>
-        </w:rPr>
-      </w:pPr>
-      <w:r>
-        <w:rPr>
-          <w:rFonts w:ascii="Times New Roman" w:hAnsi="Times New Roman" w:cs="Times New Roman"/>
-          <w:sz w:val="20"/>
-          <w:szCs w:val="20"/>
-        </w:rPr>
-        <w:t>Zastosowane rozwiązanie:</w:t>
-      </w:r>
-    </w:p>
-    <w:p>
-      <w:pPr>
-        <w:rPr>
-          <w:rFonts w:ascii="Times New Roman" w:hAnsi="Times New Roman" w:cs="Times New Roman"/>
-          <w:sz w:val="20"/>
-          <w:szCs w:val="20"/>
-        </w:rPr>
-      </w:pPr>
-      <w:r>
-        <w:rPr>
-          <w:rFonts w:ascii="Times New Roman" w:hAnsi="Times New Roman" w:cs="Times New Roman"/>
-          <w:sz w:val="20"/>
-          <w:szCs w:val="20"/>
-        </w:rPr>
-        <w:t>Zastosowano architekturę Runtime Adapter Loading w serwerze Ollama. Podejście to polega na dynamicznym ładowaniu adaptera LoRA na wysokiej jakości model bazowy (Bielik-4.5B w kwantyzacji 8-bitowej). W pliku konfiguracyjnym Modelfile ustawiono temperaturę generacji na 0.1 oraz zdefiniowano precyzyjny szablon ChatML, co jest kluczowe dla determinizmu zwracanych struktur danych.</w:t>
-      </w:r>
-    </w:p>
-    <w:p>
-      <w:pPr>
-        <w:rPr>
-          <w:rFonts w:ascii="Times New Roman" w:hAnsi="Times New Roman" w:cs="Times New Roman"/>
-          <w:sz w:val="20"/>
-          <w:szCs w:val="20"/>
-        </w:rPr>
-      </w:pPr>
-    </w:p>
-    <w:p>
-      <w:pPr>
-        <w:rPr>
-          <w:rFonts w:ascii="Times New Roman" w:hAnsi="Times New Roman" w:cs="Times New Roman"/>
-          <w:sz w:val="20"/>
-          <w:szCs w:val="20"/>
-        </w:rPr>
-      </w:pPr>
-      <w:r>
-        <w:rPr>
-          <w:rFonts w:ascii="Times New Roman" w:hAnsi="Times New Roman" w:cs="Times New Roman"/>
-          <w:sz w:val="20"/>
-          <w:szCs w:val="20"/>
-        </w:rPr>
-        <w:t>2.5. Implementacja systemu automatycznej ewaluacji (Auto-Benchmark)</w:t>
-      </w:r>
-    </w:p>
-    <w:p>
-      <w:pPr>
-        <w:rPr>
-          <w:rFonts w:ascii="Times New Roman" w:hAnsi="Times New Roman" w:cs="Times New Roman"/>
-          <w:sz w:val="20"/>
-          <w:szCs w:val="20"/>
-        </w:rPr>
-      </w:pPr>
-    </w:p>
-    <w:p>
-      <w:pPr>
-        <w:rPr>
-          <w:rFonts w:ascii="Times New Roman" w:hAnsi="Times New Roman" w:cs="Times New Roman"/>
-          <w:sz w:val="20"/>
-          <w:szCs w:val="20"/>
-        </w:rPr>
-      </w:pPr>
-      <w:r>
-        <w:rPr>
-          <w:rFonts w:ascii="Times New Roman" w:hAnsi="Times New Roman" w:cs="Times New Roman"/>
-          <w:sz w:val="20"/>
-          <w:szCs w:val="20"/>
-        </w:rPr>
         <w:t>W projektach opartych na LLM, gdzie wyjście jest tekstem strukturalnym (JSON), standardowe metryki (jak accuracy) są niewystarczające. Zaimplementowano autorski system ewaluacji (`benchmark.py`), który analizuje odpowiedzi modelu na wydzielonym zbiorze testowym w trzech wymiarach:</w:t>
       </w:r>
     </w:p>
@@ -3218,66 +4212,645 @@
           <w:sz w:val="20"/>
           <w:szCs w:val="20"/>
         </w:rPr>
-        <w:t>1. Backendu Orkiestracyjnego: Serwisu w Pythonie, który monitoruje przyrost danych i zarządza procesami w tle.</w:t>
-      </w:r>
-    </w:p>
-    <w:p>
-      <w:pPr>
-        <w:rPr>
-          <w:rFonts w:ascii="Times New Roman" w:hAnsi="Times New Roman" w:cs="Times New Roman"/>
-          <w:sz w:val="20"/>
-          <w:szCs w:val="20"/>
-        </w:rPr>
-      </w:pPr>
-      <w:r>
-        <w:rPr>
-          <w:rFonts w:ascii="Times New Roman" w:hAnsi="Times New Roman" w:cs="Times New Roman"/>
-          <w:sz w:val="20"/>
-          <w:szCs w:val="20"/>
-        </w:rPr>
-        <w:t>2. Automatyzacji Treningu (Trigger &amp; Retraining): Mechanizmu, który po zebraniu odpowiedniej liczby nowych próbek automatycznie uruchamia proces douczania, wykorzystując techniki zapobiegające "katastrofalnemu zapominaniu" (Replay Buffer).</w:t>
-      </w:r>
-    </w:p>
-    <w:p>
-      <w:pPr>
-        <w:rPr>
-          <w:rFonts w:ascii="Times New Roman" w:hAnsi="Times New Roman" w:cs="Times New Roman"/>
-          <w:sz w:val="20"/>
-          <w:szCs w:val="20"/>
-        </w:rPr>
-      </w:pPr>
-      <w:r>
-        <w:rPr>
-          <w:rFonts w:ascii="Times New Roman" w:hAnsi="Times New Roman" w:cs="Times New Roman"/>
-          <w:sz w:val="20"/>
-          <w:szCs w:val="20"/>
-        </w:rPr>
-        <w:t>3. Automatycznego Wdrożenia (Hot-Swap): Logiki decyzyjnej, która na podstawie wyników benchmarku automatycznie podmienia model na produkcji (bez przerywania dostępności usługi), tylko jeśli nowa wersja osiąga lepsze wyniki F1.</w:t>
-      </w:r>
-    </w:p>
-    <w:p>
-      <w:pPr>
-        <w:rPr>
-          <w:rFonts w:ascii="Times New Roman" w:hAnsi="Times New Roman" w:cs="Times New Roman"/>
-          <w:sz w:val="20"/>
-          <w:szCs w:val="20"/>
-        </w:rPr>
-      </w:pPr>
-    </w:p>
-    <w:p>
-      <w:pPr>
-        <w:rPr>
-          <w:rFonts w:ascii="Times New Roman" w:hAnsi="Times New Roman" w:cs="Times New Roman"/>
-          <w:sz w:val="20"/>
-          <w:szCs w:val="20"/>
-        </w:rPr>
-      </w:pPr>
-      <w:r>
-        <w:rPr>
-          <w:rFonts w:ascii="Times New Roman" w:hAnsi="Times New Roman" w:cs="Times New Roman"/>
-          <w:sz w:val="20"/>
-          <w:szCs w:val="20"/>
-        </w:rPr>
+        <w:t>1. Backendu Orkiestracyjnego: Serwisu w Pythonie, który monitoruje przyrost danych i zarządza procesami w tle. Wykorzystuje on środowisko WSL (Windows Subsystem for Linux) jako warstwę izolacji obliczeniowej (`orchestrator.py`):</w:t>
+      </w:r>
+    </w:p>
+    <w:p>
+      <w:pPr>
+        <w:shd w:val="clear" w:color="auto" w:fill="1F1F1F"/>
+        <w:spacing w:line="285" w:lineRule="atLeast"/>
+        <w:rPr>
+          <w:rFonts w:ascii="Consolas" w:eastAsia="Times New Roman" w:hAnsi="Consolas" w:cs="Times New Roman"/>
+          <w:color w:val="CCCCCC"/>
+          <w:sz w:val="21"/>
+          <w:szCs w:val="21"/>
+        </w:rPr>
+      </w:pPr>
+      <w:r>
+        <w:rPr>
+          <w:rFonts w:ascii="Consolas" w:eastAsia="Times New Roman" w:hAnsi="Consolas" w:cs="Times New Roman"/>
+          <w:color w:val="6A9955"/>
+          <w:sz w:val="21"/>
+          <w:szCs w:val="21"/>
+        </w:rPr>
+        <w:t># Inicjalizacja treningu w wyizolowanym kontenerze WSL</w:t>
+      </w:r>
+    </w:p>
+    <w:p>
+      <w:pPr>
+        <w:shd w:val="clear" w:color="auto" w:fill="1F1F1F"/>
+        <w:spacing w:line="285" w:lineRule="atLeast"/>
+        <w:rPr>
+          <w:rFonts w:ascii="Consolas" w:eastAsia="Times New Roman" w:hAnsi="Consolas" w:cs="Times New Roman"/>
+          <w:color w:val="CCCCCC"/>
+          <w:sz w:val="21"/>
+          <w:szCs w:val="21"/>
+          <w:lang w:val="en-US"/>
+        </w:rPr>
+      </w:pPr>
+      <w:proofErr w:type="spellStart"/>
+      <w:r>
+        <w:rPr>
+          <w:rFonts w:ascii="Consolas" w:eastAsia="Times New Roman" w:hAnsi="Consolas" w:cs="Times New Roman"/>
+          <w:color w:val="D4D4D4"/>
+          <w:sz w:val="21"/>
+          <w:szCs w:val="21"/>
+          <w:lang w:val="en-US"/>
+        </w:rPr>
+        <w:t>cmd</w:t>
+      </w:r>
+      <w:proofErr w:type="spellEnd"/>
+      <w:r>
+        <w:rPr>
+          <w:rFonts w:ascii="Consolas" w:eastAsia="Times New Roman" w:hAnsi="Consolas" w:cs="Times New Roman"/>
+          <w:color w:val="D4D4D4"/>
+          <w:sz w:val="21"/>
+          <w:szCs w:val="21"/>
+          <w:lang w:val="en-US"/>
+        </w:rPr>
+        <w:t xml:space="preserve"> = </w:t>
+      </w:r>
+      <w:proofErr w:type="spellStart"/>
+      <w:r>
+        <w:rPr>
+          <w:rFonts w:ascii="Consolas" w:eastAsia="Times New Roman" w:hAnsi="Consolas" w:cs="Times New Roman"/>
+          <w:color w:val="569CD6"/>
+          <w:sz w:val="21"/>
+          <w:szCs w:val="21"/>
+          <w:lang w:val="en-US"/>
+        </w:rPr>
+        <w:t>f</w:t>
+      </w:r>
+      <w:r>
+        <w:rPr>
+          <w:rFonts w:ascii="Consolas" w:eastAsia="Times New Roman" w:hAnsi="Consolas" w:cs="Times New Roman"/>
+          <w:color w:val="CE9178"/>
+          <w:sz w:val="21"/>
+          <w:szCs w:val="21"/>
+          <w:lang w:val="en-US"/>
+        </w:rPr>
+        <w:t>"wsl</w:t>
+      </w:r>
+      <w:proofErr w:type="spellEnd"/>
+      <w:r>
+        <w:rPr>
+          <w:rFonts w:ascii="Consolas" w:eastAsia="Times New Roman" w:hAnsi="Consolas" w:cs="Times New Roman"/>
+          <w:color w:val="CE9178"/>
+          <w:sz w:val="21"/>
+          <w:szCs w:val="21"/>
+          <w:lang w:val="en-US"/>
+        </w:rPr>
+        <w:t xml:space="preserve"> --exec python3 -u -m </w:t>
+      </w:r>
+      <w:proofErr w:type="spellStart"/>
+      <w:proofErr w:type="gramStart"/>
+      <w:r>
+        <w:rPr>
+          <w:rFonts w:ascii="Consolas" w:eastAsia="Times New Roman" w:hAnsi="Consolas" w:cs="Times New Roman"/>
+          <w:color w:val="CE9178"/>
+          <w:sz w:val="21"/>
+          <w:szCs w:val="21"/>
+          <w:lang w:val="en-US"/>
+        </w:rPr>
+        <w:t>app.training</w:t>
+      </w:r>
+      <w:proofErr w:type="gramEnd"/>
+      <w:r>
+        <w:rPr>
+          <w:rFonts w:ascii="Consolas" w:eastAsia="Times New Roman" w:hAnsi="Consolas" w:cs="Times New Roman"/>
+          <w:color w:val="CE9178"/>
+          <w:sz w:val="21"/>
+          <w:szCs w:val="21"/>
+          <w:lang w:val="en-US"/>
+        </w:rPr>
+        <w:t>.trainer</w:t>
+      </w:r>
+      <w:proofErr w:type="spellEnd"/>
+      <w:r>
+        <w:rPr>
+          <w:rFonts w:ascii="Consolas" w:eastAsia="Times New Roman" w:hAnsi="Consolas" w:cs="Times New Roman"/>
+          <w:color w:val="CE9178"/>
+          <w:sz w:val="21"/>
+          <w:szCs w:val="21"/>
+          <w:lang w:val="en-US"/>
+        </w:rPr>
+        <w:t xml:space="preserve"> --data </w:t>
+      </w:r>
+      <w:r>
+        <w:rPr>
+          <w:rFonts w:ascii="Consolas" w:eastAsia="Times New Roman" w:hAnsi="Consolas" w:cs="Times New Roman"/>
+          <w:color w:val="569CD6"/>
+          <w:sz w:val="21"/>
+          <w:szCs w:val="21"/>
+          <w:lang w:val="en-US"/>
+        </w:rPr>
+        <w:t>{</w:t>
+      </w:r>
+      <w:proofErr w:type="spellStart"/>
+      <w:r>
+        <w:rPr>
+          <w:rFonts w:ascii="Consolas" w:eastAsia="Times New Roman" w:hAnsi="Consolas" w:cs="Times New Roman"/>
+          <w:color w:val="D4D4D4"/>
+          <w:sz w:val="21"/>
+          <w:szCs w:val="21"/>
+          <w:lang w:val="en-US"/>
+        </w:rPr>
+        <w:t>wsl_path</w:t>
+      </w:r>
+      <w:proofErr w:type="spellEnd"/>
+      <w:r>
+        <w:rPr>
+          <w:rFonts w:ascii="Consolas" w:eastAsia="Times New Roman" w:hAnsi="Consolas" w:cs="Times New Roman"/>
+          <w:color w:val="569CD6"/>
+          <w:sz w:val="21"/>
+          <w:szCs w:val="21"/>
+          <w:lang w:val="en-US"/>
+        </w:rPr>
+        <w:t>}</w:t>
+      </w:r>
+      <w:r>
+        <w:rPr>
+          <w:rFonts w:ascii="Consolas" w:eastAsia="Times New Roman" w:hAnsi="Consolas" w:cs="Times New Roman"/>
+          <w:color w:val="CE9178"/>
+          <w:sz w:val="21"/>
+          <w:szCs w:val="21"/>
+          <w:lang w:val="en-US"/>
+        </w:rPr>
+        <w:t xml:space="preserve"> --</w:t>
+      </w:r>
+      <w:proofErr w:type="gramStart"/>
+      <w:r>
+        <w:rPr>
+          <w:rFonts w:ascii="Consolas" w:eastAsia="Times New Roman" w:hAnsi="Consolas" w:cs="Times New Roman"/>
+          <w:color w:val="CE9178"/>
+          <w:sz w:val="21"/>
+          <w:szCs w:val="21"/>
+          <w:lang w:val="en-US"/>
+        </w:rPr>
+        <w:t>output .</w:t>
+      </w:r>
+      <w:proofErr w:type="gramEnd"/>
+      <w:r>
+        <w:rPr>
+          <w:rFonts w:ascii="Consolas" w:eastAsia="Times New Roman" w:hAnsi="Consolas" w:cs="Times New Roman"/>
+          <w:color w:val="CE9178"/>
+          <w:sz w:val="21"/>
+          <w:szCs w:val="21"/>
+          <w:lang w:val="en-US"/>
+        </w:rPr>
+        <w:t xml:space="preserve">/model/latest --base </w:t>
+      </w:r>
+      <w:r>
+        <w:rPr>
+          <w:rFonts w:ascii="Consolas" w:eastAsia="Times New Roman" w:hAnsi="Consolas" w:cs="Times New Roman"/>
+          <w:color w:val="569CD6"/>
+          <w:sz w:val="21"/>
+          <w:szCs w:val="21"/>
+          <w:lang w:val="en-US"/>
+        </w:rPr>
+        <w:t>{</w:t>
+      </w:r>
+      <w:proofErr w:type="spellStart"/>
+      <w:r>
+        <w:rPr>
+          <w:rFonts w:ascii="Consolas" w:eastAsia="Times New Roman" w:hAnsi="Consolas" w:cs="Times New Roman"/>
+          <w:color w:val="D4D4D4"/>
+          <w:sz w:val="21"/>
+          <w:szCs w:val="21"/>
+          <w:lang w:val="en-US"/>
+        </w:rPr>
+        <w:t>base_model_wsl</w:t>
+      </w:r>
+      <w:proofErr w:type="spellEnd"/>
+      <w:r>
+        <w:rPr>
+          <w:rFonts w:ascii="Consolas" w:eastAsia="Times New Roman" w:hAnsi="Consolas" w:cs="Times New Roman"/>
+          <w:color w:val="569CD6"/>
+          <w:sz w:val="21"/>
+          <w:szCs w:val="21"/>
+          <w:lang w:val="en-US"/>
+        </w:rPr>
+        <w:t>}</w:t>
+      </w:r>
+      <w:r>
+        <w:rPr>
+          <w:rFonts w:ascii="Consolas" w:eastAsia="Times New Roman" w:hAnsi="Consolas" w:cs="Times New Roman"/>
+          <w:color w:val="CE9178"/>
+          <w:sz w:val="21"/>
+          <w:szCs w:val="21"/>
+          <w:lang w:val="en-US"/>
+        </w:rPr>
+        <w:t>"</w:t>
+      </w:r>
+    </w:p>
+    <w:p>
+      <w:pPr>
+        <w:shd w:val="clear" w:color="auto" w:fill="1F1F1F"/>
+        <w:spacing w:line="285" w:lineRule="atLeast"/>
+        <w:rPr>
+          <w:rFonts w:ascii="Consolas" w:eastAsia="Times New Roman" w:hAnsi="Consolas" w:cs="Times New Roman"/>
+          <w:color w:val="CCCCCC"/>
+          <w:sz w:val="21"/>
+          <w:szCs w:val="21"/>
+          <w:lang w:val="en-US"/>
+        </w:rPr>
+      </w:pPr>
+      <w:r>
+        <w:rPr>
+          <w:rFonts w:ascii="Consolas" w:eastAsia="Times New Roman" w:hAnsi="Consolas" w:cs="Times New Roman"/>
+          <w:color w:val="D4D4D4"/>
+          <w:sz w:val="21"/>
+          <w:szCs w:val="21"/>
+          <w:lang w:val="en-US"/>
+        </w:rPr>
+        <w:t xml:space="preserve">process = </w:t>
+      </w:r>
+      <w:proofErr w:type="spellStart"/>
+      <w:proofErr w:type="gramStart"/>
+      <w:r>
+        <w:rPr>
+          <w:rFonts w:ascii="Consolas" w:eastAsia="Times New Roman" w:hAnsi="Consolas" w:cs="Times New Roman"/>
+          <w:color w:val="D4D4D4"/>
+          <w:sz w:val="21"/>
+          <w:szCs w:val="21"/>
+          <w:lang w:val="en-US"/>
+        </w:rPr>
+        <w:t>subprocess.Popen</w:t>
+      </w:r>
+      <w:proofErr w:type="spellEnd"/>
+      <w:proofErr w:type="gramEnd"/>
+      <w:r>
+        <w:rPr>
+          <w:rFonts w:ascii="Consolas" w:eastAsia="Times New Roman" w:hAnsi="Consolas" w:cs="Times New Roman"/>
+          <w:color w:val="D4D4D4"/>
+          <w:sz w:val="21"/>
+          <w:szCs w:val="21"/>
+          <w:lang w:val="en-US"/>
+        </w:rPr>
+        <w:t>(</w:t>
+      </w:r>
+      <w:proofErr w:type="spellStart"/>
+      <w:r>
+        <w:rPr>
+          <w:rFonts w:ascii="Consolas" w:eastAsia="Times New Roman" w:hAnsi="Consolas" w:cs="Times New Roman"/>
+          <w:color w:val="D4D4D4"/>
+          <w:sz w:val="21"/>
+          <w:szCs w:val="21"/>
+          <w:lang w:val="en-US"/>
+        </w:rPr>
+        <w:t>cmd</w:t>
+      </w:r>
+      <w:proofErr w:type="spellEnd"/>
+      <w:r>
+        <w:rPr>
+          <w:rFonts w:ascii="Consolas" w:eastAsia="Times New Roman" w:hAnsi="Consolas" w:cs="Times New Roman"/>
+          <w:color w:val="D4D4D4"/>
+          <w:sz w:val="21"/>
+          <w:szCs w:val="21"/>
+          <w:lang w:val="en-US"/>
+        </w:rPr>
+        <w:t xml:space="preserve">, </w:t>
+      </w:r>
+      <w:r>
+        <w:rPr>
+          <w:rFonts w:ascii="Consolas" w:eastAsia="Times New Roman" w:hAnsi="Consolas" w:cs="Times New Roman"/>
+          <w:color w:val="9CDCFE"/>
+          <w:sz w:val="21"/>
+          <w:szCs w:val="21"/>
+          <w:lang w:val="en-US"/>
+        </w:rPr>
+        <w:t>shell</w:t>
+      </w:r>
+      <w:r>
+        <w:rPr>
+          <w:rFonts w:ascii="Consolas" w:eastAsia="Times New Roman" w:hAnsi="Consolas" w:cs="Times New Roman"/>
+          <w:color w:val="D4D4D4"/>
+          <w:sz w:val="21"/>
+          <w:szCs w:val="21"/>
+          <w:lang w:val="en-US"/>
+        </w:rPr>
+        <w:t>=</w:t>
+      </w:r>
+      <w:r>
+        <w:rPr>
+          <w:rFonts w:ascii="Consolas" w:eastAsia="Times New Roman" w:hAnsi="Consolas" w:cs="Times New Roman"/>
+          <w:color w:val="569CD6"/>
+          <w:sz w:val="21"/>
+          <w:szCs w:val="21"/>
+          <w:lang w:val="en-US"/>
+        </w:rPr>
+        <w:t>True</w:t>
+      </w:r>
+      <w:r>
+        <w:rPr>
+          <w:rFonts w:ascii="Consolas" w:eastAsia="Times New Roman" w:hAnsi="Consolas" w:cs="Times New Roman"/>
+          <w:color w:val="D4D4D4"/>
+          <w:sz w:val="21"/>
+          <w:szCs w:val="21"/>
+          <w:lang w:val="en-US"/>
+        </w:rPr>
+        <w:t xml:space="preserve">, </w:t>
+      </w:r>
+      <w:proofErr w:type="spellStart"/>
+      <w:r>
+        <w:rPr>
+          <w:rFonts w:ascii="Consolas" w:eastAsia="Times New Roman" w:hAnsi="Consolas" w:cs="Times New Roman"/>
+          <w:color w:val="9CDCFE"/>
+          <w:sz w:val="21"/>
+          <w:szCs w:val="21"/>
+          <w:lang w:val="en-US"/>
+        </w:rPr>
+        <w:t>stdout</w:t>
+      </w:r>
+      <w:proofErr w:type="spellEnd"/>
+      <w:r>
+        <w:rPr>
+          <w:rFonts w:ascii="Consolas" w:eastAsia="Times New Roman" w:hAnsi="Consolas" w:cs="Times New Roman"/>
+          <w:color w:val="D4D4D4"/>
+          <w:sz w:val="21"/>
+          <w:szCs w:val="21"/>
+          <w:lang w:val="en-US"/>
+        </w:rPr>
+        <w:t>=</w:t>
+      </w:r>
+      <w:proofErr w:type="spellStart"/>
+      <w:r>
+        <w:rPr>
+          <w:rFonts w:ascii="Consolas" w:eastAsia="Times New Roman" w:hAnsi="Consolas" w:cs="Times New Roman"/>
+          <w:color w:val="D4D4D4"/>
+          <w:sz w:val="21"/>
+          <w:szCs w:val="21"/>
+          <w:lang w:val="en-US"/>
+        </w:rPr>
+        <w:t>f_log</w:t>
+      </w:r>
+      <w:proofErr w:type="spellEnd"/>
+      <w:r>
+        <w:rPr>
+          <w:rFonts w:ascii="Consolas" w:eastAsia="Times New Roman" w:hAnsi="Consolas" w:cs="Times New Roman"/>
+          <w:color w:val="D4D4D4"/>
+          <w:sz w:val="21"/>
+          <w:szCs w:val="21"/>
+          <w:lang w:val="en-US"/>
+        </w:rPr>
+        <w:t xml:space="preserve">, </w:t>
+      </w:r>
+      <w:r>
+        <w:rPr>
+          <w:rFonts w:ascii="Consolas" w:eastAsia="Times New Roman" w:hAnsi="Consolas" w:cs="Times New Roman"/>
+          <w:color w:val="9CDCFE"/>
+          <w:sz w:val="21"/>
+          <w:szCs w:val="21"/>
+          <w:lang w:val="en-US"/>
+        </w:rPr>
+        <w:t>stderr</w:t>
+      </w:r>
+      <w:r>
+        <w:rPr>
+          <w:rFonts w:ascii="Consolas" w:eastAsia="Times New Roman" w:hAnsi="Consolas" w:cs="Times New Roman"/>
+          <w:color w:val="D4D4D4"/>
+          <w:sz w:val="21"/>
+          <w:szCs w:val="21"/>
+          <w:lang w:val="en-US"/>
+        </w:rPr>
+        <w:t>=</w:t>
+      </w:r>
+      <w:proofErr w:type="spellStart"/>
+      <w:proofErr w:type="gramStart"/>
+      <w:r>
+        <w:rPr>
+          <w:rFonts w:ascii="Consolas" w:eastAsia="Times New Roman" w:hAnsi="Consolas" w:cs="Times New Roman"/>
+          <w:color w:val="D4D4D4"/>
+          <w:sz w:val="21"/>
+          <w:szCs w:val="21"/>
+          <w:lang w:val="en-US"/>
+        </w:rPr>
+        <w:t>subprocess.STDOUT</w:t>
+      </w:r>
+      <w:proofErr w:type="spellEnd"/>
+      <w:proofErr w:type="gramEnd"/>
+      <w:r>
+        <w:rPr>
+          <w:rFonts w:ascii="Consolas" w:eastAsia="Times New Roman" w:hAnsi="Consolas" w:cs="Times New Roman"/>
+          <w:color w:val="D4D4D4"/>
+          <w:sz w:val="21"/>
+          <w:szCs w:val="21"/>
+          <w:lang w:val="en-US"/>
+        </w:rPr>
+        <w:t>)</w:t>
+      </w:r>
+    </w:p>
+    <w:p>
+      <w:pPr>
+        <w:rPr>
+          <w:rFonts w:ascii="Times New Roman" w:hAnsi="Times New Roman" w:cs="Times New Roman"/>
+          <w:sz w:val="20"/>
+          <w:szCs w:val="20"/>
+        </w:rPr>
+      </w:pPr>
+      <w:r>
+        <w:rPr>
+          <w:rFonts w:ascii="Times New Roman" w:hAnsi="Times New Roman" w:cs="Times New Roman"/>
+          <w:sz w:val="20"/>
+          <w:szCs w:val="20"/>
+        </w:rPr>
+        <w:t>2. Automatyzacji Treningu (Trigger &amp; Retraining): Mechanizmu, który po zebraniu kompletnego zestawu ewaluacyjnego uruchamia proces douczania.</w:t>
+      </w:r>
+    </w:p>
+    <w:p>
+      <w:pPr>
+        <w:rPr>
+          <w:rFonts w:ascii="Times New Roman" w:hAnsi="Times New Roman" w:cs="Times New Roman"/>
+          <w:sz w:val="20"/>
+          <w:szCs w:val="20"/>
+        </w:rPr>
+      </w:pPr>
+      <w:r>
+        <w:rPr>
+          <w:rFonts w:ascii="Times New Roman" w:hAnsi="Times New Roman" w:cs="Times New Roman"/>
+          <w:sz w:val="20"/>
+          <w:szCs w:val="20"/>
+        </w:rPr>
+        <w:t>3. Decyzji o Wdrożeniu: Logiki, która po zakończeniu automatycznego benchmarku zwraca wyniki do eksperta, zapalając odpowiednie wskaźniki w interfejsie graficznym. Interfejs podświetla na zielono lub czerwono kluczowe metryki, ułatwiając podjęcie decyzji. Ekspert zachowuje jednak pełną kontrolę – może zatwierdzić wdrożenie (Hot-Swap) modelu na produkcję poprzez kliknięcie przycisku "Wdroż", nawet jeśli wyniki numeryczne uległy pogorszeniu, jeśli np. uzna, że nowa wersja lepiej radzi sobie z najcięższymi przypadkami brzegowymi.</w:t>
+      </w:r>
+    </w:p>
+    <w:p>
+      <w:pPr>
+        <w:rPr>
+          <w:rFonts w:ascii="Times New Roman" w:hAnsi="Times New Roman" w:cs="Times New Roman"/>
+          <w:sz w:val="20"/>
+          <w:szCs w:val="20"/>
+        </w:rPr>
+      </w:pPr>
+    </w:p>
+    <w:p>
+      <w:pPr>
+        <w:rPr>
+          <w:rFonts w:ascii="Times New Roman" w:hAnsi="Times New Roman" w:cs="Times New Roman"/>
+          <w:sz w:val="20"/>
+          <w:szCs w:val="20"/>
+        </w:rPr>
+      </w:pPr>
+      <w:r>
+        <w:rPr>
+          <w:rFonts w:ascii="Times New Roman" w:hAnsi="Times New Roman" w:cs="Times New Roman"/>
+          <w:sz w:val="20"/>
+          <w:szCs w:val="20"/>
+        </w:rPr>
+        <w:t>Algorytm procesu iteracyjnego douczania (Retraining Loop):</w:t>
+      </w:r>
+    </w:p>
+    <w:p>
+      <w:pPr>
+        <w:rPr>
+          <w:rFonts w:ascii="Times New Roman" w:hAnsi="Times New Roman" w:cs="Times New Roman"/>
+          <w:sz w:val="20"/>
+          <w:szCs w:val="20"/>
+        </w:rPr>
+      </w:pPr>
+      <w:r>
+        <w:rPr>
+          <w:rFonts w:ascii="Times New Roman" w:hAnsi="Times New Roman" w:cs="Times New Roman"/>
+          <w:sz w:val="20"/>
+          <w:szCs w:val="20"/>
+        </w:rPr>
+        <w:t>1. Odbierz nowy, kompletny zbiór danych treningowych przesłany przez eksperta przez interfejs.</w:t>
+      </w:r>
+    </w:p>
+    <w:p>
+      <w:pPr>
+        <w:rPr>
+          <w:rFonts w:ascii="Times New Roman" w:hAnsi="Times New Roman" w:cs="Times New Roman"/>
+          <w:sz w:val="20"/>
+          <w:szCs w:val="20"/>
+        </w:rPr>
+      </w:pPr>
+      <w:r>
+        <w:rPr>
+          <w:rFonts w:ascii="Times New Roman" w:hAnsi="Times New Roman" w:cs="Times New Roman"/>
+          <w:sz w:val="20"/>
+          <w:szCs w:val="20"/>
+        </w:rPr>
+        <w:t>2. Inicjuj proces treningowy (adapter LoRA) we wskazanym środowisku wykonawczym (WSL).</w:t>
+      </w:r>
+    </w:p>
+    <w:p>
+      <w:pPr>
+        <w:rPr>
+          <w:rFonts w:ascii="Times New Roman" w:hAnsi="Times New Roman" w:cs="Times New Roman"/>
+          <w:sz w:val="20"/>
+          <w:szCs w:val="20"/>
+        </w:rPr>
+      </w:pPr>
+      <w:r>
+        <w:rPr>
+          <w:rFonts w:ascii="Times New Roman" w:hAnsi="Times New Roman" w:cs="Times New Roman"/>
+          <w:sz w:val="20"/>
+          <w:szCs w:val="20"/>
+        </w:rPr>
+        <w:t>3. Po zakończeniu, uruchom automatyczną ewaluację modelu (Benchmark) na wydzielonym zbiorze testowym.</w:t>
+      </w:r>
+    </w:p>
+    <w:p>
+      <w:pPr>
+        <w:rPr>
+          <w:rFonts w:ascii="Times New Roman" w:hAnsi="Times New Roman" w:cs="Times New Roman"/>
+          <w:sz w:val="20"/>
+          <w:szCs w:val="20"/>
+        </w:rPr>
+      </w:pPr>
+      <w:r>
+        <w:rPr>
+          <w:rFonts w:ascii="Times New Roman" w:hAnsi="Times New Roman" w:cs="Times New Roman"/>
+          <w:sz w:val="20"/>
+          <w:szCs w:val="20"/>
+        </w:rPr>
+        <w:t>4. Pobierz wyniki ewaluacji (F1 Score, Exact Match).</w:t>
+      </w:r>
+    </w:p>
+    <w:p>
+      <w:pPr>
+        <w:rPr>
+          <w:rFonts w:ascii="Times New Roman" w:hAnsi="Times New Roman" w:cs="Times New Roman"/>
+          <w:sz w:val="20"/>
+          <w:szCs w:val="20"/>
+        </w:rPr>
+      </w:pPr>
+      <w:r>
+        <w:rPr>
+          <w:rFonts w:ascii="Times New Roman" w:hAnsi="Times New Roman" w:cs="Times New Roman"/>
+          <w:sz w:val="20"/>
+          <w:szCs w:val="20"/>
+        </w:rPr>
+        <w:t>5. Wyświetl wyniki w panelu wraz z kolorystyczną sugestią wdrożenia (czerwony/zielony).</w:t>
+      </w:r>
+    </w:p>
+    <w:p>
+      <w:pPr>
+        <w:rPr>
+          <w:rFonts w:ascii="Times New Roman" w:hAnsi="Times New Roman" w:cs="Times New Roman"/>
+          <w:sz w:val="20"/>
+          <w:szCs w:val="20"/>
+        </w:rPr>
+      </w:pPr>
+      <w:r>
+        <w:rPr>
+          <w:rFonts w:ascii="Times New Roman" w:hAnsi="Times New Roman" w:cs="Times New Roman"/>
+          <w:sz w:val="20"/>
+          <w:szCs w:val="20"/>
+        </w:rPr>
+        <w:t>6. Oczekuj na manualną akceptację przez eksperta (przycisk "Wdroż" staje się aktywny).</w:t>
+      </w:r>
+    </w:p>
+    <w:p>
+      <w:pPr>
+        <w:rPr>
+          <w:rFonts w:ascii="Times New Roman" w:hAnsi="Times New Roman" w:cs="Times New Roman"/>
+          <w:sz w:val="20"/>
+          <w:szCs w:val="20"/>
+        </w:rPr>
+      </w:pPr>
+      <w:r>
+        <w:rPr>
+          <w:rFonts w:ascii="Times New Roman" w:hAnsi="Times New Roman" w:cs="Times New Roman"/>
+          <w:sz w:val="20"/>
+          <w:szCs w:val="20"/>
+        </w:rPr>
+        <w:t xml:space="preserve">7. </w:t>
+      </w:r>
+      <w:r>
+        <w:rPr>
+          <w:rFonts w:ascii="Times New Roman" w:hAnsi="Times New Roman" w:cs="Times New Roman"/>
+          <w:sz w:val="20"/>
+          <w:szCs w:val="20"/>
+        </w:rPr>
+        <w:t>W przypadku zatwierdzenia, skompiluj adapter do formatu GGUF (z wykorzystaniem narzędzi llama.cpp; Gerganov, 2023) i podmień aktualny model produkcyjny w serwerze Ollama.</w:t>
+      </w:r>
+    </w:p>
+    <w:p>
+      <w:pPr>
+        <w:rPr>
+          <w:rFonts w:ascii="Times New Roman" w:hAnsi="Times New Roman" w:cs="Times New Roman"/>
+          <w:sz w:val="20"/>
+          <w:szCs w:val="20"/>
+        </w:rPr>
+      </w:pPr>
+    </w:p>
+    <w:p>
+      <w:pPr>
+        <w:rPr>
+          <w:rFonts w:ascii="Times New Roman" w:hAnsi="Times New Roman" w:cs="Times New Roman"/>
+          <w:sz w:val="20"/>
+          <w:szCs w:val="20"/>
+        </w:rPr>
+      </w:pPr>
+      <w:r>
+        <w:rPr>
+          <w:rFonts w:ascii="Times New Roman" w:hAnsi="Times New Roman" w:cs="Times New Roman"/>
+          <w:sz w:val="20"/>
+          <w:szCs w:val="20"/>
+        </w:rPr>
+        <w:lastRenderedPageBreak/>
         <w:t>2.7. Ograniczenia projektu</w:t>
       </w:r>
     </w:p>
@@ -3480,6 +5053,49 @@
     </w:p>
     <w:p>
       <w:pPr>
+        <w:tabs>
+          <w:tab w:val="left" w:pos="2724"/>
+        </w:tabs>
+        <w:rPr>
+          <w:rFonts w:ascii="Times New Roman" w:hAnsi="Times New Roman" w:cs="Times New Roman"/>
+          <w:sz w:val="20"/>
+          <w:szCs w:val="20"/>
+        </w:rPr>
+      </w:pPr>
+    </w:p>
+    <w:p>
+      <w:pPr>
+        <w:tabs>
+          <w:tab w:val="left" w:pos="2724"/>
+        </w:tabs>
+        <w:rPr>
+          <w:rFonts w:ascii="Times New Roman" w:hAnsi="Times New Roman" w:cs="Times New Roman"/>
+          <w:sz w:val="20"/>
+          <w:szCs w:val="20"/>
+        </w:rPr>
+      </w:pPr>
+      <w:r>
+        <w:rPr>
+          <w:rFonts w:ascii="Times New Roman" w:hAnsi="Times New Roman" w:cs="Times New Roman"/>
+          <w:sz w:val="20"/>
+          <w:szCs w:val="20"/>
+        </w:rPr>
+        <w:t>Złożoność obliczeniowa i parametry czasowe systemu (czas treningu i inferencji) są ściśle uzależnione od wykorzystanej infrastruktury sprzętowej oraz rozmiaru przetwarzanego zbioru. Należy rozróżnić dwa scenariusze użycia. Po pierwsze, ze względu na zapotrzebowanie na zasoby, pełne cykle dostrajania (SFT) i wyczerpująca ewaluacja głównych wariantów modelu (Tabela 1) zostały przeprowadzone w środowisku Google Colab (T4 GPU) na pełnym zbiorze danych. Po drugie, w przypadku lokalnego modułu iteracyjnego douczania (Retraining Loop), działającego na stacji roboczej z użyciem zredukowanego zbioru zgłoszeń dezinformacyjnych, szacunkowy czas jednego cyklu douczania (16 kroków) wynosi około 2 minuty. Czas lokalnej inferencji (generowania analizy w czasie rzeczywistym) dla pojedynczego zgłoszenia wynosi od 2 do 5 sekund na konsumenckiej karcie graficznej.</w:t>
+      </w:r>
+      <w:r>
+        <w:rPr>
+          <w:rFonts w:ascii="Times New Roman" w:hAnsi="Times New Roman" w:cs="Times New Roman"/>
+          <w:sz w:val="20"/>
+          <w:szCs w:val="20"/>
+        </w:rPr>
+        <w:tab/>
+      </w:r>
+    </w:p>
+    <w:p>
+      <w:pPr>
+        <w:tabs>
+          <w:tab w:val="left" w:pos="2724"/>
+        </w:tabs>
         <w:rPr>
           <w:rFonts w:ascii="Times New Roman" w:hAnsi="Times New Roman" w:cs="Times New Roman"/>
           <w:sz w:val="20"/>
@@ -4025,6 +5641,7 @@
           <w:sz w:val="20"/>
           <w:szCs w:val="20"/>
         </w:rPr>
+        <w:lastRenderedPageBreak/>
         <w:t>* Wpływ dostrajania: Model bazowy ("No Adapter") wykazuje krytycznie niską zdolność do formowania poprawnego wyjścia JSON (PSR 20%), co dyskwalifikuje go z zastosowań produkcyjnych. Dostrajanie (Adaptery) podnosi stabilność formatu do poziomu &gt;96%.</w:t>
       </w:r>
     </w:p>
@@ -4043,6 +5660,59 @@
           <w:szCs w:val="20"/>
         </w:rPr>
         <w:t>* Wpływ jakości generowanych wyjaśnień (XAI): Teoretycznie integracja warstwy wyjaśnialności powinna wspierać precyzję klasyfikacji poprzez wymuszenie głębszej analizy tekstu. Obserwowany spadek skuteczności wariantu "XAI" (F1 0.28 vs 0.49) wskazuje jednak na wpływ jakości danych trenujących w zakresie wyjaśnień (NLE). Jak wskazano w sekcji ograniczeń ("Brak formalnej walidacji jakości wyjaśnień"), model "Nauczyciela" mógł generować halucynacje lub błędne uzasadnienia, które model "Ucznia" następnie powielił, co paradoksalnie zaburzyło proces decyzyjny zamiast go wspomóc. Potwierdza to kluczową rolę weryfikacji jakości danych w procesie destylacji wiedzy.</w:t>
+      </w:r>
+    </w:p>
+    <w:p>
+      <w:pPr>
+        <w:rPr>
+          <w:rFonts w:ascii="Times New Roman" w:hAnsi="Times New Roman" w:cs="Times New Roman"/>
+          <w:sz w:val="20"/>
+          <w:szCs w:val="20"/>
+        </w:rPr>
+      </w:pPr>
+      <w:r>
+        <w:rPr>
+          <w:rFonts w:ascii="Times New Roman" w:hAnsi="Times New Roman" w:cs="Times New Roman"/>
+          <w:sz w:val="20"/>
+          <w:szCs w:val="20"/>
+        </w:rPr>
+        <w:t xml:space="preserve">* Odniesienie do literatury (External Baseline): Uzyskane wyniki dla wariantu </w:t>
+      </w:r>
+      <w:r>
+        <w:rPr>
+          <w:rFonts w:ascii="Times New Roman" w:hAnsi="Times New Roman" w:cs="Times New Roman"/>
+          <w:i/>
+          <w:iCs/>
+          <w:sz w:val="20"/>
+          <w:szCs w:val="20"/>
+        </w:rPr>
+        <w:t>Prototype Adapter</w:t>
+      </w:r>
+      <w:r>
+        <w:rPr>
+          <w:rFonts w:ascii="Times New Roman" w:hAnsi="Times New Roman" w:cs="Times New Roman"/>
+          <w:sz w:val="20"/>
+          <w:szCs w:val="20"/>
+        </w:rPr>
+        <w:t xml:space="preserve"> (F1 = 0.49) przewyższają bazowe wyniki raportowane w literaturze dla zbioru MIPD (Modzelewski et al., 2024), gdzie modele PL-RoBERTa-Large osiągały ważone F1 na poziomie ok. 0.47 (±0.003). Potwierdza to wysoką skuteczność procesu dostrajania modelu Bielik-4.5B w zadaniu czystej klasyfikacji. Warto jednak zauważyć, że wariant </w:t>
+      </w:r>
+      <w:r>
+        <w:rPr>
+          <w:rFonts w:ascii="Times New Roman" w:hAnsi="Times New Roman" w:cs="Times New Roman"/>
+          <w:i/>
+          <w:iCs/>
+          <w:sz w:val="20"/>
+          <w:szCs w:val="20"/>
+        </w:rPr>
+        <w:t>XAI Adapter</w:t>
+      </w:r>
+      <w:r>
+        <w:rPr>
+          <w:rFonts w:ascii="Times New Roman" w:hAnsi="Times New Roman" w:cs="Times New Roman"/>
+          <w:sz w:val="20"/>
+          <w:szCs w:val="20"/>
+        </w:rPr>
+        <w:t>, wprowadzający warstwę wyjaśnialności, uzyskuje obecnie wyniki niższe od literatury (F1 = 0.28). Wskazuje to na istotne wyzwanie inżynierskie: wprowadzenie wyjaśnialności (NLE) wiąże się obecnie z tzw. podatkiem od wydajności (performance tax). Optymalizacja jakości danych syntetycznych oraz procesu destylacji wiedzy, mająca na celu zbliżenie skuteczności wariantu XAI do poziomu Prototype, stanowi jeden z głównych kierunków dalszych prac.</w:t>
       </w:r>
     </w:p>
     <w:p>
@@ -4485,6 +6155,9 @@
         <w:keepNext/>
       </w:pPr>
       <w:r>
+        <w:rPr>
+          <w:noProof/>
+        </w:rPr>
         <w:lastRenderedPageBreak/>
         <w:drawing>
           <wp:inline distT="0" distB="0" distL="0" distR="0" wp14:anchorId="56F8EEE4" wp14:editId="0A9BE396">
@@ -4600,6 +6273,9 @@
     </w:p>
     <w:p>
       <w:r>
+        <w:rPr>
+          <w:noProof/>
+        </w:rPr>
         <w:lastRenderedPageBreak/>
         <w:drawing>
           <wp:inline distT="0" distB="0" distL="0" distR="0" wp14:anchorId="1FBCEC11" wp14:editId="2FA75102">
@@ -4670,6 +6346,9 @@
         <w:keepNext/>
       </w:pPr>
       <w:r>
+        <w:rPr>
+          <w:noProof/>
+        </w:rPr>
         <w:drawing>
           <wp:inline distT="0" distB="0" distL="0" distR="0" wp14:anchorId="0CE64EC1" wp14:editId="158FD48B">
             <wp:extent cx="5755640" cy="2722880"/>
@@ -4736,6 +6415,9 @@
         <w:keepNext/>
       </w:pPr>
       <w:r>
+        <w:rPr>
+          <w:noProof/>
+        </w:rPr>
         <w:lastRenderedPageBreak/>
         <w:drawing>
           <wp:inline distT="0" distB="0" distL="0" distR="0" wp14:anchorId="53FA9972" wp14:editId="0E4F4359">
@@ -4867,6 +6549,9 @@
         </mc:AlternateContent>
       </w:r>
       <w:r>
+        <w:rPr>
+          <w:noProof/>
+        </w:rPr>
         <w:drawing>
           <wp:anchor distT="0" distB="0" distL="114300" distR="114300" simplePos="0" relativeHeight="251661312" behindDoc="1" locked="0" layoutInCell="1" allowOverlap="1" wp14:anchorId="0F7835D4" wp14:editId="3E0691F7">
             <wp:simplePos x="0" y="0"/>
@@ -5932,8 +7617,93 @@
           <w:szCs w:val="20"/>
           <w:lang w:val="en-US"/>
         </w:rPr>
-        <w:t xml:space="preserve"> preprint arXiv:2412.15115. https://doi.org/10.48550/arXiv.2412.15115</w:t>
-      </w:r>
+        <w:t xml:space="preserve"> preprint arXiv:2412.15115. </w:t>
+      </w:r>
+      <w:hyperlink r:id="rId21" w:history="1">
+        <w:r>
+          <w:rPr>
+            <w:rStyle w:val="Hyperlink"/>
+            <w:rFonts w:ascii="Times New Roman" w:hAnsi="Times New Roman" w:cs="Times New Roman"/>
+            <w:sz w:val="20"/>
+            <w:szCs w:val="20"/>
+            <w:lang w:val="en-US"/>
+          </w:rPr>
+          <w:t>https://doi.org/10.48550/arXiv.2412.15115</w:t>
+        </w:r>
+      </w:hyperlink>
+    </w:p>
+    <w:p>
+      <w:pPr>
+        <w:rPr>
+          <w:rFonts w:ascii="Times New Roman" w:hAnsi="Times New Roman" w:cs="Times New Roman"/>
+          <w:sz w:val="20"/>
+          <w:szCs w:val="20"/>
+          <w:lang w:val="en-US"/>
+        </w:rPr>
+      </w:pPr>
+      <w:r>
+        <w:rPr>
+          <w:rFonts w:ascii="Times New Roman" w:hAnsi="Times New Roman" w:cs="Times New Roman"/>
+          <w:sz w:val="20"/>
+          <w:szCs w:val="20"/>
+          <w:lang w:val="en-US"/>
+        </w:rPr>
+        <w:t xml:space="preserve">11. Gerganov, G. (2023). </w:t>
+      </w:r>
+      <w:r>
+        <w:rPr>
+          <w:rFonts w:ascii="Times New Roman" w:hAnsi="Times New Roman" w:cs="Times New Roman"/>
+          <w:i/>
+          <w:iCs/>
+          <w:sz w:val="20"/>
+          <w:szCs w:val="20"/>
+          <w:lang w:val="en-US"/>
+        </w:rPr>
+        <w:t xml:space="preserve">*llama.cpp: Inference of </w:t>
+      </w:r>
+      <w:proofErr w:type="spellStart"/>
+      <w:r>
+        <w:rPr>
+          <w:rFonts w:ascii="Times New Roman" w:hAnsi="Times New Roman" w:cs="Times New Roman"/>
+          <w:i/>
+          <w:iCs/>
+          <w:sz w:val="20"/>
+          <w:szCs w:val="20"/>
+          <w:lang w:val="en-US"/>
+        </w:rPr>
+        <w:t>LLaMA</w:t>
+      </w:r>
+      <w:proofErr w:type="spellEnd"/>
+      <w:r>
+        <w:rPr>
+          <w:rFonts w:ascii="Times New Roman" w:hAnsi="Times New Roman" w:cs="Times New Roman"/>
+          <w:i/>
+          <w:iCs/>
+          <w:sz w:val="20"/>
+          <w:szCs w:val="20"/>
+          <w:lang w:val="en-US"/>
+        </w:rPr>
+        <w:t xml:space="preserve"> model in pure C/C++*</w:t>
+      </w:r>
+      <w:r>
+        <w:rPr>
+          <w:rFonts w:ascii="Times New Roman" w:hAnsi="Times New Roman" w:cs="Times New Roman"/>
+          <w:sz w:val="20"/>
+          <w:szCs w:val="20"/>
+          <w:lang w:val="en-US"/>
+        </w:rPr>
+        <w:t>. GitHub. https://github.com/ggerganov/llama.cpp</w:t>
+      </w:r>
+    </w:p>
+    <w:p>
+      <w:pPr>
+        <w:rPr>
+          <w:rFonts w:ascii="Times New Roman" w:hAnsi="Times New Roman" w:cs="Times New Roman"/>
+          <w:sz w:val="20"/>
+          <w:szCs w:val="20"/>
+          <w:lang w:val="en-US"/>
+        </w:rPr>
+      </w:pPr>
     </w:p>
     <w:p>
       <w:pPr>
@@ -5992,7 +7762,7 @@
       </w:pPr>
     </w:p>
     <w:sectPr>
-      <w:headerReference w:type="first" r:id="rId21"/>
+      <w:headerReference w:type="first" r:id="rId22"/>
       <w:pgSz w:w="11900" w:h="16840" w:code="9"/>
       <w:pgMar w:top="1418" w:right="1418" w:bottom="1418" w:left="1418" w:header="709" w:footer="709" w:gutter="0"/>
       <w:cols w:space="708"/>
@@ -9967,15 +11737,6 @@
 </file>
 
 <file path=customXml/item2.xml><?xml version="1.0" encoding="utf-8"?>
-<?mso-contentType ?>
-<FormTemplates xmlns="http://schemas.microsoft.com/sharepoint/v3/contenttype/forms">
-  <Display>DocumentLibraryForm</Display>
-  <Edit>DocumentLibraryForm</Edit>
-  <New>DocumentLibraryForm</New>
-</FormTemplates>
-</file>
-
-<file path=customXml/item3.xml><?xml version="1.0" encoding="utf-8"?>
 <ct:contentTypeSchema xmlns:ct="http://schemas.microsoft.com/office/2006/metadata/contentType" xmlns:ma="http://schemas.microsoft.com/office/2006/metadata/properties/metaAttributes" ct:_="" ma:_="" ma:contentTypeName="Dokument" ma:contentTypeID="0x010100C7B3477DA0B97842A4AB3CAC2FC7CCA9" ma:contentTypeVersion="3" ma:contentTypeDescription="Utwórz nowy dokument." ma:contentTypeScope="" ma:versionID="08acbf4e69e1c417c0654eb506165124">
   <xsd:schema xmlns:xsd="http://www.w3.org/2001/XMLSchema" xmlns:xs="http://www.w3.org/2001/XMLSchema" xmlns:p="http://schemas.microsoft.com/office/2006/metadata/properties" xmlns:ns2="90ad895e-3eee-4c0f-8ee5-203ad6452046" targetNamespace="http://schemas.microsoft.com/office/2006/metadata/properties" ma:root="true" ma:fieldsID="0612b0a3dcdc06ca4f4ab8731dc57d64" ns2:_="">
     <xsd:import namespace="90ad895e-3eee-4c0f-8ee5-203ad6452046"/>
@@ -10113,6 +11874,15 @@
 </ct:contentTypeSchema>
 </file>
 
+<file path=customXml/item3.xml><?xml version="1.0" encoding="utf-8"?>
+<?mso-contentType ?>
+<FormTemplates xmlns="http://schemas.microsoft.com/sharepoint/v3/contenttype/forms">
+  <Display>DocumentLibraryForm</Display>
+  <Edit>DocumentLibraryForm</Edit>
+  <New>DocumentLibraryForm</New>
+</FormTemplates>
+</file>
+
 <file path=customXml/itemProps1.xml><?xml version="1.0" encoding="utf-8"?>
 <ds:datastoreItem xmlns:ds="http://schemas.openxmlformats.org/officeDocument/2006/customXml" ds:itemID="{9A4B9707-3390-4BAA-9D3A-F1BCEDCBE263}">
   <ds:schemaRefs>
@@ -10123,14 +11893,6 @@
 </file>
 
 <file path=customXml/itemProps2.xml><?xml version="1.0" encoding="utf-8"?>
-<ds:datastoreItem xmlns:ds="http://schemas.openxmlformats.org/officeDocument/2006/customXml" ds:itemID="{C7ED8927-B6BE-4A5E-8E7E-ABB33AB171D8}">
-  <ds:schemaRefs>
-    <ds:schemaRef ds:uri="http://schemas.microsoft.com/sharepoint/v3/contenttype/forms"/>
-  </ds:schemaRefs>
-</ds:datastoreItem>
-</file>
-
-<file path=customXml/itemProps3.xml><?xml version="1.0" encoding="utf-8"?>
 <ds:datastoreItem xmlns:ds="http://schemas.openxmlformats.org/officeDocument/2006/customXml" ds:itemID="{8B32E23D-F441-40B0-8BD3-500F27940F29}">
   <ds:schemaRefs>
     <ds:schemaRef ds:uri="http://schemas.microsoft.com/office/2006/metadata/contentType"/>
@@ -10146,4 +11908,12 @@
     <ds:schemaRef ds:uri="http://schemas.microsoft.com/internal/obd"/>
   </ds:schemaRefs>
 </ds:datastoreItem>
+</file>
+
+<file path=customXml/itemProps3.xml><?xml version="1.0" encoding="utf-8"?>
+<ds:datastoreItem xmlns:ds="http://schemas.openxmlformats.org/officeDocument/2006/customXml" ds:itemID="{C7ED8927-B6BE-4A5E-8E7E-ABB33AB171D8}">
+  <ds:schemaRefs>
+    <ds:schemaRef ds:uri="http://schemas.microsoft.com/sharepoint/v3/contenttype/forms"/>
+  </ds:schemaRefs>
+</ds:datastoreItem>
 </file>
--- a/documentation/Projekt_43995.docx
+++ b/documentation/Projekt_43995.docx
@@ -424,17 +424,6 @@
     </w:p>
     <w:p>
       <w:pPr>
-        <w:spacing w:after="200" w:line="360" w:lineRule="auto"/>
-        <w:ind w:left="284"/>
-        <w:jc w:val="center"/>
-        <w:rPr>
-          <w:rFonts w:ascii="Times New Roman" w:hAnsi="Times New Roman"/>
-          <w:szCs w:val="22"/>
-        </w:rPr>
-      </w:pPr>
-    </w:p>
-    <w:p>
-      <w:pPr>
         <w:pStyle w:val="Heading1"/>
         <w:numPr>
           <w:ilvl w:val="0"/>
@@ -442,6 +431,7 @@
         </w:numPr>
       </w:pPr>
       <w:r>
+        <w:lastRenderedPageBreak/>
         <w:t>Podstawowe informacje</w:t>
       </w:r>
       <w:r>
@@ -466,1538 +456,478 @@
         <w:t>)</w:t>
       </w:r>
     </w:p>
-    <w:p/>
-    <w:tbl>
-      <w:tblPr>
-        <w:tblStyle w:val="TableGrid"/>
-        <w:tblW w:w="0" w:type="auto"/>
-        <w:tblLook w:val="04A0" w:firstRow="1" w:lastRow="0" w:firstColumn="1" w:lastColumn="0" w:noHBand="0" w:noVBand="1"/>
-      </w:tblPr>
-      <w:tblGrid>
-        <w:gridCol w:w="2547"/>
-        <w:gridCol w:w="6507"/>
-      </w:tblGrid>
-      <w:tr>
-        <w:tc>
-          <w:tcPr>
-            <w:tcW w:w="2547" w:type="dxa"/>
-          </w:tcPr>
-          <w:p>
-            <w:pPr>
-              <w:rPr>
-                <w:rFonts w:ascii="Times New Roman" w:hAnsi="Times New Roman" w:cs="Times New Roman"/>
-                <w:sz w:val="20"/>
-                <w:szCs w:val="20"/>
-              </w:rPr>
-            </w:pPr>
-            <w:r>
-              <w:rPr>
-                <w:rFonts w:ascii="Times New Roman" w:hAnsi="Times New Roman" w:cs="Times New Roman"/>
-                <w:sz w:val="20"/>
-                <w:szCs w:val="20"/>
-              </w:rPr>
-              <w:t>Nazwa projektu</w:t>
-            </w:r>
-          </w:p>
-        </w:tc>
-        <w:tc>
-          <w:tcPr>
-            <w:tcW w:w="6509" w:type="dxa"/>
-          </w:tcPr>
-          <w:p>
-            <w:pPr>
-              <w:rPr>
-                <w:rFonts w:ascii="Times New Roman" w:hAnsi="Times New Roman" w:cs="Times New Roman"/>
-                <w:i/>
-                <w:sz w:val="20"/>
-                <w:szCs w:val="20"/>
-              </w:rPr>
-            </w:pPr>
-            <w:r>
-              <w:rPr>
-                <w:rFonts w:ascii="Times New Roman" w:hAnsi="Times New Roman" w:cs="Times New Roman"/>
-                <w:color w:val="FF0000"/>
-                <w:sz w:val="20"/>
-                <w:szCs w:val="20"/>
-              </w:rPr>
-              <w:t>Należy podać pełną nazwę projektu, jak na stronie tytułowej</w:t>
-            </w:r>
-            <w:r>
-              <w:rPr>
-                <w:rFonts w:ascii="Times New Roman" w:hAnsi="Times New Roman" w:cs="Times New Roman"/>
-                <w:color w:val="FF0000"/>
-                <w:sz w:val="20"/>
-                <w:szCs w:val="20"/>
-              </w:rPr>
-              <w:t xml:space="preserve"> lub dłuższą (jeśli na stronie tytułowej z uwagi na formatowanie podano tytuł skrócony)</w:t>
-            </w:r>
-          </w:p>
-          <w:p>
-            <w:pPr>
-              <w:rPr>
-                <w:rFonts w:ascii="Times New Roman" w:hAnsi="Times New Roman" w:cs="Times New Roman"/>
-                <w:iCs/>
-                <w:sz w:val="20"/>
-                <w:szCs w:val="20"/>
-              </w:rPr>
-            </w:pPr>
-            <w:r>
-              <w:rPr>
-                <w:rFonts w:ascii="Times New Roman" w:hAnsi="Times New Roman" w:cs="Times New Roman"/>
-                <w:iCs/>
-                <w:sz w:val="20"/>
-                <w:szCs w:val="20"/>
-              </w:rPr>
-              <w:t>System detekcji dezinformacji i błędów logicznych w tekstach medialnych z wykorzystaniem wyjaśnialnej sztucznej inteligencji (XAI)</w:t>
-            </w:r>
-          </w:p>
-        </w:tc>
-      </w:tr>
-      <w:tr>
-        <w:tc>
-          <w:tcPr>
-            <w:tcW w:w="2547" w:type="dxa"/>
-          </w:tcPr>
-          <w:p>
-            <w:pPr>
-              <w:rPr>
-                <w:rFonts w:ascii="Times New Roman" w:hAnsi="Times New Roman" w:cs="Times New Roman"/>
-                <w:sz w:val="20"/>
-                <w:szCs w:val="20"/>
-              </w:rPr>
-            </w:pPr>
-            <w:r>
-              <w:rPr>
-                <w:rFonts w:ascii="Times New Roman" w:hAnsi="Times New Roman" w:cs="Times New Roman"/>
-                <w:sz w:val="20"/>
-                <w:szCs w:val="20"/>
-              </w:rPr>
-              <w:t>Cel projektu</w:t>
-            </w:r>
-          </w:p>
-        </w:tc>
-        <w:tc>
-          <w:tcPr>
-            <w:tcW w:w="6509" w:type="dxa"/>
-          </w:tcPr>
-          <w:p>
-            <w:pPr>
-              <w:rPr>
-                <w:rFonts w:ascii="Times New Roman" w:hAnsi="Times New Roman" w:cs="Times New Roman"/>
-                <w:color w:val="FF0000"/>
-                <w:sz w:val="20"/>
-                <w:szCs w:val="20"/>
-              </w:rPr>
-            </w:pPr>
-            <w:r>
-              <w:rPr>
-                <w:rFonts w:ascii="Times New Roman" w:hAnsi="Times New Roman" w:cs="Times New Roman"/>
-                <w:color w:val="FF0000"/>
-                <w:sz w:val="20"/>
-                <w:szCs w:val="20"/>
-              </w:rPr>
-              <w:t xml:space="preserve">Należy opisać cel projektu – po co dany projekt jest realizowany i czyje problemy rozwiązuje (maksymalnie ½ strony) </w:t>
-            </w:r>
-          </w:p>
-          <w:p>
-            <w:pPr>
-              <w:rPr>
-                <w:rFonts w:ascii="Times New Roman" w:hAnsi="Times New Roman" w:cs="Times New Roman"/>
-                <w:sz w:val="20"/>
-                <w:szCs w:val="20"/>
-              </w:rPr>
-            </w:pPr>
-            <w:r>
-              <w:rPr>
-                <w:rFonts w:ascii="Times New Roman" w:hAnsi="Times New Roman" w:cs="Times New Roman"/>
-                <w:b/>
-                <w:bCs/>
-                <w:sz w:val="20"/>
-                <w:szCs w:val="20"/>
-              </w:rPr>
-              <w:t>Cel główny:</w:t>
-            </w:r>
-            <w:r>
-              <w:rPr>
-                <w:rFonts w:ascii="Times New Roman" w:hAnsi="Times New Roman" w:cs="Times New Roman"/>
-                <w:sz w:val="20"/>
-                <w:szCs w:val="20"/>
-              </w:rPr>
-              <w:t xml:space="preserve"> </w:t>
-            </w:r>
-            <w:r>
-              <w:rPr>
-                <w:rFonts w:ascii="Times New Roman" w:hAnsi="Times New Roman" w:cs="Times New Roman"/>
-                <w:sz w:val="20"/>
-                <w:szCs w:val="20"/>
-              </w:rPr>
-              <w:t>Celem projektu jest opracowanie i wdrożenie systemu informatycznego służącego do automatycznej identyfikacji oraz wyjaśniania technik manipulacji i błędów logicznych w polskojęzycznych artykułach. Kluczowym aspektem jest nie tylko klasyfikacja, ale również generowanie zrozumiałego dla użytkownika uzasadnienia (Chain-of-Thought), co odróżnia ten system od klasycznych klasyfikatorów typu "czarna skrzynka".</w:t>
-            </w:r>
-          </w:p>
-          <w:p>
-            <w:pPr>
-              <w:rPr>
-                <w:rFonts w:ascii="Times New Roman" w:hAnsi="Times New Roman" w:cs="Times New Roman"/>
-                <w:sz w:val="20"/>
-                <w:szCs w:val="20"/>
-              </w:rPr>
-            </w:pPr>
-            <w:r>
-              <w:rPr>
-                <w:rFonts w:ascii="Times New Roman" w:hAnsi="Times New Roman" w:cs="Times New Roman"/>
-                <w:b/>
-                <w:bCs/>
-                <w:sz w:val="20"/>
-                <w:szCs w:val="20"/>
-              </w:rPr>
-              <w:t>Rozwiązywane problemy:</w:t>
-            </w:r>
-            <w:r>
-              <w:rPr>
-                <w:rFonts w:ascii="Times New Roman" w:hAnsi="Times New Roman" w:cs="Times New Roman"/>
-                <w:sz w:val="20"/>
-                <w:szCs w:val="20"/>
-              </w:rPr>
-              <w:t xml:space="preserve"> Projekt adresuje luki w istniejących rozwiązaniach dwojako:</w:t>
-            </w:r>
-          </w:p>
-          <w:p>
-            <w:pPr>
-              <w:numPr>
-                <w:ilvl w:val="0"/>
-                <w:numId w:val="5"/>
-              </w:numPr>
-              <w:rPr>
-                <w:rFonts w:ascii="Times New Roman" w:hAnsi="Times New Roman" w:cs="Times New Roman"/>
-                <w:sz w:val="20"/>
-                <w:szCs w:val="20"/>
-              </w:rPr>
-            </w:pPr>
-            <w:r>
-              <w:rPr>
-                <w:rFonts w:ascii="Times New Roman" w:hAnsi="Times New Roman" w:cs="Times New Roman"/>
-                <w:b/>
-                <w:bCs/>
-                <w:sz w:val="20"/>
-                <w:szCs w:val="20"/>
-              </w:rPr>
-              <w:t>Dla użytkownika końcowego:</w:t>
-            </w:r>
-            <w:r>
-              <w:rPr>
-                <w:rFonts w:ascii="Times New Roman" w:hAnsi="Times New Roman" w:cs="Times New Roman"/>
-                <w:sz w:val="20"/>
-                <w:szCs w:val="20"/>
-              </w:rPr>
-              <w:t xml:space="preserve"> Rozwiązuje problem "czarnej skrzynki" w automatycznej weryfikacji treści. Zamiast binarnej etykiety "Fałsz", system generuje zrozumiałe uzasadnienie, pełniące funkcję </w:t>
-            </w:r>
-            <w:r>
-              <w:rPr>
-                <w:rFonts w:ascii="Times New Roman" w:hAnsi="Times New Roman" w:cs="Times New Roman"/>
-                <w:sz w:val="20"/>
-                <w:szCs w:val="20"/>
-              </w:rPr>
-              <w:t xml:space="preserve">wyjasnialną </w:t>
-            </w:r>
-            <w:r>
-              <w:rPr>
-                <w:rFonts w:ascii="Times New Roman" w:hAnsi="Times New Roman" w:cs="Times New Roman"/>
-                <w:sz w:val="20"/>
-                <w:szCs w:val="20"/>
-              </w:rPr>
-              <w:t>i zwiększające kompetencje medialne odbiorcy.</w:t>
-            </w:r>
-          </w:p>
-          <w:p>
-            <w:pPr>
-              <w:numPr>
-                <w:ilvl w:val="0"/>
-                <w:numId w:val="5"/>
-              </w:numPr>
-              <w:rPr>
-                <w:rFonts w:ascii="Times New Roman" w:hAnsi="Times New Roman" w:cs="Times New Roman"/>
-                <w:sz w:val="20"/>
-                <w:szCs w:val="20"/>
-              </w:rPr>
-            </w:pPr>
-            <w:r>
-              <w:rPr>
-                <w:rFonts w:ascii="Times New Roman" w:hAnsi="Times New Roman" w:cs="Times New Roman"/>
-                <w:b/>
-                <w:bCs/>
-                <w:sz w:val="20"/>
-                <w:szCs w:val="20"/>
-              </w:rPr>
-              <w:t>Dla inżyniera/analityka:</w:t>
-            </w:r>
-            <w:r>
-              <w:rPr>
-                <w:rFonts w:ascii="Times New Roman" w:hAnsi="Times New Roman" w:cs="Times New Roman"/>
-                <w:sz w:val="20"/>
-                <w:szCs w:val="20"/>
-              </w:rPr>
-              <w:t xml:space="preserve"> Rozwiązuje problem degradacji modeli w czasie. Dzięki modułowi "Human-in-the-Loop", system umożliwia ekspertowi natychmiastowe douczanie modelu (metodą LoRA). Pozwala to na szybką adaptację narzędzia do nowych narracji dezinformacyjnych, z którymi statyczne modele sobie nie radzą.</w:t>
-            </w:r>
-          </w:p>
-          <w:p>
-            <w:pPr>
-              <w:rPr>
-                <w:rFonts w:ascii="Times New Roman" w:hAnsi="Times New Roman" w:cs="Times New Roman"/>
-                <w:color w:val="FF0000"/>
-                <w:sz w:val="20"/>
-                <w:szCs w:val="20"/>
-              </w:rPr>
-            </w:pPr>
-          </w:p>
-        </w:tc>
-      </w:tr>
-      <w:tr>
-        <w:tc>
-          <w:tcPr>
-            <w:tcW w:w="2547" w:type="dxa"/>
-          </w:tcPr>
-          <w:p>
-            <w:pPr>
-              <w:rPr>
-                <w:rFonts w:ascii="Times New Roman" w:hAnsi="Times New Roman" w:cs="Times New Roman"/>
-                <w:sz w:val="20"/>
-                <w:szCs w:val="20"/>
-              </w:rPr>
-            </w:pPr>
-            <w:r>
-              <w:rPr>
-                <w:rFonts w:ascii="Times New Roman" w:hAnsi="Times New Roman" w:cs="Times New Roman"/>
-                <w:sz w:val="20"/>
-                <w:szCs w:val="20"/>
-              </w:rPr>
-              <w:t>Krótki opis projektu</w:t>
-            </w:r>
-          </w:p>
-        </w:tc>
-        <w:tc>
-          <w:tcPr>
-            <w:tcW w:w="6509" w:type="dxa"/>
-          </w:tcPr>
-          <w:p>
-            <w:pPr>
-              <w:rPr>
-                <w:rFonts w:ascii="Times New Roman" w:hAnsi="Times New Roman" w:cs="Times New Roman"/>
-                <w:color w:val="FF0000"/>
-                <w:sz w:val="20"/>
-                <w:szCs w:val="20"/>
-              </w:rPr>
-            </w:pPr>
-            <w:r>
-              <w:rPr>
-                <w:rFonts w:ascii="Times New Roman" w:hAnsi="Times New Roman" w:cs="Times New Roman"/>
-                <w:color w:val="FF0000"/>
-                <w:sz w:val="20"/>
-                <w:szCs w:val="20"/>
-              </w:rPr>
-              <w:t xml:space="preserve">Należy przedstawić krótki (maksymalnie </w:t>
-            </w:r>
-            <w:r>
-              <w:rPr>
-                <w:rFonts w:ascii="Times New Roman" w:hAnsi="Times New Roman" w:cs="Times New Roman"/>
-                <w:color w:val="FF0000"/>
-                <w:sz w:val="20"/>
-                <w:szCs w:val="20"/>
-              </w:rPr>
-              <w:t xml:space="preserve">½ </w:t>
-            </w:r>
-            <w:r>
-              <w:rPr>
-                <w:rFonts w:ascii="Times New Roman" w:hAnsi="Times New Roman" w:cs="Times New Roman"/>
-                <w:color w:val="FF0000"/>
-                <w:sz w:val="20"/>
-                <w:szCs w:val="20"/>
-              </w:rPr>
-              <w:t>stron</w:t>
-            </w:r>
-            <w:r>
-              <w:rPr>
-                <w:rFonts w:ascii="Times New Roman" w:hAnsi="Times New Roman" w:cs="Times New Roman"/>
-                <w:color w:val="FF0000"/>
-                <w:sz w:val="20"/>
-                <w:szCs w:val="20"/>
-              </w:rPr>
-              <w:t>y</w:t>
-            </w:r>
-            <w:r>
-              <w:rPr>
-                <w:rFonts w:ascii="Times New Roman" w:hAnsi="Times New Roman" w:cs="Times New Roman"/>
-                <w:color w:val="FF0000"/>
-                <w:sz w:val="20"/>
-                <w:szCs w:val="20"/>
-              </w:rPr>
-              <w:t>) opis projektu.</w:t>
-            </w:r>
-          </w:p>
-          <w:p>
-            <w:pPr>
-              <w:rPr>
-                <w:rFonts w:ascii="Times New Roman" w:hAnsi="Times New Roman" w:cs="Times New Roman"/>
-                <w:sz w:val="20"/>
-                <w:szCs w:val="20"/>
-              </w:rPr>
-            </w:pPr>
-            <w:r>
-              <w:rPr>
-                <w:rFonts w:ascii="Times New Roman" w:hAnsi="Times New Roman" w:cs="Times New Roman"/>
-                <w:sz w:val="20"/>
-                <w:szCs w:val="20"/>
-              </w:rPr>
-              <w:t>Projekt stanowi kompleksowe rozwiązanie inżynierskie integrujące przetwarzanie języka naturalnego (NLP) z interaktywną aplikacją webową. Rdzeniem systemu jest model językowy (</w:t>
-            </w:r>
-            <w:r>
-              <w:rPr>
-                <w:rFonts w:ascii="Times New Roman" w:hAnsi="Times New Roman" w:cs="Times New Roman"/>
-                <w:sz w:val="20"/>
-                <w:szCs w:val="20"/>
-              </w:rPr>
-              <w:t>speakleash/Bielik-4.5B-v3.0-Instruct</w:t>
-            </w:r>
-            <w:r>
-              <w:rPr>
-                <w:rFonts w:ascii="Times New Roman" w:hAnsi="Times New Roman" w:cs="Times New Roman"/>
-                <w:sz w:val="20"/>
-                <w:szCs w:val="20"/>
-              </w:rPr>
-              <w:t>), który został nauczony nie tylko klasyfikacji, ale i argumentacji.</w:t>
-            </w:r>
-          </w:p>
-          <w:p>
-            <w:pPr>
-              <w:rPr>
-                <w:rFonts w:ascii="Times New Roman" w:hAnsi="Times New Roman" w:cs="Times New Roman"/>
-                <w:sz w:val="20"/>
-                <w:szCs w:val="20"/>
-              </w:rPr>
-            </w:pPr>
-            <w:r>
-              <w:rPr>
-                <w:rFonts w:ascii="Times New Roman" w:hAnsi="Times New Roman" w:cs="Times New Roman"/>
-                <w:b/>
-                <w:bCs/>
-                <w:sz w:val="20"/>
-                <w:szCs w:val="20"/>
-              </w:rPr>
-              <w:t>Metodyka i Architektura:</w:t>
-            </w:r>
-            <w:r>
-              <w:rPr>
-                <w:rFonts w:ascii="Times New Roman" w:hAnsi="Times New Roman" w:cs="Times New Roman"/>
-                <w:sz w:val="20"/>
-                <w:szCs w:val="20"/>
-              </w:rPr>
-              <w:t xml:space="preserve"> Kluczowym elementem prac jest przygotowanie wysokiej jakości zbioru danych treningowych w oparciu o zbiór MIPD. Zastosowano strategię </w:t>
-            </w:r>
-            <w:r>
-              <w:rPr>
-                <w:rFonts w:ascii="Times New Roman" w:hAnsi="Times New Roman" w:cs="Times New Roman"/>
-                <w:b/>
-                <w:bCs/>
-                <w:sz w:val="20"/>
-                <w:szCs w:val="20"/>
-              </w:rPr>
-              <w:t>"Label-Conditional Distillation"</w:t>
-            </w:r>
-            <w:r>
-              <w:rPr>
-                <w:rFonts w:ascii="Times New Roman" w:hAnsi="Times New Roman" w:cs="Times New Roman"/>
-                <w:sz w:val="20"/>
-                <w:szCs w:val="20"/>
-              </w:rPr>
-              <w:t>, gdzie większy model nauczycielski (</w:t>
-            </w:r>
-            <w:r>
-              <w:rPr>
-                <w:rFonts w:ascii="Times New Roman" w:hAnsi="Times New Roman" w:cs="Times New Roman"/>
-                <w:sz w:val="20"/>
-                <w:szCs w:val="20"/>
-              </w:rPr>
-              <w:t>unsloth/Qwen2.5-7B-Instruct-bnb-4bit</w:t>
-            </w:r>
-            <w:r>
-              <w:rPr>
-                <w:rFonts w:ascii="Times New Roman" w:hAnsi="Times New Roman" w:cs="Times New Roman"/>
-                <w:sz w:val="20"/>
-                <w:szCs w:val="20"/>
-              </w:rPr>
-              <w:t>) generuje uzasadnienia logiczne ściśle dopasowane do decyzji ludzkich ekspertów. Pozwala to na zachowanie "ludzkiej" oceny, przy jednoczesnym uzyskaniu spójnych wyjaśnień, na których uczony jest mniejszy model.</w:t>
-            </w:r>
-          </w:p>
-          <w:p>
-            <w:pPr>
-              <w:rPr>
-                <w:rFonts w:ascii="Times New Roman" w:hAnsi="Times New Roman" w:cs="Times New Roman"/>
-                <w:sz w:val="20"/>
-                <w:szCs w:val="20"/>
-              </w:rPr>
-            </w:pPr>
-            <w:r>
-              <w:rPr>
-                <w:rFonts w:ascii="Times New Roman" w:hAnsi="Times New Roman" w:cs="Times New Roman"/>
-                <w:sz w:val="20"/>
-                <w:szCs w:val="20"/>
-              </w:rPr>
-              <w:t>Aplikacja składa się z dwóch interfejsów:</w:t>
-            </w:r>
-          </w:p>
-          <w:p>
-            <w:pPr>
-              <w:numPr>
-                <w:ilvl w:val="0"/>
-                <w:numId w:val="6"/>
-              </w:numPr>
-              <w:rPr>
-                <w:rFonts w:ascii="Times New Roman" w:hAnsi="Times New Roman" w:cs="Times New Roman"/>
-                <w:sz w:val="20"/>
-                <w:szCs w:val="20"/>
-              </w:rPr>
-            </w:pPr>
-            <w:r>
-              <w:rPr>
-                <w:rFonts w:ascii="Times New Roman" w:hAnsi="Times New Roman" w:cs="Times New Roman"/>
-                <w:b/>
-                <w:bCs/>
-                <w:sz w:val="20"/>
-                <w:szCs w:val="20"/>
-              </w:rPr>
-              <w:t>Panel Użytkownika:</w:t>
-            </w:r>
-            <w:r>
-              <w:rPr>
-                <w:rFonts w:ascii="Times New Roman" w:hAnsi="Times New Roman" w:cs="Times New Roman"/>
-                <w:sz w:val="20"/>
-                <w:szCs w:val="20"/>
-              </w:rPr>
-              <w:t xml:space="preserve"> Umożliwia wklejenie tekstu i otrzymanie analizy (wykryte techniki manipulacji + wyjaśnienie).</w:t>
-            </w:r>
-          </w:p>
-          <w:p>
-            <w:pPr>
-              <w:numPr>
-                <w:ilvl w:val="0"/>
-                <w:numId w:val="6"/>
-              </w:numPr>
-              <w:rPr>
-                <w:rFonts w:ascii="Times New Roman" w:hAnsi="Times New Roman" w:cs="Times New Roman"/>
-                <w:sz w:val="20"/>
-                <w:szCs w:val="20"/>
-              </w:rPr>
-            </w:pPr>
-            <w:r>
-              <w:rPr>
-                <w:rFonts w:ascii="Times New Roman" w:hAnsi="Times New Roman" w:cs="Times New Roman"/>
-                <w:b/>
-                <w:bCs/>
-                <w:sz w:val="20"/>
-                <w:szCs w:val="20"/>
-              </w:rPr>
-              <w:t>Panel Inżynierski:</w:t>
-            </w:r>
-            <w:r>
-              <w:rPr>
-                <w:rFonts w:ascii="Times New Roman" w:hAnsi="Times New Roman" w:cs="Times New Roman"/>
-                <w:sz w:val="20"/>
-                <w:szCs w:val="20"/>
-              </w:rPr>
-              <w:t xml:space="preserve"> Pozwala na</w:t>
-            </w:r>
-            <w:r>
-              <w:rPr>
-                <w:rFonts w:ascii="Times New Roman" w:hAnsi="Times New Roman" w:cs="Times New Roman"/>
-                <w:sz w:val="20"/>
-                <w:szCs w:val="20"/>
-              </w:rPr>
-              <w:t xml:space="preserve"> ladowanie nowych danych treningowych</w:t>
-            </w:r>
-            <w:r>
-              <w:rPr>
-                <w:rFonts w:ascii="Times New Roman" w:hAnsi="Times New Roman" w:cs="Times New Roman"/>
-                <w:sz w:val="20"/>
-                <w:szCs w:val="20"/>
-              </w:rPr>
-              <w:t xml:space="preserve"> oraz uruchomienie procesu </w:t>
-            </w:r>
-            <w:r>
-              <w:rPr>
-                <w:rFonts w:ascii="Times New Roman" w:hAnsi="Times New Roman" w:cs="Times New Roman"/>
-                <w:b/>
-                <w:bCs/>
-                <w:sz w:val="20"/>
-                <w:szCs w:val="20"/>
-              </w:rPr>
-              <w:t>lokalnego dotrenowania (Retraining)</w:t>
-            </w:r>
-            <w:r>
-              <w:rPr>
-                <w:rFonts w:ascii="Times New Roman" w:hAnsi="Times New Roman" w:cs="Times New Roman"/>
-                <w:sz w:val="20"/>
-                <w:szCs w:val="20"/>
-              </w:rPr>
-              <w:t>. Wykorzystanie biblioteki Unsloth oraz techniki kwantyzacji pozwala na realizację tego procesu na sprzęcie klasy konsumenckiej, czyniąc system samowystarczalnym i tanim w eksploatacji.</w:t>
-            </w:r>
-          </w:p>
-          <w:p>
-            <w:pPr>
-              <w:rPr>
-                <w:rFonts w:ascii="Times New Roman" w:hAnsi="Times New Roman" w:cs="Times New Roman"/>
-                <w:sz w:val="20"/>
-                <w:szCs w:val="20"/>
-              </w:rPr>
-            </w:pPr>
-          </w:p>
-        </w:tc>
-      </w:tr>
-      <w:tr>
-        <w:tc>
-          <w:tcPr>
-            <w:tcW w:w="2547" w:type="dxa"/>
-          </w:tcPr>
-          <w:p>
-            <w:pPr>
-              <w:rPr>
-                <w:rFonts w:ascii="Times New Roman" w:hAnsi="Times New Roman" w:cs="Times New Roman"/>
-                <w:sz w:val="20"/>
-                <w:szCs w:val="20"/>
-              </w:rPr>
-            </w:pPr>
-            <w:r>
-              <w:rPr>
-                <w:rFonts w:ascii="Times New Roman" w:hAnsi="Times New Roman" w:cs="Times New Roman"/>
-                <w:sz w:val="20"/>
-                <w:szCs w:val="20"/>
-              </w:rPr>
-              <w:t>Analiza konkurencji</w:t>
-            </w:r>
-          </w:p>
-        </w:tc>
-        <w:tc>
-          <w:tcPr>
-            <w:tcW w:w="6509" w:type="dxa"/>
-          </w:tcPr>
-          <w:p>
-            <w:pPr>
-              <w:rPr>
-                <w:rFonts w:ascii="Times New Roman" w:hAnsi="Times New Roman" w:cs="Times New Roman"/>
-                <w:color w:val="FF0000"/>
-                <w:sz w:val="20"/>
-                <w:szCs w:val="20"/>
-              </w:rPr>
-            </w:pPr>
-            <w:r>
-              <w:rPr>
-                <w:rFonts w:ascii="Times New Roman" w:hAnsi="Times New Roman" w:cs="Times New Roman"/>
-                <w:color w:val="FF0000"/>
-                <w:sz w:val="20"/>
-                <w:szCs w:val="20"/>
-              </w:rPr>
-              <w:t>Należy omówić konkurencyjne rozwiązania, ich wady i zalety (maksymalnie 1 strona)</w:t>
-            </w:r>
-          </w:p>
-          <w:p>
-            <w:pPr>
-              <w:rPr>
-                <w:rFonts w:ascii="Times New Roman" w:hAnsi="Times New Roman" w:cs="Times New Roman"/>
-                <w:sz w:val="20"/>
-                <w:szCs w:val="20"/>
-              </w:rPr>
-            </w:pPr>
-            <w:r>
-              <w:rPr>
-                <w:rFonts w:ascii="Times New Roman" w:hAnsi="Times New Roman" w:cs="Times New Roman"/>
-                <w:sz w:val="20"/>
-                <w:szCs w:val="20"/>
-              </w:rPr>
-              <w:t>Rynek rozwiązań służących do detekcji dezinformacji jest obecnie podzielony między gigantów technologicznych a specjalistyczne, lecz ograniczone funkcjonalnie projekty badawcze. Niniejszy projekt pozycjonuje się jako rozwiązanie hybrydowe, łączące zalety obu podejść przy jednoczesnym wyeliminowaniu ich kluczowych wad.</w:t>
-            </w:r>
-          </w:p>
-          <w:p>
-            <w:pPr>
-              <w:rPr>
-                <w:rFonts w:ascii="Times New Roman" w:hAnsi="Times New Roman" w:cs="Times New Roman"/>
-                <w:sz w:val="20"/>
-                <w:szCs w:val="20"/>
-              </w:rPr>
-            </w:pPr>
-            <w:r>
-              <w:rPr>
-                <w:rFonts w:ascii="Times New Roman" w:hAnsi="Times New Roman" w:cs="Times New Roman"/>
-                <w:sz w:val="20"/>
-                <w:szCs w:val="20"/>
-              </w:rPr>
-              <w:lastRenderedPageBreak/>
-              <w:t xml:space="preserve">Pierwszym punktem odniesienia są </w:t>
-            </w:r>
-            <w:r>
-              <w:rPr>
-                <w:rFonts w:ascii="Times New Roman" w:hAnsi="Times New Roman" w:cs="Times New Roman"/>
-                <w:b/>
-                <w:bCs/>
-                <w:sz w:val="20"/>
-                <w:szCs w:val="20"/>
-              </w:rPr>
-              <w:t>komercyjne modele językowe ogólnego przeznaczenia</w:t>
-            </w:r>
-            <w:r>
-              <w:rPr>
-                <w:rFonts w:ascii="Times New Roman" w:hAnsi="Times New Roman" w:cs="Times New Roman"/>
-                <w:sz w:val="20"/>
-                <w:szCs w:val="20"/>
-              </w:rPr>
-              <w:t>, takie jak GPT-4 czy Gemini. Choć oferują one wysoki poziom wnioskowania, ich stosowanie w systemach bezpieczeństwa informacyjnego obarczone jest poważnymi ryzykami. Są to rozwiązania typu "zamkniętego" (API), co rodzi problemy z prywatnością analizowanych danych oraz kosztami eksploatacji. Co istotne, modele te posiadają wbudowane restrykcyjne filtry bezpieczeństwa (tzw. over-refusal), przez co często odmawiają analizy kontrowersyjnych tekstów politycznych, które są głównym nośnikiem dezinformacji. Ponadto, jako modele globalne, często niepoprawnie interpretują lokalny kontekst kulturowy (np. polską ironię polityczną), traktując ją dosłownie.</w:t>
-            </w:r>
-          </w:p>
-          <w:p>
-            <w:pPr>
-              <w:rPr>
-                <w:rFonts w:ascii="Times New Roman" w:hAnsi="Times New Roman" w:cs="Times New Roman"/>
-                <w:sz w:val="20"/>
-                <w:szCs w:val="20"/>
-              </w:rPr>
-            </w:pPr>
-            <w:r>
-              <w:rPr>
-                <w:rFonts w:ascii="Times New Roman" w:hAnsi="Times New Roman" w:cs="Times New Roman"/>
-                <w:sz w:val="20"/>
-                <w:szCs w:val="20"/>
-              </w:rPr>
-              <w:t xml:space="preserve">Drugą grupę stanowią </w:t>
-            </w:r>
-            <w:r>
-              <w:rPr>
-                <w:rFonts w:ascii="Times New Roman" w:hAnsi="Times New Roman" w:cs="Times New Roman"/>
-                <w:b/>
-                <w:bCs/>
-                <w:sz w:val="20"/>
-                <w:szCs w:val="20"/>
-              </w:rPr>
-              <w:t>klasyczne modele klasyfikacyjne oparte na architekturze BERT</w:t>
-            </w:r>
-            <w:r>
-              <w:rPr>
-                <w:rFonts w:ascii="Times New Roman" w:hAnsi="Times New Roman" w:cs="Times New Roman"/>
-                <w:sz w:val="20"/>
-                <w:szCs w:val="20"/>
-              </w:rPr>
-              <w:t xml:space="preserve"> (np. PL-RoBERTa), powszechnie stosowane w polskiej nauce. Ich główną zaletą jest szybkość i niski koszt obliczeniowy. Są to jednak systemy "niewyjaśnialne" – zwracają jedynie wynik liczbowy (prawdopodobieństwo), nie tłumacząc użytkownikowi, dlaczego tekst został uznany za manipulację. Ogranicza to zaufanie do narzędzia i jego walor edukacyjny. Dodatkowo modele te są statyczne; ich aktualizacja wymaga specjalistycznej wiedzy programistycznej i pełnego cyklu treningowego, co uniemożliwia szybką reakcję na nowe trendy w dezinformacji.</w:t>
-            </w:r>
-          </w:p>
-          <w:p>
-            <w:pPr>
-              <w:rPr>
-                <w:rFonts w:ascii="Times New Roman" w:hAnsi="Times New Roman" w:cs="Times New Roman"/>
-                <w:sz w:val="20"/>
-                <w:szCs w:val="20"/>
-              </w:rPr>
-            </w:pPr>
-            <w:r>
-              <w:rPr>
-                <w:rFonts w:ascii="Times New Roman" w:hAnsi="Times New Roman" w:cs="Times New Roman"/>
-                <w:sz w:val="20"/>
-                <w:szCs w:val="20"/>
-              </w:rPr>
-              <w:t xml:space="preserve">Trzecią kategorią są </w:t>
-            </w:r>
-            <w:r>
-              <w:rPr>
-                <w:rFonts w:ascii="Times New Roman" w:hAnsi="Times New Roman" w:cs="Times New Roman"/>
-                <w:b/>
-                <w:bCs/>
-                <w:sz w:val="20"/>
-                <w:szCs w:val="20"/>
-              </w:rPr>
-              <w:t>portale fact-checkingowe</w:t>
-            </w:r>
-            <w:r>
-              <w:rPr>
-                <w:rFonts w:ascii="Times New Roman" w:hAnsi="Times New Roman" w:cs="Times New Roman"/>
-                <w:sz w:val="20"/>
-                <w:szCs w:val="20"/>
-              </w:rPr>
-              <w:t xml:space="preserve"> oparte na pracy ludzkiej (np. Demagog). Stanowią one "złoty standard" wiarygodności, jednak są całkowicie nieskalowalne. Czas weryfikacji jednego artykułu liczy się w godzinach, co sprawia, że nie są w stanie monitorować strumienia treści w czasie rzeczywistym.</w:t>
-            </w:r>
-          </w:p>
-          <w:p>
-            <w:pPr>
-              <w:rPr>
-                <w:rFonts w:ascii="Times New Roman" w:hAnsi="Times New Roman" w:cs="Times New Roman"/>
-                <w:sz w:val="20"/>
-                <w:szCs w:val="20"/>
-              </w:rPr>
-            </w:pPr>
-            <w:r>
-              <w:rPr>
-                <w:rFonts w:ascii="Times New Roman" w:hAnsi="Times New Roman" w:cs="Times New Roman"/>
-                <w:b/>
-                <w:bCs/>
-                <w:sz w:val="20"/>
-                <w:szCs w:val="20"/>
-              </w:rPr>
-              <w:t>Przewaga proponowanego rozwiązania</w:t>
-            </w:r>
-            <w:r>
-              <w:rPr>
-                <w:rFonts w:ascii="Times New Roman" w:hAnsi="Times New Roman" w:cs="Times New Roman"/>
-                <w:sz w:val="20"/>
-                <w:szCs w:val="20"/>
-              </w:rPr>
-              <w:t xml:space="preserve"> opiera się na trzech filarach. Po pierwsze, w przeciwieństwie do modeli BERT, system oferuje pełną </w:t>
-            </w:r>
-            <w:r>
-              <w:rPr>
-                <w:rFonts w:ascii="Times New Roman" w:hAnsi="Times New Roman" w:cs="Times New Roman"/>
-                <w:b/>
-                <w:bCs/>
-                <w:sz w:val="20"/>
-                <w:szCs w:val="20"/>
-              </w:rPr>
-              <w:t>wyjaśnialność decyzji</w:t>
-            </w:r>
-            <w:r>
-              <w:rPr>
-                <w:rFonts w:ascii="Times New Roman" w:hAnsi="Times New Roman" w:cs="Times New Roman"/>
-                <w:sz w:val="20"/>
-                <w:szCs w:val="20"/>
-              </w:rPr>
-              <w:t xml:space="preserve"> (Reasoning), budując zaufanie użytkownika. Po drugie, w odróżnieniu od GPT-4, jest to model </w:t>
-            </w:r>
-            <w:r>
-              <w:rPr>
-                <w:rFonts w:ascii="Times New Roman" w:hAnsi="Times New Roman" w:cs="Times New Roman"/>
-                <w:b/>
-                <w:bCs/>
-                <w:sz w:val="20"/>
-                <w:szCs w:val="20"/>
-              </w:rPr>
-              <w:t>lokalny i uncenzurowany</w:t>
-            </w:r>
-            <w:r>
-              <w:rPr>
-                <w:rFonts w:ascii="Times New Roman" w:hAnsi="Times New Roman" w:cs="Times New Roman"/>
-                <w:sz w:val="20"/>
-                <w:szCs w:val="20"/>
-              </w:rPr>
-              <w:t xml:space="preserve">, zdolny do analizy dowolnych treści bez ograniczeń korporacyjnych i kosztów API. Po trzecie, unikalny </w:t>
-            </w:r>
-            <w:r>
-              <w:rPr>
-                <w:rFonts w:ascii="Times New Roman" w:hAnsi="Times New Roman" w:cs="Times New Roman"/>
-                <w:b/>
-                <w:bCs/>
-                <w:sz w:val="20"/>
-                <w:szCs w:val="20"/>
-              </w:rPr>
-              <w:t>moduł inżynierski ("Retrain Button")</w:t>
-            </w:r>
-            <w:r>
-              <w:rPr>
-                <w:rFonts w:ascii="Times New Roman" w:hAnsi="Times New Roman" w:cs="Times New Roman"/>
-                <w:sz w:val="20"/>
-                <w:szCs w:val="20"/>
-              </w:rPr>
-              <w:t xml:space="preserve"> wprowadza funkcjonalność ciągłego uczenia się, pozwalając operatorowi na adaptację modelu do nowych narracji w kilkanaście minut, co stanowi istotną innowację w stosunku do statycznych rozwiązań akademickich.</w:t>
-            </w:r>
-          </w:p>
-          <w:p>
-            <w:pPr>
-              <w:rPr>
-                <w:rFonts w:ascii="Times New Roman" w:hAnsi="Times New Roman" w:cs="Times New Roman"/>
-                <w:sz w:val="20"/>
-                <w:szCs w:val="20"/>
-              </w:rPr>
-            </w:pPr>
-          </w:p>
-        </w:tc>
-      </w:tr>
-      <w:tr>
-        <w:tc>
-          <w:tcPr>
-            <w:tcW w:w="2547" w:type="dxa"/>
-          </w:tcPr>
-          <w:p>
-            <w:pPr>
-              <w:rPr>
-                <w:rFonts w:ascii="Times New Roman" w:hAnsi="Times New Roman" w:cs="Times New Roman"/>
-                <w:sz w:val="20"/>
-                <w:szCs w:val="20"/>
-              </w:rPr>
-            </w:pPr>
-            <w:r>
-              <w:rPr>
-                <w:rFonts w:ascii="Times New Roman" w:hAnsi="Times New Roman" w:cs="Times New Roman"/>
-                <w:sz w:val="20"/>
-                <w:szCs w:val="20"/>
-              </w:rPr>
-              <w:lastRenderedPageBreak/>
-              <w:t>Wykaz zastosowanych technologii</w:t>
-            </w:r>
-          </w:p>
-        </w:tc>
-        <w:tc>
-          <w:tcPr>
-            <w:tcW w:w="6509" w:type="dxa"/>
-          </w:tcPr>
-          <w:p>
-            <w:pPr>
-              <w:rPr>
-                <w:rFonts w:ascii="Times New Roman" w:hAnsi="Times New Roman" w:cs="Times New Roman"/>
-                <w:color w:val="FF0000"/>
-                <w:sz w:val="20"/>
-                <w:szCs w:val="20"/>
-              </w:rPr>
-            </w:pPr>
-            <w:r>
-              <w:rPr>
-                <w:rFonts w:ascii="Times New Roman" w:hAnsi="Times New Roman" w:cs="Times New Roman"/>
-                <w:color w:val="FF0000"/>
-                <w:sz w:val="20"/>
-                <w:szCs w:val="20"/>
-              </w:rPr>
-              <w:t>Należy wymienić każdą z</w:t>
-            </w:r>
-            <w:r>
-              <w:rPr>
-                <w:rFonts w:ascii="Times New Roman" w:hAnsi="Times New Roman" w:cs="Times New Roman"/>
-                <w:color w:val="FF0000"/>
-                <w:sz w:val="20"/>
-                <w:szCs w:val="20"/>
-              </w:rPr>
-              <w:t xml:space="preserve"> istotnych</w:t>
-            </w:r>
-            <w:r>
-              <w:rPr>
-                <w:rFonts w:ascii="Times New Roman" w:hAnsi="Times New Roman" w:cs="Times New Roman"/>
-                <w:color w:val="FF0000"/>
-                <w:sz w:val="20"/>
-                <w:szCs w:val="20"/>
-              </w:rPr>
-              <w:t xml:space="preserve"> zastosowanych technologii, w której opracowano fragmenty kodu, wizualizacji, diagramów, itd., itp. </w:t>
-            </w:r>
-            <w:r>
-              <w:rPr>
-                <w:rFonts w:ascii="Times New Roman" w:hAnsi="Times New Roman" w:cs="Times New Roman"/>
-                <w:color w:val="FF0000"/>
-                <w:sz w:val="20"/>
-                <w:szCs w:val="20"/>
-                <w:u w:val="single"/>
-              </w:rPr>
-              <w:t>Nie należy</w:t>
-            </w:r>
-            <w:r>
-              <w:rPr>
-                <w:rFonts w:ascii="Times New Roman" w:hAnsi="Times New Roman" w:cs="Times New Roman"/>
-                <w:color w:val="FF0000"/>
-                <w:sz w:val="20"/>
-                <w:szCs w:val="20"/>
-              </w:rPr>
-              <w:t xml:space="preserve"> wymieniać wszystkich składowych bibliotek i zależności, które </w:t>
-            </w:r>
-            <w:r>
-              <w:rPr>
-                <w:rFonts w:ascii="Times New Roman" w:hAnsi="Times New Roman" w:cs="Times New Roman"/>
-                <w:color w:val="FF0000"/>
-                <w:sz w:val="20"/>
-                <w:szCs w:val="20"/>
-              </w:rPr>
-              <w:t>zostały np. automatycznie zaimportowane w wyniku procesu pobierania wtyczek w danej technologii, np.:</w:t>
-            </w:r>
-          </w:p>
-          <w:p>
-            <w:pPr>
-              <w:rPr>
-                <w:rFonts w:ascii="Times New Roman" w:hAnsi="Times New Roman" w:cs="Times New Roman"/>
-                <w:sz w:val="20"/>
-                <w:szCs w:val="20"/>
-              </w:rPr>
-            </w:pPr>
-            <w:r>
-              <w:rPr>
-                <w:rFonts w:ascii="Times New Roman" w:hAnsi="Times New Roman" w:cs="Times New Roman"/>
-                <w:sz w:val="20"/>
-                <w:szCs w:val="20"/>
-              </w:rPr>
-              <w:t xml:space="preserve">- </w:t>
-            </w:r>
-            <w:r>
-              <w:rPr>
-                <w:rFonts w:ascii="Times New Roman" w:hAnsi="Times New Roman" w:cs="Times New Roman"/>
-                <w:sz w:val="20"/>
-                <w:szCs w:val="20"/>
-              </w:rPr>
-              <w:t>Modele Językowe (LLM): Bielik-4.5B-Instruct, Qwen-2.5-7B-Instruct.</w:t>
-            </w:r>
-          </w:p>
-          <w:p>
-            <w:pPr>
-              <w:rPr>
-                <w:rFonts w:ascii="Times New Roman" w:hAnsi="Times New Roman" w:cs="Times New Roman"/>
-                <w:sz w:val="20"/>
-                <w:szCs w:val="20"/>
-                <w:lang w:val="en-US"/>
-              </w:rPr>
-            </w:pPr>
-            <w:r>
-              <w:rPr>
-                <w:rFonts w:ascii="Times New Roman" w:hAnsi="Times New Roman" w:cs="Times New Roman"/>
-                <w:sz w:val="20"/>
-                <w:szCs w:val="20"/>
-                <w:lang w:val="en-US"/>
-              </w:rPr>
-              <w:t xml:space="preserve">- </w:t>
-            </w:r>
-            <w:proofErr w:type="spellStart"/>
-            <w:r>
-              <w:rPr>
-                <w:rFonts w:ascii="Times New Roman" w:hAnsi="Times New Roman" w:cs="Times New Roman"/>
-                <w:sz w:val="20"/>
-                <w:szCs w:val="20"/>
-                <w:lang w:val="en-US"/>
-              </w:rPr>
-              <w:t>Biblioteki</w:t>
-            </w:r>
-            <w:proofErr w:type="spellEnd"/>
-            <w:r>
-              <w:rPr>
-                <w:rFonts w:ascii="Times New Roman" w:hAnsi="Times New Roman" w:cs="Times New Roman"/>
-                <w:sz w:val="20"/>
-                <w:szCs w:val="20"/>
-                <w:lang w:val="en-US"/>
-              </w:rPr>
-              <w:t xml:space="preserve"> </w:t>
-            </w:r>
-            <w:proofErr w:type="spellStart"/>
-            <w:r>
-              <w:rPr>
-                <w:rFonts w:ascii="Times New Roman" w:hAnsi="Times New Roman" w:cs="Times New Roman"/>
-                <w:sz w:val="20"/>
-                <w:szCs w:val="20"/>
-                <w:lang w:val="en-US"/>
-              </w:rPr>
-              <w:t>i</w:t>
-            </w:r>
-            <w:proofErr w:type="spellEnd"/>
-            <w:r>
-              <w:rPr>
-                <w:rFonts w:ascii="Times New Roman" w:hAnsi="Times New Roman" w:cs="Times New Roman"/>
-                <w:sz w:val="20"/>
-                <w:szCs w:val="20"/>
-                <w:lang w:val="en-US"/>
-              </w:rPr>
-              <w:t xml:space="preserve"> </w:t>
-            </w:r>
-            <w:proofErr w:type="spellStart"/>
-            <w:r>
-              <w:rPr>
-                <w:rFonts w:ascii="Times New Roman" w:hAnsi="Times New Roman" w:cs="Times New Roman"/>
-                <w:sz w:val="20"/>
-                <w:szCs w:val="20"/>
-                <w:lang w:val="en-US"/>
-              </w:rPr>
-              <w:t>Frameworki</w:t>
-            </w:r>
-            <w:proofErr w:type="spellEnd"/>
-            <w:r>
-              <w:rPr>
-                <w:rFonts w:ascii="Times New Roman" w:hAnsi="Times New Roman" w:cs="Times New Roman"/>
-                <w:sz w:val="20"/>
-                <w:szCs w:val="20"/>
-                <w:lang w:val="en-US"/>
-              </w:rPr>
-              <w:t xml:space="preserve"> ML: </w:t>
-            </w:r>
-            <w:proofErr w:type="spellStart"/>
-            <w:r>
-              <w:rPr>
-                <w:rFonts w:ascii="Times New Roman" w:hAnsi="Times New Roman" w:cs="Times New Roman"/>
-                <w:sz w:val="20"/>
-                <w:szCs w:val="20"/>
-                <w:lang w:val="en-US"/>
-              </w:rPr>
-              <w:t>Unsloth</w:t>
-            </w:r>
-            <w:proofErr w:type="spellEnd"/>
-            <w:r>
-              <w:rPr>
-                <w:rFonts w:ascii="Times New Roman" w:hAnsi="Times New Roman" w:cs="Times New Roman"/>
-                <w:sz w:val="20"/>
-                <w:szCs w:val="20"/>
-                <w:lang w:val="en-US"/>
-              </w:rPr>
-              <w:t>, Hugging Face Transformers, Hugging Face PEFT.</w:t>
-            </w:r>
-          </w:p>
-          <w:p>
-            <w:pPr>
-              <w:rPr>
-                <w:rFonts w:ascii="Times New Roman" w:hAnsi="Times New Roman" w:cs="Times New Roman"/>
-                <w:sz w:val="20"/>
-                <w:szCs w:val="20"/>
-              </w:rPr>
-            </w:pPr>
-            <w:r>
-              <w:rPr>
-                <w:rFonts w:ascii="Times New Roman" w:hAnsi="Times New Roman" w:cs="Times New Roman"/>
-                <w:sz w:val="20"/>
-                <w:szCs w:val="20"/>
-              </w:rPr>
-              <w:t>- Serwery i Backend: Ollama (oparty na llama.cpp), Python (FastAPI).</w:t>
-            </w:r>
-          </w:p>
-          <w:p>
-            <w:pPr>
-              <w:rPr>
-                <w:rFonts w:ascii="Times New Roman" w:hAnsi="Times New Roman" w:cs="Times New Roman"/>
-                <w:sz w:val="20"/>
-                <w:szCs w:val="20"/>
-              </w:rPr>
-            </w:pPr>
-            <w:r>
-              <w:rPr>
-                <w:rFonts w:ascii="Times New Roman" w:hAnsi="Times New Roman" w:cs="Times New Roman"/>
-                <w:sz w:val="20"/>
-                <w:szCs w:val="20"/>
-              </w:rPr>
-              <w:t xml:space="preserve">- </w:t>
-            </w:r>
-            <w:r>
-              <w:rPr>
-                <w:rFonts w:ascii="Times New Roman" w:hAnsi="Times New Roman" w:cs="Times New Roman"/>
-                <w:sz w:val="20"/>
-                <w:szCs w:val="20"/>
-              </w:rPr>
-              <w:t>Frontend: React.js.</w:t>
-            </w:r>
-          </w:p>
-          <w:p>
-            <w:pPr>
-              <w:rPr>
-                <w:rFonts w:ascii="Times New Roman" w:hAnsi="Times New Roman" w:cs="Times New Roman"/>
-                <w:sz w:val="20"/>
-                <w:szCs w:val="20"/>
-              </w:rPr>
-            </w:pPr>
-            <w:r>
-              <w:rPr>
-                <w:rFonts w:ascii="Times New Roman" w:hAnsi="Times New Roman" w:cs="Times New Roman"/>
-                <w:sz w:val="20"/>
-                <w:szCs w:val="20"/>
-              </w:rPr>
-              <w:t xml:space="preserve">- </w:t>
-            </w:r>
-            <w:r>
-              <w:rPr>
-                <w:rFonts w:ascii="Times New Roman" w:hAnsi="Times New Roman" w:cs="Times New Roman"/>
-                <w:sz w:val="20"/>
-                <w:szCs w:val="20"/>
-              </w:rPr>
-              <w:t>Sprzęt i Środowisko: Google Colab (T4 GPU), lokalna stacja robocza (GPU NVIDIA).</w:t>
-            </w:r>
-          </w:p>
-        </w:tc>
-      </w:tr>
-      <w:tr>
-        <w:tc>
-          <w:tcPr>
-            <w:tcW w:w="2547" w:type="dxa"/>
-          </w:tcPr>
-          <w:p>
-            <w:pPr>
-              <w:rPr>
-                <w:rFonts w:ascii="Times New Roman" w:hAnsi="Times New Roman" w:cs="Times New Roman"/>
-                <w:sz w:val="20"/>
-                <w:szCs w:val="20"/>
-              </w:rPr>
-            </w:pPr>
-            <w:r>
-              <w:rPr>
-                <w:rFonts w:ascii="Times New Roman" w:hAnsi="Times New Roman" w:cs="Times New Roman"/>
-                <w:sz w:val="20"/>
-                <w:szCs w:val="20"/>
-              </w:rPr>
-              <w:t>O</w:t>
-            </w:r>
-            <w:r>
-              <w:rPr>
-                <w:rFonts w:ascii="Times New Roman" w:hAnsi="Times New Roman" w:cs="Times New Roman"/>
-                <w:sz w:val="20"/>
-                <w:szCs w:val="20"/>
-              </w:rPr>
-              <w:t>pis stosu technologicznego i uzasadnienie wybranych technologii</w:t>
-            </w:r>
-          </w:p>
-        </w:tc>
-        <w:tc>
-          <w:tcPr>
-            <w:tcW w:w="6509" w:type="dxa"/>
-          </w:tcPr>
-          <w:p>
-            <w:pPr>
-              <w:rPr>
-                <w:rFonts w:ascii="Times New Roman" w:hAnsi="Times New Roman" w:cs="Times New Roman"/>
-                <w:color w:val="FF0000"/>
-                <w:sz w:val="20"/>
-                <w:szCs w:val="20"/>
-              </w:rPr>
-            </w:pPr>
-            <w:r>
-              <w:rPr>
-                <w:rFonts w:ascii="Times New Roman" w:hAnsi="Times New Roman" w:cs="Times New Roman"/>
-                <w:color w:val="FF0000"/>
-                <w:sz w:val="20"/>
-                <w:szCs w:val="20"/>
-              </w:rPr>
-              <w:t>Należy opisać powiązania pomiędzy poszczególnymi elementami stosu technologicznego (maks.</w:t>
-            </w:r>
-            <w:r>
-              <w:rPr>
-                <w:rFonts w:ascii="Times New Roman" w:hAnsi="Times New Roman" w:cs="Times New Roman"/>
-                <w:color w:val="FF0000"/>
-                <w:sz w:val="20"/>
-                <w:szCs w:val="20"/>
-              </w:rPr>
-              <w:t xml:space="preserve"> </w:t>
-            </w:r>
-            <w:r>
-              <w:rPr>
-                <w:rFonts w:ascii="Times New Roman" w:hAnsi="Times New Roman" w:cs="Times New Roman"/>
-                <w:color w:val="FF0000"/>
-                <w:sz w:val="20"/>
-                <w:szCs w:val="20"/>
-              </w:rPr>
-              <w:t>½</w:t>
-            </w:r>
-            <w:r>
-              <w:rPr>
-                <w:rFonts w:ascii="Times New Roman" w:hAnsi="Times New Roman" w:cs="Times New Roman"/>
-                <w:color w:val="FF0000"/>
-                <w:sz w:val="20"/>
-                <w:szCs w:val="20"/>
-              </w:rPr>
-              <w:t xml:space="preserve"> </w:t>
-            </w:r>
-            <w:r>
-              <w:rPr>
-                <w:rFonts w:ascii="Times New Roman" w:hAnsi="Times New Roman" w:cs="Times New Roman"/>
-                <w:color w:val="FF0000"/>
-                <w:sz w:val="20"/>
-                <w:szCs w:val="20"/>
-              </w:rPr>
-              <w:t>strony) i przedstawić uzasadnienie doboru takiego stosu (maks. 1 strona).</w:t>
-            </w:r>
-          </w:p>
-          <w:p>
-            <w:pPr>
-              <w:rPr>
-                <w:rFonts w:ascii="Times New Roman" w:hAnsi="Times New Roman" w:cs="Times New Roman"/>
-                <w:sz w:val="20"/>
-                <w:szCs w:val="20"/>
-              </w:rPr>
-            </w:pPr>
-            <w:r>
-              <w:rPr>
-                <w:rFonts w:ascii="Times New Roman" w:hAnsi="Times New Roman" w:cs="Times New Roman"/>
-                <w:sz w:val="20"/>
-                <w:szCs w:val="20"/>
-              </w:rPr>
-              <w:t>Modele Językowe (Bielik-4.5B &amp; Qwen-2.5-7B):</w:t>
-            </w:r>
-          </w:p>
-          <w:p>
-            <w:pPr>
-              <w:pStyle w:val="ListParagraph"/>
-              <w:numPr>
-                <w:ilvl w:val="0"/>
-                <w:numId w:val="13"/>
-              </w:numPr>
-              <w:rPr>
-                <w:rFonts w:ascii="Times New Roman" w:hAnsi="Times New Roman" w:cs="Times New Roman"/>
-                <w:sz w:val="20"/>
-                <w:szCs w:val="20"/>
-              </w:rPr>
-            </w:pPr>
-            <w:r>
-              <w:rPr>
-                <w:rFonts w:ascii="Times New Roman" w:hAnsi="Times New Roman" w:cs="Times New Roman"/>
-                <w:sz w:val="20"/>
-                <w:szCs w:val="20"/>
-              </w:rPr>
-              <w:t>Rola: Serce systemu. Bielik-4.5B służy jako model produkcyjny (inferencja), a Qwen-2.5-7B jako model "nauczyciel" do generowania danych syntetycznych.</w:t>
-            </w:r>
-          </w:p>
-          <w:p>
-            <w:pPr>
-              <w:pStyle w:val="ListParagraph"/>
-              <w:numPr>
-                <w:ilvl w:val="0"/>
-                <w:numId w:val="13"/>
-              </w:numPr>
-              <w:rPr>
-                <w:rFonts w:ascii="Times New Roman" w:hAnsi="Times New Roman" w:cs="Times New Roman"/>
-                <w:sz w:val="20"/>
-                <w:szCs w:val="20"/>
-              </w:rPr>
-            </w:pPr>
-            <w:r>
-              <w:rPr>
-                <w:rFonts w:ascii="Times New Roman" w:hAnsi="Times New Roman" w:cs="Times New Roman"/>
-                <w:sz w:val="20"/>
-                <w:szCs w:val="20"/>
-              </w:rPr>
-              <w:t xml:space="preserve">Uzasadnienie: Bielik jest modelem specjalnie dostrojonym do języka polskiego, co jest kluczowe dla detekcji niuansów językowych w polskich mediach. Jego rozmiar (4.5B) pozwala na uruchomienie na standardowym sprzęcie konsumenckim. Qwen 7B, będąc modelem większym i bardziej ogólnym, posiada lepsze zdolności logicznego </w:t>
-            </w:r>
-            <w:r>
-              <w:rPr>
-                <w:rFonts w:ascii="Times New Roman" w:hAnsi="Times New Roman" w:cs="Times New Roman"/>
-                <w:sz w:val="20"/>
-                <w:szCs w:val="20"/>
-              </w:rPr>
-              <w:lastRenderedPageBreak/>
-              <w:t>wnioskowania (reasoning), co czyni go idealnym do generowania uzasadnień (Chain-of-Thought) w fazie treningu.</w:t>
-            </w:r>
-          </w:p>
-          <w:p>
-            <w:pPr>
-              <w:rPr>
-                <w:rFonts w:ascii="Times New Roman" w:hAnsi="Times New Roman" w:cs="Times New Roman"/>
-                <w:sz w:val="20"/>
-                <w:szCs w:val="20"/>
-              </w:rPr>
-            </w:pPr>
-            <w:r>
-              <w:rPr>
-                <w:rFonts w:ascii="Times New Roman" w:hAnsi="Times New Roman" w:cs="Times New Roman"/>
-                <w:sz w:val="20"/>
-                <w:szCs w:val="20"/>
-              </w:rPr>
-              <w:t>Unsloth (Trening i Optymalizacja):</w:t>
-            </w:r>
-          </w:p>
-          <w:p>
-            <w:pPr>
-              <w:numPr>
-                <w:ilvl w:val="0"/>
-                <w:numId w:val="9"/>
-              </w:numPr>
-              <w:rPr>
-                <w:rFonts w:ascii="Times New Roman" w:hAnsi="Times New Roman" w:cs="Times New Roman"/>
-                <w:sz w:val="20"/>
-                <w:szCs w:val="20"/>
-              </w:rPr>
-            </w:pPr>
-            <w:r>
-              <w:rPr>
-                <w:rFonts w:ascii="Times New Roman" w:hAnsi="Times New Roman" w:cs="Times New Roman"/>
-                <w:sz w:val="20"/>
-                <w:szCs w:val="20"/>
-              </w:rPr>
-              <w:t>Rola: Biblioteka do fine-tuningu modelu Bielik.</w:t>
-            </w:r>
-          </w:p>
-          <w:p>
-            <w:pPr>
-              <w:numPr>
-                <w:ilvl w:val="0"/>
-                <w:numId w:val="9"/>
-              </w:numPr>
-              <w:rPr>
-                <w:rFonts w:ascii="Times New Roman" w:hAnsi="Times New Roman" w:cs="Times New Roman"/>
-                <w:sz w:val="20"/>
-                <w:szCs w:val="20"/>
-              </w:rPr>
-            </w:pPr>
-            <w:r>
-              <w:rPr>
-                <w:rFonts w:ascii="Times New Roman" w:hAnsi="Times New Roman" w:cs="Times New Roman"/>
-                <w:sz w:val="20"/>
-                <w:szCs w:val="20"/>
-              </w:rPr>
-              <w:t>Uzasadnienie: Unsloth umożliwia trenowanie modeli LLM nawet 2x szybciej i przy zużyciu o 60% mniej pamięci VRAM niż standardowe metody. Pozwala to na przeprowadzenie procesu SFT (Supervised Fine-Tuning) na darmowej instancji Google Colab (T4 GPU), co czyni projekt wykonalnym bez dostępu do klastrów obliczeniowych.</w:t>
-            </w:r>
-          </w:p>
-          <w:p>
-            <w:pPr>
-              <w:rPr>
-                <w:rFonts w:ascii="Times New Roman" w:hAnsi="Times New Roman" w:cs="Times New Roman"/>
-                <w:sz w:val="20"/>
-                <w:szCs w:val="20"/>
-              </w:rPr>
-            </w:pPr>
-            <w:r>
-              <w:rPr>
-                <w:rFonts w:ascii="Times New Roman" w:hAnsi="Times New Roman" w:cs="Times New Roman"/>
-                <w:sz w:val="20"/>
-                <w:szCs w:val="20"/>
-              </w:rPr>
-              <w:t>Ollama (Serwer Inferencji):</w:t>
-            </w:r>
-          </w:p>
-          <w:p>
-            <w:pPr>
-              <w:numPr>
-                <w:ilvl w:val="0"/>
-                <w:numId w:val="10"/>
-              </w:numPr>
-              <w:rPr>
-                <w:rFonts w:ascii="Times New Roman" w:hAnsi="Times New Roman" w:cs="Times New Roman"/>
-                <w:sz w:val="20"/>
-                <w:szCs w:val="20"/>
-              </w:rPr>
-            </w:pPr>
-            <w:r>
-              <w:rPr>
-                <w:rFonts w:ascii="Times New Roman" w:hAnsi="Times New Roman" w:cs="Times New Roman"/>
-                <w:sz w:val="20"/>
-                <w:szCs w:val="20"/>
-              </w:rPr>
-              <w:t>Rola: Lokalny serwer udostępniający model poprzez REST API.</w:t>
-            </w:r>
-          </w:p>
-          <w:p>
-            <w:pPr>
-              <w:numPr>
-                <w:ilvl w:val="0"/>
-                <w:numId w:val="10"/>
-              </w:numPr>
-              <w:rPr>
-                <w:rFonts w:ascii="Times New Roman" w:hAnsi="Times New Roman" w:cs="Times New Roman"/>
-                <w:sz w:val="20"/>
-                <w:szCs w:val="20"/>
-              </w:rPr>
-            </w:pPr>
-            <w:r>
-              <w:rPr>
-                <w:rFonts w:ascii="Times New Roman" w:hAnsi="Times New Roman" w:cs="Times New Roman"/>
-                <w:sz w:val="20"/>
-                <w:szCs w:val="20"/>
-              </w:rPr>
-              <w:t>Uzasadnienie: Ollama automatyzuje zarządzanie modelem, obsługuje wydajny format GGUF (kwantyzacja) i udostępnia proste API kompatybilne z aplikacjami webowymi. Eliminuje konieczność pisania skomplikowanego kodu w Pythonie do obsługi ładowania modelu i tokenizacji w środowisku produkcyjnym.</w:t>
-            </w:r>
-          </w:p>
-          <w:p>
-            <w:pPr>
-              <w:rPr>
-                <w:rFonts w:ascii="Times New Roman" w:hAnsi="Times New Roman" w:cs="Times New Roman"/>
-                <w:sz w:val="20"/>
-                <w:szCs w:val="20"/>
-              </w:rPr>
-            </w:pPr>
-            <w:r>
-              <w:rPr>
-                <w:rFonts w:ascii="Times New Roman" w:hAnsi="Times New Roman" w:cs="Times New Roman"/>
-                <w:sz w:val="20"/>
-                <w:szCs w:val="20"/>
-              </w:rPr>
-              <w:t>Python (FastAPI) &amp; React.js:</w:t>
-            </w:r>
-          </w:p>
-          <w:p>
-            <w:pPr>
-              <w:numPr>
-                <w:ilvl w:val="0"/>
-                <w:numId w:val="11"/>
-              </w:numPr>
-              <w:rPr>
-                <w:rFonts w:ascii="Times New Roman" w:hAnsi="Times New Roman" w:cs="Times New Roman"/>
-                <w:sz w:val="20"/>
-                <w:szCs w:val="20"/>
-              </w:rPr>
-            </w:pPr>
-            <w:r>
-              <w:rPr>
-                <w:rFonts w:ascii="Times New Roman" w:hAnsi="Times New Roman" w:cs="Times New Roman"/>
-                <w:sz w:val="20"/>
-                <w:szCs w:val="20"/>
-              </w:rPr>
-              <w:t>Rola: Orkiestracja procesów (Backend) i interfejs użytkownika (Frontend).</w:t>
-            </w:r>
-          </w:p>
-          <w:p>
-            <w:pPr>
-              <w:numPr>
-                <w:ilvl w:val="0"/>
-                <w:numId w:val="11"/>
-              </w:numPr>
-              <w:rPr>
-                <w:rFonts w:ascii="Times New Roman" w:hAnsi="Times New Roman" w:cs="Times New Roman"/>
-                <w:sz w:val="20"/>
-                <w:szCs w:val="20"/>
-              </w:rPr>
-            </w:pPr>
-            <w:r>
-              <w:rPr>
-                <w:rFonts w:ascii="Times New Roman" w:hAnsi="Times New Roman" w:cs="Times New Roman"/>
-                <w:sz w:val="20"/>
-                <w:szCs w:val="20"/>
-              </w:rPr>
-              <w:t>Uzasadnienie: FastAPI jest nowoczesnym, asynchronicznym frameworkiem idealnym do obsługi długotrwałych zadań w tle (jak trenowanie modelu w fazie 4). React.js zapewnia responsywny interfejs, który może dynamicznie wyświetlać strumieniowane odpowiedzi z modelu (efekt pisania na żywo).</w:t>
-            </w:r>
-          </w:p>
-          <w:p>
-            <w:pPr>
-              <w:rPr>
-                <w:rFonts w:ascii="Times New Roman" w:hAnsi="Times New Roman" w:cs="Times New Roman"/>
-                <w:sz w:val="20"/>
-                <w:szCs w:val="20"/>
-              </w:rPr>
-            </w:pPr>
-            <w:r>
-              <w:rPr>
-                <w:rFonts w:ascii="Times New Roman" w:hAnsi="Times New Roman" w:cs="Times New Roman"/>
-                <w:sz w:val="20"/>
-                <w:szCs w:val="20"/>
-              </w:rPr>
-              <w:t>Google Colab (T4 GPU):</w:t>
-            </w:r>
-          </w:p>
-          <w:p>
-            <w:pPr>
-              <w:numPr>
-                <w:ilvl w:val="0"/>
-                <w:numId w:val="12"/>
-              </w:numPr>
-              <w:rPr>
-                <w:rFonts w:ascii="Times New Roman" w:hAnsi="Times New Roman" w:cs="Times New Roman"/>
-                <w:sz w:val="20"/>
-                <w:szCs w:val="20"/>
-              </w:rPr>
-            </w:pPr>
-            <w:r>
-              <w:rPr>
-                <w:rFonts w:ascii="Times New Roman" w:hAnsi="Times New Roman" w:cs="Times New Roman"/>
-                <w:sz w:val="20"/>
-                <w:szCs w:val="20"/>
-              </w:rPr>
-              <w:t>Rola: Środowisko treningowe.</w:t>
-            </w:r>
-          </w:p>
-          <w:p>
-            <w:pPr>
-              <w:numPr>
-                <w:ilvl w:val="0"/>
-                <w:numId w:val="12"/>
-              </w:numPr>
-              <w:rPr>
-                <w:rFonts w:ascii="Times New Roman" w:hAnsi="Times New Roman" w:cs="Times New Roman"/>
-                <w:sz w:val="20"/>
-                <w:szCs w:val="20"/>
-              </w:rPr>
-            </w:pPr>
-            <w:r>
-              <w:rPr>
-                <w:rFonts w:ascii="Times New Roman" w:hAnsi="Times New Roman" w:cs="Times New Roman"/>
-                <w:sz w:val="20"/>
-                <w:szCs w:val="20"/>
-              </w:rPr>
-              <w:t>Uzasadnienie: Zapewnia darmowy dostęp do akceleratora GPU niezbędnego do operacji na tensorach i trenowania sieci neuronowych, co jest kluczowe w fazie badawczej projektu.</w:t>
-            </w:r>
-          </w:p>
-        </w:tc>
-      </w:tr>
-    </w:tbl>
-    <w:p/>
+    <w:p>
+      <w:pPr>
+        <w:pStyle w:val="Heading2"/>
+      </w:pPr>
+      <w:r>
+        <w:t>Nazwa projektu</w:t>
+      </w:r>
+    </w:p>
+    <w:p>
+      <w:pPr>
+        <w:rPr>
+          <w:iCs/>
+        </w:rPr>
+      </w:pPr>
+      <w:r>
+        <w:rPr>
+          <w:iCs/>
+        </w:rPr>
+        <w:t>System detekcji dezinformacji i błędów logicznych w tekstach medialnych z wykorzystaniem wyjaśnialnej sztucznej inteligencji (XAI)</w:t>
+      </w:r>
+    </w:p>
+    <w:p>
+      <w:pPr>
+        <w:pStyle w:val="Heading2"/>
+      </w:pPr>
+      <w:r>
+        <w:t>Cel projektu</w:t>
+      </w:r>
+    </w:p>
+    <w:p>
+      <w:r>
+        <w:rPr>
+          <w:b/>
+          <w:bCs/>
+        </w:rPr>
+        <w:t>Cel główny:</w:t>
+      </w:r>
+      <w:r>
+        <w:t xml:space="preserve"> </w:t>
+      </w:r>
+      <w:r>
+        <w:t>Celem projektu jest opracowanie i wdrożenie systemu informatycznego służącego do automatycznej identyfikacji oraz wyjaśniania technik manipulacji i błędów logicznych w polskojęzycznych artykułach. Kluczowym aspektem jest nie tylko klasyfikacja, ale również generowanie zrozumiałego dla użytkownika uzasadnienia (tzw. łańcuch rozumowania – Chain-of-Thought), co odróżnia ten system od klasycznych klasyfikatorów typu "czarna skrzynka".</w:t>
+      </w:r>
+    </w:p>
+    <w:p>
+      <w:r>
+        <w:rPr>
+          <w:b/>
+          <w:bCs/>
+        </w:rPr>
+        <w:t>Rozwiązywane problemy:</w:t>
+      </w:r>
+      <w:r>
+        <w:t xml:space="preserve"> Projekt adresuje luki w istniejących rozwiązaniach dwojako:</w:t>
+      </w:r>
+    </w:p>
+    <w:p>
+      <w:r>
+        <w:rPr>
+          <w:b/>
+          <w:bCs/>
+        </w:rPr>
+        <w:t>Dla użytkownika końcowego:</w:t>
+      </w:r>
+      <w:r>
+        <w:t xml:space="preserve"> Rozwiązuje problem "czarnej skrzynki" w automatycznej weryfikacji treści. Zamiast binarnej etykiety "Fałsz", system generuje zrozumiałe uzasadnienie, pełniące funkcję </w:t>
+      </w:r>
+      <w:r>
+        <w:t xml:space="preserve">wyjasnialną </w:t>
+      </w:r>
+      <w:r>
+        <w:t>i zwiększające kompetencje medialne odbiorcy.</w:t>
+      </w:r>
+    </w:p>
+    <w:p>
+      <w:r>
+        <w:rPr>
+          <w:b/>
+          <w:bCs/>
+        </w:rPr>
+        <w:t>Dla inżyniera/analityka:</w:t>
+      </w:r>
+      <w:r>
+        <w:t xml:space="preserve"> Rozwiązuje problem degradacji modeli w czasie. Dzięki modułowi z udziałem człowieka (Human-in-the-Loop), system umożliwia ekspertowi natychmiastowe douczanie modelu (metodą LoRA). Pozwala to na szybką adaptację narzędzia do nowych narracji dezinformacyjnych, z którymi statyczne modele sobie nie radzą.</w:t>
+      </w:r>
+    </w:p>
+    <w:p>
+      <w:pPr>
+        <w:pStyle w:val="Heading2"/>
+      </w:pPr>
+      <w:r>
+        <w:t>Krótki opis projektu</w:t>
+      </w:r>
+    </w:p>
+    <w:p>
+      <w:r>
+        <w:t>Projekt stanowi kompleksowe rozwiązanie inżynierskie integrujące przetwarzanie języka naturalnego (NLP) z interaktywną aplikacją webową. Rdzeniem systemu jest model językowy (</w:t>
+      </w:r>
+      <w:r>
+        <w:t>speakleash/Bielik-4.5B-v3.0-Instruct</w:t>
+      </w:r>
+      <w:r>
+        <w:t>), który został nauczony nie tylko klasyfikacji, ale i argumentacji.</w:t>
+      </w:r>
+    </w:p>
+    <w:p>
+      <w:r>
+        <w:rPr>
+          <w:b/>
+          <w:bCs/>
+        </w:rPr>
+        <w:t>Metodyka i Architektura:</w:t>
+      </w:r>
+      <w:r>
+        <w:t xml:space="preserve"> Kluczowym elementem prac jest przygotowanie wysokiej jakości zbioru danych treningowych w oparciu o zbiór MIPD. Zastosowano strategię </w:t>
+      </w:r>
+      <w:r>
+        <w:rPr>
+          <w:b/>
+          <w:bCs/>
+        </w:rPr>
+        <w:t>"Label-Conditional Distillation" (destylację warunkową pod etykietą)</w:t>
+      </w:r>
+      <w:r>
+        <w:t>, gdzie większy model nauczycielski (</w:t>
+      </w:r>
+      <w:r>
+        <w:t>unsloth/Qwen2.5-7B-Instruct-bnb-4bit</w:t>
+      </w:r>
+      <w:r>
+        <w:t>) generuje uzasadnienia logiczne ściśle dopasowane do decyzji ludzkich ekspertów. Pozwala to na zachowanie "ludzkiej" oceny, przy jednoczesnym uzyskaniu spójnych wyjaśnień, na których uczony jest mniejszy model.</w:t>
+      </w:r>
+    </w:p>
+    <w:p>
+      <w:r>
+        <w:t>Aplikacja składa się z dwóch interfejsów:</w:t>
+      </w:r>
+    </w:p>
+    <w:p>
+      <w:r>
+        <w:rPr>
+          <w:b/>
+          <w:bCs/>
+        </w:rPr>
+        <w:t>Panel Użytkownika:</w:t>
+      </w:r>
+      <w:r>
+        <w:t xml:space="preserve"> Umożliwia wklejenie tekstu i otrzymanie analizy (wykryte techniki manipulacji + wyjaśnienie).</w:t>
+      </w:r>
+    </w:p>
+    <w:p>
+      <w:r>
+        <w:rPr>
+          <w:b/>
+          <w:bCs/>
+        </w:rPr>
+        <w:t>Panel Inżynierski:</w:t>
+      </w:r>
+      <w:r>
+        <w:t xml:space="preserve"> Pozwala na</w:t>
+      </w:r>
+      <w:r>
+        <w:t xml:space="preserve"> ladowanie nowych danych treningowych</w:t>
+      </w:r>
+      <w:r>
+        <w:t xml:space="preserve"> oraz uruchomienie procesu </w:t>
+      </w:r>
+      <w:r>
+        <w:rPr>
+          <w:b/>
+          <w:bCs/>
+        </w:rPr>
+        <w:t>lokalnego dotrenowania</w:t>
+      </w:r>
+      <w:r>
+        <w:t>. Wykorzystanie biblioteki Unsloth oraz techniki kwantyzacji pozwala na realizację tego procesu na sprzęcie klasy konsumenckiej, czyniąc system samowystarczalnym i tanim w eksploatacji.</w:t>
+      </w:r>
+    </w:p>
+    <w:p>
+      <w:pPr>
+        <w:pStyle w:val="Heading2"/>
+      </w:pPr>
+      <w:r>
+        <w:t>Analiza konkurencji</w:t>
+      </w:r>
+    </w:p>
+    <w:p>
+      <w:r>
+        <w:t>Rynek rozwiązań służących do detekcji dezinformacji jest obecnie podzielony między gigantów technologicznych a specjalistyczne, lecz ograniczone funkcjonalnie projekty badawcze. Niniejszy projekt pozycjonuje się jako rozwiązanie hybrydowe, łączące zalety obu podejść przy jednoczesnym wyeliminowaniu ich kluczowych wad.</w:t>
+      </w:r>
+    </w:p>
+    <w:p>
+      <w:r>
+        <w:t xml:space="preserve">Pierwszym punktem odniesienia są </w:t>
+      </w:r>
+      <w:r>
+        <w:rPr>
+          <w:b/>
+          <w:bCs/>
+        </w:rPr>
+        <w:t>komercyjne modele językowe ogólnego przeznaczenia</w:t>
+      </w:r>
+      <w:r>
+        <w:t xml:space="preserve">, takie jak GPT-4 czy Gemini. Choć oferują one wysoki poziom wnioskowania, ich stosowanie w systemach bezpieczeństwa informacyjnego obarczone jest poważnymi ryzykami. Są to rozwiązania typu "zamkniętego" (API), co rodzi problemy z prywatnością analizowanych </w:t>
+      </w:r>
+      <w:r>
+        <w:lastRenderedPageBreak/>
+        <w:t>danych oraz kosztami eksploatacji. Co istotne, modele te posiadają wbudowane restrykcyjne filtry bezpieczeństwa (tzw. over-refusal), przez co często odmawiają analizy kontrowersyjnych tekstów politycznych, które są głównym nośnikiem dezinformacji. Ponadto, jako modele globalne, często niepoprawnie interpretują lokalny kontekst kulturowy (np. polską ironię polityczną), traktując ją dosłownie.</w:t>
+      </w:r>
+    </w:p>
+    <w:p>
+      <w:r>
+        <w:t xml:space="preserve">Drugą grupę stanowią </w:t>
+      </w:r>
+      <w:r>
+        <w:rPr>
+          <w:b/>
+          <w:bCs/>
+        </w:rPr>
+        <w:t>klasyczne modele klasyfikacyjne oparte na architekturze BERT</w:t>
+      </w:r>
+      <w:r>
+        <w:t xml:space="preserve"> (np. PL-RoBERTa), powszechnie stosowane w polskiej nauce. Ich główną zaletą jest szybkość i niski koszt obliczeniowy. Są to jednak systemy "niewyjaśnialne" – zwracają jedynie wynik liczbowy (prawdopodobieństwo), nie tłumacząc użytkownikowi, dlaczego tekst został uznany za manipulację. Ogranicza to zaufanie do narzędzia i jego walor edukacyjny. Dodatkowo modele te są statyczne; ich aktualizacja wymaga specjalistycznej wiedzy programistycznej i pełnego cyklu treningowego, co uniemożliwia szybką reakcję na nowe trendy w dezinformacji.</w:t>
+      </w:r>
+    </w:p>
+    <w:p>
+      <w:r>
+        <w:t xml:space="preserve">Trzecią kategorią są </w:t>
+      </w:r>
+      <w:r>
+        <w:rPr>
+          <w:b/>
+          <w:bCs/>
+        </w:rPr>
+        <w:t>portale fact-checkingowe</w:t>
+      </w:r>
+      <w:r>
+        <w:t xml:space="preserve"> oparte na pracy ludzkiej (np. Demagog). Stanowią one "złoty standard" wiarygodności, jednak są całkowicie nieskalowalne. Czas weryfikacji jednego artykułu liczy się w godzinach, co sprawia, że nie są w stanie monitorować strumienia treści w czasie rzeczywistym.</w:t>
+      </w:r>
+    </w:p>
+    <w:p>
+      <w:r>
+        <w:rPr>
+          <w:b/>
+          <w:bCs/>
+        </w:rPr>
+        <w:t>Przewaga proponowanego rozwiązania</w:t>
+      </w:r>
+      <w:r>
+        <w:t xml:space="preserve"> opiera się na trzech filarach. Po pierwsze, w przeciwieństwie do modeli BERT, system oferuje pełną </w:t>
+      </w:r>
+      <w:r>
+        <w:rPr>
+          <w:b/>
+          <w:bCs/>
+        </w:rPr>
+        <w:t>wyjaśnialność decyzji</w:t>
+      </w:r>
+      <w:r>
+        <w:t xml:space="preserve"> (uzasadnianie predykcji – Reasoning), budując zaufanie użytkownika. Po drugie, w odróżnieniu od GPT-4, jest to model </w:t>
+      </w:r>
+      <w:r>
+        <w:rPr>
+          <w:b/>
+          <w:bCs/>
+        </w:rPr>
+        <w:t>lokalny i uncenzurowany</w:t>
+      </w:r>
+      <w:r>
+        <w:t xml:space="preserve">, zdolny do analizy dowolnych treści bez ograniczeń korporacyjnych i kosztów API. Po trzecie, unikalny </w:t>
+      </w:r>
+      <w:r>
+        <w:rPr>
+          <w:b/>
+          <w:bCs/>
+        </w:rPr>
+        <w:t>moduł inżynierski ("Retrain Button")</w:t>
+      </w:r>
+      <w:r>
+        <w:t xml:space="preserve"> wprowadza funkcjonalność ciągłego uczenia się, pozwalając operatorowi na adaptację modelu do nowych narracji w kilkanaście minut, co stanowi istotną innowację w stosunku do statycznych rozwiązań akademickich.</w:t>
+      </w:r>
+    </w:p>
+    <w:p>
+      <w:pPr>
+        <w:pStyle w:val="Heading2"/>
+      </w:pPr>
+      <w:r>
+        <w:t>Wykaz zastosowanych technologii</w:t>
+      </w:r>
+    </w:p>
+    <w:p>
+      <w:r>
+        <w:t xml:space="preserve">- </w:t>
+      </w:r>
+      <w:r>
+        <w:t>Modele Językowe (LLM): Bielik-4.5B-Instruct, Qwen-2.5-7B-Instruct.</w:t>
+      </w:r>
+    </w:p>
+    <w:p>
+      <w:pPr>
+        <w:rPr>
+          <w:lang w:val="en-US"/>
+        </w:rPr>
+      </w:pPr>
+      <w:r>
+        <w:rPr>
+          <w:lang w:val="en-US"/>
+        </w:rPr>
+        <w:t xml:space="preserve">- </w:t>
+      </w:r>
+      <w:proofErr w:type="spellStart"/>
+      <w:r>
+        <w:rPr>
+          <w:lang w:val="en-US"/>
+        </w:rPr>
+        <w:t>Biblioteki</w:t>
+      </w:r>
+      <w:proofErr w:type="spellEnd"/>
+      <w:r>
+        <w:rPr>
+          <w:lang w:val="en-US"/>
+        </w:rPr>
+        <w:t xml:space="preserve"> </w:t>
+      </w:r>
+      <w:proofErr w:type="spellStart"/>
+      <w:r>
+        <w:rPr>
+          <w:lang w:val="en-US"/>
+        </w:rPr>
+        <w:t>i</w:t>
+      </w:r>
+      <w:proofErr w:type="spellEnd"/>
+      <w:r>
+        <w:rPr>
+          <w:lang w:val="en-US"/>
+        </w:rPr>
+        <w:t xml:space="preserve"> </w:t>
+      </w:r>
+      <w:proofErr w:type="spellStart"/>
+      <w:r>
+        <w:rPr>
+          <w:lang w:val="en-US"/>
+        </w:rPr>
+        <w:t>Frameworki</w:t>
+      </w:r>
+      <w:proofErr w:type="spellEnd"/>
+      <w:r>
+        <w:rPr>
+          <w:lang w:val="en-US"/>
+        </w:rPr>
+        <w:t xml:space="preserve"> ML: </w:t>
+      </w:r>
+      <w:proofErr w:type="spellStart"/>
+      <w:r>
+        <w:rPr>
+          <w:lang w:val="en-US"/>
+        </w:rPr>
+        <w:t>Unsloth</w:t>
+      </w:r>
+      <w:proofErr w:type="spellEnd"/>
+      <w:r>
+        <w:rPr>
+          <w:lang w:val="en-US"/>
+        </w:rPr>
+        <w:t>, Hugging Face Transformers, Hugging Face PEFT.</w:t>
+      </w:r>
+    </w:p>
+    <w:p>
+      <w:r>
+        <w:t>- Serwery i Backend: Ollama (oparty na llama.cpp), Python (FastAPI).</w:t>
+      </w:r>
+    </w:p>
+    <w:p>
+      <w:r>
+        <w:t xml:space="preserve">- </w:t>
+      </w:r>
+      <w:r>
+        <w:t>Frontend: React.js.</w:t>
+      </w:r>
+    </w:p>
+    <w:p>
+      <w:r>
+        <w:t xml:space="preserve">- </w:t>
+      </w:r>
+      <w:r>
+        <w:t>Sprzęt i Środowisko: Google Colab (T4 GPU), lokalna stacja robocza (GPU NVIDIA).</w:t>
+      </w:r>
+    </w:p>
+    <w:p>
+      <w:pPr>
+        <w:pStyle w:val="Heading2"/>
+      </w:pPr>
+      <w:r>
+        <w:t>Opis stosu technologicznego i uzasadnienie wybranych technologii</w:t>
+      </w:r>
+    </w:p>
+    <w:p>
+      <w:r>
+        <w:t>Modele Językowe (Bielik-4.5B &amp; Qwen-2.5-7B):</w:t>
+      </w:r>
+    </w:p>
+    <w:p>
+      <w:r>
+        <w:t>Rola: Serce systemu. Bielik-4.5B służy jako model produkcyjny (inferencja), a Qwen-2.5-7B jako model "nauczyciel" do generowania danych syntetycznych.</w:t>
+      </w:r>
+    </w:p>
+    <w:p>
+      <w:r>
+        <w:t>Uzasadnienie: Bielik jest modelem specjalnie dostrojonym do języka polskiego, co jest kluczowe dla detekcji niuansów językowych w polskich mediach. Jego rozmiar (4.5B) pozwala na uruchomienie na standardowym sprzęcie konsumenckim. Qwen 7B, będąc modelem większym i bardziej ogólnym, posiada lepsze zdolności logicznego wnioskowania, co czyni go idealnym do generowania uzasadnień (tzw. łańcuch rozumowania) w fazie treningu.</w:t>
+      </w:r>
+    </w:p>
+    <w:p>
+      <w:r>
+        <w:t>Unsloth (Trening i Optymalizacja):</w:t>
+      </w:r>
+    </w:p>
+    <w:p>
+      <w:r>
+        <w:t>Rola: Biblioteka do fine-tuningu modelu Bielik.</w:t>
+      </w:r>
+    </w:p>
+    <w:p>
+      <w:r>
+        <w:t>Uzasadnienie: Unsloth umożliwia trenowanie modeli LLM nawet 2x szybciej i przy zużyciu o 60% mniej pamięci VRAM niż standardowe metody. Pozwala to na przeprowadzenie procesu SFT (nadzorowane dostrajanie – Supervised Fine-Tuning) na darmowej instancji Google Colab (T4 GPU), co czyni projekt wykonalnym bez dostępu do klastrów obliczeniowych.</w:t>
+      </w:r>
+    </w:p>
+    <w:p>
+      <w:r>
+        <w:t>Ollama (Serwer Inferencji):</w:t>
+      </w:r>
+    </w:p>
+    <w:p>
+      <w:r>
+        <w:lastRenderedPageBreak/>
+        <w:t>Rola: Lokalny serwer udostępniający model poprzez REST API.</w:t>
+      </w:r>
+    </w:p>
+    <w:p>
+      <w:r>
+        <w:t>Uzasadnienie: Ollama automatyzuje zarządzanie modelem, obsługuje wydajny format GGUF (kwantyzacja) i udostępnia proste API kompatybilne z aplikacjami webowymi. Eliminuje konieczność pisania skomplikowanego kodu w Pythonie do obsługi ładowania modelu i tokenizacji w środowisku produkcyjnym.</w:t>
+      </w:r>
+    </w:p>
+    <w:p>
+      <w:r>
+        <w:t>Python (FastAPI) &amp; React.js:</w:t>
+      </w:r>
+    </w:p>
+    <w:p>
+      <w:r>
+        <w:t>Rola: Orkiestracja procesów (Backend) i interfejs użytkownika (Frontend).</w:t>
+      </w:r>
+    </w:p>
+    <w:p>
+      <w:r>
+        <w:t>Uzasadnienie: FastAPI jest nowoczesnym, asynchronicznym frameworkiem idealnym do obsługi długotrwałych zadań w tle (jak trenowanie modelu w fazie 4). React.js zapewnia responsywny interfejs, który może dynamicznie wyświetlać strumieniowane odpowiedzi z modelu (efekt pisania na żywo).</w:t>
+      </w:r>
+    </w:p>
+    <w:p>
+      <w:r>
+        <w:t>Google Colab (T4 GPU):</w:t>
+      </w:r>
+    </w:p>
+    <w:p>
+      <w:r>
+        <w:t>Rola: Środowisko treningowe.</w:t>
+      </w:r>
+    </w:p>
+    <w:p>
+      <w:r>
+        <w:t>Uzasadnienie: Zapewnia darmowy dostęp do akceleratora GPU niezbędnego do operacji na tensorach i trenowania sieci neuronowych, co jest kluczowe w fazie badawczej projektu.</w:t>
+      </w:r>
+    </w:p>
     <w:p>
       <w:pPr>
         <w:pStyle w:val="Heading1"/>
@@ -2009,180 +939,6 @@
       <w:r>
         <w:t>Kluczowe zagadnienia związane z realizacją projektu</w:t>
       </w:r>
-      <w:r>
-        <w:t xml:space="preserve"> (3-5 stron)</w:t>
-      </w:r>
-    </w:p>
-    <w:p/>
-    <w:p>
-      <w:pPr>
-        <w:rPr>
-          <w:rFonts w:ascii="Times New Roman" w:hAnsi="Times New Roman" w:cs="Times New Roman"/>
-          <w:color w:val="FF0000"/>
-          <w:sz w:val="20"/>
-          <w:szCs w:val="20"/>
-        </w:rPr>
-      </w:pPr>
-      <w:r>
-        <w:rPr>
-          <w:rFonts w:ascii="Times New Roman" w:hAnsi="Times New Roman" w:cs="Times New Roman"/>
-          <w:color w:val="FF0000"/>
-          <w:sz w:val="20"/>
-          <w:szCs w:val="20"/>
-        </w:rPr>
-        <w:t>W tej części</w:t>
-      </w:r>
-      <w:r>
-        <w:rPr>
-          <w:rFonts w:ascii="Times New Roman" w:hAnsi="Times New Roman" w:cs="Times New Roman"/>
-          <w:color w:val="FF0000"/>
-          <w:sz w:val="20"/>
-          <w:szCs w:val="20"/>
-        </w:rPr>
-        <w:t xml:space="preserve"> należy przedstawić kluczowe aspekty implementacyjne związane z realizacją projektu. Z uwagi na różnorodn</w:t>
-      </w:r>
-      <w:r>
-        <w:rPr>
-          <w:rFonts w:ascii="Times New Roman" w:hAnsi="Times New Roman" w:cs="Times New Roman"/>
-          <w:color w:val="FF0000"/>
-          <w:sz w:val="20"/>
-          <w:szCs w:val="20"/>
-        </w:rPr>
-        <w:t>ość projektów dyplomowych, trudno jest ująć wszystkie możliwe przypadki do opisania, jednak aby pokazać kierunek, w którym należy skierować swe wysiłki, przedstawiam przykłady:</w:t>
-      </w:r>
-    </w:p>
-    <w:p>
-      <w:pPr>
-        <w:rPr>
-          <w:rFonts w:ascii="Times New Roman" w:hAnsi="Times New Roman" w:cs="Times New Roman"/>
-          <w:color w:val="FF0000"/>
-          <w:sz w:val="20"/>
-          <w:szCs w:val="20"/>
-        </w:rPr>
-      </w:pPr>
-    </w:p>
-    <w:p>
-      <w:pPr>
-        <w:pStyle w:val="ListParagraph"/>
-        <w:numPr>
-          <w:ilvl w:val="0"/>
-          <w:numId w:val="2"/>
-        </w:numPr>
-        <w:rPr>
-          <w:rFonts w:ascii="Times New Roman" w:hAnsi="Times New Roman" w:cs="Times New Roman"/>
-          <w:color w:val="FF0000"/>
-          <w:sz w:val="20"/>
-          <w:szCs w:val="20"/>
-        </w:rPr>
-      </w:pPr>
-      <w:r>
-        <w:rPr>
-          <w:rFonts w:ascii="Times New Roman" w:hAnsi="Times New Roman" w:cs="Times New Roman"/>
-          <w:color w:val="FF0000"/>
-          <w:sz w:val="20"/>
-          <w:szCs w:val="20"/>
-        </w:rPr>
-        <w:t>w przypadku aplikacji webowych i mobilnych</w:t>
-      </w:r>
-      <w:r>
-        <w:rPr>
-          <w:rFonts w:ascii="Times New Roman" w:hAnsi="Times New Roman" w:cs="Times New Roman"/>
-          <w:color w:val="FF0000"/>
-          <w:sz w:val="20"/>
-          <w:szCs w:val="20"/>
-        </w:rPr>
-        <w:t>, a także gier</w:t>
-      </w:r>
-      <w:r>
-        <w:rPr>
-          <w:rFonts w:ascii="Times New Roman" w:hAnsi="Times New Roman" w:cs="Times New Roman"/>
-          <w:color w:val="FF0000"/>
-          <w:sz w:val="20"/>
-          <w:szCs w:val="20"/>
-        </w:rPr>
-        <w:t xml:space="preserve"> – </w:t>
-      </w:r>
-      <w:r>
-        <w:rPr>
-          <w:rFonts w:ascii="Times New Roman" w:hAnsi="Times New Roman" w:cs="Times New Roman"/>
-          <w:color w:val="FF0000"/>
-          <w:sz w:val="20"/>
-          <w:szCs w:val="20"/>
-        </w:rPr>
-        <w:t>należy przedstawić omówienie kluczowych dla działania całej aplikacji detali implementacyjnych, załączając i omawiając krótkie fragmenty kodu,</w:t>
-      </w:r>
-    </w:p>
-    <w:p>
-      <w:pPr>
-        <w:pStyle w:val="ListParagraph"/>
-        <w:numPr>
-          <w:ilvl w:val="0"/>
-          <w:numId w:val="2"/>
-        </w:numPr>
-        <w:rPr>
-          <w:rFonts w:ascii="Times New Roman" w:hAnsi="Times New Roman" w:cs="Times New Roman"/>
-          <w:color w:val="FF0000"/>
-          <w:sz w:val="20"/>
-          <w:szCs w:val="20"/>
-        </w:rPr>
-      </w:pPr>
-      <w:r>
-        <w:rPr>
-          <w:rFonts w:ascii="Times New Roman" w:hAnsi="Times New Roman" w:cs="Times New Roman"/>
-          <w:color w:val="FF0000"/>
-          <w:sz w:val="20"/>
-          <w:szCs w:val="20"/>
-        </w:rPr>
-        <w:t>w przypadku projektów baz danych – należy przedstawić strukturę kluczowych fragmentów bazy danych (z uwzględnieniem np. procedur składowanych, jeśli występują) i/lub kluczowe zapytania SQL, wraz z uzasadnieniem doboru takiej struktury,</w:t>
-      </w:r>
-    </w:p>
-    <w:p>
-      <w:pPr>
-        <w:pStyle w:val="ListParagraph"/>
-        <w:numPr>
-          <w:ilvl w:val="0"/>
-          <w:numId w:val="2"/>
-        </w:numPr>
-        <w:rPr>
-          <w:rFonts w:ascii="Times New Roman" w:hAnsi="Times New Roman" w:cs="Times New Roman"/>
-          <w:color w:val="FF0000"/>
-          <w:sz w:val="20"/>
-          <w:szCs w:val="20"/>
-        </w:rPr>
-      </w:pPr>
-      <w:r>
-        <w:rPr>
-          <w:rFonts w:ascii="Times New Roman" w:hAnsi="Times New Roman" w:cs="Times New Roman"/>
-          <w:color w:val="FF0000"/>
-          <w:sz w:val="20"/>
-          <w:szCs w:val="20"/>
-        </w:rPr>
-        <w:t>w przypadku projektów sieci komputerowych – należy omówić budowę i architekturę sieci, jej właściwości, a także uwzględnić schematy,</w:t>
-      </w:r>
-    </w:p>
-    <w:p>
-      <w:pPr>
-        <w:pStyle w:val="ListParagraph"/>
-        <w:numPr>
-          <w:ilvl w:val="0"/>
-          <w:numId w:val="2"/>
-        </w:numPr>
-        <w:rPr>
-          <w:rFonts w:ascii="Times New Roman" w:hAnsi="Times New Roman" w:cs="Times New Roman"/>
-          <w:color w:val="FF0000"/>
-          <w:sz w:val="20"/>
-          <w:szCs w:val="20"/>
-        </w:rPr>
-      </w:pPr>
-      <w:r>
-        <w:rPr>
-          <w:rFonts w:ascii="Times New Roman" w:hAnsi="Times New Roman" w:cs="Times New Roman"/>
-          <w:color w:val="FF0000"/>
-          <w:sz w:val="20"/>
-          <w:szCs w:val="20"/>
-        </w:rPr>
-        <w:t>w przypadku projektów graficznych/multimedialnych – należy omówić metodykę realizacji poszczególnych fragmentów projektu, a także tok postępowania począwszy od pierwszej koncepcji, aż do finalnego efektu.</w:t>
-      </w:r>
     </w:p>
     <w:p>
       <w:pPr>
@@ -2194,459 +950,125 @@
       </w:pPr>
     </w:p>
     <w:p>
-      <w:pPr>
-        <w:rPr>
-          <w:rFonts w:ascii="Times New Roman" w:hAnsi="Times New Roman" w:cs="Times New Roman"/>
-          <w:sz w:val="20"/>
-          <w:szCs w:val="20"/>
-        </w:rPr>
-      </w:pPr>
-      <w:r>
-        <w:rPr>
-          <w:rFonts w:ascii="Times New Roman" w:hAnsi="Times New Roman" w:cs="Times New Roman"/>
-          <w:sz w:val="20"/>
-          <w:szCs w:val="20"/>
-        </w:rPr>
+      <w:r>
         <w:t>2. Kluczowe zagadnienia związane z realizacją projektu</w:t>
       </w:r>
     </w:p>
-    <w:p>
-      <w:pPr>
-        <w:rPr>
-          <w:rFonts w:ascii="Times New Roman" w:hAnsi="Times New Roman" w:cs="Times New Roman"/>
-          <w:sz w:val="20"/>
-          <w:szCs w:val="20"/>
-        </w:rPr>
-      </w:pPr>
-    </w:p>
-    <w:p>
-      <w:pPr>
-        <w:rPr>
-          <w:rFonts w:ascii="Times New Roman" w:hAnsi="Times New Roman" w:cs="Times New Roman"/>
-          <w:sz w:val="20"/>
-          <w:szCs w:val="20"/>
-        </w:rPr>
-      </w:pPr>
-      <w:r>
-        <w:rPr>
-          <w:rFonts w:ascii="Times New Roman" w:hAnsi="Times New Roman" w:cs="Times New Roman"/>
-          <w:sz w:val="20"/>
-          <w:szCs w:val="20"/>
-        </w:rPr>
+    <w:p/>
+    <w:p>
+      <w:r>
         <w:t>Realizacja systemu detekcji dezinformacji wymagała rozwiązania szeregu problemów inżynieryjnych z zakresu przetwarzania języka naturalnego (NLP), optymalizacji modeli głębokiego uczenia oraz architektury systemów rozproszonych. Poniżej przedstawiono kluczowe aspekty implementacyjne z podziałem na etapy wytwarzania oprogramowania, uwzględniające rzeczywiste parametry i wyniki uzyskane w toku prac.</w:t>
       </w:r>
     </w:p>
-    <w:p>
-      <w:pPr>
-        <w:rPr>
-          <w:rFonts w:ascii="Times New Roman" w:hAnsi="Times New Roman" w:cs="Times New Roman"/>
-          <w:sz w:val="20"/>
-          <w:szCs w:val="20"/>
-        </w:rPr>
-      </w:pPr>
-    </w:p>
-    <w:p>
-      <w:pPr>
-        <w:rPr>
-          <w:rFonts w:ascii="Times New Roman" w:hAnsi="Times New Roman" w:cs="Times New Roman"/>
-          <w:sz w:val="20"/>
-          <w:szCs w:val="20"/>
-        </w:rPr>
-      </w:pPr>
-      <w:r>
-        <w:rPr>
-          <w:rFonts w:ascii="Times New Roman" w:hAnsi="Times New Roman" w:cs="Times New Roman"/>
-          <w:sz w:val="20"/>
-          <w:szCs w:val="20"/>
-        </w:rPr>
+    <w:p/>
+    <w:p>
+      <w:r>
         <w:t>2.1. Cele i charakterystyka inżynierska projektu</w:t>
       </w:r>
     </w:p>
-    <w:p>
-      <w:pPr>
-        <w:rPr>
-          <w:rFonts w:ascii="Times New Roman" w:hAnsi="Times New Roman" w:cs="Times New Roman"/>
-          <w:sz w:val="20"/>
-          <w:szCs w:val="20"/>
-        </w:rPr>
-      </w:pPr>
-    </w:p>
-    <w:p>
-      <w:pPr>
-        <w:rPr>
-          <w:rFonts w:ascii="Times New Roman" w:hAnsi="Times New Roman" w:cs="Times New Roman"/>
-          <w:sz w:val="20"/>
-          <w:szCs w:val="20"/>
-        </w:rPr>
-      </w:pPr>
-      <w:r>
-        <w:rPr>
-          <w:rFonts w:ascii="Times New Roman" w:hAnsi="Times New Roman" w:cs="Times New Roman"/>
-          <w:sz w:val="20"/>
-          <w:szCs w:val="20"/>
-        </w:rPr>
-        <w:t>Zasadniczym celem pracy było zaprojektowanie i implementacja kompletnego systemu informatycznego (end-to-end) zdolnego do wykrywania technik manipulacji w tekstach polskojęzycznych wraz z generowaniem zrozumiałych dla człowieka wyjaśnień decyzji (Explainable AI). Projekt koncentrował się na stworzeniu działającego artefaktu inżynierskiego, który integruje nowoczesne modele językowe w spójną architekturę aplikacyjną.</w:t>
-      </w:r>
-    </w:p>
-    <w:p>
-      <w:pPr>
-        <w:rPr>
-          <w:rFonts w:ascii="Times New Roman" w:hAnsi="Times New Roman" w:cs="Times New Roman"/>
-          <w:sz w:val="20"/>
-          <w:szCs w:val="20"/>
-        </w:rPr>
-      </w:pPr>
-    </w:p>
-    <w:p>
-      <w:pPr>
-        <w:rPr>
-          <w:rFonts w:ascii="Times New Roman" w:hAnsi="Times New Roman" w:cs="Times New Roman"/>
-          <w:sz w:val="20"/>
-          <w:szCs w:val="20"/>
-        </w:rPr>
-      </w:pPr>
-      <w:r>
-        <w:rPr>
-          <w:rFonts w:ascii="Times New Roman" w:hAnsi="Times New Roman" w:cs="Times New Roman"/>
-          <w:sz w:val="20"/>
-          <w:szCs w:val="20"/>
-        </w:rPr>
+    <w:p/>
+    <w:p>
+      <w:r>
+        <w:t>Zasadniczym celem pracy było zaprojektowanie i implementacja kompletnego systemu informatycznego zdolnego do wykrywania technik manipulacji w tekstach polskojęzycznych wraz z generowaniem zrozumiałych dla człowieka wyjaśnień decyzji (Explainable AI). Projekt koncentrował się na stworzeniu działającego artefaktu inżynierskiego, który integruje nowoczesne modele językowe w spójną architekturę aplikacyjną.</w:t>
+      </w:r>
+    </w:p>
+    <w:p/>
+    <w:p>
+      <w:r>
         <w:t>Co było celem:</w:t>
       </w:r>
     </w:p>
     <w:p>
-      <w:pPr>
-        <w:rPr>
-          <w:rFonts w:ascii="Times New Roman" w:hAnsi="Times New Roman" w:cs="Times New Roman"/>
-          <w:sz w:val="20"/>
-          <w:szCs w:val="20"/>
-        </w:rPr>
-      </w:pPr>
-      <w:r>
-        <w:rPr>
-          <w:rFonts w:ascii="Times New Roman" w:hAnsi="Times New Roman" w:cs="Times New Roman"/>
-          <w:sz w:val="20"/>
-          <w:szCs w:val="20"/>
-        </w:rPr>
-        <w:t>Stworzenie działającego prototypu systemu MLOps, który umożliwia nie tylko inferencję, ale także ciągłe douczanie modelu (Human-in-the-Loop) w oparciu o interakcję z ekspertem. Kluczowe było rozwiązanie problemów integracyjnych (backend, frontend, obsługa GPU) oraz optymalizacja modelu 4.5B parametrów do działania na sprzęcie konsumenckim.</w:t>
-      </w:r>
-    </w:p>
-    <w:p>
-      <w:pPr>
-        <w:rPr>
-          <w:rFonts w:ascii="Times New Roman" w:hAnsi="Times New Roman" w:cs="Times New Roman"/>
-          <w:sz w:val="20"/>
-          <w:szCs w:val="20"/>
-        </w:rPr>
-      </w:pPr>
-    </w:p>
-    <w:p>
-      <w:pPr>
-        <w:rPr>
-          <w:rFonts w:ascii="Times New Roman" w:hAnsi="Times New Roman" w:cs="Times New Roman"/>
-          <w:sz w:val="20"/>
-          <w:szCs w:val="20"/>
-        </w:rPr>
-      </w:pPr>
-      <w:r>
-        <w:rPr>
-          <w:rFonts w:ascii="Times New Roman" w:hAnsi="Times New Roman" w:cs="Times New Roman"/>
-          <w:sz w:val="20"/>
-          <w:szCs w:val="20"/>
-        </w:rPr>
+      <w:r>
+        <w:t>Stworzenie działającego prototypu systemu MLOps, który umożliwia nie tylko inferencję, ale także ciągłe douczanie modelu z udziałem człowieka (tzw. Human-in-the-Loop) w oparciu o interakcję z ekspertem. Kluczowe było rozwiązanie problemów integracyjnych (backend, frontend, obsługa GPU) oraz optymalizacja modelu 4.5B parametrów do działania na sprzęcie konsumenckim.</w:t>
+      </w:r>
+    </w:p>
+    <w:p/>
+    <w:p>
+      <w:r>
         <w:t>Co nie było celem:</w:t>
       </w:r>
     </w:p>
     <w:p>
-      <w:pPr>
-        <w:rPr>
-          <w:rFonts w:ascii="Times New Roman" w:hAnsi="Times New Roman" w:cs="Times New Roman"/>
-          <w:sz w:val="20"/>
-          <w:szCs w:val="20"/>
-        </w:rPr>
-      </w:pPr>
-      <w:r>
-        <w:rPr>
-          <w:rFonts w:ascii="Times New Roman" w:hAnsi="Times New Roman" w:cs="Times New Roman"/>
-          <w:sz w:val="20"/>
-          <w:szCs w:val="20"/>
-        </w:rPr>
-        <w:t>Celem pracy nie było przeprowadzanie wyczerpujących badań porównawczych wielu architektur sieci neuronowych ani tworzenie nowych architektur modeli fundamentalnych. Nie dążono również do osiągnięcia wyników State-of-the-Art (SOTA) w rozumieniu akademickim za wszelką cenę, lecz do uzyskania kompromisu między jakością detekcji a użytecznością i szybkością działania systemu lokalnego.</w:t>
-      </w:r>
-    </w:p>
-    <w:p>
-      <w:pPr>
-        <w:rPr>
-          <w:rFonts w:ascii="Times New Roman" w:hAnsi="Times New Roman" w:cs="Times New Roman"/>
-          <w:sz w:val="20"/>
-          <w:szCs w:val="20"/>
-        </w:rPr>
-      </w:pPr>
-    </w:p>
-    <w:p>
-      <w:pPr>
-        <w:rPr>
-          <w:rFonts w:ascii="Times New Roman" w:hAnsi="Times New Roman" w:cs="Times New Roman"/>
-          <w:sz w:val="20"/>
-          <w:szCs w:val="20"/>
-        </w:rPr>
-      </w:pPr>
-      <w:r>
-        <w:rPr>
-          <w:rFonts w:ascii="Times New Roman" w:hAnsi="Times New Roman" w:cs="Times New Roman"/>
-          <w:sz w:val="20"/>
-          <w:szCs w:val="20"/>
-        </w:rPr>
+      <w:r>
+        <w:t>Celem pracy nie było przeprowadzanie wyczerpujących badań porównawczych wielu architektur sieci neuronowych ani tworzenie nowych architektur modeli fundamentalnych. Nie dążono również do osiągnięcia wyników stanu wiedzy (State-of-the-Art, SOTA) w rozumieniu akademickim za wszelką cenę, lecz do uzyskania kompromisu między jakością detekcji a użytecznością i szybkością działania systemu lokalnego.</w:t>
+      </w:r>
+    </w:p>
+    <w:p/>
+    <w:p>
+      <w:r>
         <w:t>Uzasadnienie spełnienia kryteriów pracy inżynierskiej:</w:t>
       </w:r>
     </w:p>
     <w:p>
-      <w:pPr>
-        <w:rPr>
-          <w:rFonts w:ascii="Times New Roman" w:hAnsi="Times New Roman" w:cs="Times New Roman"/>
-          <w:sz w:val="20"/>
-          <w:szCs w:val="20"/>
-        </w:rPr>
-      </w:pPr>
-      <w:r>
-        <w:rPr>
-          <w:rFonts w:ascii="Times New Roman" w:hAnsi="Times New Roman" w:cs="Times New Roman"/>
-          <w:sz w:val="20"/>
-          <w:szCs w:val="20"/>
-        </w:rPr>
+      <w:r>
         <w:t>Projekt wykracza poza teoretyczną analizę problemu, dostarczając w pełni funkcjonalne oprogramowanie. Wymagał on doboru odpowiednich narzędzi (Unsloth, Ollama, FastAPI), zaprojektowania bazy danych, implementacji algorytmów przetwarzania tekstu oraz stworzenia interfejsu użytkownika. Stanowi więc klasyczny przykład inżynierii oprogramowania połączonej z inżynierią danych.</w:t>
       </w:r>
     </w:p>
-    <w:p>
-      <w:pPr>
-        <w:rPr>
-          <w:rFonts w:ascii="Times New Roman" w:hAnsi="Times New Roman" w:cs="Times New Roman"/>
-          <w:sz w:val="20"/>
-          <w:szCs w:val="20"/>
-        </w:rPr>
-      </w:pPr>
-    </w:p>
-    <w:p>
-      <w:pPr>
-        <w:rPr>
-          <w:rFonts w:ascii="Times New Roman" w:hAnsi="Times New Roman" w:cs="Times New Roman"/>
-          <w:sz w:val="20"/>
-          <w:szCs w:val="20"/>
-        </w:rPr>
-      </w:pPr>
-      <w:r>
-        <w:rPr>
-          <w:rFonts w:ascii="Times New Roman" w:hAnsi="Times New Roman" w:cs="Times New Roman"/>
-          <w:sz w:val="20"/>
-          <w:szCs w:val="20"/>
-        </w:rPr>
-        <w:t>2.2. Implementacja procesu generowania danych syntetycznych (NLE i Rationale Generation)</w:t>
-      </w:r>
-    </w:p>
-    <w:p>
-      <w:pPr>
-        <w:rPr>
-          <w:rFonts w:ascii="Times New Roman" w:hAnsi="Times New Roman" w:cs="Times New Roman"/>
-          <w:sz w:val="20"/>
-          <w:szCs w:val="20"/>
-        </w:rPr>
-      </w:pPr>
-    </w:p>
-    <w:p>
-      <w:pPr>
-        <w:rPr>
-          <w:rFonts w:ascii="Times New Roman" w:hAnsi="Times New Roman" w:cs="Times New Roman"/>
-          <w:sz w:val="20"/>
-          <w:szCs w:val="20"/>
-        </w:rPr>
-      </w:pPr>
-      <w:r>
-        <w:rPr>
-          <w:rFonts w:ascii="Times New Roman" w:hAnsi="Times New Roman" w:cs="Times New Roman"/>
-          <w:sz w:val="20"/>
-          <w:szCs w:val="20"/>
-        </w:rPr>
+    <w:p/>
+    <w:p>
+      <w:r>
+        <w:t>2.2. Implementacja procesu generowania danych syntetycznych (NLE i generowanie uzasadnień – Rationale Generation)</w:t>
+      </w:r>
+    </w:p>
+    <w:p/>
+    <w:p>
+      <w:r>
         <w:t>Jednym z największych wyzwań projektu był brak zbioru danych zawierającego nie tylko etykiety (np. "REFERENCE_ERROR"), ale również wyjaśnienia w języku naturalnym (Natural Language Explanations - NLE). Koncepcja NLE, wprowadzona m.in. przez Camburu et al. (2018), zakłada generowanie tekstowego uzasadnienia decyzji klasyfikatora, co jest kluczowe dla budowania zaufania użytkownika w systemach Explainable AI (XAI). Podwaliny pod to podejście położyły również prace takie jak Lei et al. (2016), koncentrujące się na ekstrakcji fragmentów tekstu uzasadniających predykcję (Rationale Generation). Ścisłe powiązanie klasyfikacji z generowaniem uzasadnień zapobiega tworzeniu modeli typu "czarna skrzynka".</w:t>
       </w:r>
     </w:p>
-    <w:p>
-      <w:pPr>
-        <w:rPr>
-          <w:rFonts w:ascii="Times New Roman" w:hAnsi="Times New Roman" w:cs="Times New Roman"/>
-          <w:sz w:val="20"/>
-          <w:szCs w:val="20"/>
-        </w:rPr>
-      </w:pPr>
-    </w:p>
-    <w:p>
-      <w:pPr>
-        <w:rPr>
-          <w:rFonts w:ascii="Times New Roman" w:hAnsi="Times New Roman" w:cs="Times New Roman"/>
-          <w:sz w:val="20"/>
-          <w:szCs w:val="20"/>
-        </w:rPr>
-      </w:pPr>
-      <w:r>
-        <w:rPr>
-          <w:rFonts w:ascii="Times New Roman" w:hAnsi="Times New Roman" w:cs="Times New Roman"/>
-          <w:sz w:val="20"/>
-          <w:szCs w:val="20"/>
-        </w:rPr>
+    <w:p/>
+    <w:p>
+      <w:r>
         <w:t>Wyzwanie implementacyjne:</w:t>
       </w:r>
     </w:p>
     <w:p>
-      <w:pPr>
-        <w:rPr>
-          <w:rFonts w:ascii="Times New Roman" w:hAnsi="Times New Roman" w:cs="Times New Roman"/>
-          <w:sz w:val="20"/>
-          <w:szCs w:val="20"/>
-        </w:rPr>
-      </w:pPr>
-      <w:r>
-        <w:rPr>
-          <w:rFonts w:ascii="Times New Roman" w:hAnsi="Times New Roman" w:cs="Times New Roman"/>
-          <w:sz w:val="20"/>
-          <w:szCs w:val="20"/>
-        </w:rPr>
-        <w:t>Konieczność wygenerowania tysięcy wysokiej jakości uzasadnień dla zbioru MIPD (Modzelewski et al., 2024) (ponad 10 000 próbek) przy konieczności zachowania spójności formatu JSON. Istotnym aspektem było tzw. Rationale Generation (Lei et al., 2016), czyli proces ekstrakcji fragmentów tekstu źródłowego, które bezpośrednio uzasadniają predykcję.</w:t>
-      </w:r>
-    </w:p>
-    <w:p>
-      <w:pPr>
-        <w:rPr>
-          <w:rFonts w:ascii="Times New Roman" w:hAnsi="Times New Roman" w:cs="Times New Roman"/>
-          <w:sz w:val="20"/>
-          <w:szCs w:val="20"/>
-        </w:rPr>
-      </w:pPr>
-    </w:p>
-    <w:p>
-      <w:pPr>
-        <w:rPr>
-          <w:rFonts w:ascii="Times New Roman" w:hAnsi="Times New Roman" w:cs="Times New Roman"/>
-          <w:sz w:val="20"/>
-          <w:szCs w:val="20"/>
-        </w:rPr>
-      </w:pPr>
-      <w:r>
-        <w:rPr>
-          <w:rFonts w:ascii="Times New Roman" w:hAnsi="Times New Roman" w:cs="Times New Roman"/>
-          <w:sz w:val="20"/>
-          <w:szCs w:val="20"/>
-        </w:rPr>
+      <w:r>
+        <w:t>Konieczność wygenerowania tysięcy wysokiej jakości uzasadnień dla zbioru MIPD (Modzelewski et al., 2024) (ponad 10 000 próbek) przy konieczności zachowania spójności formatu JSON. Istotnym aspektem było tzw. generowanie uzasadnień (Lei et al., 2016), czyli proces ekstrakcji fragmentów tekstu źródłowego, które bezpośrednio uzasadniają predykcję.</w:t>
+      </w:r>
+    </w:p>
+    <w:p/>
+    <w:p>
+      <w:r>
         <w:t>Zastosowane rozwiązanie:</w:t>
       </w:r>
     </w:p>
     <w:p>
-      <w:pPr>
-        <w:rPr>
-          <w:rFonts w:ascii="Times New Roman" w:hAnsi="Times New Roman" w:cs="Times New Roman"/>
-          <w:sz w:val="20"/>
-          <w:szCs w:val="20"/>
-        </w:rPr>
-      </w:pPr>
-      <w:r>
-        <w:rPr>
-          <w:rFonts w:ascii="Times New Roman" w:hAnsi="Times New Roman" w:cs="Times New Roman"/>
-          <w:sz w:val="20"/>
-          <w:szCs w:val="20"/>
-        </w:rPr>
-        <w:t>Zaimplementowano autorski potok (pipeline) generacji metodologią "Teacher-Student" (Hsieh et al., 2023) z wykorzystaniem modelu Qwen-2.5-7B-Instruct (Yang et al., 2024) jako "Nauczyciela". Proces ten zrealizowano w środowisku chmurowym Google Colab z wykorzystaniem biblioteki Unsloth (Han &amp; Liu, 2023) dla optymalizacji pamięci VRAM (model 4-bitowy). Wybór modelu Nauczyciela o parametrach 7B podyktowany był potrzebą zapewnienia wysokiej jakości merytorycznej generowanych wyjaśnień oraz ścisłego przestrzegania schematu JSON, co w przypadku mniejszych modeli stanowiłoby ryzyko niestabilności formatu.</w:t>
-      </w:r>
-    </w:p>
-    <w:p>
-      <w:pPr>
-        <w:rPr>
-          <w:rFonts w:ascii="Times New Roman" w:hAnsi="Times New Roman" w:cs="Times New Roman"/>
-          <w:sz w:val="20"/>
-          <w:szCs w:val="20"/>
-        </w:rPr>
-      </w:pPr>
-    </w:p>
-    <w:p>
-      <w:pPr>
-        <w:rPr>
-          <w:rFonts w:ascii="Times New Roman" w:hAnsi="Times New Roman" w:cs="Times New Roman"/>
-          <w:sz w:val="20"/>
-          <w:szCs w:val="20"/>
-        </w:rPr>
-      </w:pPr>
-      <w:r>
-        <w:rPr>
-          <w:rFonts w:ascii="Times New Roman" w:hAnsi="Times New Roman" w:cs="Times New Roman"/>
-          <w:sz w:val="20"/>
-          <w:szCs w:val="20"/>
-        </w:rPr>
-        <w:t>Kluczowym elementem implementacji był skrypt Python (synthetic_data_gen.ipynb), który wymuszał na modelu przestrzeganie reguł "Hard-Constraint Generation":</w:t>
-      </w:r>
-    </w:p>
-    <w:p>
-      <w:pPr>
-        <w:rPr>
-          <w:rFonts w:ascii="Times New Roman" w:hAnsi="Times New Roman" w:cs="Times New Roman"/>
-          <w:sz w:val="20"/>
-          <w:szCs w:val="20"/>
-        </w:rPr>
-      </w:pPr>
-      <w:r>
-        <w:rPr>
-          <w:rFonts w:ascii="Times New Roman" w:hAnsi="Times New Roman" w:cs="Times New Roman"/>
-          <w:sz w:val="20"/>
-          <w:szCs w:val="20"/>
-        </w:rPr>
-        <w:t>Iteracyjna walidacja (Retry Loop): Zaimplementowano pętlę ponawiania prób. Jeśli model wygenerował odpowiedź niepoprawną składniowo (nie zawierającą techniki manipulacji), system automatycznie ponawiał zapytanie.</w:t>
-      </w:r>
-    </w:p>
-    <w:p>
-      <w:pPr>
-        <w:rPr>
-          <w:rFonts w:ascii="Times New Roman" w:hAnsi="Times New Roman" w:cs="Times New Roman"/>
-          <w:sz w:val="20"/>
-          <w:szCs w:val="20"/>
-        </w:rPr>
-      </w:pPr>
-      <w:r>
-        <w:rPr>
-          <w:rFonts w:ascii="Times New Roman" w:hAnsi="Times New Roman" w:cs="Times New Roman"/>
-          <w:sz w:val="20"/>
-          <w:szCs w:val="20"/>
-        </w:rPr>
-        <w:t>Mechanizm wznawiania (Resume Logic): Ze względu na czasochłonność procesu, zaimplementowano system punktów kontrolnych (checkpoints), zapobiegający utracie danych w przypadku rozłączenia sesji Colab.</w:t>
-      </w:r>
-    </w:p>
-    <w:p>
-      <w:pPr>
-        <w:rPr>
-          <w:rFonts w:ascii="Times New Roman" w:hAnsi="Times New Roman" w:cs="Times New Roman"/>
-          <w:sz w:val="20"/>
-          <w:szCs w:val="20"/>
-        </w:rPr>
-      </w:pPr>
-      <w:r>
-        <w:rPr>
-          <w:rFonts w:ascii="Times New Roman" w:hAnsi="Times New Roman" w:cs="Times New Roman"/>
-          <w:sz w:val="20"/>
-          <w:szCs w:val="20"/>
-        </w:rPr>
-        <w:t>Separacja logiki: Model generował treść wyjaśnienia, a struktura JSON była składana programowo, co eliminowało błędy składniowe. W docelowym systemie (XAI Adapter) model jest trenowany, aby na wyjściu zwracać spójną strukturę zawierającą listę zidentyfikowanych technik oraz pole uzasadnienia (reasoning):</w:t>
-      </w:r>
-    </w:p>
-    <w:p>
-      <w:pPr>
-        <w:rPr>
-          <w:rFonts w:ascii="Times New Roman" w:hAnsi="Times New Roman" w:cs="Times New Roman"/>
-          <w:sz w:val="20"/>
-          <w:szCs w:val="20"/>
-        </w:rPr>
-      </w:pPr>
-    </w:p>
-    <w:p>
-      <w:pPr>
-        <w:shd w:val="clear" w:color="auto" w:fill="1F1F1F"/>
-        <w:spacing w:line="285" w:lineRule="atLeast"/>
-        <w:rPr>
-          <w:rFonts w:ascii="Consolas" w:eastAsia="Times New Roman" w:hAnsi="Consolas" w:cs="Times New Roman"/>
+      <w:r>
+        <w:t>Zaimplementowano autorski potok (pipeline) generacji metodologią "Nauczyciel-Uczeń" (Teacher-Student; Hsieh et al., 2023) z wykorzystaniem modelu Qwen-2.5-7B-Instruct (Yang et al., 2024) jako "Nauczyciela". Proces ten zrealizowano w środowisku chmurowym Google Colab z wykorzystaniem biblioteki Unsloth (Han &amp; Liu, 2023) dla optymalizacji pamięci VRAM (model 4-bitowy). Wybór modelu Nauczyciela o parametrach 7B podyktowany był potrzebą zapewnienia wysokiej jakości merytorycznej generowanych wyjaśnień oraz ścisłego przestrzegania schematu JSON, co w przypadku mniejszych modeli stanowiłoby ryzyko niestabilności formatu.</w:t>
+      </w:r>
+    </w:p>
+    <w:p/>
+    <w:p>
+      <w:r>
+        <w:t>Kluczowym elementem implementacji był skrypt Python (synthetic_data_gen.ipynb), który wymuszał na modelu przestrzeganie reguł ścisłego generowania (Hard-Constraint Generation):</w:t>
+      </w:r>
+    </w:p>
+    <w:p>
+      <w:r>
+        <w:t>Iteracyjna walidacja (pętla ponawiania – Retry Loop): Zaimplementowano pętlę ponawiania prób. Jeśli model wygenerował odpowiedź niepoprawną składniowo (nie zawierającą techniki manipulacji), system automatycznie ponawiał zapytanie.</w:t>
+      </w:r>
+    </w:p>
+    <w:p>
+      <w:r>
+        <w:t>Mechanizm wznawiania (logika wznawiania – Resume Logic): Ze względu na czasochłonność procesu, zaimplementowano system punktów kontrolnych (checkpoints), zapobiegający utracie danych w przypadku rozłączenia sesji Colab.</w:t>
+      </w:r>
+    </w:p>
+    <w:p>
+      <w:r>
+        <w:t xml:space="preserve">Separacja logiki: Model generował treść wyjaśnienia, a struktura JSON była składana programowo, co eliminowało błędy składniowe. W docelowym systemie (XAI Adapter) </w:t>
+      </w:r>
+      <w:r>
+        <w:lastRenderedPageBreak/>
+        <w:t>model jest trenowany, aby na wyjściu zwracać spójną strukturę zawierającą listę zidentyfikowanych technik oraz pole uzasadnienia:</w:t>
+      </w:r>
+    </w:p>
+    <w:p/>
+    <w:p>
+      <w:pPr>
+        <w:rPr>
+          <w:rFonts w:ascii="Consolas" w:eastAsia="Times New Roman" w:hAnsi="Consolas"/>
           <w:color w:val="CCCCCC"/>
           <w:sz w:val="21"/>
           <w:szCs w:val="21"/>
@@ -2654,21 +1076,18 @@
       </w:pPr>
       <w:r>
         <w:rPr>
-          <w:rFonts w:ascii="Consolas" w:eastAsia="Times New Roman" w:hAnsi="Consolas" w:cs="Times New Roman"/>
+          <w:rFonts w:ascii="Consolas" w:eastAsia="Times New Roman" w:hAnsi="Consolas"/>
           <w:color w:val="D4D4D4"/>
           <w:sz w:val="21"/>
           <w:szCs w:val="21"/>
         </w:rPr>
-        <w:lastRenderedPageBreak/>
         <w:t>{</w:t>
       </w:r>
     </w:p>
     <w:p>
       <w:pPr>
-        <w:shd w:val="clear" w:color="auto" w:fill="1F1F1F"/>
-        <w:spacing w:line="285" w:lineRule="atLeast"/>
-        <w:rPr>
-          <w:rFonts w:ascii="Consolas" w:eastAsia="Times New Roman" w:hAnsi="Consolas" w:cs="Times New Roman"/>
+        <w:rPr>
+          <w:rFonts w:ascii="Consolas" w:eastAsia="Times New Roman" w:hAnsi="Consolas"/>
           <w:color w:val="CCCCCC"/>
           <w:sz w:val="21"/>
           <w:szCs w:val="21"/>
@@ -2676,7 +1095,7 @@
       </w:pPr>
       <w:r>
         <w:rPr>
-          <w:rFonts w:ascii="Consolas" w:eastAsia="Times New Roman" w:hAnsi="Consolas" w:cs="Times New Roman"/>
+          <w:rFonts w:ascii="Consolas" w:eastAsia="Times New Roman" w:hAnsi="Consolas"/>
           <w:color w:val="D4D4D4"/>
           <w:sz w:val="21"/>
           <w:szCs w:val="21"/>
@@ -2685,7 +1104,7 @@
       </w:r>
       <w:r>
         <w:rPr>
-          <w:rFonts w:ascii="Consolas" w:eastAsia="Times New Roman" w:hAnsi="Consolas" w:cs="Times New Roman"/>
+          <w:rFonts w:ascii="Consolas" w:eastAsia="Times New Roman" w:hAnsi="Consolas"/>
           <w:color w:val="9CDCFE"/>
           <w:sz w:val="21"/>
           <w:szCs w:val="21"/>
@@ -2694,7 +1113,7 @@
       </w:r>
       <w:r>
         <w:rPr>
-          <w:rFonts w:ascii="Consolas" w:eastAsia="Times New Roman" w:hAnsi="Consolas" w:cs="Times New Roman"/>
+          <w:rFonts w:ascii="Consolas" w:eastAsia="Times New Roman" w:hAnsi="Consolas"/>
           <w:color w:val="D4D4D4"/>
           <w:sz w:val="21"/>
           <w:szCs w:val="21"/>
@@ -2703,7 +1122,7 @@
       </w:r>
       <w:r>
         <w:rPr>
-          <w:rFonts w:ascii="Consolas" w:eastAsia="Times New Roman" w:hAnsi="Consolas" w:cs="Times New Roman"/>
+          <w:rFonts w:ascii="Consolas" w:eastAsia="Times New Roman" w:hAnsi="Consolas"/>
           <w:color w:val="CE9178"/>
           <w:sz w:val="21"/>
           <w:szCs w:val="21"/>
@@ -2712,7 +1131,7 @@
       </w:r>
       <w:r>
         <w:rPr>
-          <w:rFonts w:ascii="Consolas" w:eastAsia="Times New Roman" w:hAnsi="Consolas" w:cs="Times New Roman"/>
+          <w:rFonts w:ascii="Consolas" w:eastAsia="Times New Roman" w:hAnsi="Consolas"/>
           <w:color w:val="D4D4D4"/>
           <w:sz w:val="21"/>
           <w:szCs w:val="21"/>
@@ -2722,10 +1141,8 @@
     </w:p>
     <w:p>
       <w:pPr>
-        <w:shd w:val="clear" w:color="auto" w:fill="1F1F1F"/>
-        <w:spacing w:line="285" w:lineRule="atLeast"/>
-        <w:rPr>
-          <w:rFonts w:ascii="Consolas" w:eastAsia="Times New Roman" w:hAnsi="Consolas" w:cs="Times New Roman"/>
+        <w:rPr>
+          <w:rFonts w:ascii="Consolas" w:eastAsia="Times New Roman" w:hAnsi="Consolas"/>
           <w:color w:val="CCCCCC"/>
           <w:sz w:val="21"/>
           <w:szCs w:val="21"/>
@@ -2734,7 +1151,7 @@
       </w:pPr>
       <w:r>
         <w:rPr>
-          <w:rFonts w:ascii="Consolas" w:eastAsia="Times New Roman" w:hAnsi="Consolas" w:cs="Times New Roman"/>
+          <w:rFonts w:ascii="Consolas" w:eastAsia="Times New Roman" w:hAnsi="Consolas"/>
           <w:color w:val="D4D4D4"/>
           <w:sz w:val="21"/>
           <w:szCs w:val="21"/>
@@ -2743,7 +1160,7 @@
       </w:r>
       <w:r>
         <w:rPr>
-          <w:rFonts w:ascii="Consolas" w:eastAsia="Times New Roman" w:hAnsi="Consolas" w:cs="Times New Roman"/>
+          <w:rFonts w:ascii="Consolas" w:eastAsia="Times New Roman" w:hAnsi="Consolas"/>
           <w:color w:val="9CDCFE"/>
           <w:sz w:val="21"/>
           <w:szCs w:val="21"/>
@@ -2755,7 +1172,7 @@
       <w:proofErr w:type="gramStart"/>
       <w:r>
         <w:rPr>
-          <w:rFonts w:ascii="Consolas" w:eastAsia="Times New Roman" w:hAnsi="Consolas" w:cs="Times New Roman"/>
+          <w:rFonts w:ascii="Consolas" w:eastAsia="Times New Roman" w:hAnsi="Consolas"/>
           <w:color w:val="9CDCFE"/>
           <w:sz w:val="21"/>
           <w:szCs w:val="21"/>
@@ -2766,7 +1183,7 @@
       <w:proofErr w:type="gramEnd"/>
       <w:r>
         <w:rPr>
-          <w:rFonts w:ascii="Consolas" w:eastAsia="Times New Roman" w:hAnsi="Consolas" w:cs="Times New Roman"/>
+          <w:rFonts w:ascii="Consolas" w:eastAsia="Times New Roman" w:hAnsi="Consolas"/>
           <w:color w:val="9CDCFE"/>
           <w:sz w:val="21"/>
           <w:szCs w:val="21"/>
@@ -2777,7 +1194,7 @@
       <w:proofErr w:type="spellEnd"/>
       <w:r>
         <w:rPr>
-          <w:rFonts w:ascii="Consolas" w:eastAsia="Times New Roman" w:hAnsi="Consolas" w:cs="Times New Roman"/>
+          <w:rFonts w:ascii="Consolas" w:eastAsia="Times New Roman" w:hAnsi="Consolas"/>
           <w:color w:val="9CDCFE"/>
           <w:sz w:val="21"/>
           <w:szCs w:val="21"/>
@@ -2787,7 +1204,7 @@
       </w:r>
       <w:r>
         <w:rPr>
-          <w:rFonts w:ascii="Consolas" w:eastAsia="Times New Roman" w:hAnsi="Consolas" w:cs="Times New Roman"/>
+          <w:rFonts w:ascii="Consolas" w:eastAsia="Times New Roman" w:hAnsi="Consolas"/>
           <w:color w:val="D4D4D4"/>
           <w:sz w:val="21"/>
           <w:szCs w:val="21"/>
@@ -2797,7 +1214,7 @@
       </w:r>
       <w:r>
         <w:rPr>
-          <w:rFonts w:ascii="Consolas" w:eastAsia="Times New Roman" w:hAnsi="Consolas" w:cs="Times New Roman"/>
+          <w:rFonts w:ascii="Consolas" w:eastAsia="Times New Roman" w:hAnsi="Consolas"/>
           <w:color w:val="CE9178"/>
           <w:sz w:val="21"/>
           <w:szCs w:val="21"/>
@@ -2807,7 +1224,7 @@
       </w:r>
       <w:r>
         <w:rPr>
-          <w:rFonts w:ascii="Consolas" w:eastAsia="Times New Roman" w:hAnsi="Consolas" w:cs="Times New Roman"/>
+          <w:rFonts w:ascii="Consolas" w:eastAsia="Times New Roman" w:hAnsi="Consolas"/>
           <w:color w:val="D4D4D4"/>
           <w:sz w:val="21"/>
           <w:szCs w:val="21"/>
@@ -2817,7 +1234,7 @@
       </w:r>
       <w:r>
         <w:rPr>
-          <w:rFonts w:ascii="Consolas" w:eastAsia="Times New Roman" w:hAnsi="Consolas" w:cs="Times New Roman"/>
+          <w:rFonts w:ascii="Consolas" w:eastAsia="Times New Roman" w:hAnsi="Consolas"/>
           <w:color w:val="CE9178"/>
           <w:sz w:val="21"/>
           <w:szCs w:val="21"/>
@@ -2827,7 +1244,7 @@
       </w:r>
       <w:r>
         <w:rPr>
-          <w:rFonts w:ascii="Consolas" w:eastAsia="Times New Roman" w:hAnsi="Consolas" w:cs="Times New Roman"/>
+          <w:rFonts w:ascii="Consolas" w:eastAsia="Times New Roman" w:hAnsi="Consolas"/>
           <w:color w:val="D4D4D4"/>
           <w:sz w:val="21"/>
           <w:szCs w:val="21"/>
@@ -2838,171 +1255,61 @@
     </w:p>
     <w:p>
       <w:pPr>
-        <w:shd w:val="clear" w:color="auto" w:fill="1F1F1F"/>
-        <w:spacing w:line="285" w:lineRule="atLeast"/>
-        <w:rPr>
-          <w:rFonts w:ascii="Consolas" w:eastAsia="Times New Roman" w:hAnsi="Consolas" w:cs="Times New Roman"/>
+        <w:rPr>
+          <w:rFonts w:ascii="Consolas" w:eastAsia="Times New Roman" w:hAnsi="Consolas"/>
           <w:color w:val="CCCCCC"/>
           <w:sz w:val="21"/>
           <w:szCs w:val="21"/>
-          <w:lang w:val="en-US"/>
-        </w:rPr>
-      </w:pPr>
-      <w:r>
-        <w:rPr>
-          <w:rFonts w:ascii="Consolas" w:eastAsia="Times New Roman" w:hAnsi="Consolas" w:cs="Times New Roman"/>
+        </w:rPr>
+      </w:pPr>
+      <w:r>
+        <w:rPr>
+          <w:rFonts w:ascii="Consolas" w:eastAsia="Times New Roman" w:hAnsi="Consolas"/>
           <w:color w:val="D4D4D4"/>
           <w:sz w:val="21"/>
           <w:szCs w:val="21"/>
-          <w:lang w:val="en-US"/>
         </w:rPr>
         <w:t>}</w:t>
       </w:r>
     </w:p>
-    <w:p>
-      <w:pPr>
-        <w:rPr>
-          <w:rFonts w:ascii="Times New Roman" w:hAnsi="Times New Roman" w:cs="Times New Roman"/>
-          <w:sz w:val="20"/>
-          <w:szCs w:val="20"/>
-        </w:rPr>
-      </w:pPr>
-    </w:p>
-    <w:p>
-      <w:pPr>
-        <w:rPr>
-          <w:rFonts w:ascii="Times New Roman" w:hAnsi="Times New Roman" w:cs="Times New Roman"/>
-          <w:sz w:val="20"/>
-          <w:szCs w:val="20"/>
-        </w:rPr>
-      </w:pPr>
-      <w:r>
-        <w:rPr>
-          <w:rFonts w:ascii="Times New Roman" w:hAnsi="Times New Roman" w:cs="Times New Roman"/>
-          <w:sz w:val="20"/>
-          <w:szCs w:val="20"/>
-        </w:rPr>
-        <w:t>2.3. Metodyka dostrajania modelu (Supervised Fine-Tuning)</w:t>
-      </w:r>
-    </w:p>
-    <w:p>
-      <w:pPr>
-        <w:rPr>
-          <w:rFonts w:ascii="Times New Roman" w:hAnsi="Times New Roman" w:cs="Times New Roman"/>
-          <w:sz w:val="20"/>
-          <w:szCs w:val="20"/>
-        </w:rPr>
-      </w:pPr>
-    </w:p>
-    <w:p>
-      <w:pPr>
-        <w:rPr>
-          <w:rFonts w:ascii="Times New Roman" w:hAnsi="Times New Roman" w:cs="Times New Roman"/>
-          <w:sz w:val="20"/>
-          <w:szCs w:val="20"/>
-        </w:rPr>
-      </w:pPr>
-      <w:r>
-        <w:rPr>
-          <w:rFonts w:ascii="Times New Roman" w:hAnsi="Times New Roman" w:cs="Times New Roman"/>
-          <w:sz w:val="20"/>
-          <w:szCs w:val="20"/>
-        </w:rPr>
+    <w:p/>
+    <w:p>
+      <w:r>
+        <w:t>2.3. Metodyka dostrajania modelu (nadzorowane dostrajanie – Supervised Fine-Tuning)</w:t>
+      </w:r>
+    </w:p>
+    <w:p/>
+    <w:p>
+      <w:r>
         <w:t>Sercem systemu jest model Bielik-4.5B-Instruct (SpeakLeash Team, 2024). Bezpośrednie użycie modelu bazowego dawało wyniki niesatysfakcjonujące w kontekście specyficznego zadania detekcji manipulacji, co wymusiło proces dostrajania (Fine-Tuning).</w:t>
       </w:r>
     </w:p>
-    <w:p>
-      <w:pPr>
-        <w:rPr>
-          <w:rFonts w:ascii="Times New Roman" w:hAnsi="Times New Roman" w:cs="Times New Roman"/>
-          <w:sz w:val="20"/>
-          <w:szCs w:val="20"/>
-        </w:rPr>
-      </w:pPr>
-    </w:p>
-    <w:p>
-      <w:pPr>
-        <w:rPr>
-          <w:rFonts w:ascii="Times New Roman" w:hAnsi="Times New Roman" w:cs="Times New Roman"/>
-          <w:sz w:val="20"/>
-          <w:szCs w:val="20"/>
-        </w:rPr>
-      </w:pPr>
-      <w:r>
-        <w:rPr>
-          <w:rFonts w:ascii="Times New Roman" w:hAnsi="Times New Roman" w:cs="Times New Roman"/>
-          <w:sz w:val="20"/>
-          <w:szCs w:val="20"/>
-        </w:rPr>
+    <w:p/>
+    <w:p>
+      <w:r>
         <w:t>Wyzwanie implementacyjne:</w:t>
       </w:r>
     </w:p>
     <w:p>
-      <w:pPr>
-        <w:rPr>
-          <w:rFonts w:ascii="Times New Roman" w:hAnsi="Times New Roman" w:cs="Times New Roman"/>
-          <w:sz w:val="20"/>
-          <w:szCs w:val="20"/>
-        </w:rPr>
-      </w:pPr>
-      <w:r>
-        <w:rPr>
-          <w:rFonts w:ascii="Times New Roman" w:hAnsi="Times New Roman" w:cs="Times New Roman"/>
-          <w:sz w:val="20"/>
-          <w:szCs w:val="20"/>
-        </w:rPr>
+      <w:r>
         <w:t>Standardowy trening modelu o 4.5 miliarda parametrów wymagał optymalizacji pamięciowej oraz obsługi długich tekstów (artykuły z datasetu MIPD często przekraczają standardowe okna kontekstowe).</w:t>
       </w:r>
     </w:p>
-    <w:p>
-      <w:pPr>
-        <w:rPr>
-          <w:rFonts w:ascii="Times New Roman" w:hAnsi="Times New Roman" w:cs="Times New Roman"/>
-          <w:sz w:val="20"/>
-          <w:szCs w:val="20"/>
-        </w:rPr>
-      </w:pPr>
-    </w:p>
-    <w:p>
-      <w:pPr>
-        <w:rPr>
-          <w:rFonts w:ascii="Times New Roman" w:hAnsi="Times New Roman" w:cs="Times New Roman"/>
-          <w:sz w:val="20"/>
-          <w:szCs w:val="20"/>
-        </w:rPr>
-      </w:pPr>
-      <w:r>
-        <w:rPr>
-          <w:rFonts w:ascii="Times New Roman" w:hAnsi="Times New Roman" w:cs="Times New Roman"/>
-          <w:sz w:val="20"/>
-          <w:szCs w:val="20"/>
-        </w:rPr>
+    <w:p/>
+    <w:p>
+      <w:r>
         <w:t>Zastosowane rozwiązanie:</w:t>
       </w:r>
     </w:p>
     <w:p>
-      <w:pPr>
-        <w:rPr>
-          <w:rFonts w:ascii="Times New Roman" w:hAnsi="Times New Roman" w:cs="Times New Roman"/>
-          <w:sz w:val="20"/>
-          <w:szCs w:val="20"/>
-        </w:rPr>
-      </w:pPr>
-      <w:r>
-        <w:rPr>
-          <w:rFonts w:ascii="Times New Roman" w:hAnsi="Times New Roman" w:cs="Times New Roman"/>
-          <w:sz w:val="20"/>
-          <w:szCs w:val="20"/>
-        </w:rPr>
+      <w:r>
         <w:t>Zastosowano technikę QLoRA (Dettmers et al., 2023) z wykorzystaniem biblioteki Unsloth. Pozwoliło to na zamrożenie głównych wag modelu (zapisanych w formacie 4-bitowym NF4) i trenowanie jedynie niewielkich macierzy adapterów (Hu et al., 2021). Proces konfiguracji warstwy adaptacyjnej (LoRA) przedstawia poniższy fragment kodu (plik `trainer.py`):</w:t>
       </w:r>
     </w:p>
     <w:p>
       <w:pPr>
-        <w:shd w:val="clear" w:color="auto" w:fill="1F1F1F"/>
-        <w:spacing w:line="285" w:lineRule="atLeast"/>
-        <w:rPr>
-          <w:rFonts w:ascii="Consolas" w:eastAsia="Times New Roman" w:hAnsi="Consolas" w:cs="Times New Roman"/>
+        <w:rPr>
+          <w:rFonts w:ascii="Consolas" w:eastAsia="Times New Roman" w:hAnsi="Consolas"/>
           <w:color w:val="CCCCCC"/>
           <w:sz w:val="21"/>
           <w:szCs w:val="21"/>
@@ -3011,7 +1318,7 @@
       </w:pPr>
       <w:r>
         <w:rPr>
-          <w:rFonts w:ascii="Consolas" w:eastAsia="Times New Roman" w:hAnsi="Consolas" w:cs="Times New Roman"/>
+          <w:rFonts w:ascii="Consolas" w:eastAsia="Times New Roman" w:hAnsi="Consolas"/>
           <w:color w:val="D4D4D4"/>
           <w:sz w:val="21"/>
           <w:szCs w:val="21"/>
@@ -3022,7 +1329,7 @@
       <w:proofErr w:type="spellStart"/>
       <w:r>
         <w:rPr>
-          <w:rFonts w:ascii="Consolas" w:eastAsia="Times New Roman" w:hAnsi="Consolas" w:cs="Times New Roman"/>
+          <w:rFonts w:ascii="Consolas" w:eastAsia="Times New Roman" w:hAnsi="Consolas"/>
           <w:color w:val="D4D4D4"/>
           <w:sz w:val="21"/>
           <w:szCs w:val="21"/>
@@ -3033,7 +1340,7 @@
       <w:proofErr w:type="gramStart"/>
       <w:r>
         <w:rPr>
-          <w:rFonts w:ascii="Consolas" w:eastAsia="Times New Roman" w:hAnsi="Consolas" w:cs="Times New Roman"/>
+          <w:rFonts w:ascii="Consolas" w:eastAsia="Times New Roman" w:hAnsi="Consolas"/>
           <w:color w:val="D4D4D4"/>
           <w:sz w:val="21"/>
           <w:szCs w:val="21"/>
@@ -3044,7 +1351,7 @@
       <w:proofErr w:type="spellEnd"/>
       <w:r>
         <w:rPr>
-          <w:rFonts w:ascii="Consolas" w:eastAsia="Times New Roman" w:hAnsi="Consolas" w:cs="Times New Roman"/>
+          <w:rFonts w:ascii="Consolas" w:eastAsia="Times New Roman" w:hAnsi="Consolas"/>
           <w:color w:val="D4D4D4"/>
           <w:sz w:val="21"/>
           <w:szCs w:val="21"/>
@@ -3056,10 +1363,8 @@
     </w:p>
     <w:p>
       <w:pPr>
-        <w:shd w:val="clear" w:color="auto" w:fill="1F1F1F"/>
-        <w:spacing w:line="285" w:lineRule="atLeast"/>
-        <w:rPr>
-          <w:rFonts w:ascii="Consolas" w:eastAsia="Times New Roman" w:hAnsi="Consolas" w:cs="Times New Roman"/>
+        <w:rPr>
+          <w:rFonts w:ascii="Consolas" w:eastAsia="Times New Roman" w:hAnsi="Consolas"/>
           <w:color w:val="CCCCCC"/>
           <w:sz w:val="21"/>
           <w:szCs w:val="21"/>
@@ -3068,7 +1373,7 @@
       </w:pPr>
       <w:r>
         <w:rPr>
-          <w:rFonts w:ascii="Consolas" w:eastAsia="Times New Roman" w:hAnsi="Consolas" w:cs="Times New Roman"/>
+          <w:rFonts w:ascii="Consolas" w:eastAsia="Times New Roman" w:hAnsi="Consolas"/>
           <w:color w:val="D4D4D4"/>
           <w:sz w:val="21"/>
           <w:szCs w:val="21"/>
@@ -3079,10 +1384,8 @@
     </w:p>
     <w:p>
       <w:pPr>
-        <w:shd w:val="clear" w:color="auto" w:fill="1F1F1F"/>
-        <w:spacing w:line="285" w:lineRule="atLeast"/>
-        <w:rPr>
-          <w:rFonts w:ascii="Consolas" w:eastAsia="Times New Roman" w:hAnsi="Consolas" w:cs="Times New Roman"/>
+        <w:rPr>
+          <w:rFonts w:ascii="Consolas" w:eastAsia="Times New Roman" w:hAnsi="Consolas"/>
           <w:color w:val="CCCCCC"/>
           <w:sz w:val="21"/>
           <w:szCs w:val="21"/>
@@ -3091,7 +1394,7 @@
       </w:pPr>
       <w:r>
         <w:rPr>
-          <w:rFonts w:ascii="Consolas" w:eastAsia="Times New Roman" w:hAnsi="Consolas" w:cs="Times New Roman"/>
+          <w:rFonts w:ascii="Consolas" w:eastAsia="Times New Roman" w:hAnsi="Consolas"/>
           <w:color w:val="D4D4D4"/>
           <w:sz w:val="21"/>
           <w:szCs w:val="21"/>
@@ -3101,7 +1404,7 @@
       </w:r>
       <w:r>
         <w:rPr>
-          <w:rFonts w:ascii="Consolas" w:eastAsia="Times New Roman" w:hAnsi="Consolas" w:cs="Times New Roman"/>
+          <w:rFonts w:ascii="Consolas" w:eastAsia="Times New Roman" w:hAnsi="Consolas"/>
           <w:color w:val="9CDCFE"/>
           <w:sz w:val="21"/>
           <w:szCs w:val="21"/>
@@ -3111,7 +1414,7 @@
       </w:r>
       <w:r>
         <w:rPr>
-          <w:rFonts w:ascii="Consolas" w:eastAsia="Times New Roman" w:hAnsi="Consolas" w:cs="Times New Roman"/>
+          <w:rFonts w:ascii="Consolas" w:eastAsia="Times New Roman" w:hAnsi="Consolas"/>
           <w:color w:val="D4D4D4"/>
           <w:sz w:val="21"/>
           <w:szCs w:val="21"/>
@@ -3121,7 +1424,7 @@
       </w:r>
       <w:r>
         <w:rPr>
-          <w:rFonts w:ascii="Consolas" w:eastAsia="Times New Roman" w:hAnsi="Consolas" w:cs="Times New Roman"/>
+          <w:rFonts w:ascii="Consolas" w:eastAsia="Times New Roman" w:hAnsi="Consolas"/>
           <w:color w:val="B5CEA8"/>
           <w:sz w:val="21"/>
           <w:szCs w:val="21"/>
@@ -3131,7 +1434,7 @@
       </w:r>
       <w:r>
         <w:rPr>
-          <w:rFonts w:ascii="Consolas" w:eastAsia="Times New Roman" w:hAnsi="Consolas" w:cs="Times New Roman"/>
+          <w:rFonts w:ascii="Consolas" w:eastAsia="Times New Roman" w:hAnsi="Consolas"/>
           <w:color w:val="D4D4D4"/>
           <w:sz w:val="21"/>
           <w:szCs w:val="21"/>
@@ -3141,7 +1444,7 @@
       </w:r>
       <w:r>
         <w:rPr>
-          <w:rFonts w:ascii="Consolas" w:eastAsia="Times New Roman" w:hAnsi="Consolas" w:cs="Times New Roman"/>
+          <w:rFonts w:ascii="Consolas" w:eastAsia="Times New Roman" w:hAnsi="Consolas"/>
           <w:color w:val="6A9955"/>
           <w:sz w:val="21"/>
           <w:szCs w:val="21"/>
@@ -3152,7 +1455,7 @@
       <w:proofErr w:type="spellStart"/>
       <w:r>
         <w:rPr>
-          <w:rFonts w:ascii="Consolas" w:eastAsia="Times New Roman" w:hAnsi="Consolas" w:cs="Times New Roman"/>
+          <w:rFonts w:ascii="Consolas" w:eastAsia="Times New Roman" w:hAnsi="Consolas"/>
           <w:color w:val="6A9955"/>
           <w:sz w:val="21"/>
           <w:szCs w:val="21"/>
@@ -3163,7 +1466,7 @@
       <w:proofErr w:type="spellEnd"/>
       <w:r>
         <w:rPr>
-          <w:rFonts w:ascii="Consolas" w:eastAsia="Times New Roman" w:hAnsi="Consolas" w:cs="Times New Roman"/>
+          <w:rFonts w:ascii="Consolas" w:eastAsia="Times New Roman" w:hAnsi="Consolas"/>
           <w:color w:val="6A9955"/>
           <w:sz w:val="21"/>
           <w:szCs w:val="21"/>
@@ -3174,7 +1477,7 @@
       <w:proofErr w:type="spellStart"/>
       <w:r>
         <w:rPr>
-          <w:rFonts w:ascii="Consolas" w:eastAsia="Times New Roman" w:hAnsi="Consolas" w:cs="Times New Roman"/>
+          <w:rFonts w:ascii="Consolas" w:eastAsia="Times New Roman" w:hAnsi="Consolas"/>
           <w:color w:val="6A9955"/>
           <w:sz w:val="21"/>
           <w:szCs w:val="21"/>
@@ -3186,10 +1489,8 @@
     </w:p>
     <w:p>
       <w:pPr>
-        <w:shd w:val="clear" w:color="auto" w:fill="1F1F1F"/>
-        <w:spacing w:line="285" w:lineRule="atLeast"/>
-        <w:rPr>
-          <w:rFonts w:ascii="Consolas" w:eastAsia="Times New Roman" w:hAnsi="Consolas" w:cs="Times New Roman"/>
+        <w:rPr>
+          <w:rFonts w:ascii="Consolas" w:eastAsia="Times New Roman" w:hAnsi="Consolas"/>
           <w:color w:val="CCCCCC"/>
           <w:sz w:val="21"/>
           <w:szCs w:val="21"/>
@@ -3198,7 +1499,7 @@
       </w:pPr>
       <w:r>
         <w:rPr>
-          <w:rFonts w:ascii="Consolas" w:eastAsia="Times New Roman" w:hAnsi="Consolas" w:cs="Times New Roman"/>
+          <w:rFonts w:ascii="Consolas" w:eastAsia="Times New Roman" w:hAnsi="Consolas"/>
           <w:color w:val="D4D4D4"/>
           <w:sz w:val="21"/>
           <w:szCs w:val="21"/>
@@ -3209,7 +1510,7 @@
       <w:proofErr w:type="spellStart"/>
       <w:r>
         <w:rPr>
-          <w:rFonts w:ascii="Consolas" w:eastAsia="Times New Roman" w:hAnsi="Consolas" w:cs="Times New Roman"/>
+          <w:rFonts w:ascii="Consolas" w:eastAsia="Times New Roman" w:hAnsi="Consolas"/>
           <w:color w:val="9CDCFE"/>
           <w:sz w:val="21"/>
           <w:szCs w:val="21"/>
@@ -3220,7 +1521,7 @@
       <w:proofErr w:type="spellEnd"/>
       <w:r>
         <w:rPr>
-          <w:rFonts w:ascii="Consolas" w:eastAsia="Times New Roman" w:hAnsi="Consolas" w:cs="Times New Roman"/>
+          <w:rFonts w:ascii="Consolas" w:eastAsia="Times New Roman" w:hAnsi="Consolas"/>
           <w:color w:val="D4D4D4"/>
           <w:sz w:val="21"/>
           <w:szCs w:val="21"/>
@@ -3230,7 +1531,7 @@
       </w:r>
       <w:r>
         <w:rPr>
-          <w:rFonts w:ascii="Consolas" w:eastAsia="Times New Roman" w:hAnsi="Consolas" w:cs="Times New Roman"/>
+          <w:rFonts w:ascii="Consolas" w:eastAsia="Times New Roman" w:hAnsi="Consolas"/>
           <w:color w:val="CE9178"/>
           <w:sz w:val="21"/>
           <w:szCs w:val="21"/>
@@ -3241,7 +1542,7 @@
       <w:proofErr w:type="spellStart"/>
       <w:r>
         <w:rPr>
-          <w:rFonts w:ascii="Consolas" w:eastAsia="Times New Roman" w:hAnsi="Consolas" w:cs="Times New Roman"/>
+          <w:rFonts w:ascii="Consolas" w:eastAsia="Times New Roman" w:hAnsi="Consolas"/>
           <w:color w:val="CE9178"/>
           <w:sz w:val="21"/>
           <w:szCs w:val="21"/>
@@ -3252,7 +1553,7 @@
       <w:proofErr w:type="spellEnd"/>
       <w:r>
         <w:rPr>
-          <w:rFonts w:ascii="Consolas" w:eastAsia="Times New Roman" w:hAnsi="Consolas" w:cs="Times New Roman"/>
+          <w:rFonts w:ascii="Consolas" w:eastAsia="Times New Roman" w:hAnsi="Consolas"/>
           <w:color w:val="CE9178"/>
           <w:sz w:val="21"/>
           <w:szCs w:val="21"/>
@@ -3262,7 +1563,7 @@
       </w:r>
       <w:r>
         <w:rPr>
-          <w:rFonts w:ascii="Consolas" w:eastAsia="Times New Roman" w:hAnsi="Consolas" w:cs="Times New Roman"/>
+          <w:rFonts w:ascii="Consolas" w:eastAsia="Times New Roman" w:hAnsi="Consolas"/>
           <w:color w:val="D4D4D4"/>
           <w:sz w:val="21"/>
           <w:szCs w:val="21"/>
@@ -3272,7 +1573,7 @@
       </w:r>
       <w:r>
         <w:rPr>
-          <w:rFonts w:ascii="Consolas" w:eastAsia="Times New Roman" w:hAnsi="Consolas" w:cs="Times New Roman"/>
+          <w:rFonts w:ascii="Consolas" w:eastAsia="Times New Roman" w:hAnsi="Consolas"/>
           <w:color w:val="CE9178"/>
           <w:sz w:val="21"/>
           <w:szCs w:val="21"/>
@@ -3283,7 +1584,7 @@
       <w:proofErr w:type="spellStart"/>
       <w:r>
         <w:rPr>
-          <w:rFonts w:ascii="Consolas" w:eastAsia="Times New Roman" w:hAnsi="Consolas" w:cs="Times New Roman"/>
+          <w:rFonts w:ascii="Consolas" w:eastAsia="Times New Roman" w:hAnsi="Consolas"/>
           <w:color w:val="CE9178"/>
           <w:sz w:val="21"/>
           <w:szCs w:val="21"/>
@@ -3294,7 +1595,7 @@
       <w:proofErr w:type="spellEnd"/>
       <w:r>
         <w:rPr>
-          <w:rFonts w:ascii="Consolas" w:eastAsia="Times New Roman" w:hAnsi="Consolas" w:cs="Times New Roman"/>
+          <w:rFonts w:ascii="Consolas" w:eastAsia="Times New Roman" w:hAnsi="Consolas"/>
           <w:color w:val="CE9178"/>
           <w:sz w:val="21"/>
           <w:szCs w:val="21"/>
@@ -3304,7 +1605,7 @@
       </w:r>
       <w:r>
         <w:rPr>
-          <w:rFonts w:ascii="Consolas" w:eastAsia="Times New Roman" w:hAnsi="Consolas" w:cs="Times New Roman"/>
+          <w:rFonts w:ascii="Consolas" w:eastAsia="Times New Roman" w:hAnsi="Consolas"/>
           <w:color w:val="D4D4D4"/>
           <w:sz w:val="21"/>
           <w:szCs w:val="21"/>
@@ -3314,7 +1615,7 @@
       </w:r>
       <w:r>
         <w:rPr>
-          <w:rFonts w:ascii="Consolas" w:eastAsia="Times New Roman" w:hAnsi="Consolas" w:cs="Times New Roman"/>
+          <w:rFonts w:ascii="Consolas" w:eastAsia="Times New Roman" w:hAnsi="Consolas"/>
           <w:color w:val="CE9178"/>
           <w:sz w:val="21"/>
           <w:szCs w:val="21"/>
@@ -3325,7 +1626,7 @@
       <w:proofErr w:type="spellStart"/>
       <w:r>
         <w:rPr>
-          <w:rFonts w:ascii="Consolas" w:eastAsia="Times New Roman" w:hAnsi="Consolas" w:cs="Times New Roman"/>
+          <w:rFonts w:ascii="Consolas" w:eastAsia="Times New Roman" w:hAnsi="Consolas"/>
           <w:color w:val="CE9178"/>
           <w:sz w:val="21"/>
           <w:szCs w:val="21"/>
@@ -3336,7 +1637,7 @@
       <w:proofErr w:type="spellEnd"/>
       <w:r>
         <w:rPr>
-          <w:rFonts w:ascii="Consolas" w:eastAsia="Times New Roman" w:hAnsi="Consolas" w:cs="Times New Roman"/>
+          <w:rFonts w:ascii="Consolas" w:eastAsia="Times New Roman" w:hAnsi="Consolas"/>
           <w:color w:val="CE9178"/>
           <w:sz w:val="21"/>
           <w:szCs w:val="21"/>
@@ -3346,7 +1647,7 @@
       </w:r>
       <w:r>
         <w:rPr>
-          <w:rFonts w:ascii="Consolas" w:eastAsia="Times New Roman" w:hAnsi="Consolas" w:cs="Times New Roman"/>
+          <w:rFonts w:ascii="Consolas" w:eastAsia="Times New Roman" w:hAnsi="Consolas"/>
           <w:color w:val="D4D4D4"/>
           <w:sz w:val="21"/>
           <w:szCs w:val="21"/>
@@ -3356,7 +1657,7 @@
       </w:r>
       <w:r>
         <w:rPr>
-          <w:rFonts w:ascii="Consolas" w:eastAsia="Times New Roman" w:hAnsi="Consolas" w:cs="Times New Roman"/>
+          <w:rFonts w:ascii="Consolas" w:eastAsia="Times New Roman" w:hAnsi="Consolas"/>
           <w:color w:val="CE9178"/>
           <w:sz w:val="21"/>
           <w:szCs w:val="21"/>
@@ -3367,7 +1668,7 @@
       <w:proofErr w:type="spellStart"/>
       <w:r>
         <w:rPr>
-          <w:rFonts w:ascii="Consolas" w:eastAsia="Times New Roman" w:hAnsi="Consolas" w:cs="Times New Roman"/>
+          <w:rFonts w:ascii="Consolas" w:eastAsia="Times New Roman" w:hAnsi="Consolas"/>
           <w:color w:val="CE9178"/>
           <w:sz w:val="21"/>
           <w:szCs w:val="21"/>
@@ -3378,7 +1679,7 @@
       <w:proofErr w:type="spellEnd"/>
       <w:r>
         <w:rPr>
-          <w:rFonts w:ascii="Consolas" w:eastAsia="Times New Roman" w:hAnsi="Consolas" w:cs="Times New Roman"/>
+          <w:rFonts w:ascii="Consolas" w:eastAsia="Times New Roman" w:hAnsi="Consolas"/>
           <w:color w:val="CE9178"/>
           <w:sz w:val="21"/>
           <w:szCs w:val="21"/>
@@ -3388,7 +1689,7 @@
       </w:r>
       <w:r>
         <w:rPr>
-          <w:rFonts w:ascii="Consolas" w:eastAsia="Times New Roman" w:hAnsi="Consolas" w:cs="Times New Roman"/>
+          <w:rFonts w:ascii="Consolas" w:eastAsia="Times New Roman" w:hAnsi="Consolas"/>
           <w:color w:val="D4D4D4"/>
           <w:sz w:val="21"/>
           <w:szCs w:val="21"/>
@@ -3398,7 +1699,7 @@
       </w:r>
       <w:r>
         <w:rPr>
-          <w:rFonts w:ascii="Consolas" w:eastAsia="Times New Roman" w:hAnsi="Consolas" w:cs="Times New Roman"/>
+          <w:rFonts w:ascii="Consolas" w:eastAsia="Times New Roman" w:hAnsi="Consolas"/>
           <w:color w:val="CE9178"/>
           <w:sz w:val="21"/>
           <w:szCs w:val="21"/>
@@ -3409,7 +1710,7 @@
       <w:proofErr w:type="spellStart"/>
       <w:r>
         <w:rPr>
-          <w:rFonts w:ascii="Consolas" w:eastAsia="Times New Roman" w:hAnsi="Consolas" w:cs="Times New Roman"/>
+          <w:rFonts w:ascii="Consolas" w:eastAsia="Times New Roman" w:hAnsi="Consolas"/>
           <w:color w:val="CE9178"/>
           <w:sz w:val="21"/>
           <w:szCs w:val="21"/>
@@ -3420,7 +1721,7 @@
       <w:proofErr w:type="spellEnd"/>
       <w:r>
         <w:rPr>
-          <w:rFonts w:ascii="Consolas" w:eastAsia="Times New Roman" w:hAnsi="Consolas" w:cs="Times New Roman"/>
+          <w:rFonts w:ascii="Consolas" w:eastAsia="Times New Roman" w:hAnsi="Consolas"/>
           <w:color w:val="CE9178"/>
           <w:sz w:val="21"/>
           <w:szCs w:val="21"/>
@@ -3430,7 +1731,7 @@
       </w:r>
       <w:r>
         <w:rPr>
-          <w:rFonts w:ascii="Consolas" w:eastAsia="Times New Roman" w:hAnsi="Consolas" w:cs="Times New Roman"/>
+          <w:rFonts w:ascii="Consolas" w:eastAsia="Times New Roman" w:hAnsi="Consolas"/>
           <w:color w:val="D4D4D4"/>
           <w:sz w:val="21"/>
           <w:szCs w:val="21"/>
@@ -3440,7 +1741,7 @@
       </w:r>
       <w:r>
         <w:rPr>
-          <w:rFonts w:ascii="Consolas" w:eastAsia="Times New Roman" w:hAnsi="Consolas" w:cs="Times New Roman"/>
+          <w:rFonts w:ascii="Consolas" w:eastAsia="Times New Roman" w:hAnsi="Consolas"/>
           <w:color w:val="CE9178"/>
           <w:sz w:val="21"/>
           <w:szCs w:val="21"/>
@@ -3451,7 +1752,7 @@
       <w:proofErr w:type="spellStart"/>
       <w:r>
         <w:rPr>
-          <w:rFonts w:ascii="Consolas" w:eastAsia="Times New Roman" w:hAnsi="Consolas" w:cs="Times New Roman"/>
+          <w:rFonts w:ascii="Consolas" w:eastAsia="Times New Roman" w:hAnsi="Consolas"/>
           <w:color w:val="CE9178"/>
           <w:sz w:val="21"/>
           <w:szCs w:val="21"/>
@@ -3462,7 +1763,7 @@
       <w:proofErr w:type="spellEnd"/>
       <w:r>
         <w:rPr>
-          <w:rFonts w:ascii="Consolas" w:eastAsia="Times New Roman" w:hAnsi="Consolas" w:cs="Times New Roman"/>
+          <w:rFonts w:ascii="Consolas" w:eastAsia="Times New Roman" w:hAnsi="Consolas"/>
           <w:color w:val="CE9178"/>
           <w:sz w:val="21"/>
           <w:szCs w:val="21"/>
@@ -3472,7 +1773,7 @@
       </w:r>
       <w:r>
         <w:rPr>
-          <w:rFonts w:ascii="Consolas" w:eastAsia="Times New Roman" w:hAnsi="Consolas" w:cs="Times New Roman"/>
+          <w:rFonts w:ascii="Consolas" w:eastAsia="Times New Roman" w:hAnsi="Consolas"/>
           <w:color w:val="D4D4D4"/>
           <w:sz w:val="21"/>
           <w:szCs w:val="21"/>
@@ -3482,7 +1783,7 @@
       </w:r>
       <w:r>
         <w:rPr>
-          <w:rFonts w:ascii="Consolas" w:eastAsia="Times New Roman" w:hAnsi="Consolas" w:cs="Times New Roman"/>
+          <w:rFonts w:ascii="Consolas" w:eastAsia="Times New Roman" w:hAnsi="Consolas"/>
           <w:color w:val="CE9178"/>
           <w:sz w:val="21"/>
           <w:szCs w:val="21"/>
@@ -3493,7 +1794,7 @@
       <w:proofErr w:type="spellStart"/>
       <w:r>
         <w:rPr>
-          <w:rFonts w:ascii="Consolas" w:eastAsia="Times New Roman" w:hAnsi="Consolas" w:cs="Times New Roman"/>
+          <w:rFonts w:ascii="Consolas" w:eastAsia="Times New Roman" w:hAnsi="Consolas"/>
           <w:color w:val="CE9178"/>
           <w:sz w:val="21"/>
           <w:szCs w:val="21"/>
@@ -3504,7 +1805,7 @@
       <w:proofErr w:type="spellEnd"/>
       <w:r>
         <w:rPr>
-          <w:rFonts w:ascii="Consolas" w:eastAsia="Times New Roman" w:hAnsi="Consolas" w:cs="Times New Roman"/>
+          <w:rFonts w:ascii="Consolas" w:eastAsia="Times New Roman" w:hAnsi="Consolas"/>
           <w:color w:val="CE9178"/>
           <w:sz w:val="21"/>
           <w:szCs w:val="21"/>
@@ -3514,7 +1815,7 @@
       </w:r>
       <w:r>
         <w:rPr>
-          <w:rFonts w:ascii="Consolas" w:eastAsia="Times New Roman" w:hAnsi="Consolas" w:cs="Times New Roman"/>
+          <w:rFonts w:ascii="Consolas" w:eastAsia="Times New Roman" w:hAnsi="Consolas"/>
           <w:color w:val="D4D4D4"/>
           <w:sz w:val="21"/>
           <w:szCs w:val="21"/>
@@ -3525,10 +1826,8 @@
     </w:p>
     <w:p>
       <w:pPr>
-        <w:shd w:val="clear" w:color="auto" w:fill="1F1F1F"/>
-        <w:spacing w:line="285" w:lineRule="atLeast"/>
-        <w:rPr>
-          <w:rFonts w:ascii="Consolas" w:eastAsia="Times New Roman" w:hAnsi="Consolas" w:cs="Times New Roman"/>
+        <w:rPr>
+          <w:rFonts w:ascii="Consolas" w:eastAsia="Times New Roman" w:hAnsi="Consolas"/>
           <w:color w:val="CCCCCC"/>
           <w:sz w:val="21"/>
           <w:szCs w:val="21"/>
@@ -3537,7 +1836,7 @@
       </w:pPr>
       <w:r>
         <w:rPr>
-          <w:rFonts w:ascii="Consolas" w:eastAsia="Times New Roman" w:hAnsi="Consolas" w:cs="Times New Roman"/>
+          <w:rFonts w:ascii="Consolas" w:eastAsia="Times New Roman" w:hAnsi="Consolas"/>
           <w:color w:val="D4D4D4"/>
           <w:sz w:val="21"/>
           <w:szCs w:val="21"/>
@@ -3548,7 +1847,7 @@
       <w:proofErr w:type="spellStart"/>
       <w:r>
         <w:rPr>
-          <w:rFonts w:ascii="Consolas" w:eastAsia="Times New Roman" w:hAnsi="Consolas" w:cs="Times New Roman"/>
+          <w:rFonts w:ascii="Consolas" w:eastAsia="Times New Roman" w:hAnsi="Consolas"/>
           <w:color w:val="9CDCFE"/>
           <w:sz w:val="21"/>
           <w:szCs w:val="21"/>
@@ -3559,7 +1858,7 @@
       <w:proofErr w:type="spellEnd"/>
       <w:r>
         <w:rPr>
-          <w:rFonts w:ascii="Consolas" w:eastAsia="Times New Roman" w:hAnsi="Consolas" w:cs="Times New Roman"/>
+          <w:rFonts w:ascii="Consolas" w:eastAsia="Times New Roman" w:hAnsi="Consolas"/>
           <w:color w:val="D4D4D4"/>
           <w:sz w:val="21"/>
           <w:szCs w:val="21"/>
@@ -3569,7 +1868,7 @@
       </w:r>
       <w:r>
         <w:rPr>
-          <w:rFonts w:ascii="Consolas" w:eastAsia="Times New Roman" w:hAnsi="Consolas" w:cs="Times New Roman"/>
+          <w:rFonts w:ascii="Consolas" w:eastAsia="Times New Roman" w:hAnsi="Consolas"/>
           <w:color w:val="B5CEA8"/>
           <w:sz w:val="21"/>
           <w:szCs w:val="21"/>
@@ -3579,7 +1878,7 @@
       </w:r>
       <w:r>
         <w:rPr>
-          <w:rFonts w:ascii="Consolas" w:eastAsia="Times New Roman" w:hAnsi="Consolas" w:cs="Times New Roman"/>
+          <w:rFonts w:ascii="Consolas" w:eastAsia="Times New Roman" w:hAnsi="Consolas"/>
           <w:color w:val="D4D4D4"/>
           <w:sz w:val="21"/>
           <w:szCs w:val="21"/>
@@ -3590,10 +1889,8 @@
     </w:p>
     <w:p>
       <w:pPr>
-        <w:shd w:val="clear" w:color="auto" w:fill="1F1F1F"/>
-        <w:spacing w:line="285" w:lineRule="atLeast"/>
-        <w:rPr>
-          <w:rFonts w:ascii="Consolas" w:eastAsia="Times New Roman" w:hAnsi="Consolas" w:cs="Times New Roman"/>
+        <w:rPr>
+          <w:rFonts w:ascii="Consolas" w:eastAsia="Times New Roman" w:hAnsi="Consolas"/>
           <w:color w:val="CCCCCC"/>
           <w:sz w:val="21"/>
           <w:szCs w:val="21"/>
@@ -3602,7 +1899,7 @@
       </w:pPr>
       <w:r>
         <w:rPr>
-          <w:rFonts w:ascii="Consolas" w:eastAsia="Times New Roman" w:hAnsi="Consolas" w:cs="Times New Roman"/>
+          <w:rFonts w:ascii="Consolas" w:eastAsia="Times New Roman" w:hAnsi="Consolas"/>
           <w:color w:val="D4D4D4"/>
           <w:sz w:val="21"/>
           <w:szCs w:val="21"/>
@@ -3613,7 +1910,7 @@
       <w:proofErr w:type="spellStart"/>
       <w:r>
         <w:rPr>
-          <w:rFonts w:ascii="Consolas" w:eastAsia="Times New Roman" w:hAnsi="Consolas" w:cs="Times New Roman"/>
+          <w:rFonts w:ascii="Consolas" w:eastAsia="Times New Roman" w:hAnsi="Consolas"/>
           <w:color w:val="9CDCFE"/>
           <w:sz w:val="21"/>
           <w:szCs w:val="21"/>
@@ -3624,7 +1921,7 @@
       <w:proofErr w:type="spellEnd"/>
       <w:r>
         <w:rPr>
-          <w:rFonts w:ascii="Consolas" w:eastAsia="Times New Roman" w:hAnsi="Consolas" w:cs="Times New Roman"/>
+          <w:rFonts w:ascii="Consolas" w:eastAsia="Times New Roman" w:hAnsi="Consolas"/>
           <w:color w:val="D4D4D4"/>
           <w:sz w:val="21"/>
           <w:szCs w:val="21"/>
@@ -3634,7 +1931,7 @@
       </w:r>
       <w:r>
         <w:rPr>
-          <w:rFonts w:ascii="Consolas" w:eastAsia="Times New Roman" w:hAnsi="Consolas" w:cs="Times New Roman"/>
+          <w:rFonts w:ascii="Consolas" w:eastAsia="Times New Roman" w:hAnsi="Consolas"/>
           <w:color w:val="B5CEA8"/>
           <w:sz w:val="21"/>
           <w:szCs w:val="21"/>
@@ -3644,7 +1941,7 @@
       </w:r>
       <w:r>
         <w:rPr>
-          <w:rFonts w:ascii="Consolas" w:eastAsia="Times New Roman" w:hAnsi="Consolas" w:cs="Times New Roman"/>
+          <w:rFonts w:ascii="Consolas" w:eastAsia="Times New Roman" w:hAnsi="Consolas"/>
           <w:color w:val="D4D4D4"/>
           <w:sz w:val="21"/>
           <w:szCs w:val="21"/>
@@ -3655,10 +1952,8 @@
     </w:p>
     <w:p>
       <w:pPr>
-        <w:shd w:val="clear" w:color="auto" w:fill="1F1F1F"/>
-        <w:spacing w:line="285" w:lineRule="atLeast"/>
-        <w:rPr>
-          <w:rFonts w:ascii="Consolas" w:eastAsia="Times New Roman" w:hAnsi="Consolas" w:cs="Times New Roman"/>
+        <w:rPr>
+          <w:rFonts w:ascii="Consolas" w:eastAsia="Times New Roman" w:hAnsi="Consolas"/>
           <w:color w:val="CCCCCC"/>
           <w:sz w:val="21"/>
           <w:szCs w:val="21"/>
@@ -3667,7 +1962,7 @@
       </w:pPr>
       <w:r>
         <w:rPr>
-          <w:rFonts w:ascii="Consolas" w:eastAsia="Times New Roman" w:hAnsi="Consolas" w:cs="Times New Roman"/>
+          <w:rFonts w:ascii="Consolas" w:eastAsia="Times New Roman" w:hAnsi="Consolas"/>
           <w:color w:val="D4D4D4"/>
           <w:sz w:val="21"/>
           <w:szCs w:val="21"/>
@@ -3677,7 +1972,7 @@
       </w:r>
       <w:r>
         <w:rPr>
-          <w:rFonts w:ascii="Consolas" w:eastAsia="Times New Roman" w:hAnsi="Consolas" w:cs="Times New Roman"/>
+          <w:rFonts w:ascii="Consolas" w:eastAsia="Times New Roman" w:hAnsi="Consolas"/>
           <w:color w:val="9CDCFE"/>
           <w:sz w:val="21"/>
           <w:szCs w:val="21"/>
@@ -3687,7 +1982,7 @@
       </w:r>
       <w:r>
         <w:rPr>
-          <w:rFonts w:ascii="Consolas" w:eastAsia="Times New Roman" w:hAnsi="Consolas" w:cs="Times New Roman"/>
+          <w:rFonts w:ascii="Consolas" w:eastAsia="Times New Roman" w:hAnsi="Consolas"/>
           <w:color w:val="D4D4D4"/>
           <w:sz w:val="21"/>
           <w:szCs w:val="21"/>
@@ -3697,7 +1992,7 @@
       </w:r>
       <w:r>
         <w:rPr>
-          <w:rFonts w:ascii="Consolas" w:eastAsia="Times New Roman" w:hAnsi="Consolas" w:cs="Times New Roman"/>
+          <w:rFonts w:ascii="Consolas" w:eastAsia="Times New Roman" w:hAnsi="Consolas"/>
           <w:color w:val="CE9178"/>
           <w:sz w:val="21"/>
           <w:szCs w:val="21"/>
@@ -3707,7 +2002,7 @@
       </w:r>
       <w:r>
         <w:rPr>
-          <w:rFonts w:ascii="Consolas" w:eastAsia="Times New Roman" w:hAnsi="Consolas" w:cs="Times New Roman"/>
+          <w:rFonts w:ascii="Consolas" w:eastAsia="Times New Roman" w:hAnsi="Consolas"/>
           <w:color w:val="D4D4D4"/>
           <w:sz w:val="21"/>
           <w:szCs w:val="21"/>
@@ -3718,10 +2013,8 @@
     </w:p>
     <w:p>
       <w:pPr>
-        <w:shd w:val="clear" w:color="auto" w:fill="1F1F1F"/>
-        <w:spacing w:line="285" w:lineRule="atLeast"/>
-        <w:rPr>
-          <w:rFonts w:ascii="Consolas" w:eastAsia="Times New Roman" w:hAnsi="Consolas" w:cs="Times New Roman"/>
+        <w:rPr>
+          <w:rFonts w:ascii="Consolas" w:eastAsia="Times New Roman" w:hAnsi="Consolas"/>
           <w:color w:val="CCCCCC"/>
           <w:sz w:val="21"/>
           <w:szCs w:val="21"/>
@@ -3730,7 +2023,7 @@
       </w:pPr>
       <w:r>
         <w:rPr>
-          <w:rFonts w:ascii="Consolas" w:eastAsia="Times New Roman" w:hAnsi="Consolas" w:cs="Times New Roman"/>
+          <w:rFonts w:ascii="Consolas" w:eastAsia="Times New Roman" w:hAnsi="Consolas"/>
           <w:color w:val="D4D4D4"/>
           <w:sz w:val="21"/>
           <w:szCs w:val="21"/>
@@ -3741,7 +2034,7 @@
       <w:proofErr w:type="spellStart"/>
       <w:r>
         <w:rPr>
-          <w:rFonts w:ascii="Consolas" w:eastAsia="Times New Roman" w:hAnsi="Consolas" w:cs="Times New Roman"/>
+          <w:rFonts w:ascii="Consolas" w:eastAsia="Times New Roman" w:hAnsi="Consolas"/>
           <w:color w:val="9CDCFE"/>
           <w:sz w:val="21"/>
           <w:szCs w:val="21"/>
@@ -3752,7 +2045,7 @@
       <w:proofErr w:type="spellEnd"/>
       <w:r>
         <w:rPr>
-          <w:rFonts w:ascii="Consolas" w:eastAsia="Times New Roman" w:hAnsi="Consolas" w:cs="Times New Roman"/>
+          <w:rFonts w:ascii="Consolas" w:eastAsia="Times New Roman" w:hAnsi="Consolas"/>
           <w:color w:val="D4D4D4"/>
           <w:sz w:val="21"/>
           <w:szCs w:val="21"/>
@@ -3762,7 +2055,7 @@
       </w:r>
       <w:r>
         <w:rPr>
-          <w:rFonts w:ascii="Consolas" w:eastAsia="Times New Roman" w:hAnsi="Consolas" w:cs="Times New Roman"/>
+          <w:rFonts w:ascii="Consolas" w:eastAsia="Times New Roman" w:hAnsi="Consolas"/>
           <w:color w:val="CE9178"/>
           <w:sz w:val="21"/>
           <w:szCs w:val="21"/>
@@ -3773,7 +2066,7 @@
       <w:proofErr w:type="spellStart"/>
       <w:r>
         <w:rPr>
-          <w:rFonts w:ascii="Consolas" w:eastAsia="Times New Roman" w:hAnsi="Consolas" w:cs="Times New Roman"/>
+          <w:rFonts w:ascii="Consolas" w:eastAsia="Times New Roman" w:hAnsi="Consolas"/>
           <w:color w:val="CE9178"/>
           <w:sz w:val="21"/>
           <w:szCs w:val="21"/>
@@ -3784,7 +2077,7 @@
       <w:proofErr w:type="spellEnd"/>
       <w:r>
         <w:rPr>
-          <w:rFonts w:ascii="Consolas" w:eastAsia="Times New Roman" w:hAnsi="Consolas" w:cs="Times New Roman"/>
+          <w:rFonts w:ascii="Consolas" w:eastAsia="Times New Roman" w:hAnsi="Consolas"/>
           <w:color w:val="CE9178"/>
           <w:sz w:val="21"/>
           <w:szCs w:val="21"/>
@@ -3794,7 +2087,7 @@
       </w:r>
       <w:r>
         <w:rPr>
-          <w:rFonts w:ascii="Consolas" w:eastAsia="Times New Roman" w:hAnsi="Consolas" w:cs="Times New Roman"/>
+          <w:rFonts w:ascii="Consolas" w:eastAsia="Times New Roman" w:hAnsi="Consolas"/>
           <w:color w:val="D4D4D4"/>
           <w:sz w:val="21"/>
           <w:szCs w:val="21"/>
@@ -3805,10 +2098,8 @@
     </w:p>
     <w:p>
       <w:pPr>
-        <w:shd w:val="clear" w:color="auto" w:fill="1F1F1F"/>
-        <w:spacing w:line="285" w:lineRule="atLeast"/>
-        <w:rPr>
-          <w:rFonts w:ascii="Consolas" w:eastAsia="Times New Roman" w:hAnsi="Consolas" w:cs="Times New Roman"/>
+        <w:rPr>
+          <w:rFonts w:ascii="Consolas" w:eastAsia="Times New Roman" w:hAnsi="Consolas"/>
           <w:color w:val="CCCCCC"/>
           <w:sz w:val="21"/>
           <w:szCs w:val="21"/>
@@ -3817,7 +2108,7 @@
       </w:pPr>
       <w:r>
         <w:rPr>
-          <w:rFonts w:ascii="Consolas" w:eastAsia="Times New Roman" w:hAnsi="Consolas" w:cs="Times New Roman"/>
+          <w:rFonts w:ascii="Consolas" w:eastAsia="Times New Roman" w:hAnsi="Consolas"/>
           <w:color w:val="D4D4D4"/>
           <w:sz w:val="21"/>
           <w:szCs w:val="21"/>
@@ -3829,398 +2120,228 @@
     <w:p>
       <w:pPr>
         <w:rPr>
-          <w:rFonts w:ascii="Times New Roman" w:hAnsi="Times New Roman" w:cs="Times New Roman"/>
-          <w:sz w:val="20"/>
-          <w:szCs w:val="20"/>
-        </w:rPr>
-      </w:pPr>
-    </w:p>
-    <w:p>
-      <w:pPr>
-        <w:rPr>
-          <w:rFonts w:ascii="Times New Roman" w:hAnsi="Times New Roman" w:cs="Times New Roman"/>
-          <w:sz w:val="20"/>
-          <w:szCs w:val="20"/>
-        </w:rPr>
-      </w:pPr>
-      <w:r>
-        <w:rPr>
-          <w:rFonts w:ascii="Times New Roman" w:hAnsi="Times New Roman" w:cs="Times New Roman"/>
-          <w:sz w:val="20"/>
-          <w:szCs w:val="20"/>
-        </w:rPr>
-        <w:t>W celu obsługi długich tekstów zaimplementowano strategię Long Context z wykorzystaniem RoPE Scaling (Liu et al., 2023). W konfiguracji trenera ustawiono parametr max_seq_length = 16384, co w połączeniu z gradient_checkpointing umożliwiło trening na dostępnych zasobach (w Colabie). Dodatkowo, zastosowano technikę "Completion Only LM" (maskowanie promptu użytkownika w funkcji straty), co zmusiło model do uczenia się wyłącznie generowania analizy, a nie reprodukcji długiego tekstu wejściowego, znacząco przyspieszając konwergencję. Model prototypowy osiągnął wynik F1 na poziomie 0.7824 na zbiorze testowym, dowodząc technicznej wykonalności przyjętej koncepcji.</w:t>
-      </w:r>
-    </w:p>
-    <w:p>
-      <w:pPr>
-        <w:rPr>
-          <w:rFonts w:ascii="Times New Roman" w:hAnsi="Times New Roman" w:cs="Times New Roman"/>
-          <w:sz w:val="20"/>
-          <w:szCs w:val="20"/>
-        </w:rPr>
-      </w:pPr>
-      <w:r>
-        <w:rPr>
-          <w:rFonts w:ascii="Times New Roman" w:hAnsi="Times New Roman" w:cs="Times New Roman"/>
-          <w:sz w:val="20"/>
-          <w:szCs w:val="20"/>
-        </w:rPr>
+          <w:lang w:val="en-US"/>
+        </w:rPr>
+      </w:pPr>
+    </w:p>
+    <w:p>
+      <w:r>
+        <w:rPr>
+          <w:lang w:val="en-US"/>
+        </w:rPr>
+        <w:t xml:space="preserve">W </w:t>
+      </w:r>
+      <w:proofErr w:type="spellStart"/>
+      <w:r>
+        <w:rPr>
+          <w:lang w:val="en-US"/>
+        </w:rPr>
+        <w:t>celu</w:t>
+      </w:r>
+      <w:proofErr w:type="spellEnd"/>
+      <w:r>
+        <w:rPr>
+          <w:lang w:val="en-US"/>
+        </w:rPr>
+        <w:t xml:space="preserve"> </w:t>
+      </w:r>
+      <w:proofErr w:type="spellStart"/>
+      <w:r>
+        <w:rPr>
+          <w:lang w:val="en-US"/>
+        </w:rPr>
+        <w:t>obsługi</w:t>
+      </w:r>
+      <w:proofErr w:type="spellEnd"/>
+      <w:r>
+        <w:rPr>
+          <w:lang w:val="en-US"/>
+        </w:rPr>
+        <w:t xml:space="preserve"> </w:t>
+      </w:r>
+      <w:proofErr w:type="spellStart"/>
+      <w:r>
+        <w:rPr>
+          <w:lang w:val="en-US"/>
+        </w:rPr>
+        <w:t>długich</w:t>
+      </w:r>
+      <w:proofErr w:type="spellEnd"/>
+      <w:r>
+        <w:rPr>
+          <w:lang w:val="en-US"/>
+        </w:rPr>
+        <w:t xml:space="preserve"> </w:t>
+      </w:r>
+      <w:proofErr w:type="spellStart"/>
+      <w:r>
+        <w:rPr>
+          <w:lang w:val="en-US"/>
+        </w:rPr>
+        <w:t>tekstów</w:t>
+      </w:r>
+      <w:proofErr w:type="spellEnd"/>
+      <w:r>
+        <w:rPr>
+          <w:lang w:val="en-US"/>
+        </w:rPr>
+        <w:t xml:space="preserve"> </w:t>
+      </w:r>
+      <w:proofErr w:type="spellStart"/>
+      <w:r>
+        <w:rPr>
+          <w:lang w:val="en-US"/>
+        </w:rPr>
+        <w:t>zaimplementowano</w:t>
+      </w:r>
+      <w:proofErr w:type="spellEnd"/>
+      <w:r>
+        <w:rPr>
+          <w:lang w:val="en-US"/>
+        </w:rPr>
+        <w:t xml:space="preserve"> </w:t>
+      </w:r>
+      <w:proofErr w:type="spellStart"/>
+      <w:r>
+        <w:rPr>
+          <w:lang w:val="en-US"/>
+        </w:rPr>
+        <w:t>strategię</w:t>
+      </w:r>
+      <w:proofErr w:type="spellEnd"/>
+      <w:r>
+        <w:rPr>
+          <w:lang w:val="en-US"/>
+        </w:rPr>
+        <w:t xml:space="preserve"> Long Context z </w:t>
+      </w:r>
+      <w:proofErr w:type="spellStart"/>
+      <w:r>
+        <w:rPr>
+          <w:lang w:val="en-US"/>
+        </w:rPr>
+        <w:t>wykorzystaniem</w:t>
+      </w:r>
+      <w:proofErr w:type="spellEnd"/>
+      <w:r>
+        <w:rPr>
+          <w:lang w:val="en-US"/>
+        </w:rPr>
+        <w:t xml:space="preserve"> </w:t>
+      </w:r>
+      <w:proofErr w:type="spellStart"/>
+      <w:r>
+        <w:rPr>
+          <w:lang w:val="en-US"/>
+        </w:rPr>
+        <w:t>RoPE</w:t>
+      </w:r>
+      <w:proofErr w:type="spellEnd"/>
+      <w:r>
+        <w:rPr>
+          <w:lang w:val="en-US"/>
+        </w:rPr>
+        <w:t xml:space="preserve"> Scaling (Liu et al., 2023). </w:t>
+      </w:r>
+      <w:r>
+        <w:t>W konfiguracji trenera ustawiono parametr max_seq_length = 16384, co w połączeniu z gradient_checkpointing umożliwiło trening na dostępnych zasobach (w Colabie). Dodatkowo, zastosowano technikę maskowanie promptu (tzw. Completion Only LM) (maskowanie promptu użytkownika w funkcji straty), co zmusiło model do uczenia się wyłącznie generowania analizy, a nie reprodukcji długiego tekstu wejściowego, znacząco przyspieszając konwergencję. Model prototypowy osiągnął wynik F1 na poziomie 0.7824 na zbiorze testowym, dowodząc technicznej wykonalności przyjętej koncepcji.</w:t>
+      </w:r>
+    </w:p>
+    <w:p>
+      <w:r>
         <w:t>2.4. Architektura inferencji i konwersja modelu</w:t>
       </w:r>
     </w:p>
-    <w:p>
-      <w:pPr>
-        <w:rPr>
-          <w:rFonts w:ascii="Times New Roman" w:hAnsi="Times New Roman" w:cs="Times New Roman"/>
-          <w:sz w:val="20"/>
-          <w:szCs w:val="20"/>
-        </w:rPr>
-      </w:pPr>
-    </w:p>
-    <w:p>
-      <w:pPr>
-        <w:rPr>
-          <w:rFonts w:ascii="Times New Roman" w:hAnsi="Times New Roman" w:cs="Times New Roman"/>
-          <w:sz w:val="20"/>
-          <w:szCs w:val="20"/>
-        </w:rPr>
-      </w:pPr>
-      <w:r>
-        <w:rPr>
-          <w:rFonts w:ascii="Times New Roman" w:hAnsi="Times New Roman" w:cs="Times New Roman"/>
-          <w:sz w:val="20"/>
-          <w:szCs w:val="20"/>
-        </w:rPr>
+    <w:p/>
+    <w:p>
+      <w:r>
+        <w:lastRenderedPageBreak/>
         <w:t>Kluczowym wymaganiem projektowym była optymalizacja procesu inferencji, aby umożliwić działanie modelu w środowisku o ograniczonych zasobach, przy jednoczesnym zachowaniu akceptowalnego czasu odpowiedzi.</w:t>
       </w:r>
     </w:p>
-    <w:p>
-      <w:pPr>
-        <w:rPr>
-          <w:rFonts w:ascii="Times New Roman" w:hAnsi="Times New Roman" w:cs="Times New Roman"/>
-          <w:sz w:val="20"/>
-          <w:szCs w:val="20"/>
-        </w:rPr>
-      </w:pPr>
-    </w:p>
-    <w:p>
-      <w:pPr>
-        <w:rPr>
-          <w:rFonts w:ascii="Times New Roman" w:hAnsi="Times New Roman" w:cs="Times New Roman"/>
-          <w:sz w:val="20"/>
-          <w:szCs w:val="20"/>
-        </w:rPr>
-      </w:pPr>
-      <w:r>
-        <w:rPr>
-          <w:rFonts w:ascii="Times New Roman" w:hAnsi="Times New Roman" w:cs="Times New Roman"/>
-          <w:sz w:val="20"/>
-          <w:szCs w:val="20"/>
-        </w:rPr>
+    <w:p/>
+    <w:p>
+      <w:r>
         <w:t>Wyzwanie implementacyjne:</w:t>
       </w:r>
     </w:p>
     <w:p>
-      <w:pPr>
-        <w:rPr>
-          <w:rFonts w:ascii="Times New Roman" w:hAnsi="Times New Roman" w:cs="Times New Roman"/>
-          <w:sz w:val="20"/>
-          <w:szCs w:val="20"/>
-        </w:rPr>
-      </w:pPr>
-      <w:r>
-        <w:rPr>
-          <w:rFonts w:ascii="Times New Roman" w:hAnsi="Times New Roman" w:cs="Times New Roman"/>
-          <w:sz w:val="20"/>
-          <w:szCs w:val="20"/>
-        </w:rPr>
+      <w:r>
         <w:t>Uruchomienie modelu o długim kontekście (16k tokenów) z zachowaniem interaktywności i precyzji odpowiedzi ustrukturyzowanych (JSON).</w:t>
       </w:r>
     </w:p>
-    <w:p>
-      <w:pPr>
-        <w:rPr>
-          <w:rFonts w:ascii="Times New Roman" w:hAnsi="Times New Roman" w:cs="Times New Roman"/>
-          <w:sz w:val="20"/>
-          <w:szCs w:val="20"/>
-        </w:rPr>
-      </w:pPr>
-    </w:p>
-    <w:p>
-      <w:pPr>
-        <w:rPr>
-          <w:rFonts w:ascii="Times New Roman" w:hAnsi="Times New Roman" w:cs="Times New Roman"/>
-          <w:sz w:val="20"/>
-          <w:szCs w:val="20"/>
-        </w:rPr>
-      </w:pPr>
-      <w:r>
-        <w:rPr>
-          <w:rFonts w:ascii="Times New Roman" w:hAnsi="Times New Roman" w:cs="Times New Roman"/>
-          <w:sz w:val="20"/>
-          <w:szCs w:val="20"/>
-        </w:rPr>
+    <w:p/>
+    <w:p>
+      <w:r>
         <w:t>Zastosowane rozwiązanie:</w:t>
       </w:r>
     </w:p>
     <w:p>
-      <w:pPr>
-        <w:rPr>
-          <w:rFonts w:ascii="Times New Roman" w:hAnsi="Times New Roman" w:cs="Times New Roman"/>
-          <w:sz w:val="20"/>
-          <w:szCs w:val="20"/>
-        </w:rPr>
-      </w:pPr>
-      <w:r>
-        <w:rPr>
-          <w:rFonts w:ascii="Times New Roman" w:hAnsi="Times New Roman" w:cs="Times New Roman"/>
-          <w:sz w:val="20"/>
-          <w:szCs w:val="20"/>
-        </w:rPr>
-        <w:t>Zastosowano architekturę Runtime Adapter Loading w serwerze Ollama. Podejście to polega na dynamicznym ładowaniu adaptera LoRA na wysokiej jakości model bazowy (Bielik-4.5B w kwantyzacji 8-bitowej). W pliku konfiguracyjnym Modelfile ustawiono temperaturę generacji na 0.1 oraz zdefiniowano precyzyjny szablon ChatML, co jest kluczowe dla determinizmu zwracanych struktur danych.</w:t>
-      </w:r>
-    </w:p>
-    <w:p>
-      <w:pPr>
-        <w:rPr>
-          <w:rFonts w:ascii="Times New Roman" w:hAnsi="Times New Roman" w:cs="Times New Roman"/>
-          <w:sz w:val="20"/>
-          <w:szCs w:val="20"/>
-        </w:rPr>
-      </w:pPr>
-    </w:p>
-    <w:p>
-      <w:pPr>
-        <w:rPr>
-          <w:rFonts w:ascii="Times New Roman" w:hAnsi="Times New Roman" w:cs="Times New Roman"/>
-          <w:sz w:val="20"/>
-          <w:szCs w:val="20"/>
-        </w:rPr>
-      </w:pPr>
-      <w:r>
-        <w:rPr>
-          <w:rFonts w:ascii="Times New Roman" w:hAnsi="Times New Roman" w:cs="Times New Roman"/>
-          <w:sz w:val="20"/>
-          <w:szCs w:val="20"/>
-        </w:rPr>
+      <w:r>
+        <w:t>Zastosowano architekturę dynamicznego ładowania adapterów (Runtime Adapter Loading) w serwerze Ollama. Podejście to polega na dynamicznym ładowaniu adaptera LoRA na wysokiej jakości model bazowy (Bielik-4.5B w kwantyzacji 8-bitowej). W pliku konfiguracyjnym Modelfile ustawiono temperaturę generacji na 0.1 oraz zdefiniowano precyzyjny szablon ChatML, co jest kluczowe dla determinizmu zwracanych struktur danych.</w:t>
+      </w:r>
+    </w:p>
+    <w:p/>
+    <w:p>
+      <w:r>
         <w:t>2.5. Implementacja systemu automatycznej ewaluacji (Auto-Benchmark)</w:t>
       </w:r>
     </w:p>
-    <w:p>
-      <w:pPr>
-        <w:rPr>
-          <w:rFonts w:ascii="Times New Roman" w:hAnsi="Times New Roman" w:cs="Times New Roman"/>
-          <w:sz w:val="20"/>
-          <w:szCs w:val="20"/>
-        </w:rPr>
-      </w:pPr>
-    </w:p>
-    <w:p>
-      <w:pPr>
-        <w:rPr>
-          <w:rFonts w:ascii="Times New Roman" w:hAnsi="Times New Roman" w:cs="Times New Roman"/>
-          <w:sz w:val="20"/>
-          <w:szCs w:val="20"/>
-        </w:rPr>
-      </w:pPr>
-      <w:r>
-        <w:rPr>
-          <w:rFonts w:ascii="Times New Roman" w:hAnsi="Times New Roman" w:cs="Times New Roman"/>
-          <w:sz w:val="20"/>
-          <w:szCs w:val="20"/>
-        </w:rPr>
-        <w:lastRenderedPageBreak/>
+    <w:p/>
+    <w:p>
+      <w:r>
         <w:t>W projektach opartych na LLM, gdzie wyjście jest tekstem strukturalnym (JSON), standardowe metryki (jak accuracy) są niewystarczające. Zaimplementowano autorski system ewaluacji (`benchmark.py`), który analizuje odpowiedzi modelu na wydzielonym zbiorze testowym w trzech wymiarach:</w:t>
       </w:r>
     </w:p>
-    <w:p>
-      <w:pPr>
-        <w:rPr>
-          <w:rFonts w:ascii="Times New Roman" w:hAnsi="Times New Roman" w:cs="Times New Roman"/>
-          <w:sz w:val="20"/>
-          <w:szCs w:val="20"/>
-        </w:rPr>
-      </w:pPr>
-    </w:p>
-    <w:p>
-      <w:pPr>
-        <w:rPr>
-          <w:rFonts w:ascii="Times New Roman" w:hAnsi="Times New Roman" w:cs="Times New Roman"/>
-          <w:sz w:val="20"/>
-          <w:szCs w:val="20"/>
-        </w:rPr>
-      </w:pPr>
-      <w:r>
-        <w:rPr>
-          <w:rFonts w:ascii="Times New Roman" w:hAnsi="Times New Roman" w:cs="Times New Roman"/>
-          <w:sz w:val="20"/>
-          <w:szCs w:val="20"/>
-        </w:rPr>
+    <w:p/>
+    <w:p>
+      <w:r>
         <w:t>1. Wskaźnik Sukcesu Parsowania (Parsing Success Rate - PSR): Techniczna metryka weryfikująca, czy odpowiedź modelu jest poprawnym obiektem JSON. Skrypt podejmuje dwie próby deserializacji: ścisłą (strict JSON) oraz opartą na wyrażeniach regularnych (regex recovery), aby odzyskać strukturę nawet w przypadku drobnych błędów formatowania (np. brak klamry zamykającej) lub literówek w kluczach (np. "discoverted_techniques"). System inferencyjny (backend) implementuje ten sam mechanizm "Heurystycznego Odzyskiwania" (Heuristic Recovery), który normalizuje nazwy kluczy oraz naprawia typowe literówki w wartościach tagów (np. "CHERRY_PIcKING" -&gt; "CHERRY_PICKING") przed zwróceniem wyniku do użytkownika. Wysoki PSR (&gt;95%) jest warunkiem koniecznym do wdrożenia.</w:t>
       </w:r>
     </w:p>
     <w:p>
-      <w:pPr>
-        <w:rPr>
-          <w:rFonts w:ascii="Times New Roman" w:hAnsi="Times New Roman" w:cs="Times New Roman"/>
-          <w:sz w:val="20"/>
-          <w:szCs w:val="20"/>
-        </w:rPr>
-      </w:pPr>
-      <w:r>
-        <w:rPr>
-          <w:rFonts w:ascii="Times New Roman" w:hAnsi="Times New Roman" w:cs="Times New Roman"/>
-          <w:sz w:val="20"/>
-          <w:szCs w:val="20"/>
-        </w:rPr>
+      <w:r>
         <w:t>2. Zgodność z etykietami (Exact-Match Accuracy): Odsetek dokumentów, w których model idealnie odtworzył zbiór technik (zbiór predykcji jest identyczny ze zbiorem referencyjnym). Jest to bardzo rygorystyczna miara, karząca za każdą nadmiarową lub brakującą etykietę.</w:t>
       </w:r>
     </w:p>
     <w:p>
-      <w:pPr>
-        <w:rPr>
-          <w:rFonts w:ascii="Times New Roman" w:hAnsi="Times New Roman" w:cs="Times New Roman"/>
-          <w:sz w:val="20"/>
-          <w:szCs w:val="20"/>
-        </w:rPr>
-      </w:pPr>
-      <w:r>
-        <w:rPr>
-          <w:rFonts w:ascii="Times New Roman" w:hAnsi="Times New Roman" w:cs="Times New Roman"/>
-          <w:sz w:val="20"/>
-          <w:szCs w:val="20"/>
-        </w:rPr>
+      <w:r>
         <w:t>3. Wydajność Klasyfikacji (Mean Document-Level F1 - excluding empty gold-label docs): Główna metryka decyzyjna. Obliczana jako średnia harmoniczna precyzji i czułości (F1) liczona niezależnie dla każdego dokumentu, ale tylko dla tych próbek, które w rzeczywistości zawierają techniki manipulacji (niepuste gold labels).</w:t>
       </w:r>
     </w:p>
     <w:p>
-      <w:pPr>
-        <w:rPr>
-          <w:rFonts w:ascii="Times New Roman" w:hAnsi="Times New Roman" w:cs="Times New Roman"/>
-          <w:sz w:val="20"/>
-          <w:szCs w:val="20"/>
-        </w:rPr>
-      </w:pPr>
-      <w:r>
-        <w:rPr>
-          <w:rFonts w:ascii="Times New Roman" w:hAnsi="Times New Roman" w:cs="Times New Roman"/>
-          <w:sz w:val="20"/>
-          <w:szCs w:val="20"/>
-        </w:rPr>
+      <w:r>
         <w:t xml:space="preserve">   *   Uzasadnienie: Ze względu na niezbalansowanie zbioru danych (duża liczba "czystych" artykułów), wliczanie pustych przykładów sztucznie zawyżałoby wynik (model łatwo uczy się przewidywać pustą listę). Skupienie się na niepustych przykładach pozwala ocenić rzeczywistą zdolność modelu do detekcji manipulacji, a nie tylko jego tendencję do bycia konserwatywnym.</w:t>
       </w:r>
     </w:p>
-    <w:p>
-      <w:pPr>
-        <w:rPr>
-          <w:rFonts w:ascii="Times New Roman" w:hAnsi="Times New Roman" w:cs="Times New Roman"/>
-          <w:sz w:val="20"/>
-          <w:szCs w:val="20"/>
-        </w:rPr>
-      </w:pPr>
-    </w:p>
-    <w:p>
-      <w:pPr>
-        <w:rPr>
-          <w:rFonts w:ascii="Times New Roman" w:hAnsi="Times New Roman" w:cs="Times New Roman"/>
-          <w:sz w:val="20"/>
-          <w:szCs w:val="20"/>
-        </w:rPr>
-      </w:pPr>
-      <w:r>
-        <w:rPr>
-          <w:rFonts w:ascii="Times New Roman" w:hAnsi="Times New Roman" w:cs="Times New Roman"/>
-          <w:sz w:val="20"/>
-          <w:szCs w:val="20"/>
-        </w:rPr>
+    <w:p/>
+    <w:p>
+      <w:r>
         <w:t>System ewaluacji jest w pełni zautomatyzowany i zintegrowany z backendem – po każdym cyklu douczania uruchamiany jest na losowej próbce danych testowych, a wynik F1 decyduje o promocji modelu na produkcję.</w:t>
       </w:r>
     </w:p>
-    <w:p>
-      <w:pPr>
-        <w:rPr>
-          <w:rFonts w:ascii="Times New Roman" w:hAnsi="Times New Roman" w:cs="Times New Roman"/>
-          <w:sz w:val="20"/>
-          <w:szCs w:val="20"/>
-        </w:rPr>
-      </w:pPr>
-    </w:p>
-    <w:p>
-      <w:pPr>
-        <w:rPr>
-          <w:rFonts w:ascii="Times New Roman" w:hAnsi="Times New Roman" w:cs="Times New Roman"/>
-          <w:sz w:val="20"/>
-          <w:szCs w:val="20"/>
-        </w:rPr>
-      </w:pPr>
-      <w:r>
-        <w:rPr>
-          <w:rFonts w:ascii="Times New Roman" w:hAnsi="Times New Roman" w:cs="Times New Roman"/>
-          <w:sz w:val="20"/>
-          <w:szCs w:val="20"/>
-        </w:rPr>
+    <w:p/>
+    <w:p>
+      <w:r>
         <w:t>2.6. Projekt i architektura Systemu Inżynierskiego (MLOps Loop)</w:t>
       </w:r>
     </w:p>
-    <w:p>
-      <w:pPr>
-        <w:rPr>
-          <w:rFonts w:ascii="Times New Roman" w:hAnsi="Times New Roman" w:cs="Times New Roman"/>
-          <w:sz w:val="20"/>
-          <w:szCs w:val="20"/>
-        </w:rPr>
-      </w:pPr>
-    </w:p>
-    <w:p>
-      <w:pPr>
-        <w:rPr>
-          <w:rFonts w:ascii="Times New Roman" w:hAnsi="Times New Roman" w:cs="Times New Roman"/>
-          <w:sz w:val="20"/>
-          <w:szCs w:val="20"/>
-        </w:rPr>
-      </w:pPr>
-      <w:r>
-        <w:rPr>
-          <w:rFonts w:ascii="Times New Roman" w:hAnsi="Times New Roman" w:cs="Times New Roman"/>
-          <w:sz w:val="20"/>
-          <w:szCs w:val="20"/>
-        </w:rPr>
-        <w:t>Istotą projektu jako pracy inżynierskiej jest transformacja statycznego modelu w adaptujący się system. Zaprojektowano architekturę MLOps typu "Human-in-the-Loop", składającą się z:</w:t>
-      </w:r>
-    </w:p>
-    <w:p>
-      <w:pPr>
-        <w:rPr>
-          <w:rFonts w:ascii="Times New Roman" w:hAnsi="Times New Roman" w:cs="Times New Roman"/>
-          <w:sz w:val="20"/>
-          <w:szCs w:val="20"/>
-        </w:rPr>
-      </w:pPr>
-    </w:p>
-    <w:p>
-      <w:pPr>
-        <w:rPr>
-          <w:rFonts w:ascii="Times New Roman" w:hAnsi="Times New Roman" w:cs="Times New Roman"/>
-          <w:sz w:val="20"/>
-          <w:szCs w:val="20"/>
-        </w:rPr>
-      </w:pPr>
-      <w:r>
-        <w:rPr>
-          <w:rFonts w:ascii="Times New Roman" w:hAnsi="Times New Roman" w:cs="Times New Roman"/>
-          <w:sz w:val="20"/>
-          <w:szCs w:val="20"/>
-        </w:rPr>
+    <w:p/>
+    <w:p>
+      <w:r>
+        <w:t>Istotą projektu jako pracy inżynierskiej jest transformacja statycznego modelu w adaptujący się system. Zaprojektowano architekturę MLOps z pętlą zwrotną z udziałem człowieka (Human-in-the-Loop), składającą się z:</w:t>
+      </w:r>
+    </w:p>
+    <w:p/>
+    <w:p>
+      <w:r>
         <w:t>1. Backendu Orkiestracyjnego: Serwisu w Pythonie, który monitoruje przyrost danych i zarządza procesami w tle. Wykorzystuje on środowisko WSL (Windows Subsystem for Linux) jako warstwę izolacji obliczeniowej (`orchestrator.py`):</w:t>
       </w:r>
     </w:p>
     <w:p>
       <w:pPr>
-        <w:shd w:val="clear" w:color="auto" w:fill="1F1F1F"/>
-        <w:spacing w:line="285" w:lineRule="atLeast"/>
-        <w:rPr>
-          <w:rFonts w:ascii="Consolas" w:eastAsia="Times New Roman" w:hAnsi="Consolas" w:cs="Times New Roman"/>
+        <w:rPr>
+          <w:rFonts w:ascii="Consolas" w:eastAsia="Times New Roman" w:hAnsi="Consolas"/>
           <w:color w:val="CCCCCC"/>
           <w:sz w:val="21"/>
           <w:szCs w:val="21"/>
@@ -4228,7 +2349,7 @@
       </w:pPr>
       <w:r>
         <w:rPr>
-          <w:rFonts w:ascii="Consolas" w:eastAsia="Times New Roman" w:hAnsi="Consolas" w:cs="Times New Roman"/>
+          <w:rFonts w:ascii="Consolas" w:eastAsia="Times New Roman" w:hAnsi="Consolas"/>
           <w:color w:val="6A9955"/>
           <w:sz w:val="21"/>
           <w:szCs w:val="21"/>
@@ -4238,10 +2359,8 @@
     </w:p>
     <w:p>
       <w:pPr>
-        <w:shd w:val="clear" w:color="auto" w:fill="1F1F1F"/>
-        <w:spacing w:line="285" w:lineRule="atLeast"/>
-        <w:rPr>
-          <w:rFonts w:ascii="Consolas" w:eastAsia="Times New Roman" w:hAnsi="Consolas" w:cs="Times New Roman"/>
+        <w:rPr>
+          <w:rFonts w:ascii="Consolas" w:eastAsia="Times New Roman" w:hAnsi="Consolas"/>
           <w:color w:val="CCCCCC"/>
           <w:sz w:val="21"/>
           <w:szCs w:val="21"/>
@@ -4251,7 +2370,7 @@
       <w:proofErr w:type="spellStart"/>
       <w:r>
         <w:rPr>
-          <w:rFonts w:ascii="Consolas" w:eastAsia="Times New Roman" w:hAnsi="Consolas" w:cs="Times New Roman"/>
+          <w:rFonts w:ascii="Consolas" w:eastAsia="Times New Roman" w:hAnsi="Consolas"/>
           <w:color w:val="D4D4D4"/>
           <w:sz w:val="21"/>
           <w:szCs w:val="21"/>
@@ -4262,7 +2381,7 @@
       <w:proofErr w:type="spellEnd"/>
       <w:r>
         <w:rPr>
-          <w:rFonts w:ascii="Consolas" w:eastAsia="Times New Roman" w:hAnsi="Consolas" w:cs="Times New Roman"/>
+          <w:rFonts w:ascii="Consolas" w:eastAsia="Times New Roman" w:hAnsi="Consolas"/>
           <w:color w:val="D4D4D4"/>
           <w:sz w:val="21"/>
           <w:szCs w:val="21"/>
@@ -4273,7 +2392,7 @@
       <w:proofErr w:type="spellStart"/>
       <w:r>
         <w:rPr>
-          <w:rFonts w:ascii="Consolas" w:eastAsia="Times New Roman" w:hAnsi="Consolas" w:cs="Times New Roman"/>
+          <w:rFonts w:ascii="Consolas" w:eastAsia="Times New Roman" w:hAnsi="Consolas"/>
           <w:color w:val="569CD6"/>
           <w:sz w:val="21"/>
           <w:szCs w:val="21"/>
@@ -4283,7 +2402,7 @@
       </w:r>
       <w:r>
         <w:rPr>
-          <w:rFonts w:ascii="Consolas" w:eastAsia="Times New Roman" w:hAnsi="Consolas" w:cs="Times New Roman"/>
+          <w:rFonts w:ascii="Consolas" w:eastAsia="Times New Roman" w:hAnsi="Consolas"/>
           <w:color w:val="CE9178"/>
           <w:sz w:val="21"/>
           <w:szCs w:val="21"/>
@@ -4294,7 +2413,7 @@
       <w:proofErr w:type="spellEnd"/>
       <w:r>
         <w:rPr>
-          <w:rFonts w:ascii="Consolas" w:eastAsia="Times New Roman" w:hAnsi="Consolas" w:cs="Times New Roman"/>
+          <w:rFonts w:ascii="Consolas" w:eastAsia="Times New Roman" w:hAnsi="Consolas"/>
           <w:color w:val="CE9178"/>
           <w:sz w:val="21"/>
           <w:szCs w:val="21"/>
@@ -4306,7 +2425,7 @@
       <w:proofErr w:type="gramStart"/>
       <w:r>
         <w:rPr>
-          <w:rFonts w:ascii="Consolas" w:eastAsia="Times New Roman" w:hAnsi="Consolas" w:cs="Times New Roman"/>
+          <w:rFonts w:ascii="Consolas" w:eastAsia="Times New Roman" w:hAnsi="Consolas"/>
           <w:color w:val="CE9178"/>
           <w:sz w:val="21"/>
           <w:szCs w:val="21"/>
@@ -4317,7 +2436,7 @@
       <w:proofErr w:type="gramEnd"/>
       <w:r>
         <w:rPr>
-          <w:rFonts w:ascii="Consolas" w:eastAsia="Times New Roman" w:hAnsi="Consolas" w:cs="Times New Roman"/>
+          <w:rFonts w:ascii="Consolas" w:eastAsia="Times New Roman" w:hAnsi="Consolas"/>
           <w:color w:val="CE9178"/>
           <w:sz w:val="21"/>
           <w:szCs w:val="21"/>
@@ -4328,7 +2447,7 @@
       <w:proofErr w:type="spellEnd"/>
       <w:r>
         <w:rPr>
-          <w:rFonts w:ascii="Consolas" w:eastAsia="Times New Roman" w:hAnsi="Consolas" w:cs="Times New Roman"/>
+          <w:rFonts w:ascii="Consolas" w:eastAsia="Times New Roman" w:hAnsi="Consolas"/>
           <w:color w:val="CE9178"/>
           <w:sz w:val="21"/>
           <w:szCs w:val="21"/>
@@ -4338,7 +2457,7 @@
       </w:r>
       <w:r>
         <w:rPr>
-          <w:rFonts w:ascii="Consolas" w:eastAsia="Times New Roman" w:hAnsi="Consolas" w:cs="Times New Roman"/>
+          <w:rFonts w:ascii="Consolas" w:eastAsia="Times New Roman" w:hAnsi="Consolas"/>
           <w:color w:val="569CD6"/>
           <w:sz w:val="21"/>
           <w:szCs w:val="21"/>
@@ -4349,7 +2468,7 @@
       <w:proofErr w:type="spellStart"/>
       <w:r>
         <w:rPr>
-          <w:rFonts w:ascii="Consolas" w:eastAsia="Times New Roman" w:hAnsi="Consolas" w:cs="Times New Roman"/>
+          <w:rFonts w:ascii="Consolas" w:eastAsia="Times New Roman" w:hAnsi="Consolas"/>
           <w:color w:val="D4D4D4"/>
           <w:sz w:val="21"/>
           <w:szCs w:val="21"/>
@@ -4360,7 +2479,7 @@
       <w:proofErr w:type="spellEnd"/>
       <w:r>
         <w:rPr>
-          <w:rFonts w:ascii="Consolas" w:eastAsia="Times New Roman" w:hAnsi="Consolas" w:cs="Times New Roman"/>
+          <w:rFonts w:ascii="Consolas" w:eastAsia="Times New Roman" w:hAnsi="Consolas"/>
           <w:color w:val="569CD6"/>
           <w:sz w:val="21"/>
           <w:szCs w:val="21"/>
@@ -4370,7 +2489,7 @@
       </w:r>
       <w:r>
         <w:rPr>
-          <w:rFonts w:ascii="Consolas" w:eastAsia="Times New Roman" w:hAnsi="Consolas" w:cs="Times New Roman"/>
+          <w:rFonts w:ascii="Consolas" w:eastAsia="Times New Roman" w:hAnsi="Consolas"/>
           <w:color w:val="CE9178"/>
           <w:sz w:val="21"/>
           <w:szCs w:val="21"/>
@@ -4381,7 +2500,7 @@
       <w:proofErr w:type="gramStart"/>
       <w:r>
         <w:rPr>
-          <w:rFonts w:ascii="Consolas" w:eastAsia="Times New Roman" w:hAnsi="Consolas" w:cs="Times New Roman"/>
+          <w:rFonts w:ascii="Consolas" w:eastAsia="Times New Roman" w:hAnsi="Consolas"/>
           <w:color w:val="CE9178"/>
           <w:sz w:val="21"/>
           <w:szCs w:val="21"/>
@@ -4392,7 +2511,7 @@
       <w:proofErr w:type="gramEnd"/>
       <w:r>
         <w:rPr>
-          <w:rFonts w:ascii="Consolas" w:eastAsia="Times New Roman" w:hAnsi="Consolas" w:cs="Times New Roman"/>
+          <w:rFonts w:ascii="Consolas" w:eastAsia="Times New Roman" w:hAnsi="Consolas"/>
           <w:color w:val="CE9178"/>
           <w:sz w:val="21"/>
           <w:szCs w:val="21"/>
@@ -4402,7 +2521,7 @@
       </w:r>
       <w:r>
         <w:rPr>
-          <w:rFonts w:ascii="Consolas" w:eastAsia="Times New Roman" w:hAnsi="Consolas" w:cs="Times New Roman"/>
+          <w:rFonts w:ascii="Consolas" w:eastAsia="Times New Roman" w:hAnsi="Consolas"/>
           <w:color w:val="569CD6"/>
           <w:sz w:val="21"/>
           <w:szCs w:val="21"/>
@@ -4413,7 +2532,7 @@
       <w:proofErr w:type="spellStart"/>
       <w:r>
         <w:rPr>
-          <w:rFonts w:ascii="Consolas" w:eastAsia="Times New Roman" w:hAnsi="Consolas" w:cs="Times New Roman"/>
+          <w:rFonts w:ascii="Consolas" w:eastAsia="Times New Roman" w:hAnsi="Consolas"/>
           <w:color w:val="D4D4D4"/>
           <w:sz w:val="21"/>
           <w:szCs w:val="21"/>
@@ -4424,7 +2543,7 @@
       <w:proofErr w:type="spellEnd"/>
       <w:r>
         <w:rPr>
-          <w:rFonts w:ascii="Consolas" w:eastAsia="Times New Roman" w:hAnsi="Consolas" w:cs="Times New Roman"/>
+          <w:rFonts w:ascii="Consolas" w:eastAsia="Times New Roman" w:hAnsi="Consolas"/>
           <w:color w:val="569CD6"/>
           <w:sz w:val="21"/>
           <w:szCs w:val="21"/>
@@ -4434,7 +2553,7 @@
       </w:r>
       <w:r>
         <w:rPr>
-          <w:rFonts w:ascii="Consolas" w:eastAsia="Times New Roman" w:hAnsi="Consolas" w:cs="Times New Roman"/>
+          <w:rFonts w:ascii="Consolas" w:eastAsia="Times New Roman" w:hAnsi="Consolas"/>
           <w:color w:val="CE9178"/>
           <w:sz w:val="21"/>
           <w:szCs w:val="21"/>
@@ -4445,10 +2564,8 @@
     </w:p>
     <w:p>
       <w:pPr>
-        <w:shd w:val="clear" w:color="auto" w:fill="1F1F1F"/>
-        <w:spacing w:line="285" w:lineRule="atLeast"/>
-        <w:rPr>
-          <w:rFonts w:ascii="Consolas" w:eastAsia="Times New Roman" w:hAnsi="Consolas" w:cs="Times New Roman"/>
+        <w:rPr>
+          <w:rFonts w:ascii="Consolas" w:eastAsia="Times New Roman" w:hAnsi="Consolas"/>
           <w:color w:val="CCCCCC"/>
           <w:sz w:val="21"/>
           <w:szCs w:val="21"/>
@@ -4457,7 +2574,7 @@
       </w:pPr>
       <w:r>
         <w:rPr>
-          <w:rFonts w:ascii="Consolas" w:eastAsia="Times New Roman" w:hAnsi="Consolas" w:cs="Times New Roman"/>
+          <w:rFonts w:ascii="Consolas" w:eastAsia="Times New Roman" w:hAnsi="Consolas"/>
           <w:color w:val="D4D4D4"/>
           <w:sz w:val="21"/>
           <w:szCs w:val="21"/>
@@ -4469,7 +2586,7 @@
       <w:proofErr w:type="gramStart"/>
       <w:r>
         <w:rPr>
-          <w:rFonts w:ascii="Consolas" w:eastAsia="Times New Roman" w:hAnsi="Consolas" w:cs="Times New Roman"/>
+          <w:rFonts w:ascii="Consolas" w:eastAsia="Times New Roman" w:hAnsi="Consolas"/>
           <w:color w:val="D4D4D4"/>
           <w:sz w:val="21"/>
           <w:szCs w:val="21"/>
@@ -4481,7 +2598,7 @@
       <w:proofErr w:type="gramEnd"/>
       <w:r>
         <w:rPr>
-          <w:rFonts w:ascii="Consolas" w:eastAsia="Times New Roman" w:hAnsi="Consolas" w:cs="Times New Roman"/>
+          <w:rFonts w:ascii="Consolas" w:eastAsia="Times New Roman" w:hAnsi="Consolas"/>
           <w:color w:val="D4D4D4"/>
           <w:sz w:val="21"/>
           <w:szCs w:val="21"/>
@@ -4492,7 +2609,7 @@
       <w:proofErr w:type="spellStart"/>
       <w:r>
         <w:rPr>
-          <w:rFonts w:ascii="Consolas" w:eastAsia="Times New Roman" w:hAnsi="Consolas" w:cs="Times New Roman"/>
+          <w:rFonts w:ascii="Consolas" w:eastAsia="Times New Roman" w:hAnsi="Consolas"/>
           <w:color w:val="D4D4D4"/>
           <w:sz w:val="21"/>
           <w:szCs w:val="21"/>
@@ -4503,7 +2620,7 @@
       <w:proofErr w:type="spellEnd"/>
       <w:r>
         <w:rPr>
-          <w:rFonts w:ascii="Consolas" w:eastAsia="Times New Roman" w:hAnsi="Consolas" w:cs="Times New Roman"/>
+          <w:rFonts w:ascii="Consolas" w:eastAsia="Times New Roman" w:hAnsi="Consolas"/>
           <w:color w:val="D4D4D4"/>
           <w:sz w:val="21"/>
           <w:szCs w:val="21"/>
@@ -4513,7 +2630,7 @@
       </w:r>
       <w:r>
         <w:rPr>
-          <w:rFonts w:ascii="Consolas" w:eastAsia="Times New Roman" w:hAnsi="Consolas" w:cs="Times New Roman"/>
+          <w:rFonts w:ascii="Consolas" w:eastAsia="Times New Roman" w:hAnsi="Consolas"/>
           <w:color w:val="9CDCFE"/>
           <w:sz w:val="21"/>
           <w:szCs w:val="21"/>
@@ -4523,7 +2640,7 @@
       </w:r>
       <w:r>
         <w:rPr>
-          <w:rFonts w:ascii="Consolas" w:eastAsia="Times New Roman" w:hAnsi="Consolas" w:cs="Times New Roman"/>
+          <w:rFonts w:ascii="Consolas" w:eastAsia="Times New Roman" w:hAnsi="Consolas"/>
           <w:color w:val="D4D4D4"/>
           <w:sz w:val="21"/>
           <w:szCs w:val="21"/>
@@ -4533,7 +2650,7 @@
       </w:r>
       <w:r>
         <w:rPr>
-          <w:rFonts w:ascii="Consolas" w:eastAsia="Times New Roman" w:hAnsi="Consolas" w:cs="Times New Roman"/>
+          <w:rFonts w:ascii="Consolas" w:eastAsia="Times New Roman" w:hAnsi="Consolas"/>
           <w:color w:val="569CD6"/>
           <w:sz w:val="21"/>
           <w:szCs w:val="21"/>
@@ -4543,7 +2660,7 @@
       </w:r>
       <w:r>
         <w:rPr>
-          <w:rFonts w:ascii="Consolas" w:eastAsia="Times New Roman" w:hAnsi="Consolas" w:cs="Times New Roman"/>
+          <w:rFonts w:ascii="Consolas" w:eastAsia="Times New Roman" w:hAnsi="Consolas"/>
           <w:color w:val="D4D4D4"/>
           <w:sz w:val="21"/>
           <w:szCs w:val="21"/>
@@ -4554,7 +2671,7 @@
       <w:proofErr w:type="spellStart"/>
       <w:r>
         <w:rPr>
-          <w:rFonts w:ascii="Consolas" w:eastAsia="Times New Roman" w:hAnsi="Consolas" w:cs="Times New Roman"/>
+          <w:rFonts w:ascii="Consolas" w:eastAsia="Times New Roman" w:hAnsi="Consolas"/>
           <w:color w:val="9CDCFE"/>
           <w:sz w:val="21"/>
           <w:szCs w:val="21"/>
@@ -4565,7 +2682,7 @@
       <w:proofErr w:type="spellEnd"/>
       <w:r>
         <w:rPr>
-          <w:rFonts w:ascii="Consolas" w:eastAsia="Times New Roman" w:hAnsi="Consolas" w:cs="Times New Roman"/>
+          <w:rFonts w:ascii="Consolas" w:eastAsia="Times New Roman" w:hAnsi="Consolas"/>
           <w:color w:val="D4D4D4"/>
           <w:sz w:val="21"/>
           <w:szCs w:val="21"/>
@@ -4576,7 +2693,7 @@
       <w:proofErr w:type="spellStart"/>
       <w:r>
         <w:rPr>
-          <w:rFonts w:ascii="Consolas" w:eastAsia="Times New Roman" w:hAnsi="Consolas" w:cs="Times New Roman"/>
+          <w:rFonts w:ascii="Consolas" w:eastAsia="Times New Roman" w:hAnsi="Consolas"/>
           <w:color w:val="D4D4D4"/>
           <w:sz w:val="21"/>
           <w:szCs w:val="21"/>
@@ -4587,7 +2704,7 @@
       <w:proofErr w:type="spellEnd"/>
       <w:r>
         <w:rPr>
-          <w:rFonts w:ascii="Consolas" w:eastAsia="Times New Roman" w:hAnsi="Consolas" w:cs="Times New Roman"/>
+          <w:rFonts w:ascii="Consolas" w:eastAsia="Times New Roman" w:hAnsi="Consolas"/>
           <w:color w:val="D4D4D4"/>
           <w:sz w:val="21"/>
           <w:szCs w:val="21"/>
@@ -4597,7 +2714,7 @@
       </w:r>
       <w:r>
         <w:rPr>
-          <w:rFonts w:ascii="Consolas" w:eastAsia="Times New Roman" w:hAnsi="Consolas" w:cs="Times New Roman"/>
+          <w:rFonts w:ascii="Consolas" w:eastAsia="Times New Roman" w:hAnsi="Consolas"/>
           <w:color w:val="9CDCFE"/>
           <w:sz w:val="21"/>
           <w:szCs w:val="21"/>
@@ -4607,7 +2724,7 @@
       </w:r>
       <w:r>
         <w:rPr>
-          <w:rFonts w:ascii="Consolas" w:eastAsia="Times New Roman" w:hAnsi="Consolas" w:cs="Times New Roman"/>
+          <w:rFonts w:ascii="Consolas" w:eastAsia="Times New Roman" w:hAnsi="Consolas"/>
           <w:color w:val="D4D4D4"/>
           <w:sz w:val="21"/>
           <w:szCs w:val="21"/>
@@ -4619,7 +2736,7 @@
       <w:proofErr w:type="gramStart"/>
       <w:r>
         <w:rPr>
-          <w:rFonts w:ascii="Consolas" w:eastAsia="Times New Roman" w:hAnsi="Consolas" w:cs="Times New Roman"/>
+          <w:rFonts w:ascii="Consolas" w:eastAsia="Times New Roman" w:hAnsi="Consolas"/>
           <w:color w:val="D4D4D4"/>
           <w:sz w:val="21"/>
           <w:szCs w:val="21"/>
@@ -4631,7 +2748,7 @@
       <w:proofErr w:type="gramEnd"/>
       <w:r>
         <w:rPr>
-          <w:rFonts w:ascii="Consolas" w:eastAsia="Times New Roman" w:hAnsi="Consolas" w:cs="Times New Roman"/>
+          <w:rFonts w:ascii="Consolas" w:eastAsia="Times New Roman" w:hAnsi="Consolas"/>
           <w:color w:val="D4D4D4"/>
           <w:sz w:val="21"/>
           <w:szCs w:val="21"/>
@@ -4641,559 +2758,153 @@
       </w:r>
     </w:p>
     <w:p>
-      <w:pPr>
-        <w:rPr>
-          <w:rFonts w:ascii="Times New Roman" w:hAnsi="Times New Roman" w:cs="Times New Roman"/>
-          <w:sz w:val="20"/>
-          <w:szCs w:val="20"/>
-        </w:rPr>
-      </w:pPr>
-      <w:r>
-        <w:rPr>
-          <w:rFonts w:ascii="Times New Roman" w:hAnsi="Times New Roman" w:cs="Times New Roman"/>
-          <w:sz w:val="20"/>
-          <w:szCs w:val="20"/>
-        </w:rPr>
-        <w:t>2. Automatyzacji Treningu (Trigger &amp; Retraining): Mechanizmu, który po zebraniu kompletnego zestawu ewaluacyjnego uruchamia proces douczania.</w:t>
-      </w:r>
-    </w:p>
-    <w:p>
-      <w:pPr>
-        <w:rPr>
-          <w:rFonts w:ascii="Times New Roman" w:hAnsi="Times New Roman" w:cs="Times New Roman"/>
-          <w:sz w:val="20"/>
-          <w:szCs w:val="20"/>
-        </w:rPr>
-      </w:pPr>
-      <w:r>
-        <w:rPr>
-          <w:rFonts w:ascii="Times New Roman" w:hAnsi="Times New Roman" w:cs="Times New Roman"/>
-          <w:sz w:val="20"/>
-          <w:szCs w:val="20"/>
-        </w:rPr>
-        <w:t>3. Decyzji o Wdrożeniu: Logiki, która po zakończeniu automatycznego benchmarku zwraca wyniki do eksperta, zapalając odpowiednie wskaźniki w interfejsie graficznym. Interfejs podświetla na zielono lub czerwono kluczowe metryki, ułatwiając podjęcie decyzji. Ekspert zachowuje jednak pełną kontrolę – może zatwierdzić wdrożenie (Hot-Swap) modelu na produkcję poprzez kliknięcie przycisku "Wdroż", nawet jeśli wyniki numeryczne uległy pogorszeniu, jeśli np. uzna, że nowa wersja lepiej radzi sobie z najcięższymi przypadkami brzegowymi.</w:t>
-      </w:r>
-    </w:p>
-    <w:p>
-      <w:pPr>
-        <w:rPr>
-          <w:rFonts w:ascii="Times New Roman" w:hAnsi="Times New Roman" w:cs="Times New Roman"/>
-          <w:sz w:val="20"/>
-          <w:szCs w:val="20"/>
-        </w:rPr>
-      </w:pPr>
-    </w:p>
-    <w:p>
-      <w:pPr>
-        <w:rPr>
-          <w:rFonts w:ascii="Times New Roman" w:hAnsi="Times New Roman" w:cs="Times New Roman"/>
-          <w:sz w:val="20"/>
-          <w:szCs w:val="20"/>
-        </w:rPr>
-      </w:pPr>
-      <w:r>
-        <w:rPr>
-          <w:rFonts w:ascii="Times New Roman" w:hAnsi="Times New Roman" w:cs="Times New Roman"/>
-          <w:sz w:val="20"/>
-          <w:szCs w:val="20"/>
-        </w:rPr>
-        <w:t>Algorytm procesu iteracyjnego douczania (Retraining Loop):</w:t>
-      </w:r>
-    </w:p>
-    <w:p>
-      <w:pPr>
-        <w:rPr>
-          <w:rFonts w:ascii="Times New Roman" w:hAnsi="Times New Roman" w:cs="Times New Roman"/>
-          <w:sz w:val="20"/>
-          <w:szCs w:val="20"/>
-        </w:rPr>
-      </w:pPr>
-      <w:r>
-        <w:rPr>
-          <w:rFonts w:ascii="Times New Roman" w:hAnsi="Times New Roman" w:cs="Times New Roman"/>
-          <w:sz w:val="20"/>
-          <w:szCs w:val="20"/>
-        </w:rPr>
+      <w:r>
+        <w:t>2. Automatyzacji Treningu (wyzwalanie i douczanie – Trigger &amp; Retraining): Mechanizmu, który po zebraniu kompletnego zestawu ewaluacyjnego uruchamia proces douczania.</w:t>
+      </w:r>
+    </w:p>
+    <w:p>
+      <w:r>
+        <w:t>3. Decyzji o Wdrożeniu: Logiki, która po zakończeniu automatycznego benchmarku zwraca wyniki do eksperta, zapalając odpowiednie wskaźniki w interfejsie graficznym. Interfejs podświetla na zielono lub czerwono kluczowe metryki, ułatwiając podjęcie decyzji. Ekspert zachowuje jednak pełną kontrolę – może zatwierdzić wdrożenie – dynamiczną wymianę modelu (tzw. Hot-Swap) na produkcję poprzez kliknięcie przycisku "Wdroż", nawet jeśli wyniki numeryczne uległy pogorszeniu, jeśli np. uzna, że nowa wersja lepiej radzi sobie z najcięższymi przypadkami brzegowymi.</w:t>
+      </w:r>
+    </w:p>
+    <w:p/>
+    <w:p>
+      <w:r>
+        <w:t>Algorytm procesu iteracyjnego douczania (pętla douczania – Retraining Loop):</w:t>
+      </w:r>
+    </w:p>
+    <w:p>
+      <w:r>
         <w:t>1. Odbierz nowy, kompletny zbiór danych treningowych przesłany przez eksperta przez interfejs.</w:t>
       </w:r>
     </w:p>
     <w:p>
-      <w:pPr>
-        <w:rPr>
-          <w:rFonts w:ascii="Times New Roman" w:hAnsi="Times New Roman" w:cs="Times New Roman"/>
-          <w:sz w:val="20"/>
-          <w:szCs w:val="20"/>
-        </w:rPr>
-      </w:pPr>
-      <w:r>
-        <w:rPr>
-          <w:rFonts w:ascii="Times New Roman" w:hAnsi="Times New Roman" w:cs="Times New Roman"/>
-          <w:sz w:val="20"/>
-          <w:szCs w:val="20"/>
-        </w:rPr>
+      <w:r>
         <w:t>2. Inicjuj proces treningowy (adapter LoRA) we wskazanym środowisku wykonawczym (WSL).</w:t>
       </w:r>
     </w:p>
     <w:p>
-      <w:pPr>
-        <w:rPr>
-          <w:rFonts w:ascii="Times New Roman" w:hAnsi="Times New Roman" w:cs="Times New Roman"/>
-          <w:sz w:val="20"/>
-          <w:szCs w:val="20"/>
-        </w:rPr>
-      </w:pPr>
-      <w:r>
-        <w:rPr>
-          <w:rFonts w:ascii="Times New Roman" w:hAnsi="Times New Roman" w:cs="Times New Roman"/>
-          <w:sz w:val="20"/>
-          <w:szCs w:val="20"/>
-        </w:rPr>
+      <w:r>
         <w:t>3. Po zakończeniu, uruchom automatyczną ewaluację modelu (Benchmark) na wydzielonym zbiorze testowym.</w:t>
       </w:r>
     </w:p>
     <w:p>
-      <w:pPr>
-        <w:rPr>
-          <w:rFonts w:ascii="Times New Roman" w:hAnsi="Times New Roman" w:cs="Times New Roman"/>
-          <w:sz w:val="20"/>
-          <w:szCs w:val="20"/>
-        </w:rPr>
-      </w:pPr>
-      <w:r>
-        <w:rPr>
-          <w:rFonts w:ascii="Times New Roman" w:hAnsi="Times New Roman" w:cs="Times New Roman"/>
-          <w:sz w:val="20"/>
-          <w:szCs w:val="20"/>
-        </w:rPr>
+      <w:r>
         <w:t>4. Pobierz wyniki ewaluacji (F1 Score, Exact Match).</w:t>
       </w:r>
     </w:p>
     <w:p>
-      <w:pPr>
-        <w:rPr>
-          <w:rFonts w:ascii="Times New Roman" w:hAnsi="Times New Roman" w:cs="Times New Roman"/>
-          <w:sz w:val="20"/>
-          <w:szCs w:val="20"/>
-        </w:rPr>
-      </w:pPr>
-      <w:r>
-        <w:rPr>
-          <w:rFonts w:ascii="Times New Roman" w:hAnsi="Times New Roman" w:cs="Times New Roman"/>
-          <w:sz w:val="20"/>
-          <w:szCs w:val="20"/>
-        </w:rPr>
+      <w:r>
         <w:t>5. Wyświetl wyniki w panelu wraz z kolorystyczną sugestią wdrożenia (czerwony/zielony).</w:t>
       </w:r>
     </w:p>
     <w:p>
-      <w:pPr>
-        <w:rPr>
-          <w:rFonts w:ascii="Times New Roman" w:hAnsi="Times New Roman" w:cs="Times New Roman"/>
-          <w:sz w:val="20"/>
-          <w:szCs w:val="20"/>
-        </w:rPr>
-      </w:pPr>
-      <w:r>
-        <w:rPr>
-          <w:rFonts w:ascii="Times New Roman" w:hAnsi="Times New Roman" w:cs="Times New Roman"/>
-          <w:sz w:val="20"/>
-          <w:szCs w:val="20"/>
-        </w:rPr>
+      <w:r>
         <w:t>6. Oczekuj na manualną akceptację przez eksperta (przycisk "Wdroż" staje się aktywny).</w:t>
       </w:r>
     </w:p>
     <w:p>
-      <w:pPr>
-        <w:rPr>
-          <w:rFonts w:ascii="Times New Roman" w:hAnsi="Times New Roman" w:cs="Times New Roman"/>
-          <w:sz w:val="20"/>
-          <w:szCs w:val="20"/>
-        </w:rPr>
-      </w:pPr>
-      <w:r>
-        <w:rPr>
-          <w:rFonts w:ascii="Times New Roman" w:hAnsi="Times New Roman" w:cs="Times New Roman"/>
-          <w:sz w:val="20"/>
-          <w:szCs w:val="20"/>
-        </w:rPr>
+      <w:r>
         <w:t xml:space="preserve">7. </w:t>
       </w:r>
       <w:r>
-        <w:rPr>
-          <w:rFonts w:ascii="Times New Roman" w:hAnsi="Times New Roman" w:cs="Times New Roman"/>
-          <w:sz w:val="20"/>
-          <w:szCs w:val="20"/>
-        </w:rPr>
         <w:t>W przypadku zatwierdzenia, skompiluj adapter do formatu GGUF (z wykorzystaniem narzędzi llama.cpp; Gerganov, 2023) i podmień aktualny model produkcyjny w serwerze Ollama.</w:t>
       </w:r>
     </w:p>
-    <w:p>
-      <w:pPr>
-        <w:rPr>
-          <w:rFonts w:ascii="Times New Roman" w:hAnsi="Times New Roman" w:cs="Times New Roman"/>
-          <w:sz w:val="20"/>
-          <w:szCs w:val="20"/>
-        </w:rPr>
-      </w:pPr>
-    </w:p>
-    <w:p>
-      <w:pPr>
-        <w:rPr>
-          <w:rFonts w:ascii="Times New Roman" w:hAnsi="Times New Roman" w:cs="Times New Roman"/>
-          <w:sz w:val="20"/>
-          <w:szCs w:val="20"/>
-        </w:rPr>
-      </w:pPr>
-      <w:r>
-        <w:rPr>
-          <w:rFonts w:ascii="Times New Roman" w:hAnsi="Times New Roman" w:cs="Times New Roman"/>
-          <w:sz w:val="20"/>
-          <w:szCs w:val="20"/>
-        </w:rPr>
+    <w:p/>
+    <w:p>
+      <w:r>
+        <w:t>2.7. Ograniczenia projektu</w:t>
+      </w:r>
+    </w:p>
+    <w:p/>
+    <w:p>
+      <w:r>
+        <w:t>Jako realizacja inżynierska, projekt posiada pewne ograniczenia wynikające z przyjętego zakresu prac oraz dostępnych zasobów:</w:t>
+      </w:r>
+    </w:p>
+    <w:p/>
+    <w:p>
+      <w:r>
+        <w:t>Ograniczenia infrastrukturalne: Ze względu na ograniczone zasoby sprzętowe (brak dostępu do środowiska serwerowego z dużą ilością pamięci VRAM), system został wdrożony i przetestowany w środowisku lokalnym jako weryfikacja koncepcji (Proof-of-Concept). Uniemożliwiło to pełne testy wydajnościowe z maksymalnym wykorzystaniem okna kontekstowego (16k-32k tokenów) w warunkach produkcyjnego obciążenia.</w:t>
+      </w:r>
+    </w:p>
+    <w:p>
+      <w:r>
         <w:lastRenderedPageBreak/>
-        <w:t>2.7. Ograniczenia projektu</w:t>
-      </w:r>
-    </w:p>
-    <w:p>
-      <w:pPr>
-        <w:rPr>
-          <w:rFonts w:ascii="Times New Roman" w:hAnsi="Times New Roman" w:cs="Times New Roman"/>
-          <w:sz w:val="20"/>
-          <w:szCs w:val="20"/>
-        </w:rPr>
-      </w:pPr>
-    </w:p>
-    <w:p>
-      <w:pPr>
-        <w:rPr>
-          <w:rFonts w:ascii="Times New Roman" w:hAnsi="Times New Roman" w:cs="Times New Roman"/>
-          <w:sz w:val="20"/>
-          <w:szCs w:val="20"/>
-        </w:rPr>
-      </w:pPr>
-      <w:r>
-        <w:rPr>
-          <w:rFonts w:ascii="Times New Roman" w:hAnsi="Times New Roman" w:cs="Times New Roman"/>
-          <w:sz w:val="20"/>
-          <w:szCs w:val="20"/>
-        </w:rPr>
-        <w:t>Jako realizacja inżynierska, projekt posiada pewne ograniczenia wynikające z przyjętego zakresu prac oraz dostępnych zasobów:</w:t>
-      </w:r>
-    </w:p>
-    <w:p>
-      <w:pPr>
-        <w:rPr>
-          <w:rFonts w:ascii="Times New Roman" w:hAnsi="Times New Roman" w:cs="Times New Roman"/>
-          <w:sz w:val="20"/>
-          <w:szCs w:val="20"/>
-        </w:rPr>
-      </w:pPr>
-    </w:p>
-    <w:p>
-      <w:pPr>
-        <w:rPr>
-          <w:rFonts w:ascii="Times New Roman" w:hAnsi="Times New Roman" w:cs="Times New Roman"/>
-          <w:sz w:val="20"/>
-          <w:szCs w:val="20"/>
-        </w:rPr>
-      </w:pPr>
-      <w:r>
-        <w:rPr>
-          <w:rFonts w:ascii="Times New Roman" w:hAnsi="Times New Roman" w:cs="Times New Roman"/>
-          <w:sz w:val="20"/>
-          <w:szCs w:val="20"/>
-        </w:rPr>
-        <w:t>Ograniczenia infrastrukturalne: Ze względu na ograniczone zasoby sprzętowe (brak dostępu do środowiska serwerowego z dużą ilością pamięci VRAM), system został wdrożony i przetestowany w środowisku lokalnym jako Proof-of-Concept. Uniemożliwiło to pełne testy wydajnościowe z maksymalnym wykorzystaniem okna kontekstowego (16k-32k tokenów) w warunkach produkcyjnego obciążenia.</w:t>
-      </w:r>
-    </w:p>
-    <w:p>
-      <w:pPr>
-        <w:rPr>
-          <w:rFonts w:ascii="Times New Roman" w:hAnsi="Times New Roman" w:cs="Times New Roman"/>
-          <w:sz w:val="20"/>
-          <w:szCs w:val="20"/>
-        </w:rPr>
-      </w:pPr>
-      <w:r>
-        <w:rPr>
-          <w:rFonts w:ascii="Times New Roman" w:hAnsi="Times New Roman" w:cs="Times New Roman"/>
-          <w:sz w:val="20"/>
-          <w:szCs w:val="20"/>
-        </w:rPr>
         <w:t>Niezbalansowanie zbioru danych: Zbiór treningowy charakteryzuje się znaczną nadreprezentacją próbek pustych (brak technik manipulacji), co wpływa na "konserwatywność" modelu – tendencję do nieoznaczania technik w przypadkach niejednoznacznych, aby zminimalizować liczbę fałszywych alarmów.</w:t>
       </w:r>
     </w:p>
     <w:p>
-      <w:pPr>
-        <w:rPr>
-          <w:rFonts w:ascii="Times New Roman" w:hAnsi="Times New Roman" w:cs="Times New Roman"/>
-          <w:sz w:val="20"/>
-          <w:szCs w:val="20"/>
-        </w:rPr>
-      </w:pPr>
-      <w:r>
-        <w:rPr>
-          <w:rFonts w:ascii="Times New Roman" w:hAnsi="Times New Roman" w:cs="Times New Roman"/>
-          <w:sz w:val="20"/>
-          <w:szCs w:val="20"/>
-        </w:rPr>
+      <w:r>
         <w:t>Uproszczona autoryzacja eksperta: Funkcjonalność logowania eksperta została zaimplementowana w formie uproszczonego przełącznika interfejsu (mock), pomijając zaawansowane mechanizmy uwierzytelniania (RBAC), co byłoby wymagane przy wdrożeniu komercyjnym.</w:t>
       </w:r>
     </w:p>
     <w:p>
-      <w:pPr>
-        <w:rPr>
-          <w:rFonts w:ascii="Times New Roman" w:hAnsi="Times New Roman" w:cs="Times New Roman"/>
-          <w:sz w:val="20"/>
-          <w:szCs w:val="20"/>
-        </w:rPr>
-      </w:pPr>
-      <w:r>
-        <w:rPr>
-          <w:rFonts w:ascii="Times New Roman" w:hAnsi="Times New Roman" w:cs="Times New Roman"/>
-          <w:sz w:val="20"/>
-          <w:szCs w:val="20"/>
-        </w:rPr>
+      <w:r>
         <w:t>Brak formalnej walidacji jakości wyjaśnień: Oceniono głównie poprawność klasyfikacji (wykrycie tagu). Jakość generowanych wyjaśnień (NLE) nie została poddana rygorystycznej ocenie z udziałem grupy sędziów kompetentnych (human evaluation), co jest standardem w pracach ściśle badawczych.</w:t>
       </w:r>
     </w:p>
     <w:p>
-      <w:pPr>
-        <w:rPr>
-          <w:rFonts w:ascii="Times New Roman" w:hAnsi="Times New Roman" w:cs="Times New Roman"/>
-          <w:sz w:val="20"/>
-          <w:szCs w:val="20"/>
-        </w:rPr>
-      </w:pPr>
-      <w:r>
-        <w:rPr>
-          <w:rFonts w:ascii="Times New Roman" w:hAnsi="Times New Roman" w:cs="Times New Roman"/>
-          <w:sz w:val="20"/>
-          <w:szCs w:val="20"/>
-        </w:rPr>
+      <w:r>
         <w:t>Zależność od jakości danych syntetycznych: Skuteczność modelu jest bezpośrednio skorelowana z jakością danych wygenerowanych przez model "Nauczyciela". Ewentualne błędy w rozumowaniu modelu Qwen-2.5-7B mogły zostać powielone w procesie destylacji.</w:t>
       </w:r>
     </w:p>
     <w:p>
-      <w:pPr>
-        <w:rPr>
-          <w:rFonts w:ascii="Times New Roman" w:hAnsi="Times New Roman" w:cs="Times New Roman"/>
-          <w:sz w:val="20"/>
-          <w:szCs w:val="20"/>
-        </w:rPr>
-      </w:pPr>
-      <w:r>
-        <w:rPr>
-          <w:rFonts w:ascii="Times New Roman" w:hAnsi="Times New Roman" w:cs="Times New Roman"/>
-          <w:sz w:val="20"/>
-          <w:szCs w:val="20"/>
-        </w:rPr>
-        <w:t>Ryzyko biasu w procesie destylacji: Istnieje ryzyko, że model przejął pewne uprzedzenia (bias) zawarte w modelu Nauczyciela, co jest typowym zjawiskiem w procesie Knowledge Distillation.</w:t>
-      </w:r>
-    </w:p>
-    <w:p>
-      <w:pPr>
-        <w:rPr>
-          <w:rFonts w:ascii="Times New Roman" w:hAnsi="Times New Roman" w:cs="Times New Roman"/>
-          <w:sz w:val="20"/>
-          <w:szCs w:val="20"/>
-        </w:rPr>
-      </w:pPr>
-      <w:r>
-        <w:rPr>
-          <w:rFonts w:ascii="Times New Roman" w:hAnsi="Times New Roman" w:cs="Times New Roman"/>
-          <w:sz w:val="20"/>
-          <w:szCs w:val="20"/>
-        </w:rPr>
+      <w:r>
+        <w:t>Ryzyko biasu w procesie destylacji: Istnieje ryzyko, że model przejął pewne uprzedzenia (bias) zawarte w modelu Nauczyciela, co jest typowym zjawiskiem w procesie destylacji wiedzy (Knowledge Distillation).</w:t>
+      </w:r>
+    </w:p>
+    <w:p>
+      <w:r>
         <w:t>Halucynacje nazw kluczy JSON: Mimo programowego wymuszania struktury JSON w zbiorze treningowym (model Nauczyciela generował tylko wartości, a klucze były doklejane), model w trakcie inferencji wykazuje znaczącą tendencję do modyfikacji nazw kluczy (np. "reasonng" zamiast "reasoning"). Zjawisko to sugeruje, że model traktuje nazwy kluczy jako część generowanego tekstu, a nie sztywny kontrakt. Wykrycie i eliminacja tego problemu wymagałaby rozszerzenia benchmarku o ścisłą walidację schematu (schema validation) oraz dalszych badań nad mechanizmem atencji modelu w kontekście syntaktyki JSON.</w:t>
       </w:r>
     </w:p>
     <w:p>
-      <w:pPr>
-        <w:rPr>
-          <w:rFonts w:ascii="Times New Roman" w:hAnsi="Times New Roman" w:cs="Times New Roman"/>
-          <w:sz w:val="20"/>
-          <w:szCs w:val="20"/>
-        </w:rPr>
-      </w:pPr>
-      <w:r>
-        <w:rPr>
-          <w:rFonts w:ascii="Times New Roman" w:hAnsi="Times New Roman" w:cs="Times New Roman"/>
-          <w:sz w:val="20"/>
-          <w:szCs w:val="20"/>
-        </w:rPr>
+      <w:r>
         <w:t>Halucynacje nazw tagów (wartości): Obserwowano również przypadki generowania błędnych nazw etykiet, będących literówkami nazw poprawnych (np. "EMOTIORAL_CONTENT" zamiast "EMOTIONAL_CONTENT" lub "MISLEADING_CLICKBAI"). Wskazuje to na problem "rozmycia" rzadkich tokenów w procesie kwantyzacji lub niedostateczną liczbę powtórzeń poprawnych etykiet w zbiorze treningowym względem etykiet pustych. Obecny system ewaluacji traktuje takie tagi jako błędne (False Negative dla poprawnej klasy), ale nie klasyfikuje ich jako błędu strukturalnego.</w:t>
       </w:r>
     </w:p>
-    <w:p>
-      <w:pPr>
-        <w:rPr>
-          <w:rFonts w:ascii="Times New Roman" w:hAnsi="Times New Roman" w:cs="Times New Roman"/>
-          <w:sz w:val="20"/>
-          <w:szCs w:val="20"/>
-        </w:rPr>
-      </w:pPr>
-    </w:p>
-    <w:p>
-      <w:pPr>
-        <w:rPr>
-          <w:rFonts w:ascii="Times New Roman" w:hAnsi="Times New Roman" w:cs="Times New Roman"/>
-          <w:sz w:val="20"/>
-          <w:szCs w:val="20"/>
-        </w:rPr>
-      </w:pPr>
-      <w:r>
-        <w:rPr>
-          <w:rFonts w:ascii="Times New Roman" w:hAnsi="Times New Roman" w:cs="Times New Roman"/>
-          <w:sz w:val="20"/>
-          <w:szCs w:val="20"/>
-        </w:rPr>
+    <w:p/>
+    <w:p>
+      <w:r>
         <w:t>2.8. Analiza wydajności i wyniki eksperymentalne</w:t>
       </w:r>
     </w:p>
-    <w:p>
-      <w:pPr>
-        <w:tabs>
-          <w:tab w:val="left" w:pos="2724"/>
-        </w:tabs>
-        <w:rPr>
-          <w:rFonts w:ascii="Times New Roman" w:hAnsi="Times New Roman" w:cs="Times New Roman"/>
-          <w:sz w:val="20"/>
-          <w:szCs w:val="20"/>
-        </w:rPr>
-      </w:pPr>
-    </w:p>
-    <w:p>
-      <w:pPr>
-        <w:tabs>
-          <w:tab w:val="left" w:pos="2724"/>
-        </w:tabs>
-        <w:rPr>
-          <w:rFonts w:ascii="Times New Roman" w:hAnsi="Times New Roman" w:cs="Times New Roman"/>
-          <w:sz w:val="20"/>
-          <w:szCs w:val="20"/>
-        </w:rPr>
-      </w:pPr>
-      <w:r>
-        <w:rPr>
-          <w:rFonts w:ascii="Times New Roman" w:hAnsi="Times New Roman" w:cs="Times New Roman"/>
-          <w:sz w:val="20"/>
-          <w:szCs w:val="20"/>
-        </w:rPr>
-        <w:t>Złożoność obliczeniowa i parametry czasowe systemu (czas treningu i inferencji) są ściśle uzależnione od wykorzystanej infrastruktury sprzętowej oraz rozmiaru przetwarzanego zbioru. Należy rozróżnić dwa scenariusze użycia. Po pierwsze, ze względu na zapotrzebowanie na zasoby, pełne cykle dostrajania (SFT) i wyczerpująca ewaluacja głównych wariantów modelu (Tabela 1) zostały przeprowadzone w środowisku Google Colab (T4 GPU) na pełnym zbiorze danych. Po drugie, w przypadku lokalnego modułu iteracyjnego douczania (Retraining Loop), działającego na stacji roboczej z użyciem zredukowanego zbioru zgłoszeń dezinformacyjnych, szacunkowy czas jednego cyklu douczania (16 kroków) wynosi około 2 minuty. Czas lokalnej inferencji (generowania analizy w czasie rzeczywistym) dla pojedynczego zgłoszenia wynosi od 2 do 5 sekund na konsumenckiej karcie graficznej.</w:t>
-      </w:r>
-      <w:r>
-        <w:rPr>
-          <w:rFonts w:ascii="Times New Roman" w:hAnsi="Times New Roman" w:cs="Times New Roman"/>
-          <w:sz w:val="20"/>
-          <w:szCs w:val="20"/>
-        </w:rPr>
+    <w:p/>
+    <w:p>
+      <w:r>
+        <w:t>Złożoność obliczeniowa i parametry czasowe systemu (czas treningu i inferencji) są ściśle uzależnione od wykorzystanej infrastruktury sprzętowej oraz rozmiaru przetwarzanego zbioru. Należy rozróżnić dwa scenariusze użycia. Po pierwsze, ze względu na zapotrzebowanie na zasoby, pełne cykle dostrajania (SFT) i wyczerpująca ewaluacja głównych wariantów modelu (Tabela 1) zostały przeprowadzone w środowisku Google Colab (T4 GPU) na pełnym zbiorze danych. Po drugie, w przypadku lokalnego modułu iteracyjnego douczania (pętla douczania), działającego na stacji roboczej z użyciem zredukowanego zbioru zgłoszeń dezinformacyjnych, szacunkowy czas jednego cyklu douczania (16 kroków) wynosi około 2 minuty. Czas lokalnej inferencji (generowania analizy w czasie rzeczywistym) dla pojedynczego zgłoszenia wynosi od 2 do 5 sekund na konsumenckiej karcie graficznej.</w:t>
+      </w:r>
+      <w:r>
         <w:tab/>
       </w:r>
     </w:p>
-    <w:p>
-      <w:pPr>
-        <w:tabs>
-          <w:tab w:val="left" w:pos="2724"/>
-        </w:tabs>
-        <w:rPr>
-          <w:rFonts w:ascii="Times New Roman" w:hAnsi="Times New Roman" w:cs="Times New Roman"/>
-          <w:sz w:val="20"/>
-          <w:szCs w:val="20"/>
-        </w:rPr>
-      </w:pPr>
-    </w:p>
-    <w:p>
-      <w:pPr>
-        <w:rPr>
-          <w:rFonts w:ascii="Times New Roman" w:hAnsi="Times New Roman" w:cs="Times New Roman"/>
-          <w:sz w:val="20"/>
-          <w:szCs w:val="20"/>
-        </w:rPr>
-      </w:pPr>
-      <w:r>
-        <w:rPr>
-          <w:rFonts w:ascii="Times New Roman" w:hAnsi="Times New Roman" w:cs="Times New Roman"/>
-          <w:sz w:val="20"/>
-          <w:szCs w:val="20"/>
-        </w:rPr>
+    <w:p/>
+    <w:p>
+      <w:r>
         <w:t>Przeprowadzono analizę porównawczą trzech wariantów modelu:</w:t>
       </w:r>
     </w:p>
     <w:p>
-      <w:pPr>
-        <w:rPr>
-          <w:rFonts w:ascii="Times New Roman" w:hAnsi="Times New Roman" w:cs="Times New Roman"/>
-          <w:sz w:val="20"/>
-          <w:szCs w:val="20"/>
-        </w:rPr>
-      </w:pPr>
-      <w:r>
-        <w:rPr>
-          <w:rFonts w:ascii="Times New Roman" w:hAnsi="Times New Roman" w:cs="Times New Roman"/>
-          <w:sz w:val="20"/>
-          <w:szCs w:val="20"/>
-        </w:rPr>
+      <w:r>
+        <w:lastRenderedPageBreak/>
         <w:t>1. No Adapter: Model bazowy (Bielik-4.5B-Instruct) bez dostrajania.</w:t>
       </w:r>
     </w:p>
     <w:p>
-      <w:pPr>
-        <w:rPr>
-          <w:rFonts w:ascii="Times New Roman" w:hAnsi="Times New Roman" w:cs="Times New Roman"/>
-          <w:sz w:val="20"/>
-          <w:szCs w:val="20"/>
-        </w:rPr>
-      </w:pPr>
-      <w:r>
-        <w:rPr>
-          <w:rFonts w:ascii="Times New Roman" w:hAnsi="Times New Roman" w:cs="Times New Roman"/>
-          <w:sz w:val="20"/>
-          <w:szCs w:val="20"/>
-        </w:rPr>
+      <w:r>
         <w:t>2. Prototype Adapter: Model dostrojony pod kątem precyzji klasyfikacji (maksymalizacja F1).</w:t>
       </w:r>
     </w:p>
     <w:p>
-      <w:pPr>
-        <w:rPr>
-          <w:rFonts w:ascii="Times New Roman" w:hAnsi="Times New Roman" w:cs="Times New Roman"/>
-          <w:sz w:val="20"/>
-          <w:szCs w:val="20"/>
-        </w:rPr>
-      </w:pPr>
-      <w:r>
-        <w:rPr>
-          <w:rFonts w:ascii="Times New Roman" w:hAnsi="Times New Roman" w:cs="Times New Roman"/>
-          <w:sz w:val="20"/>
-          <w:szCs w:val="20"/>
-        </w:rPr>
-        <w:t>3. XAI Adapter: Model dostrojony do generowania zarówno etykiet, jak i wyjaśnień (Reasoning).</w:t>
-      </w:r>
-    </w:p>
-    <w:p>
-      <w:pPr>
-        <w:rPr>
-          <w:rFonts w:ascii="Times New Roman" w:hAnsi="Times New Roman" w:cs="Times New Roman"/>
-          <w:sz w:val="20"/>
-          <w:szCs w:val="20"/>
-        </w:rPr>
-      </w:pPr>
-    </w:p>
-    <w:p>
-      <w:pPr>
-        <w:rPr>
-          <w:rFonts w:ascii="Times New Roman" w:hAnsi="Times New Roman" w:cs="Times New Roman"/>
-          <w:sz w:val="20"/>
-          <w:szCs w:val="20"/>
-        </w:rPr>
-      </w:pPr>
-      <w:r>
-        <w:rPr>
-          <w:rFonts w:ascii="Times New Roman" w:hAnsi="Times New Roman" w:cs="Times New Roman"/>
-          <w:sz w:val="20"/>
-          <w:szCs w:val="20"/>
-        </w:rPr>
+      <w:r>
+        <w:t>3. XAI Adapter: Model dostrojony do generowania zarówno etykiet, jak i uzasadnień decyzji modelu.</w:t>
+      </w:r>
+    </w:p>
+    <w:p/>
+    <w:p>
+      <w:r>
         <w:t>Tabela 1. Zestawienie wyników ewaluacji (zbiór testowy N=1521).</w:t>
       </w:r>
     </w:p>
@@ -5215,19 +2926,7 @@
             <w:tcW w:w="3915" w:type="dxa"/>
           </w:tcPr>
           <w:p>
-            <w:pPr>
-              <w:rPr>
-                <w:rFonts w:ascii="Times New Roman" w:hAnsi="Times New Roman" w:cs="Times New Roman"/>
-                <w:sz w:val="20"/>
-                <w:szCs w:val="20"/>
-              </w:rPr>
-            </w:pPr>
             <w:r>
-              <w:rPr>
-                <w:rFonts w:ascii="Times New Roman" w:hAnsi="Times New Roman" w:cs="Times New Roman"/>
-                <w:sz w:val="20"/>
-                <w:szCs w:val="20"/>
-              </w:rPr>
               <w:t>Metryka</w:t>
             </w:r>
           </w:p>
@@ -5237,19 +2936,7 @@
             <w:tcW w:w="1480" w:type="dxa"/>
           </w:tcPr>
           <w:p>
-            <w:pPr>
-              <w:rPr>
-                <w:rFonts w:ascii="Times New Roman" w:hAnsi="Times New Roman" w:cs="Times New Roman"/>
-                <w:sz w:val="20"/>
-                <w:szCs w:val="20"/>
-              </w:rPr>
-            </w:pPr>
             <w:r>
-              <w:rPr>
-                <w:rFonts w:ascii="Times New Roman" w:hAnsi="Times New Roman" w:cs="Times New Roman"/>
-                <w:sz w:val="20"/>
-                <w:szCs w:val="20"/>
-              </w:rPr>
               <w:t>No Adapter</w:t>
             </w:r>
           </w:p>
@@ -5259,19 +2946,7 @@
             <w:tcW w:w="1710" w:type="dxa"/>
           </w:tcPr>
           <w:p>
-            <w:pPr>
-              <w:rPr>
-                <w:rFonts w:ascii="Times New Roman" w:hAnsi="Times New Roman" w:cs="Times New Roman"/>
-                <w:sz w:val="20"/>
-                <w:szCs w:val="20"/>
-              </w:rPr>
-            </w:pPr>
             <w:r>
-              <w:rPr>
-                <w:rFonts w:ascii="Times New Roman" w:hAnsi="Times New Roman" w:cs="Times New Roman"/>
-                <w:sz w:val="20"/>
-                <w:szCs w:val="20"/>
-              </w:rPr>
               <w:t>Prototype Adapter</w:t>
             </w:r>
           </w:p>
@@ -5281,19 +2956,7 @@
             <w:tcW w:w="1949" w:type="dxa"/>
           </w:tcPr>
           <w:p>
-            <w:pPr>
-              <w:rPr>
-                <w:rFonts w:ascii="Times New Roman" w:hAnsi="Times New Roman" w:cs="Times New Roman"/>
-                <w:sz w:val="20"/>
-                <w:szCs w:val="20"/>
-              </w:rPr>
-            </w:pPr>
             <w:r>
-              <w:rPr>
-                <w:rFonts w:ascii="Times New Roman" w:hAnsi="Times New Roman" w:cs="Times New Roman"/>
-                <w:sz w:val="20"/>
-                <w:szCs w:val="20"/>
-              </w:rPr>
               <w:t>XAI Adapter</w:t>
             </w:r>
           </w:p>
@@ -5305,19 +2968,7 @@
             <w:tcW w:w="3915" w:type="dxa"/>
           </w:tcPr>
           <w:p>
-            <w:pPr>
-              <w:rPr>
-                <w:rFonts w:ascii="Times New Roman" w:hAnsi="Times New Roman" w:cs="Times New Roman"/>
-                <w:sz w:val="20"/>
-                <w:szCs w:val="20"/>
-              </w:rPr>
-            </w:pPr>
             <w:r>
-              <w:rPr>
-                <w:rFonts w:ascii="Times New Roman" w:hAnsi="Times New Roman" w:cs="Times New Roman"/>
-                <w:sz w:val="20"/>
-                <w:szCs w:val="20"/>
-              </w:rPr>
               <w:t>Parsing Success Rate (Strict)</w:t>
             </w:r>
           </w:p>
@@ -5327,20 +2978,7 @@
             <w:tcW w:w="1480" w:type="dxa"/>
           </w:tcPr>
           <w:p>
-            <w:pPr>
-              <w:jc w:val="center"/>
-              <w:rPr>
-                <w:rFonts w:ascii="Times New Roman" w:hAnsi="Times New Roman" w:cs="Times New Roman"/>
-                <w:sz w:val="20"/>
-                <w:szCs w:val="20"/>
-              </w:rPr>
-            </w:pPr>
             <w:r>
-              <w:rPr>
-                <w:rFonts w:ascii="Times New Roman" w:hAnsi="Times New Roman" w:cs="Times New Roman"/>
-                <w:sz w:val="20"/>
-                <w:szCs w:val="20"/>
-              </w:rPr>
               <w:t>20.05%</w:t>
             </w:r>
           </w:p>
@@ -5350,20 +2988,7 @@
             <w:tcW w:w="1710" w:type="dxa"/>
           </w:tcPr>
           <w:p>
-            <w:pPr>
-              <w:jc w:val="center"/>
-              <w:rPr>
-                <w:rFonts w:ascii="Times New Roman" w:hAnsi="Times New Roman" w:cs="Times New Roman"/>
-                <w:sz w:val="20"/>
-                <w:szCs w:val="20"/>
-              </w:rPr>
-            </w:pPr>
             <w:r>
-              <w:rPr>
-                <w:rFonts w:ascii="Times New Roman" w:hAnsi="Times New Roman" w:cs="Times New Roman"/>
-                <w:sz w:val="20"/>
-                <w:szCs w:val="20"/>
-              </w:rPr>
               <w:t>99.93%</w:t>
             </w:r>
           </w:p>
@@ -5373,20 +2998,7 @@
             <w:tcW w:w="1949" w:type="dxa"/>
           </w:tcPr>
           <w:p>
-            <w:pPr>
-              <w:jc w:val="center"/>
-              <w:rPr>
-                <w:rFonts w:ascii="Times New Roman" w:hAnsi="Times New Roman" w:cs="Times New Roman"/>
-                <w:sz w:val="20"/>
-                <w:szCs w:val="20"/>
-              </w:rPr>
-            </w:pPr>
             <w:r>
-              <w:rPr>
-                <w:rFonts w:ascii="Times New Roman" w:hAnsi="Times New Roman" w:cs="Times New Roman"/>
-                <w:sz w:val="20"/>
-                <w:szCs w:val="20"/>
-              </w:rPr>
               <w:t>96.25%</w:t>
             </w:r>
           </w:p>
@@ -5400,17 +3012,11 @@
           <w:p>
             <w:pPr>
               <w:rPr>
-                <w:rFonts w:ascii="Times New Roman" w:hAnsi="Times New Roman" w:cs="Times New Roman"/>
-                <w:sz w:val="20"/>
-                <w:szCs w:val="20"/>
                 <w:lang w:val="en-US"/>
               </w:rPr>
             </w:pPr>
             <w:r>
               <w:rPr>
-                <w:rFonts w:ascii="Times New Roman" w:hAnsi="Times New Roman" w:cs="Times New Roman"/>
-                <w:sz w:val="20"/>
-                <w:szCs w:val="20"/>
                 <w:lang w:val="en-US"/>
               </w:rPr>
               <w:t>Mean Document-Level F1 (</w:t>
@@ -5418,9 +3024,6 @@
             <w:proofErr w:type="gramStart"/>
             <w:r>
               <w:rPr>
-                <w:rFonts w:ascii="Times New Roman" w:hAnsi="Times New Roman" w:cs="Times New Roman"/>
-                <w:sz w:val="20"/>
-                <w:szCs w:val="20"/>
                 <w:lang w:val="en-US"/>
               </w:rPr>
               <w:t>Non-empty</w:t>
@@ -5428,9 +3031,6 @@
             <w:proofErr w:type="gramEnd"/>
             <w:r>
               <w:rPr>
-                <w:rFonts w:ascii="Times New Roman" w:hAnsi="Times New Roman" w:cs="Times New Roman"/>
-                <w:sz w:val="20"/>
-                <w:szCs w:val="20"/>
                 <w:lang w:val="en-US"/>
               </w:rPr>
               <w:t xml:space="preserve"> docs)</w:t>
@@ -5442,20 +3042,7 @@
             <w:tcW w:w="1480" w:type="dxa"/>
           </w:tcPr>
           <w:p>
-            <w:pPr>
-              <w:jc w:val="center"/>
-              <w:rPr>
-                <w:rFonts w:ascii="Times New Roman" w:hAnsi="Times New Roman" w:cs="Times New Roman"/>
-                <w:sz w:val="20"/>
-                <w:szCs w:val="20"/>
-              </w:rPr>
-            </w:pPr>
             <w:r>
-              <w:rPr>
-                <w:rFonts w:ascii="Times New Roman" w:hAnsi="Times New Roman" w:cs="Times New Roman"/>
-                <w:sz w:val="20"/>
-                <w:szCs w:val="20"/>
-              </w:rPr>
               <w:t>0.0979</w:t>
             </w:r>
           </w:p>
@@ -5465,20 +3052,7 @@
             <w:tcW w:w="1710" w:type="dxa"/>
           </w:tcPr>
           <w:p>
-            <w:pPr>
-              <w:jc w:val="center"/>
-              <w:rPr>
-                <w:rFonts w:ascii="Times New Roman" w:hAnsi="Times New Roman" w:cs="Times New Roman"/>
-                <w:sz w:val="20"/>
-                <w:szCs w:val="20"/>
-              </w:rPr>
-            </w:pPr>
             <w:r>
-              <w:rPr>
-                <w:rFonts w:ascii="Times New Roman" w:hAnsi="Times New Roman" w:cs="Times New Roman"/>
-                <w:sz w:val="20"/>
-                <w:szCs w:val="20"/>
-              </w:rPr>
               <w:t>0.4912</w:t>
             </w:r>
           </w:p>
@@ -5488,20 +3062,7 @@
             <w:tcW w:w="1949" w:type="dxa"/>
           </w:tcPr>
           <w:p>
-            <w:pPr>
-              <w:jc w:val="center"/>
-              <w:rPr>
-                <w:rFonts w:ascii="Times New Roman" w:hAnsi="Times New Roman" w:cs="Times New Roman"/>
-                <w:sz w:val="20"/>
-                <w:szCs w:val="20"/>
-              </w:rPr>
-            </w:pPr>
             <w:r>
-              <w:rPr>
-                <w:rFonts w:ascii="Times New Roman" w:hAnsi="Times New Roman" w:cs="Times New Roman"/>
-                <w:sz w:val="20"/>
-                <w:szCs w:val="20"/>
-              </w:rPr>
               <w:t>0.2847</w:t>
             </w:r>
           </w:p>
@@ -5513,19 +3074,7 @@
             <w:tcW w:w="3915" w:type="dxa"/>
           </w:tcPr>
           <w:p>
-            <w:pPr>
-              <w:rPr>
-                <w:rFonts w:ascii="Times New Roman" w:hAnsi="Times New Roman" w:cs="Times New Roman"/>
-                <w:sz w:val="20"/>
-                <w:szCs w:val="20"/>
-              </w:rPr>
-            </w:pPr>
             <w:r>
-              <w:rPr>
-                <w:rFonts w:ascii="Times New Roman" w:hAnsi="Times New Roman" w:cs="Times New Roman"/>
-                <w:sz w:val="20"/>
-                <w:szCs w:val="20"/>
-              </w:rPr>
               <w:t>Exact-Match Accuracy</w:t>
             </w:r>
           </w:p>
@@ -5535,20 +3084,7 @@
             <w:tcW w:w="1480" w:type="dxa"/>
           </w:tcPr>
           <w:p>
-            <w:pPr>
-              <w:jc w:val="center"/>
-              <w:rPr>
-                <w:rFonts w:ascii="Times New Roman" w:hAnsi="Times New Roman" w:cs="Times New Roman"/>
-                <w:sz w:val="20"/>
-                <w:szCs w:val="20"/>
-              </w:rPr>
-            </w:pPr>
             <w:r>
-              <w:rPr>
-                <w:rFonts w:ascii="Times New Roman" w:hAnsi="Times New Roman" w:cs="Times New Roman"/>
-                <w:sz w:val="20"/>
-                <w:szCs w:val="20"/>
-              </w:rPr>
               <w:t>38.07%</w:t>
             </w:r>
           </w:p>
@@ -5558,20 +3094,7 @@
             <w:tcW w:w="1710" w:type="dxa"/>
           </w:tcPr>
           <w:p>
-            <w:pPr>
-              <w:jc w:val="center"/>
-              <w:rPr>
-                <w:rFonts w:ascii="Times New Roman" w:hAnsi="Times New Roman" w:cs="Times New Roman"/>
-                <w:sz w:val="20"/>
-                <w:szCs w:val="20"/>
-              </w:rPr>
-            </w:pPr>
             <w:r>
-              <w:rPr>
-                <w:rFonts w:ascii="Times New Roman" w:hAnsi="Times New Roman" w:cs="Times New Roman"/>
-                <w:sz w:val="20"/>
-                <w:szCs w:val="20"/>
-              </w:rPr>
               <w:t>72.91%</w:t>
             </w:r>
           </w:p>
@@ -5581,231 +3104,77 @@
             <w:tcW w:w="1949" w:type="dxa"/>
           </w:tcPr>
           <w:p>
-            <w:pPr>
-              <w:jc w:val="center"/>
-              <w:rPr>
-                <w:rFonts w:ascii="Times New Roman" w:hAnsi="Times New Roman" w:cs="Times New Roman"/>
-                <w:sz w:val="20"/>
-                <w:szCs w:val="20"/>
-              </w:rPr>
-            </w:pPr>
             <w:r>
-              <w:rPr>
-                <w:rFonts w:ascii="Times New Roman" w:hAnsi="Times New Roman" w:cs="Times New Roman"/>
-                <w:sz w:val="20"/>
-                <w:szCs w:val="20"/>
-              </w:rPr>
               <w:t>73.18%</w:t>
             </w:r>
           </w:p>
         </w:tc>
       </w:tr>
     </w:tbl>
-    <w:p>
-      <w:pPr>
-        <w:rPr>
-          <w:rFonts w:ascii="Times New Roman" w:hAnsi="Times New Roman" w:cs="Times New Roman"/>
-          <w:sz w:val="20"/>
-          <w:szCs w:val="20"/>
-        </w:rPr>
-      </w:pPr>
-    </w:p>
-    <w:p>
-      <w:pPr>
-        <w:rPr>
-          <w:rFonts w:ascii="Times New Roman" w:hAnsi="Times New Roman" w:cs="Times New Roman"/>
-          <w:sz w:val="20"/>
-          <w:szCs w:val="20"/>
-        </w:rPr>
-      </w:pPr>
-      <w:r>
-        <w:rPr>
-          <w:rFonts w:ascii="Times New Roman" w:hAnsi="Times New Roman" w:cs="Times New Roman"/>
-          <w:sz w:val="20"/>
-          <w:szCs w:val="20"/>
-        </w:rPr>
+    <w:p/>
+    <w:p>
+      <w:r>
         <w:t>Analiza wyników:</w:t>
       </w:r>
     </w:p>
     <w:p>
-      <w:pPr>
-        <w:rPr>
-          <w:rFonts w:ascii="Times New Roman" w:hAnsi="Times New Roman" w:cs="Times New Roman"/>
-          <w:sz w:val="20"/>
-          <w:szCs w:val="20"/>
-        </w:rPr>
-      </w:pPr>
-      <w:r>
-        <w:rPr>
-          <w:rFonts w:ascii="Times New Roman" w:hAnsi="Times New Roman" w:cs="Times New Roman"/>
-          <w:sz w:val="20"/>
-          <w:szCs w:val="20"/>
-        </w:rPr>
-        <w:lastRenderedPageBreak/>
+      <w:r>
         <w:t>* Wpływ dostrajania: Model bazowy ("No Adapter") wykazuje krytycznie niską zdolność do formowania poprawnego wyjścia JSON (PSR 20%), co dyskwalifikuje go z zastosowań produkcyjnych. Dostrajanie (Adaptery) podnosi stabilność formatu do poziomu &gt;96%.</w:t>
       </w:r>
     </w:p>
     <w:p>
-      <w:pPr>
-        <w:rPr>
-          <w:rFonts w:ascii="Times New Roman" w:hAnsi="Times New Roman" w:cs="Times New Roman"/>
-          <w:sz w:val="20"/>
-          <w:szCs w:val="20"/>
-        </w:rPr>
-      </w:pPr>
-      <w:r>
-        <w:rPr>
-          <w:rFonts w:ascii="Times New Roman" w:hAnsi="Times New Roman" w:cs="Times New Roman"/>
-          <w:sz w:val="20"/>
-          <w:szCs w:val="20"/>
-        </w:rPr>
-        <w:t>* Wpływ jakości generowanych wyjaśnień (XAI): Teoretycznie integracja warstwy wyjaśnialności powinna wspierać precyzję klasyfikacji poprzez wymuszenie głębszej analizy tekstu. Obserwowany spadek skuteczności wariantu "XAI" (F1 0.28 vs 0.49) wskazuje jednak na wpływ jakości danych trenujących w zakresie wyjaśnień (NLE). Jak wskazano w sekcji ograniczeń ("Brak formalnej walidacji jakości wyjaśnień"), model "Nauczyciela" mógł generować halucynacje lub błędne uzasadnienia, które model "Ucznia" następnie powielił, co paradoksalnie zaburzyło proces decyzyjny zamiast go wspomóc. Potwierdza to kluczową rolę weryfikacji jakości danych w procesie destylacji wiedzy.</w:t>
-      </w:r>
-    </w:p>
-    <w:p>
-      <w:pPr>
-        <w:rPr>
-          <w:rFonts w:ascii="Times New Roman" w:hAnsi="Times New Roman" w:cs="Times New Roman"/>
-          <w:sz w:val="20"/>
-          <w:szCs w:val="20"/>
-        </w:rPr>
-      </w:pPr>
-      <w:r>
-        <w:rPr>
-          <w:rFonts w:ascii="Times New Roman" w:hAnsi="Times New Roman" w:cs="Times New Roman"/>
-          <w:sz w:val="20"/>
-          <w:szCs w:val="20"/>
-        </w:rPr>
-        <w:t xml:space="preserve">* Odniesienie do literatury (External Baseline): Uzyskane wyniki dla wariantu </w:t>
-      </w:r>
-      <w:r>
-        <w:rPr>
-          <w:rFonts w:ascii="Times New Roman" w:hAnsi="Times New Roman" w:cs="Times New Roman"/>
+      <w:r>
+        <w:t>* Wpływ jakości generowanych wyjaśnień (XAI): Teoretycznie integracja warstwy wyjaśnialności powinna wspierać precyzję klasyfikacji poprzez wymuszenie głębszej analizy tekstu. Obserwowany spadek skuteczności wariantu "XAI" (F1 0.28 vs 0.49) wskazuje jednak na wpływ jakości danych trenujących w zakresie wyjaśnień (NLE). Jak wskazano w sekcji ograniczeń ("Brak formalnej walidacji jakości wyjaśnień"), model "Nauczyciela" mógł generować halucynacje lub błędne uzasadnienia, które model "Ucznia" następnie powielił, co paradoksalnie zaburzyło proces decyzyjny zamiast go wspomóc. Potwierdza to kluczową rolę weryfikacji jakości danych w procesie destylacji wiedzy (Knowledge Distillation).</w:t>
+      </w:r>
+    </w:p>
+    <w:p>
+      <w:r>
+        <w:t xml:space="preserve">* Odniesienie do literatury: Uzyskane wyniki dla wariantu </w:t>
+      </w:r>
+      <w:r>
+        <w:rPr>
           <w:i/>
           <w:iCs/>
-          <w:sz w:val="20"/>
-          <w:szCs w:val="20"/>
         </w:rPr>
         <w:t>Prototype Adapter</w:t>
       </w:r>
       <w:r>
-        <w:rPr>
-          <w:rFonts w:ascii="Times New Roman" w:hAnsi="Times New Roman" w:cs="Times New Roman"/>
-          <w:sz w:val="20"/>
-          <w:szCs w:val="20"/>
-        </w:rPr>
         <w:t xml:space="preserve"> (F1 = 0.49) przewyższają bazowe wyniki raportowane w literaturze dla zbioru MIPD (Modzelewski et al., 2024), gdzie modele PL-RoBERTa-Large osiągały ważone F1 na poziomie ok. 0.47 (±0.003). Potwierdza to wysoką skuteczność procesu dostrajania modelu Bielik-4.5B w zadaniu czystej klasyfikacji. Warto jednak zauważyć, że wariant </w:t>
       </w:r>
       <w:r>
         <w:rPr>
-          <w:rFonts w:ascii="Times New Roman" w:hAnsi="Times New Roman" w:cs="Times New Roman"/>
           <w:i/>
           <w:iCs/>
-          <w:sz w:val="20"/>
-          <w:szCs w:val="20"/>
         </w:rPr>
         <w:t>XAI Adapter</w:t>
       </w:r>
       <w:r>
-        <w:rPr>
-          <w:rFonts w:ascii="Times New Roman" w:hAnsi="Times New Roman" w:cs="Times New Roman"/>
-          <w:sz w:val="20"/>
-          <w:szCs w:val="20"/>
-        </w:rPr>
-        <w:t>, wprowadzający warstwę wyjaśnialności, uzyskuje obecnie wyniki niższe od literatury (F1 = 0.28). Wskazuje to na istotne wyzwanie inżynierskie: wprowadzenie wyjaśnialności (NLE) wiąże się obecnie z tzw. podatkiem od wydajności (performance tax). Optymalizacja jakości danych syntetycznych oraz procesu destylacji wiedzy, mająca na celu zbliżenie skuteczności wariantu XAI do poziomu Prototype, stanowi jeden z głównych kierunków dalszych prac.</w:t>
-      </w:r>
-    </w:p>
-    <w:p>
-      <w:pPr>
-        <w:rPr>
-          <w:rFonts w:ascii="Times New Roman" w:hAnsi="Times New Roman" w:cs="Times New Roman"/>
-          <w:sz w:val="20"/>
-          <w:szCs w:val="20"/>
-        </w:rPr>
-      </w:pPr>
-    </w:p>
-    <w:p>
-      <w:pPr>
-        <w:rPr>
-          <w:rFonts w:ascii="Times New Roman" w:hAnsi="Times New Roman" w:cs="Times New Roman"/>
-          <w:sz w:val="20"/>
-          <w:szCs w:val="20"/>
-        </w:rPr>
-      </w:pPr>
-      <w:r>
-        <w:rPr>
-          <w:rFonts w:ascii="Times New Roman" w:hAnsi="Times New Roman" w:cs="Times New Roman"/>
-          <w:sz w:val="20"/>
-          <w:szCs w:val="20"/>
-        </w:rPr>
+        <w:t>, wprowadzający warstwę wyjaśnialności, uzyskuje obecnie wyniki niższe od literatury (F1 = 0.28). Wskazuje to na istotne wyzwanie inżynierskie: wprowadzenie wyjaśnialności (NLE) wiąże się obecnie z kosztem wydajnościowym (tzw. podatkiem od wyjaśnialności – performance tax). Optymalizacja jakości danych syntetycznych oraz procesu destylacji wiedzy, mająca na celu zbliżenie skuteczności wariantu XAI do poziomu Prototype, stanowi jeden z głównych kierunków dalszych prac.</w:t>
+      </w:r>
+    </w:p>
+    <w:p/>
+    <w:p>
+      <w:r>
         <w:t>Analiza Macierzy Pomyłek:</w:t>
       </w:r>
     </w:p>
     <w:p>
-      <w:pPr>
-        <w:rPr>
-          <w:rFonts w:ascii="Times New Roman" w:hAnsi="Times New Roman" w:cs="Times New Roman"/>
-          <w:sz w:val="20"/>
-          <w:szCs w:val="20"/>
-        </w:rPr>
-      </w:pPr>
-      <w:r>
-        <w:rPr>
-          <w:rFonts w:ascii="Times New Roman" w:hAnsi="Times New Roman" w:cs="Times New Roman"/>
-          <w:sz w:val="20"/>
-          <w:szCs w:val="20"/>
-        </w:rPr>
+      <w:r>
         <w:t>Analiza macierzy pomyłek (zawartych w Sekcji 3) potwierdza te obserwacje:</w:t>
       </w:r>
     </w:p>
     <w:p>
-      <w:pPr>
-        <w:rPr>
-          <w:rFonts w:ascii="Times New Roman" w:hAnsi="Times New Roman" w:cs="Times New Roman"/>
-          <w:sz w:val="20"/>
-          <w:szCs w:val="20"/>
-        </w:rPr>
-      </w:pPr>
-      <w:r>
-        <w:rPr>
-          <w:rFonts w:ascii="Times New Roman" w:hAnsi="Times New Roman" w:cs="Times New Roman"/>
-          <w:sz w:val="20"/>
-          <w:szCs w:val="20"/>
-        </w:rPr>
+      <w:r>
         <w:t>* Adapter Prototype najskuteczniej identyfikuje subtelne techniki jak EXAGGERATION (187 TP) czy CHERRY_PICKING (101 TP).</w:t>
       </w:r>
     </w:p>
     <w:p>
-      <w:pPr>
-        <w:rPr>
-          <w:rFonts w:ascii="Times New Roman" w:hAnsi="Times New Roman" w:cs="Times New Roman"/>
-          <w:sz w:val="20"/>
-          <w:szCs w:val="20"/>
-        </w:rPr>
-      </w:pPr>
-      <w:r>
-        <w:rPr>
-          <w:rFonts w:ascii="Times New Roman" w:hAnsi="Times New Roman" w:cs="Times New Roman"/>
-          <w:sz w:val="20"/>
-          <w:szCs w:val="20"/>
-        </w:rPr>
+      <w:r>
         <w:t>* Adapter XAI przyjmuje strategię bardziej konserwatywną, częściej "przeoczając" techniki (więcej False Negatives), np. dla EXAGGERATION wykrył 128 przypadków.</w:t>
       </w:r>
     </w:p>
     <w:p>
-      <w:pPr>
-        <w:rPr>
-          <w:rFonts w:ascii="Times New Roman" w:hAnsi="Times New Roman" w:cs="Times New Roman"/>
-          <w:sz w:val="20"/>
-          <w:szCs w:val="20"/>
-        </w:rPr>
-      </w:pPr>
-      <w:r>
-        <w:rPr>
-          <w:rFonts w:ascii="Times New Roman" w:hAnsi="Times New Roman" w:cs="Times New Roman"/>
-          <w:sz w:val="20"/>
-          <w:szCs w:val="20"/>
-        </w:rPr>
+      <w:r>
         <w:t>* Model bez adaptera w większości przypadków nie wykrywa technik (ogromna przewaga False Negatives nad True Positives dla niemal wszystkich klas), co potwierdza konieczność treningu specyficznego dla domeny detekcji dezinformacji.</w:t>
       </w:r>
     </w:p>
@@ -5818,33 +3187,8 @@
         </w:numPr>
       </w:pPr>
       <w:r>
-        <w:t>Zrzuty ekranu, wizualizacje, itp. (opcjonalne – maks. 5 stron)</w:t>
-      </w:r>
-    </w:p>
-    <w:p/>
-    <w:p>
-      <w:pPr>
-        <w:rPr>
-          <w:rFonts w:ascii="Times New Roman" w:hAnsi="Times New Roman" w:cs="Times New Roman"/>
-          <w:color w:val="FF0000"/>
-          <w:sz w:val="20"/>
-        </w:rPr>
-      </w:pPr>
-      <w:r>
-        <w:rPr>
-          <w:rFonts w:ascii="Times New Roman" w:hAnsi="Times New Roman" w:cs="Times New Roman"/>
-          <w:color w:val="FF0000"/>
-          <w:sz w:val="20"/>
-        </w:rPr>
-        <w:t>W tej części</w:t>
-      </w:r>
-      <w:r>
-        <w:rPr>
-          <w:rFonts w:ascii="Times New Roman" w:hAnsi="Times New Roman" w:cs="Times New Roman"/>
-          <w:color w:val="FF0000"/>
-          <w:sz w:val="20"/>
-        </w:rPr>
-        <w:t xml:space="preserve"> można przedstawić – nieobowiązkowo – dodatkowe materiały, które nie zostały umieszczone w sekcji nr 2., na przykład zrzuty ekranu z aplikacji, czy dodatkowe wizualizacje w przypadku projektów graficznych. Każdy zrzut ekranu lub inne zdjęcie/obraz/materiał graficzny musi być opatrzone podpisem.</w:t>
+        <w:lastRenderedPageBreak/>
+        <w:t>Zrzuty ekranu, wizualizacje, itp.</w:t>
       </w:r>
     </w:p>
     <w:p>
@@ -5858,7 +3202,6 @@
           <w:color w:val="FF0000"/>
           <w:sz w:val="20"/>
         </w:rPr>
-        <w:lastRenderedPageBreak/>
         <w:drawing>
           <wp:inline distT="0" distB="0" distL="0" distR="0" wp14:anchorId="673DECDA" wp14:editId="5A40B350">
             <wp:extent cx="4063042" cy="3496700"/>
@@ -6713,41 +4056,7 @@
         </w:numPr>
       </w:pPr>
       <w:r>
-        <w:t>Wnioski i perspektywy rozwoju (maksymalnie 1 strona)</w:t>
-      </w:r>
-    </w:p>
-    <w:p/>
-    <w:p>
-      <w:pPr>
-        <w:rPr>
-          <w:rFonts w:ascii="Times New Roman" w:hAnsi="Times New Roman" w:cs="Times New Roman"/>
-          <w:color w:val="FF0000"/>
-          <w:sz w:val="20"/>
-        </w:rPr>
-      </w:pPr>
-      <w:r>
-        <w:rPr>
-          <w:rFonts w:ascii="Times New Roman" w:hAnsi="Times New Roman" w:cs="Times New Roman"/>
-          <w:color w:val="FF0000"/>
-          <w:sz w:val="20"/>
-        </w:rPr>
-        <w:t xml:space="preserve">W tej części </w:t>
-      </w:r>
-      <w:r>
-        <w:rPr>
-          <w:rFonts w:ascii="Times New Roman" w:hAnsi="Times New Roman" w:cs="Times New Roman"/>
-          <w:color w:val="FF0000"/>
-          <w:sz w:val="20"/>
-        </w:rPr>
-        <w:t>należy przedstawić podsumowanie osiągniętych rezultatów, krótko opisać, czy założony cel został zrealizowany i w jakim stopniu, a także wyznaczyć perspektywy rozwoju na przyszłość.</w:t>
-      </w:r>
-      <w:r>
-        <w:rPr>
-          <w:rFonts w:ascii="Times New Roman" w:hAnsi="Times New Roman" w:cs="Times New Roman"/>
-          <w:color w:val="FF0000"/>
-          <w:sz w:val="20"/>
-        </w:rPr>
-        <w:t xml:space="preserve"> W tej sekcji należy też przedstawić ewentualne wyniki badań/eksperymentów, jeśli takowe były w pracy realizowane (przedstawiony powyżej limit jednej strony w takiej sytuacji nie obowiązuje). </w:t>
+        <w:t>Wnioski i perspektywy rozwoju</w:t>
       </w:r>
     </w:p>
     <w:p>
@@ -6759,270 +4068,77 @@
       </w:pPr>
     </w:p>
     <w:p>
-      <w:pPr>
-        <w:rPr>
-          <w:rFonts w:ascii="Times New Roman" w:hAnsi="Times New Roman" w:cs="Times New Roman"/>
-          <w:sz w:val="20"/>
-        </w:rPr>
-      </w:pPr>
-      <w:r>
-        <w:rPr>
-          <w:rFonts w:ascii="Times New Roman" w:hAnsi="Times New Roman" w:cs="Times New Roman"/>
-          <w:sz w:val="20"/>
-        </w:rPr>
+      <w:r>
         <w:t>Główny cel pracy, zdefiniowany jako zaprojektowanie i implementacja kompletnego systemu informatycznego do detekcji manipulacji w tekstach polskojęzycznych, został zrealizowany. Powstał w pełni funkcjonalny artefakt inżynierski, który integruje zaawansowane modele językowe (LLM) z nowoczesną architekturą aplikacji internetowej.</w:t>
       </w:r>
     </w:p>
-    <w:p>
-      <w:pPr>
-        <w:rPr>
-          <w:rFonts w:ascii="Times New Roman" w:hAnsi="Times New Roman" w:cs="Times New Roman"/>
-          <w:sz w:val="20"/>
-        </w:rPr>
-      </w:pPr>
-    </w:p>
-    <w:p>
-      <w:pPr>
-        <w:rPr>
-          <w:rFonts w:ascii="Times New Roman" w:hAnsi="Times New Roman" w:cs="Times New Roman"/>
-          <w:sz w:val="20"/>
-        </w:rPr>
-      </w:pPr>
-      <w:r>
-        <w:rPr>
-          <w:rFonts w:ascii="Times New Roman" w:hAnsi="Times New Roman" w:cs="Times New Roman"/>
-          <w:sz w:val="20"/>
-        </w:rPr>
+    <w:p/>
+    <w:p>
+      <w:r>
         <w:t>Udało się skutecznie rozwiązać kluczowe wyzwania techniczne:</w:t>
       </w:r>
     </w:p>
     <w:p>
-      <w:pPr>
-        <w:rPr>
-          <w:rFonts w:ascii="Times New Roman" w:hAnsi="Times New Roman" w:cs="Times New Roman"/>
-          <w:sz w:val="20"/>
-        </w:rPr>
-      </w:pPr>
-      <w:r>
-        <w:rPr>
-          <w:rFonts w:ascii="Times New Roman" w:hAnsi="Times New Roman" w:cs="Times New Roman"/>
-          <w:sz w:val="20"/>
-        </w:rPr>
-        <w:t>*   Zaadaptowano model Bielik-4.5B do specyficznego zadania detekcji błędów logicznych poprzez proces Supervised Fine-Tuning (SFT) z wykorzystaniem techniki QLoRA.</w:t>
-      </w:r>
-    </w:p>
-    <w:p>
-      <w:pPr>
-        <w:rPr>
-          <w:rFonts w:ascii="Times New Roman" w:hAnsi="Times New Roman" w:cs="Times New Roman"/>
-          <w:sz w:val="20"/>
-        </w:rPr>
-      </w:pPr>
-      <w:r>
-        <w:rPr>
-          <w:rFonts w:ascii="Times New Roman" w:hAnsi="Times New Roman" w:cs="Times New Roman"/>
-          <w:sz w:val="20"/>
-        </w:rPr>
-        <w:t>*   Zrozumiano i zaimplementowano proces destylacji wiedzy (Knowledge Distillation) w celu wygenerowania wyjaśnień w języku naturalnym (NLE), co nadało systemowi cechę wyjaśnialności (XAI).</w:t>
-      </w:r>
-    </w:p>
-    <w:p>
-      <w:pPr>
-        <w:rPr>
-          <w:rFonts w:ascii="Times New Roman" w:hAnsi="Times New Roman" w:cs="Times New Roman"/>
-          <w:sz w:val="20"/>
-        </w:rPr>
-      </w:pPr>
-      <w:r>
-        <w:rPr>
-          <w:rFonts w:ascii="Times New Roman" w:hAnsi="Times New Roman" w:cs="Times New Roman"/>
-          <w:sz w:val="20"/>
-        </w:rPr>
-        <w:t>*   Zbudowano kompletną pętlę MLOps (Machine Learning Operations), umożliwiającą automatyczne douczanie i wdrażanie modelu w trybie ciągłym (Human-in-the-Loop), co wykracza poza standardowy zakres prac inżynierskich.</w:t>
-      </w:r>
-    </w:p>
-    <w:p>
-      <w:pPr>
-        <w:rPr>
-          <w:rFonts w:ascii="Times New Roman" w:hAnsi="Times New Roman" w:cs="Times New Roman"/>
-          <w:sz w:val="20"/>
-        </w:rPr>
-      </w:pPr>
-    </w:p>
-    <w:p>
-      <w:pPr>
-        <w:rPr>
-          <w:rFonts w:ascii="Times New Roman" w:hAnsi="Times New Roman" w:cs="Times New Roman"/>
-          <w:sz w:val="20"/>
-        </w:rPr>
-      </w:pPr>
-      <w:r>
-        <w:rPr>
-          <w:rFonts w:ascii="Times New Roman" w:hAnsi="Times New Roman" w:cs="Times New Roman"/>
-          <w:sz w:val="20"/>
-        </w:rPr>
-        <w:t>System działa lokalnie, wykorzystując optymalizacje (kwantyzacja 4-bitowa, runtime adapter loading), co czyni go dostępnym bez konieczności inwestowania w kosztowną infrastrukturę chmurową. Osiągnięto kompromis między jakością detekcji a wymaganiami sprzętowymi, dostarczając narzędzie gotowe do dalszego rozwoju.</w:t>
-      </w:r>
-    </w:p>
-    <w:p>
-      <w:pPr>
-        <w:rPr>
-          <w:rFonts w:ascii="Times New Roman" w:hAnsi="Times New Roman" w:cs="Times New Roman"/>
-          <w:sz w:val="20"/>
-        </w:rPr>
-      </w:pPr>
-    </w:p>
-    <w:p>
-      <w:pPr>
-        <w:rPr>
-          <w:rFonts w:ascii="Times New Roman" w:hAnsi="Times New Roman" w:cs="Times New Roman"/>
-          <w:sz w:val="20"/>
-        </w:rPr>
-      </w:pPr>
-      <w:r>
-        <w:rPr>
-          <w:rFonts w:ascii="Times New Roman" w:hAnsi="Times New Roman" w:cs="Times New Roman"/>
-          <w:sz w:val="20"/>
-        </w:rPr>
+      <w:r>
+        <w:t>*   Zaadaptowano model Bielik-4.5B do specyficznego zadania detekcji błędów logicznych poprzez proces nadzorowanego dostrajania (SFT) z wykorzystaniem techniki QLoRA.</w:t>
+      </w:r>
+    </w:p>
+    <w:p>
+      <w:r>
+        <w:t>*   Zrozumiano i zaimplementowano proces destylacji wiedzy w celu wygenerowania wyjaśnień w języku naturalnym (NLE), co nadało systemowi cechę wyjaśnialności (XAI).</w:t>
+      </w:r>
+    </w:p>
+    <w:p>
+      <w:r>
+        <w:t>*   Zbudowano kompletną pętlę MLOps, umożliwiającą automatyczne douczanie i wdrażanie modelu w trybie ciągłym (z udziałem człowieka), co wykracza poza standardowy zakres prac inżynierskich.</w:t>
+      </w:r>
+    </w:p>
+    <w:p/>
+    <w:p>
+      <w:r>
+        <w:t>System działa lokalnie, wykorzystując optymalizacje (kwantyzacja 4-bitowa, dynamiczne ładowanie adapterów), co czyni go dostępnym bez konieczności inwestowania w kosztowną infrastrukturę chmurową. Osiągnięto kompromis między jakością detekcji a wymaganiami sprzętowymi, dostarczając narzędzie gotowe do dalszego rozwoju.</w:t>
+      </w:r>
+    </w:p>
+    <w:p/>
+    <w:p>
+      <w:r>
         <w:t>Perspektywy rozwoju</w:t>
       </w:r>
     </w:p>
-    <w:p>
-      <w:pPr>
-        <w:rPr>
-          <w:rFonts w:ascii="Times New Roman" w:hAnsi="Times New Roman" w:cs="Times New Roman"/>
-          <w:sz w:val="20"/>
-        </w:rPr>
-      </w:pPr>
-    </w:p>
-    <w:p>
-      <w:pPr>
-        <w:rPr>
-          <w:rFonts w:ascii="Times New Roman" w:hAnsi="Times New Roman" w:cs="Times New Roman"/>
-          <w:sz w:val="20"/>
-        </w:rPr>
-      </w:pPr>
-      <w:r>
-        <w:rPr>
-          <w:rFonts w:ascii="Times New Roman" w:hAnsi="Times New Roman" w:cs="Times New Roman"/>
-          <w:sz w:val="20"/>
-        </w:rPr>
+    <w:p/>
+    <w:p>
+      <w:r>
         <w:t>Zidentyfikowane w toku prac ograniczenia projektu wyznaczają bezpośrednie kierunki jego dalszego rozwoju:</w:t>
       </w:r>
     </w:p>
-    <w:p>
-      <w:pPr>
-        <w:rPr>
-          <w:rFonts w:ascii="Times New Roman" w:hAnsi="Times New Roman" w:cs="Times New Roman"/>
-          <w:sz w:val="20"/>
-        </w:rPr>
-      </w:pPr>
-    </w:p>
-    <w:p>
-      <w:pPr>
-        <w:rPr>
-          <w:rFonts w:ascii="Times New Roman" w:hAnsi="Times New Roman" w:cs="Times New Roman"/>
-          <w:sz w:val="20"/>
-        </w:rPr>
-      </w:pPr>
-      <w:r>
-        <w:rPr>
-          <w:rFonts w:ascii="Times New Roman" w:hAnsi="Times New Roman" w:cs="Times New Roman"/>
-          <w:sz w:val="20"/>
-        </w:rPr>
-        <w:t>1.  Rozbudowa infrastruktury i skalowanie: Obecna wersja systemu, będąca prototypem (Proof-of-Concept), jest ograniczona zasobami sprzętu konsumenckiego. Naturalnym krokiem jest migracja rozwiązania na środowisko serwerowe z profesjonalnymi układami GPU (VRAM &gt; 24GB). Pozwoliłoby to na pełne wykorzystanie okna kontekstowego modelu (do 32k tokenów) bez kompromisów wydajnościowych oraz obsługę wielu żądań jednocześnie.</w:t>
-      </w:r>
-    </w:p>
-    <w:p>
-      <w:pPr>
-        <w:rPr>
-          <w:rFonts w:ascii="Times New Roman" w:hAnsi="Times New Roman" w:cs="Times New Roman"/>
-          <w:sz w:val="20"/>
-        </w:rPr>
-      </w:pPr>
-    </w:p>
-    <w:p>
-      <w:pPr>
-        <w:rPr>
-          <w:rFonts w:ascii="Times New Roman" w:hAnsi="Times New Roman" w:cs="Times New Roman"/>
-          <w:sz w:val="20"/>
-        </w:rPr>
-      </w:pPr>
-      <w:r>
-        <w:rPr>
-          <w:rFonts w:ascii="Times New Roman" w:hAnsi="Times New Roman" w:cs="Times New Roman"/>
-          <w:sz w:val="20"/>
-        </w:rPr>
-        <w:t>2.  Automatyczna Walidacja Wyjaśnień (LLM-as-a-Judge): Ze względu na skalę zbioru danych, ręczna ocena tysięcy wyjaśnień przez ekspertów jest nieefektywna kosztowo i czasowo. Perspektywicznym kierunkiem jest wdrożenie metodologii "LLM-as-a-Judge", w której potężny model językowy (np. GPT-4) ocenia spójność i poprawność logiczną generowanych przez system wyjaśnień (NLE). Rola ludzkiego eksperta ograniczałaby się wówczas do weryfikacji reprezentatywnej, losowej próbki ocen modelowych, co pozwoliłoby na skalowalną walidację jakości modułu XAI.</w:t>
-      </w:r>
-    </w:p>
-    <w:p>
-      <w:pPr>
-        <w:rPr>
-          <w:rFonts w:ascii="Times New Roman" w:hAnsi="Times New Roman" w:cs="Times New Roman"/>
-          <w:sz w:val="20"/>
-        </w:rPr>
-      </w:pPr>
-    </w:p>
-    <w:p>
-      <w:pPr>
-        <w:rPr>
-          <w:rFonts w:ascii="Times New Roman" w:hAnsi="Times New Roman" w:cs="Times New Roman"/>
-          <w:sz w:val="20"/>
-        </w:rPr>
-      </w:pPr>
-      <w:r>
-        <w:rPr>
-          <w:rFonts w:ascii="Times New Roman" w:hAnsi="Times New Roman" w:cs="Times New Roman"/>
-          <w:sz w:val="20"/>
-        </w:rPr>
+    <w:p/>
+    <w:p>
+      <w:r>
+        <w:t>1.  Rozbudowa infrastruktury i skalowanie: Obecna wersja systemu, będąca weryfikacją koncepcji (Proof-of-Concept), jest ograniczona zasobami sprzętu konsumenckiego. Naturalnym krokiem jest migracja rozwiązania na środowisko serwerowe z profesjonalnymi układami GPU (VRAM &gt; 24GB). Pozwoliłoby to na pełne wykorzystanie okna kontekstowego modelu (do 32k tokenów) bez kompromisów wydajnościowych oraz obsługę wielu żądań jednocześnie.</w:t>
+      </w:r>
+    </w:p>
+    <w:p/>
+    <w:p>
+      <w:r>
+        <w:t>2.  Automatyczna Walidacja Wyjaśnień (model jako sędzia – LLM-as-a-Judge): Ze względu na skalę zbioru danych, ręczna ocena tysięcy wyjaśnień przez ekspertów jest nieefektywna kosztowo i czasowo. Perspektywicznym kierunkiem jest wdrożenie metodologii "model jako sędzia" (LLM-as-a-Judge), w której potężny model językowy (np. GPT-4) ocenia spójność i poprawność logiczną generowanych przez system wyjaśnień (NLE). Rola ludzkiego eksperta ograniczałaby się wówczas do weryfikacji reprezentatywnej, losowej próbki ocen modelowych, co pozwoliłoby na skalowalną walidację jakości modułu XAI.</w:t>
+      </w:r>
+    </w:p>
+    <w:p/>
+    <w:p>
+      <w:r>
         <w:t>3.  Zbalansowanie i rozszerzenie zbioru danych: Aby zredukować "konserwatywność" modelu (tendencję do nieoznaczania technik w przypadkach niejednoznacznych), należy wzbogacić zbiór treningowy o większą liczbę przykładów pozytywnych (zawierających manipulację), redukując relatywną nadreprezentację próbek pustych. Możliwe jest również rozszerzenie taksonomii wykrywanych błędów o nowe kategorie.</w:t>
       </w:r>
     </w:p>
-    <w:p>
-      <w:pPr>
-        <w:rPr>
-          <w:rFonts w:ascii="Times New Roman" w:hAnsi="Times New Roman" w:cs="Times New Roman"/>
-          <w:sz w:val="20"/>
-        </w:rPr>
-      </w:pPr>
-    </w:p>
-    <w:p>
-      <w:pPr>
-        <w:rPr>
-          <w:rFonts w:ascii="Times New Roman" w:hAnsi="Times New Roman" w:cs="Times New Roman"/>
-          <w:sz w:val="20"/>
-        </w:rPr>
-      </w:pPr>
-      <w:r>
-        <w:rPr>
-          <w:rFonts w:ascii="Times New Roman" w:hAnsi="Times New Roman" w:cs="Times New Roman"/>
-          <w:sz w:val="20"/>
-        </w:rPr>
+    <w:p/>
+    <w:p>
+      <w:r>
         <w:t>4.  Wdrożenie zaawansowanych mechanizmów bezpieczeństwa: Ewentualne wdrożenie produkcyjne wymaga zastąpienia obecnego, uproszczonego modułu logowania pełnym systemem uwierzytelniania i autoryzacji opartym na rolach (RBAC). Pozwoli to na bezpieczne audytowanie zmian wprowadzanych przez ekspertów do zbioru treningowego "Złotych Próbek".</w:t>
       </w:r>
     </w:p>
-    <w:p>
-      <w:pPr>
-        <w:rPr>
-          <w:rFonts w:ascii="Times New Roman" w:hAnsi="Times New Roman" w:cs="Times New Roman"/>
-          <w:sz w:val="20"/>
-        </w:rPr>
-      </w:pPr>
-    </w:p>
-    <w:p>
-      <w:pPr>
-        <w:rPr>
-          <w:rFonts w:ascii="Times New Roman" w:hAnsi="Times New Roman" w:cs="Times New Roman"/>
-          <w:sz w:val="20"/>
-        </w:rPr>
-      </w:pPr>
-      <w:r>
-        <w:rPr>
-          <w:rFonts w:ascii="Times New Roman" w:hAnsi="Times New Roman" w:cs="Times New Roman"/>
-          <w:sz w:val="20"/>
-        </w:rPr>
-        <w:t>5.  Mitygacja stronniczości (Bias Mitigation): Istotnym kierunkiem badawczym jest analiza i eliminacja potencjalnych uprzedzeń, które model mógł odziedziczyć w procesie destylacji wiedzy od modelu "Nauczyciela". Opracowanie metod filtracji danych treningowych pod kątem neutralności światopoglądowej zwiększy obiektywność systemu.</w:t>
+    <w:p/>
+    <w:p>
+      <w:r>
+        <w:t>5.  Łagodzenie stronniczości (Bias Mitigation): Istotnym kierunkiem badawczym jest analiza i eliminacja potencjalnych uprzedzeń, które model mógł odziedziczyć w procesie destylacji wiedzy od modelu "Nauczyciela". Opracowanie metod filtracji danych treningowych pod kątem neutralności światopoglądowej zwiększy obiektywność systemu.</w:t>
       </w:r>
     </w:p>
     <w:p>
@@ -7034,7 +4150,6 @@
         </w:numPr>
       </w:pPr>
       <w:r>
-        <w:lastRenderedPageBreak/>
         <w:t>Bibliografia/źródła</w:t>
       </w:r>
     </w:p>
@@ -7046,59 +4161,14 @@
     <w:p>
       <w:pPr>
         <w:rPr>
-          <w:rFonts w:ascii="Times New Roman" w:hAnsi="Times New Roman" w:cs="Times New Roman"/>
-          <w:color w:val="FF0000"/>
-          <w:sz w:val="20"/>
-        </w:rPr>
-      </w:pPr>
-      <w:r>
-        <w:rPr>
-          <w:rFonts w:ascii="Times New Roman" w:hAnsi="Times New Roman" w:cs="Times New Roman"/>
-          <w:color w:val="FF0000"/>
-          <w:sz w:val="20"/>
-        </w:rPr>
-        <w:t xml:space="preserve">Choć niniejszy dokument nie jest pracą dyplomową w tradycyjnym tego słowa rozumieniu, </w:t>
-      </w:r>
-      <w:r>
-        <w:rPr>
-          <w:rFonts w:ascii="Times New Roman" w:hAnsi="Times New Roman" w:cs="Times New Roman"/>
-          <w:color w:val="FF0000"/>
-          <w:sz w:val="20"/>
-        </w:rPr>
-        <w:t>warto odnotować źródła, z których korzystano w trakcie realizacji projektu i/lub niniejszego dokumentu.</w:t>
-      </w:r>
-    </w:p>
-    <w:p>
-      <w:pPr>
-        <w:rPr>
-          <w:rFonts w:ascii="Times New Roman" w:hAnsi="Times New Roman" w:cs="Times New Roman"/>
-          <w:sz w:val="20"/>
-          <w:szCs w:val="20"/>
-        </w:rPr>
-      </w:pPr>
-    </w:p>
-    <w:p>
-      <w:pPr>
-        <w:rPr>
-          <w:rFonts w:ascii="Times New Roman" w:hAnsi="Times New Roman" w:cs="Times New Roman"/>
-          <w:sz w:val="20"/>
-          <w:szCs w:val="20"/>
-          <w:lang w:val="en-US"/>
-        </w:rPr>
-      </w:pPr>
-      <w:r>
-        <w:rPr>
-          <w:rFonts w:ascii="Times New Roman" w:hAnsi="Times New Roman" w:cs="Times New Roman"/>
-          <w:sz w:val="20"/>
-          <w:szCs w:val="20"/>
-        </w:rPr>
+          <w:lang w:val="en-US"/>
+        </w:rPr>
+      </w:pPr>
+      <w:r>
         <w:t xml:space="preserve">1.  Hsieh, C.-Y., Li, C.-L., Yeh, C.-K., Nakhost, H., Fujii, Y., Ratner, A., Krishna, R., Lee, C.-Y., &amp; Pfister, T. (2023). </w:t>
       </w:r>
       <w:r>
         <w:rPr>
-          <w:rFonts w:ascii="Times New Roman" w:hAnsi="Times New Roman" w:cs="Times New Roman"/>
-          <w:sz w:val="20"/>
-          <w:szCs w:val="20"/>
           <w:lang w:val="en-US"/>
         </w:rPr>
         <w:t>*Distilling Step-by-Step! Outperforming Larger Language Models with Less Training Data and Smaller Model Sizes*. Findings of the Association for Computational Linguistics: ACL 2023. https://doi.org/10.18653/v1/2023.findings-acl.507</w:t>
@@ -7107,25 +4177,14 @@
     <w:p>
       <w:pPr>
         <w:rPr>
-          <w:rFonts w:ascii="Times New Roman" w:hAnsi="Times New Roman" w:cs="Times New Roman"/>
-          <w:sz w:val="20"/>
-          <w:szCs w:val="20"/>
-          <w:lang w:val="en-US"/>
-        </w:rPr>
-      </w:pPr>
-      <w:r>
-        <w:rPr>
-          <w:rFonts w:ascii="Times New Roman" w:hAnsi="Times New Roman" w:cs="Times New Roman"/>
-          <w:sz w:val="20"/>
-          <w:szCs w:val="20"/>
-        </w:rPr>
+          <w:lang w:val="en-US"/>
+        </w:rPr>
+      </w:pPr>
+      <w:r>
         <w:t xml:space="preserve">2.  Lei, T., Barzilay, R., &amp; Jaakkola, T. (2016). </w:t>
       </w:r>
       <w:r>
         <w:rPr>
-          <w:rFonts w:ascii="Times New Roman" w:hAnsi="Times New Roman" w:cs="Times New Roman"/>
-          <w:sz w:val="20"/>
-          <w:szCs w:val="20"/>
           <w:lang w:val="en-US"/>
         </w:rPr>
         <w:t xml:space="preserve">*Rationalizing Neural Predictions*. </w:t>
@@ -7133,9 +4192,6 @@
       <w:proofErr w:type="spellStart"/>
       <w:r>
         <w:rPr>
-          <w:rFonts w:ascii="Times New Roman" w:hAnsi="Times New Roman" w:cs="Times New Roman"/>
-          <w:sz w:val="20"/>
-          <w:szCs w:val="20"/>
           <w:lang w:val="en-US"/>
         </w:rPr>
         <w:t>arXiv</w:t>
@@ -7143,9 +4199,6 @@
       <w:proofErr w:type="spellEnd"/>
       <w:r>
         <w:rPr>
-          <w:rFonts w:ascii="Times New Roman" w:hAnsi="Times New Roman" w:cs="Times New Roman"/>
-          <w:sz w:val="20"/>
-          <w:szCs w:val="20"/>
           <w:lang w:val="en-US"/>
         </w:rPr>
         <w:t xml:space="preserve"> preprint arXiv:1606.04155. https://doi.org/10.48550/arXiv.1606.04155</w:t>
@@ -7154,17 +4207,11 @@
     <w:p>
       <w:pPr>
         <w:rPr>
-          <w:rFonts w:ascii="Times New Roman" w:hAnsi="Times New Roman" w:cs="Times New Roman"/>
-          <w:sz w:val="20"/>
-          <w:szCs w:val="20"/>
-          <w:lang w:val="en-US"/>
-        </w:rPr>
-      </w:pPr>
-      <w:r>
-        <w:rPr>
-          <w:rFonts w:ascii="Times New Roman" w:hAnsi="Times New Roman" w:cs="Times New Roman"/>
-          <w:sz w:val="20"/>
-          <w:szCs w:val="20"/>
+          <w:lang w:val="en-US"/>
+        </w:rPr>
+      </w:pPr>
+      <w:r>
+        <w:rPr>
           <w:lang w:val="en-US"/>
         </w:rPr>
         <w:t xml:space="preserve">3.  </w:t>
@@ -7172,9 +4219,6 @@
       <w:proofErr w:type="spellStart"/>
       <w:r>
         <w:rPr>
-          <w:rFonts w:ascii="Times New Roman" w:hAnsi="Times New Roman" w:cs="Times New Roman"/>
-          <w:sz w:val="20"/>
-          <w:szCs w:val="20"/>
           <w:lang w:val="en-US"/>
         </w:rPr>
         <w:t>Camburu</w:t>
@@ -7182,9 +4226,6 @@
       <w:proofErr w:type="spellEnd"/>
       <w:r>
         <w:rPr>
-          <w:rFonts w:ascii="Times New Roman" w:hAnsi="Times New Roman" w:cs="Times New Roman"/>
-          <w:sz w:val="20"/>
-          <w:szCs w:val="20"/>
           <w:lang w:val="en-US"/>
         </w:rPr>
         <w:t xml:space="preserve">, O.-M., </w:t>
@@ -7192,9 +4233,6 @@
       <w:proofErr w:type="spellStart"/>
       <w:r>
         <w:rPr>
-          <w:rFonts w:ascii="Times New Roman" w:hAnsi="Times New Roman" w:cs="Times New Roman"/>
-          <w:sz w:val="20"/>
-          <w:szCs w:val="20"/>
           <w:lang w:val="en-US"/>
         </w:rPr>
         <w:t>Rocktäschel</w:t>
@@ -7202,9 +4240,6 @@
       <w:proofErr w:type="spellEnd"/>
       <w:r>
         <w:rPr>
-          <w:rFonts w:ascii="Times New Roman" w:hAnsi="Times New Roman" w:cs="Times New Roman"/>
-          <w:sz w:val="20"/>
-          <w:szCs w:val="20"/>
           <w:lang w:val="en-US"/>
         </w:rPr>
         <w:t xml:space="preserve">, T., Lukasiewicz, T., &amp; </w:t>
@@ -7212,9 +4247,6 @@
       <w:proofErr w:type="spellStart"/>
       <w:r>
         <w:rPr>
-          <w:rFonts w:ascii="Times New Roman" w:hAnsi="Times New Roman" w:cs="Times New Roman"/>
-          <w:sz w:val="20"/>
-          <w:szCs w:val="20"/>
           <w:lang w:val="en-US"/>
         </w:rPr>
         <w:t>Blunsom</w:t>
@@ -7222,9 +4254,6 @@
       <w:proofErr w:type="spellEnd"/>
       <w:r>
         <w:rPr>
-          <w:rFonts w:ascii="Times New Roman" w:hAnsi="Times New Roman" w:cs="Times New Roman"/>
-          <w:sz w:val="20"/>
-          <w:szCs w:val="20"/>
           <w:lang w:val="en-US"/>
         </w:rPr>
         <w:t xml:space="preserve">, P. (2018). *e-SNLI: Natural Language Inference with Natural Language Explanations*. </w:t>
@@ -7232,9 +4261,6 @@
       <w:proofErr w:type="spellStart"/>
       <w:r>
         <w:rPr>
-          <w:rFonts w:ascii="Times New Roman" w:hAnsi="Times New Roman" w:cs="Times New Roman"/>
-          <w:sz w:val="20"/>
-          <w:szCs w:val="20"/>
           <w:lang w:val="en-US"/>
         </w:rPr>
         <w:t>arXiv</w:t>
@@ -7242,9 +4268,6 @@
       <w:proofErr w:type="spellEnd"/>
       <w:r>
         <w:rPr>
-          <w:rFonts w:ascii="Times New Roman" w:hAnsi="Times New Roman" w:cs="Times New Roman"/>
-          <w:sz w:val="20"/>
-          <w:szCs w:val="20"/>
           <w:lang w:val="en-US"/>
         </w:rPr>
         <w:t xml:space="preserve"> preprint arXiv:1812.01193. https://doi.org/10.48550/arXiv.1812.01193</w:t>
@@ -7253,17 +4276,11 @@
     <w:p>
       <w:pPr>
         <w:rPr>
-          <w:rFonts w:ascii="Times New Roman" w:hAnsi="Times New Roman" w:cs="Times New Roman"/>
-          <w:sz w:val="20"/>
-          <w:szCs w:val="20"/>
-          <w:lang w:val="en-US"/>
-        </w:rPr>
-      </w:pPr>
-      <w:r>
-        <w:rPr>
-          <w:rFonts w:ascii="Times New Roman" w:hAnsi="Times New Roman" w:cs="Times New Roman"/>
-          <w:sz w:val="20"/>
-          <w:szCs w:val="20"/>
+          <w:lang w:val="en-US"/>
+        </w:rPr>
+      </w:pPr>
+      <w:r>
+        <w:rPr>
           <w:lang w:val="en-US"/>
         </w:rPr>
         <w:t>4.  Hu, E. J., Shen, Y., Wallis, P., Allen-Zhu, Z., Li, Y., Wang, S., Wang, L., &amp; Chen, W. (2021). *</w:t>
@@ -7271,9 +4288,6 @@
       <w:proofErr w:type="spellStart"/>
       <w:r>
         <w:rPr>
-          <w:rFonts w:ascii="Times New Roman" w:hAnsi="Times New Roman" w:cs="Times New Roman"/>
-          <w:sz w:val="20"/>
-          <w:szCs w:val="20"/>
           <w:lang w:val="en-US"/>
         </w:rPr>
         <w:t>LoRA</w:t>
@@ -7281,9 +4295,6 @@
       <w:proofErr w:type="spellEnd"/>
       <w:r>
         <w:rPr>
-          <w:rFonts w:ascii="Times New Roman" w:hAnsi="Times New Roman" w:cs="Times New Roman"/>
-          <w:sz w:val="20"/>
-          <w:szCs w:val="20"/>
           <w:lang w:val="en-US"/>
         </w:rPr>
         <w:t xml:space="preserve">: Low-Rank Adaptation of Large Language Models*. </w:t>
@@ -7291,9 +4302,6 @@
       <w:proofErr w:type="spellStart"/>
       <w:r>
         <w:rPr>
-          <w:rFonts w:ascii="Times New Roman" w:hAnsi="Times New Roman" w:cs="Times New Roman"/>
-          <w:sz w:val="20"/>
-          <w:szCs w:val="20"/>
           <w:lang w:val="en-US"/>
         </w:rPr>
         <w:t>arXiv</w:t>
@@ -7301,9 +4309,6 @@
       <w:proofErr w:type="spellEnd"/>
       <w:r>
         <w:rPr>
-          <w:rFonts w:ascii="Times New Roman" w:hAnsi="Times New Roman" w:cs="Times New Roman"/>
-          <w:sz w:val="20"/>
-          <w:szCs w:val="20"/>
           <w:lang w:val="en-US"/>
         </w:rPr>
         <w:t xml:space="preserve"> preprint arXiv:2106.09685. https://doi.org/10.48550/arXiv.2106.09685</w:t>
@@ -7312,17 +4317,11 @@
     <w:p>
       <w:pPr>
         <w:rPr>
-          <w:rFonts w:ascii="Times New Roman" w:hAnsi="Times New Roman" w:cs="Times New Roman"/>
-          <w:sz w:val="20"/>
-          <w:szCs w:val="20"/>
-          <w:lang w:val="en-US"/>
-        </w:rPr>
-      </w:pPr>
-      <w:r>
-        <w:rPr>
-          <w:rFonts w:ascii="Times New Roman" w:hAnsi="Times New Roman" w:cs="Times New Roman"/>
-          <w:sz w:val="20"/>
-          <w:szCs w:val="20"/>
+          <w:lang w:val="en-US"/>
+        </w:rPr>
+      </w:pPr>
+      <w:r>
+        <w:rPr>
           <w:lang w:val="en-US"/>
         </w:rPr>
         <w:t>5.  Dettmers, T., Pagnoni, A., Holtzman, A., &amp; Zettlemoyer, L. (2023). *</w:t>
@@ -7330,9 +4329,6 @@
       <w:proofErr w:type="spellStart"/>
       <w:r>
         <w:rPr>
-          <w:rFonts w:ascii="Times New Roman" w:hAnsi="Times New Roman" w:cs="Times New Roman"/>
-          <w:sz w:val="20"/>
-          <w:szCs w:val="20"/>
           <w:lang w:val="en-US"/>
         </w:rPr>
         <w:t>QLoRA</w:t>
@@ -7340,9 +4336,6 @@
       <w:proofErr w:type="spellEnd"/>
       <w:r>
         <w:rPr>
-          <w:rFonts w:ascii="Times New Roman" w:hAnsi="Times New Roman" w:cs="Times New Roman"/>
-          <w:sz w:val="20"/>
-          <w:szCs w:val="20"/>
           <w:lang w:val="en-US"/>
         </w:rPr>
         <w:t xml:space="preserve">: Efficient Finetuning of Quantized LLMs*. </w:t>
@@ -7350,9 +4343,6 @@
       <w:proofErr w:type="spellStart"/>
       <w:r>
         <w:rPr>
-          <w:rFonts w:ascii="Times New Roman" w:hAnsi="Times New Roman" w:cs="Times New Roman"/>
-          <w:sz w:val="20"/>
-          <w:szCs w:val="20"/>
           <w:lang w:val="en-US"/>
         </w:rPr>
         <w:t>arXiv</w:t>
@@ -7360,9 +4350,6 @@
       <w:proofErr w:type="spellEnd"/>
       <w:r>
         <w:rPr>
-          <w:rFonts w:ascii="Times New Roman" w:hAnsi="Times New Roman" w:cs="Times New Roman"/>
-          <w:sz w:val="20"/>
-          <w:szCs w:val="20"/>
           <w:lang w:val="en-US"/>
         </w:rPr>
         <w:t xml:space="preserve"> preprint arXiv:2305.14314. https://doi.org/10.48550/arXiv.2305.14314</w:t>
@@ -7371,17 +4358,11 @@
     <w:p>
       <w:pPr>
         <w:rPr>
-          <w:rFonts w:ascii="Times New Roman" w:hAnsi="Times New Roman" w:cs="Times New Roman"/>
-          <w:sz w:val="20"/>
-          <w:szCs w:val="20"/>
-          <w:lang w:val="en-US"/>
-        </w:rPr>
-      </w:pPr>
-      <w:r>
-        <w:rPr>
-          <w:rFonts w:ascii="Times New Roman" w:hAnsi="Times New Roman" w:cs="Times New Roman"/>
-          <w:sz w:val="20"/>
-          <w:szCs w:val="20"/>
+          <w:lang w:val="en-US"/>
+        </w:rPr>
+      </w:pPr>
+      <w:r>
+        <w:rPr>
           <w:lang w:val="en-US"/>
         </w:rPr>
         <w:t>6.  Han, D., &amp; Liu, C. (2023). *</w:t>
@@ -7389,9 +4370,6 @@
       <w:proofErr w:type="spellStart"/>
       <w:r>
         <w:rPr>
-          <w:rFonts w:ascii="Times New Roman" w:hAnsi="Times New Roman" w:cs="Times New Roman"/>
-          <w:sz w:val="20"/>
-          <w:szCs w:val="20"/>
           <w:lang w:val="en-US"/>
         </w:rPr>
         <w:t>Unsloth</w:t>
@@ -7399,9 +4377,6 @@
       <w:proofErr w:type="spellEnd"/>
       <w:r>
         <w:rPr>
-          <w:rFonts w:ascii="Times New Roman" w:hAnsi="Times New Roman" w:cs="Times New Roman"/>
-          <w:sz w:val="20"/>
-          <w:szCs w:val="20"/>
           <w:lang w:val="en-US"/>
         </w:rPr>
         <w:t>: An Open-Source Library for Faster LLM Fine-Tuning*. GitHub. https://github.com/unslothai/unsloth</w:t>
@@ -7410,17 +4385,11 @@
     <w:p>
       <w:pPr>
         <w:rPr>
-          <w:rFonts w:ascii="Times New Roman" w:hAnsi="Times New Roman" w:cs="Times New Roman"/>
-          <w:sz w:val="20"/>
-          <w:szCs w:val="20"/>
-          <w:lang w:val="en-US"/>
-        </w:rPr>
-      </w:pPr>
-      <w:r>
-        <w:rPr>
-          <w:rFonts w:ascii="Times New Roman" w:hAnsi="Times New Roman" w:cs="Times New Roman"/>
-          <w:sz w:val="20"/>
-          <w:szCs w:val="20"/>
+          <w:lang w:val="en-US"/>
+        </w:rPr>
+      </w:pPr>
+      <w:r>
+        <w:rPr>
           <w:lang w:val="en-US"/>
         </w:rPr>
         <w:t xml:space="preserve">7.  Liu, X., Yan, H., Zhang, S., An, C., Qiu, X., &amp; Lin, D. (2023). *Scaling Laws of </w:t>
@@ -7428,9 +4397,6 @@
       <w:proofErr w:type="spellStart"/>
       <w:r>
         <w:rPr>
-          <w:rFonts w:ascii="Times New Roman" w:hAnsi="Times New Roman" w:cs="Times New Roman"/>
-          <w:sz w:val="20"/>
-          <w:szCs w:val="20"/>
           <w:lang w:val="en-US"/>
         </w:rPr>
         <w:t>RoPE</w:t>
@@ -7438,9 +4404,6 @@
       <w:proofErr w:type="spellEnd"/>
       <w:r>
         <w:rPr>
-          <w:rFonts w:ascii="Times New Roman" w:hAnsi="Times New Roman" w:cs="Times New Roman"/>
-          <w:sz w:val="20"/>
-          <w:szCs w:val="20"/>
           <w:lang w:val="en-US"/>
         </w:rPr>
         <w:t xml:space="preserve">-based Extrapolation*. </w:t>
@@ -7448,9 +4411,6 @@
       <w:proofErr w:type="spellStart"/>
       <w:r>
         <w:rPr>
-          <w:rFonts w:ascii="Times New Roman" w:hAnsi="Times New Roman" w:cs="Times New Roman"/>
-          <w:sz w:val="20"/>
-          <w:szCs w:val="20"/>
           <w:lang w:val="en-US"/>
         </w:rPr>
         <w:t>arXiv</w:t>
@@ -7458,9 +4418,6 @@
       <w:proofErr w:type="spellEnd"/>
       <w:r>
         <w:rPr>
-          <w:rFonts w:ascii="Times New Roman" w:hAnsi="Times New Roman" w:cs="Times New Roman"/>
-          <w:sz w:val="20"/>
-          <w:szCs w:val="20"/>
           <w:lang w:val="en-US"/>
         </w:rPr>
         <w:t xml:space="preserve"> preprint arXiv:2310.05209. https://doi.org/10.48550/arXiv.2310.05209</w:t>
@@ -7469,25 +4426,14 @@
     <w:p>
       <w:pPr>
         <w:rPr>
-          <w:rFonts w:ascii="Times New Roman" w:hAnsi="Times New Roman" w:cs="Times New Roman"/>
-          <w:sz w:val="20"/>
-          <w:szCs w:val="20"/>
-          <w:lang w:val="en-US"/>
-        </w:rPr>
-      </w:pPr>
-      <w:r>
-        <w:rPr>
-          <w:rFonts w:ascii="Times New Roman" w:hAnsi="Times New Roman" w:cs="Times New Roman"/>
-          <w:sz w:val="20"/>
-          <w:szCs w:val="20"/>
-        </w:rPr>
+          <w:lang w:val="en-US"/>
+        </w:rPr>
+      </w:pPr>
+      <w:r>
         <w:t xml:space="preserve">8.  Modzelewski, A., Da San Martino, G., Savov, P., Wilczyńska, M. A., &amp; Wierzbicki, A. (2024). </w:t>
       </w:r>
       <w:r>
         <w:rPr>
-          <w:rFonts w:ascii="Times New Roman" w:hAnsi="Times New Roman" w:cs="Times New Roman"/>
-          <w:sz w:val="20"/>
-          <w:szCs w:val="20"/>
           <w:lang w:val="en-US"/>
         </w:rPr>
         <w:t xml:space="preserve">*MIPD: Exploring Manipulation and Intention </w:t>
@@ -7495,9 +4441,6 @@
       <w:proofErr w:type="gramStart"/>
       <w:r>
         <w:rPr>
-          <w:rFonts w:ascii="Times New Roman" w:hAnsi="Times New Roman" w:cs="Times New Roman"/>
-          <w:sz w:val="20"/>
-          <w:szCs w:val="20"/>
           <w:lang w:val="en-US"/>
         </w:rPr>
         <w:t>In</w:t>
@@ -7505,9 +4448,6 @@
       <w:proofErr w:type="gramEnd"/>
       <w:r>
         <w:rPr>
-          <w:rFonts w:ascii="Times New Roman" w:hAnsi="Times New Roman" w:cs="Times New Roman"/>
-          <w:sz w:val="20"/>
-          <w:szCs w:val="20"/>
           <w:lang w:val="en-US"/>
         </w:rPr>
         <w:t xml:space="preserve"> a Novel Corpus of Polish Disinformation*. Proceedings of the 2024 Conference on Empirical Methods in Natural Language Processing.</w:t>
@@ -7516,17 +4456,11 @@
     <w:p>
       <w:pPr>
         <w:rPr>
-          <w:rFonts w:ascii="Times New Roman" w:hAnsi="Times New Roman" w:cs="Times New Roman"/>
-          <w:sz w:val="20"/>
-          <w:szCs w:val="20"/>
-          <w:lang w:val="en-US"/>
-        </w:rPr>
-      </w:pPr>
-      <w:r>
-        <w:rPr>
-          <w:rFonts w:ascii="Times New Roman" w:hAnsi="Times New Roman" w:cs="Times New Roman"/>
-          <w:sz w:val="20"/>
-          <w:szCs w:val="20"/>
+          <w:lang w:val="en-US"/>
+        </w:rPr>
+      </w:pPr>
+      <w:r>
+        <w:rPr>
           <w:lang w:val="en-US"/>
         </w:rPr>
         <w:t xml:space="preserve">9.  </w:t>
@@ -7534,9 +4468,6 @@
       <w:proofErr w:type="spellStart"/>
       <w:r>
         <w:rPr>
-          <w:rFonts w:ascii="Times New Roman" w:hAnsi="Times New Roman" w:cs="Times New Roman"/>
-          <w:sz w:val="20"/>
-          <w:szCs w:val="20"/>
           <w:lang w:val="en-US"/>
         </w:rPr>
         <w:t>SpeakLeash</w:t>
@@ -7544,9 +4475,6 @@
       <w:proofErr w:type="spellEnd"/>
       <w:r>
         <w:rPr>
-          <w:rFonts w:ascii="Times New Roman" w:hAnsi="Times New Roman" w:cs="Times New Roman"/>
-          <w:sz w:val="20"/>
-          <w:szCs w:val="20"/>
           <w:lang w:val="en-US"/>
         </w:rPr>
         <w:t xml:space="preserve"> Team (</w:t>
@@ -7554,9 +4482,6 @@
       <w:proofErr w:type="spellStart"/>
       <w:r>
         <w:rPr>
-          <w:rFonts w:ascii="Times New Roman" w:hAnsi="Times New Roman" w:cs="Times New Roman"/>
-          <w:sz w:val="20"/>
-          <w:szCs w:val="20"/>
           <w:lang w:val="en-US"/>
         </w:rPr>
         <w:t>Ociepa</w:t>
@@ -7564,18 +4489,12 @@
       <w:proofErr w:type="spellEnd"/>
       <w:r>
         <w:rPr>
-          <w:rFonts w:ascii="Times New Roman" w:hAnsi="Times New Roman" w:cs="Times New Roman"/>
-          <w:sz w:val="20"/>
-          <w:szCs w:val="20"/>
           <w:lang w:val="en-US"/>
         </w:rPr>
         <w:t xml:space="preserve">, K. et al.). (2024). *Bielik-4.5B-v3: Polish Large Language Model*. </w:t>
       </w:r>
       <w:r>
         <w:rPr>
-          <w:rFonts w:ascii="Times New Roman" w:hAnsi="Times New Roman" w:cs="Times New Roman"/>
-          <w:sz w:val="20"/>
-          <w:szCs w:val="20"/>
           <w:lang w:val="en-US"/>
         </w:rPr>
         <w:t>Technical Report. https://huggingface.co/speakleash/Bielik-4.5B-v3</w:t>
@@ -7584,17 +4503,11 @@
     <w:p>
       <w:pPr>
         <w:rPr>
-          <w:rFonts w:ascii="Times New Roman" w:hAnsi="Times New Roman" w:cs="Times New Roman"/>
-          <w:sz w:val="20"/>
-          <w:szCs w:val="20"/>
-          <w:lang w:val="en-US"/>
-        </w:rPr>
-      </w:pPr>
-      <w:r>
-        <w:rPr>
-          <w:rFonts w:ascii="Times New Roman" w:hAnsi="Times New Roman" w:cs="Times New Roman"/>
-          <w:sz w:val="20"/>
-          <w:szCs w:val="20"/>
+          <w:lang w:val="en-US"/>
+        </w:rPr>
+      </w:pPr>
+      <w:r>
+        <w:rPr>
           <w:lang w:val="en-US"/>
         </w:rPr>
         <w:t xml:space="preserve">10. Yang, A., Yang, B., Zhang, B., et al. (2024). *Qwen2.5 Technical Report*. </w:t>
@@ -7602,9 +4515,6 @@
       <w:proofErr w:type="spellStart"/>
       <w:r>
         <w:rPr>
-          <w:rFonts w:ascii="Times New Roman" w:hAnsi="Times New Roman" w:cs="Times New Roman"/>
-          <w:sz w:val="20"/>
-          <w:szCs w:val="20"/>
           <w:lang w:val="en-US"/>
         </w:rPr>
         <w:t>arXiv</w:t>
@@ -7612,9 +4522,6 @@
       <w:proofErr w:type="spellEnd"/>
       <w:r>
         <w:rPr>
-          <w:rFonts w:ascii="Times New Roman" w:hAnsi="Times New Roman" w:cs="Times New Roman"/>
-          <w:sz w:val="20"/>
-          <w:szCs w:val="20"/>
           <w:lang w:val="en-US"/>
         </w:rPr>
         <w:t xml:space="preserve"> preprint arXiv:2412.15115. </w:t>
@@ -7635,28 +4542,19 @@
     <w:p>
       <w:pPr>
         <w:rPr>
-          <w:rFonts w:ascii="Times New Roman" w:hAnsi="Times New Roman" w:cs="Times New Roman"/>
-          <w:sz w:val="20"/>
-          <w:szCs w:val="20"/>
-          <w:lang w:val="en-US"/>
-        </w:rPr>
-      </w:pPr>
-      <w:r>
-        <w:rPr>
-          <w:rFonts w:ascii="Times New Roman" w:hAnsi="Times New Roman" w:cs="Times New Roman"/>
-          <w:sz w:val="20"/>
-          <w:szCs w:val="20"/>
+          <w:lang w:val="en-US"/>
+        </w:rPr>
+      </w:pPr>
+      <w:r>
+        <w:rPr>
           <w:lang w:val="en-US"/>
         </w:rPr>
         <w:t xml:space="preserve">11. Gerganov, G. (2023). </w:t>
       </w:r>
       <w:r>
         <w:rPr>
-          <w:rFonts w:ascii="Times New Roman" w:hAnsi="Times New Roman" w:cs="Times New Roman"/>
           <w:i/>
           <w:iCs/>
-          <w:sz w:val="20"/>
-          <w:szCs w:val="20"/>
           <w:lang w:val="en-US"/>
         </w:rPr>
         <w:t xml:space="preserve">*llama.cpp: Inference of </w:t>
@@ -7664,11 +4562,8 @@
       <w:proofErr w:type="spellStart"/>
       <w:r>
         <w:rPr>
-          <w:rFonts w:ascii="Times New Roman" w:hAnsi="Times New Roman" w:cs="Times New Roman"/>
           <w:i/>
           <w:iCs/>
-          <w:sz w:val="20"/>
-          <w:szCs w:val="20"/>
           <w:lang w:val="en-US"/>
         </w:rPr>
         <w:t>LLaMA</w:t>
@@ -7676,20 +4571,14 @@
       <w:proofErr w:type="spellEnd"/>
       <w:r>
         <w:rPr>
-          <w:rFonts w:ascii="Times New Roman" w:hAnsi="Times New Roman" w:cs="Times New Roman"/>
           <w:i/>
           <w:iCs/>
-          <w:sz w:val="20"/>
-          <w:szCs w:val="20"/>
           <w:lang w:val="en-US"/>
         </w:rPr>
         <w:t xml:space="preserve"> model in pure C/C++*</w:t>
       </w:r>
       <w:r>
         <w:rPr>
-          <w:rFonts w:ascii="Times New Roman" w:hAnsi="Times New Roman" w:cs="Times New Roman"/>
-          <w:sz w:val="20"/>
-          <w:szCs w:val="20"/>
           <w:lang w:val="en-US"/>
         </w:rPr>
         <w:t>. GitHub. https://github.com/ggerganov/llama.cpp</w:t>
@@ -7698,9 +4587,6 @@
     <w:p>
       <w:pPr>
         <w:rPr>
-          <w:rFonts w:ascii="Times New Roman" w:hAnsi="Times New Roman" w:cs="Times New Roman"/>
-          <w:sz w:val="20"/>
-          <w:szCs w:val="20"/>
           <w:lang w:val="en-US"/>
         </w:rPr>
       </w:pPr>
@@ -11207,7 +8093,6 @@
     <w:next w:val="Normal"/>
     <w:link w:val="Heading2Char"/>
     <w:uiPriority w:val="9"/>
-    <w:semiHidden/>
     <w:unhideWhenUsed/>
     <w:qFormat/>
     <w:rsid w:val="007C21F8"/>
@@ -11248,6 +8133,7 @@
   <w:style w:type="character" w:default="1" w:styleId="DefaultParagraphFont">
     <w:name w:val="Default Paragraph Font"/>
     <w:uiPriority w:val="1"/>
+    <w:semiHidden/>
     <w:unhideWhenUsed/>
   </w:style>
   <w:style w:type="table" w:default="1" w:styleId="TableNormal">
@@ -11381,7 +8267,6 @@
     <w:basedOn w:val="DefaultParagraphFont"/>
     <w:link w:val="Heading2"/>
     <w:uiPriority w:val="9"/>
-    <w:semiHidden/>
     <w:rsid w:val="007C21F8"/>
     <w:rPr>
       <w:rFonts w:asciiTheme="majorHAnsi" w:eastAsiaTheme="majorEastAsia" w:hAnsiTheme="majorHAnsi" w:cstheme="majorBidi"/>
@@ -11431,6 +8316,12 @@
       <w:sz w:val="18"/>
       <w:szCs w:val="18"/>
     </w:rPr>
+  </w:style>
+  <w:style w:type="paragraph" w:styleId="NoSpacing">
+    <w:name w:val="No Spacing"/>
+    <w:uiPriority w:val="1"/>
+    <w:qFormat/>
+    <w:rsid w:val="00B501EF"/>
   </w:style>
 </w:styles>
 </file>

--- a/documentation/Projekt_43995.docx
+++ b/documentation/Projekt_43995.docx
@@ -2812,6 +2812,12 @@
       </w:r>
     </w:p>
     <w:p/>
+    <w:p>
+      <w:pPr/>
+      <w:r>
+        <w:t>System korzysta z dwuwarstwowego modelu przechowywania danych. Baza SQLite (disinfo_system.db) rejestruje metadane przebiegów treningowych w tabeli TrainingRun (identyfikator, ramy czasowe, wyniki F1 przed i po douczaniu, status, ścieżka adaptera). Warstwa plików systemowych przechowuje: zbiór referencyjny do ewaluacji (model/dataset/mipd_test.jsonl — stały zbiór testowy z adnotacjami gold-label), checkpointy adapterów LoRA (katalog model/latest/) oraz raporty benchmarkowe z podziałem na warianty (model/benchmark-reports/). Gorąca wymiana modelu produkcyjnego polega na konwersji adaptera do formatu GGUF i przeładowaniu serwera Ollama.</w:t>
+      </w:r>
+    </w:p>
     <w:p>
       <w:r>
         <w:t>2.7. Ograniczenia projektu</w:t>

--- a/documentation/Projekt_43995.docx
+++ b/documentation/Projekt_43995.docx
@@ -434,27 +434,6 @@
         <w:lastRenderedPageBreak/>
         <w:t>Podstawowe informacje</w:t>
       </w:r>
-      <w:r>
-        <w:t xml:space="preserve"> (mak</w:t>
-      </w:r>
-      <w:r>
-        <w:t>s.</w:t>
-      </w:r>
-      <w:r>
-        <w:t xml:space="preserve"> </w:t>
-      </w:r>
-      <w:r>
-        <w:t>4</w:t>
-      </w:r>
-      <w:r>
-        <w:t xml:space="preserve"> stron</w:t>
-      </w:r>
-      <w:r>
-        <w:t>y</w:t>
-      </w:r>
-      <w:r>
-        <w:t>)</w:t>
-      </w:r>
     </w:p>
     <w:p>
       <w:pPr>
@@ -618,7 +597,7 @@
         <w:t xml:space="preserve"> Pozwala na</w:t>
       </w:r>
       <w:r>
-        <w:t xml:space="preserve"> ladowanie nowych danych treningowych</w:t>
+        <w:t xml:space="preserve"> ładowanie nowych danych treningowych</w:t>
       </w:r>
       <w:r>
         <w:t xml:space="preserve"> oraz uruchomienie procesu </w:t>
@@ -635,6 +614,439 @@
       </w:r>
     </w:p>
     <w:p>
+      <w:r>
+        <w:t xml:space="preserve">Tabela 1. </w:t>
+      </w:r>
+      <w:r>
+        <w:t>Klasy manipulacji, które wykrywa system.</w:t>
+      </w:r>
+    </w:p>
+    <w:tbl>
+      <w:tblPr>
+        <w:tblStyle w:val="TableGrid"/>
+        <w:tblW w:w="0" w:type="auto"/>
+        <w:tblLook w:val="04A0" w:firstRow="1" w:lastRow="0" w:firstColumn="1" w:lastColumn="0" w:noHBand="0" w:noVBand="1"/>
+      </w:tblPr>
+      <w:tblGrid>
+        <w:gridCol w:w="4527"/>
+        <w:gridCol w:w="4527"/>
+      </w:tblGrid>
+      <w:tr>
+        <w:tc>
+          <w:tcPr>
+            <w:tcW w:w="4527" w:type="dxa"/>
+            <w:tcBorders>
+              <w:top w:val="single" w:sz="4" w:space="0" w:color="auto"/>
+              <w:left w:val="single" w:sz="4" w:space="0" w:color="auto"/>
+              <w:bottom w:val="single" w:sz="4" w:space="0" w:color="auto"/>
+              <w:right w:val="single" w:sz="4" w:space="0" w:color="auto"/>
+            </w:tcBorders>
+            <w:hideMark/>
+          </w:tcPr>
+          <w:p>
+            <w:r>
+              <w:t>Tag</w:t>
+            </w:r>
+          </w:p>
+        </w:tc>
+        <w:tc>
+          <w:tcPr>
+            <w:tcW w:w="4527" w:type="dxa"/>
+            <w:tcBorders>
+              <w:top w:val="single" w:sz="4" w:space="0" w:color="auto"/>
+              <w:left w:val="single" w:sz="4" w:space="0" w:color="auto"/>
+              <w:bottom w:val="single" w:sz="4" w:space="0" w:color="auto"/>
+              <w:right w:val="single" w:sz="4" w:space="0" w:color="auto"/>
+            </w:tcBorders>
+            <w:hideMark/>
+          </w:tcPr>
+          <w:p>
+            <w:r>
+              <w:t>Opis</w:t>
+            </w:r>
+          </w:p>
+        </w:tc>
+      </w:tr>
+      <w:tr>
+        <w:tc>
+          <w:tcPr>
+            <w:tcW w:w="4527" w:type="dxa"/>
+            <w:tcBorders>
+              <w:top w:val="single" w:sz="4" w:space="0" w:color="auto"/>
+              <w:left w:val="single" w:sz="4" w:space="0" w:color="auto"/>
+              <w:bottom w:val="single" w:sz="4" w:space="0" w:color="auto"/>
+              <w:right w:val="single" w:sz="4" w:space="0" w:color="auto"/>
+            </w:tcBorders>
+            <w:hideMark/>
+          </w:tcPr>
+          <w:p>
+            <w:r>
+              <w:t>REFERENCE_ERROR</w:t>
+            </w:r>
+          </w:p>
+        </w:tc>
+        <w:tc>
+          <w:tcPr>
+            <w:tcW w:w="4527" w:type="dxa"/>
+            <w:tcBorders>
+              <w:top w:val="single" w:sz="4" w:space="0" w:color="auto"/>
+              <w:left w:val="single" w:sz="4" w:space="0" w:color="auto"/>
+              <w:bottom w:val="single" w:sz="4" w:space="0" w:color="auto"/>
+              <w:right w:val="single" w:sz="4" w:space="0" w:color="auto"/>
+            </w:tcBorders>
+          </w:tcPr>
+          <w:p>
+            <w:r>
+              <w:t>Powoływanie się na niewiarygodne lub fałszywe źródła.</w:t>
+            </w:r>
+          </w:p>
+        </w:tc>
+      </w:tr>
+      <w:tr>
+        <w:tc>
+          <w:tcPr>
+            <w:tcW w:w="4527" w:type="dxa"/>
+            <w:tcBorders>
+              <w:top w:val="single" w:sz="4" w:space="0" w:color="auto"/>
+              <w:left w:val="single" w:sz="4" w:space="0" w:color="auto"/>
+              <w:bottom w:val="single" w:sz="4" w:space="0" w:color="auto"/>
+              <w:right w:val="single" w:sz="4" w:space="0" w:color="auto"/>
+            </w:tcBorders>
+            <w:hideMark/>
+          </w:tcPr>
+          <w:p>
+            <w:r>
+              <w:t>WHATABOUTISM</w:t>
+            </w:r>
+          </w:p>
+        </w:tc>
+        <w:tc>
+          <w:tcPr>
+            <w:tcW w:w="4527" w:type="dxa"/>
+            <w:tcBorders>
+              <w:top w:val="single" w:sz="4" w:space="0" w:color="auto"/>
+              <w:left w:val="single" w:sz="4" w:space="0" w:color="auto"/>
+              <w:bottom w:val="single" w:sz="4" w:space="0" w:color="auto"/>
+              <w:right w:val="single" w:sz="4" w:space="0" w:color="auto"/>
+            </w:tcBorders>
+          </w:tcPr>
+          <w:p>
+            <w:r>
+              <w:t>Odchodzenie od tematu poprzez wprowadzenie niezwiązanego argumentu.</w:t>
+            </w:r>
+          </w:p>
+        </w:tc>
+      </w:tr>
+      <w:tr>
+        <w:tc>
+          <w:tcPr>
+            <w:tcW w:w="4527" w:type="dxa"/>
+            <w:tcBorders>
+              <w:top w:val="single" w:sz="4" w:space="0" w:color="auto"/>
+              <w:left w:val="single" w:sz="4" w:space="0" w:color="auto"/>
+              <w:bottom w:val="single" w:sz="4" w:space="0" w:color="auto"/>
+              <w:right w:val="single" w:sz="4" w:space="0" w:color="auto"/>
+            </w:tcBorders>
+          </w:tcPr>
+          <w:p>
+            <w:r>
+              <w:t>STRAWMAN</w:t>
+            </w:r>
+          </w:p>
+        </w:tc>
+        <w:tc>
+          <w:tcPr>
+            <w:tcW w:w="4527" w:type="dxa"/>
+            <w:tcBorders>
+              <w:top w:val="single" w:sz="4" w:space="0" w:color="auto"/>
+              <w:left w:val="single" w:sz="4" w:space="0" w:color="auto"/>
+              <w:bottom w:val="single" w:sz="4" w:space="0" w:color="auto"/>
+              <w:right w:val="single" w:sz="4" w:space="0" w:color="auto"/>
+            </w:tcBorders>
+          </w:tcPr>
+          <w:p>
+            <w:r>
+              <w:t xml:space="preserve">Przeinaczanie argumentu w celu ułatwienia ataku. </w:t>
+            </w:r>
+          </w:p>
+        </w:tc>
+      </w:tr>
+      <w:tr>
+        <w:tc>
+          <w:tcPr>
+            <w:tcW w:w="4527" w:type="dxa"/>
+            <w:tcBorders>
+              <w:top w:val="single" w:sz="4" w:space="0" w:color="auto"/>
+              <w:left w:val="single" w:sz="4" w:space="0" w:color="auto"/>
+              <w:bottom w:val="single" w:sz="4" w:space="0" w:color="auto"/>
+              <w:right w:val="single" w:sz="4" w:space="0" w:color="auto"/>
+            </w:tcBorders>
+          </w:tcPr>
+          <w:p>
+            <w:r>
+              <w:lastRenderedPageBreak/>
+              <w:t>EMOTIONAL_CONTENT</w:t>
+            </w:r>
+          </w:p>
+        </w:tc>
+        <w:tc>
+          <w:tcPr>
+            <w:tcW w:w="4527" w:type="dxa"/>
+            <w:tcBorders>
+              <w:top w:val="single" w:sz="4" w:space="0" w:color="auto"/>
+              <w:left w:val="single" w:sz="4" w:space="0" w:color="auto"/>
+              <w:bottom w:val="single" w:sz="4" w:space="0" w:color="auto"/>
+              <w:right w:val="single" w:sz="4" w:space="0" w:color="auto"/>
+            </w:tcBorders>
+          </w:tcPr>
+          <w:p>
+            <w:r>
+              <w:t>Manipulowanie emocjami czytelnika w celu zmiany opinii.</w:t>
+            </w:r>
+          </w:p>
+        </w:tc>
+      </w:tr>
+      <w:tr>
+        <w:tc>
+          <w:tcPr>
+            <w:tcW w:w="4527" w:type="dxa"/>
+            <w:tcBorders>
+              <w:top w:val="single" w:sz="4" w:space="0" w:color="auto"/>
+              <w:left w:val="single" w:sz="4" w:space="0" w:color="auto"/>
+              <w:bottom w:val="single" w:sz="4" w:space="0" w:color="auto"/>
+              <w:right w:val="single" w:sz="4" w:space="0" w:color="auto"/>
+            </w:tcBorders>
+          </w:tcPr>
+          <w:p>
+            <w:r>
+              <w:t>CHERRY_PICKING</w:t>
+            </w:r>
+          </w:p>
+        </w:tc>
+        <w:tc>
+          <w:tcPr>
+            <w:tcW w:w="4527" w:type="dxa"/>
+            <w:tcBorders>
+              <w:top w:val="single" w:sz="4" w:space="0" w:color="auto"/>
+              <w:left w:val="single" w:sz="4" w:space="0" w:color="auto"/>
+              <w:bottom w:val="single" w:sz="4" w:space="0" w:color="auto"/>
+              <w:right w:val="single" w:sz="4" w:space="0" w:color="auto"/>
+            </w:tcBorders>
+          </w:tcPr>
+          <w:p>
+            <w:r>
+              <w:t>Selektywne prezentowanie danych w celu poparcia konkretnego argumentu.</w:t>
+            </w:r>
+          </w:p>
+        </w:tc>
+      </w:tr>
+      <w:tr>
+        <w:tc>
+          <w:tcPr>
+            <w:tcW w:w="4527" w:type="dxa"/>
+            <w:tcBorders>
+              <w:top w:val="single" w:sz="4" w:space="0" w:color="auto"/>
+              <w:left w:val="single" w:sz="4" w:space="0" w:color="auto"/>
+              <w:bottom w:val="single" w:sz="4" w:space="0" w:color="auto"/>
+              <w:right w:val="single" w:sz="4" w:space="0" w:color="auto"/>
+            </w:tcBorders>
+          </w:tcPr>
+          <w:p>
+            <w:r>
+              <w:t>FALSE_CAUSE</w:t>
+            </w:r>
+          </w:p>
+        </w:tc>
+        <w:tc>
+          <w:tcPr>
+            <w:tcW w:w="4527" w:type="dxa"/>
+            <w:tcBorders>
+              <w:top w:val="single" w:sz="4" w:space="0" w:color="auto"/>
+              <w:left w:val="single" w:sz="4" w:space="0" w:color="auto"/>
+              <w:bottom w:val="single" w:sz="4" w:space="0" w:color="auto"/>
+              <w:right w:val="single" w:sz="4" w:space="0" w:color="auto"/>
+            </w:tcBorders>
+          </w:tcPr>
+          <w:p>
+            <w:r>
+              <w:t>Zakładanie związku przyczynowo-skutkowego na podstawie samej korelacji.</w:t>
+            </w:r>
+          </w:p>
+        </w:tc>
+      </w:tr>
+      <w:tr>
+        <w:tc>
+          <w:tcPr>
+            <w:tcW w:w="4527" w:type="dxa"/>
+            <w:tcBorders>
+              <w:top w:val="single" w:sz="4" w:space="0" w:color="auto"/>
+              <w:left w:val="single" w:sz="4" w:space="0" w:color="auto"/>
+              <w:bottom w:val="single" w:sz="4" w:space="0" w:color="auto"/>
+              <w:right w:val="single" w:sz="4" w:space="0" w:color="auto"/>
+            </w:tcBorders>
+          </w:tcPr>
+          <w:p>
+            <w:r>
+              <w:t>MISLEADING_CLICKBAIT</w:t>
+            </w:r>
+          </w:p>
+        </w:tc>
+        <w:tc>
+          <w:tcPr>
+            <w:tcW w:w="4527" w:type="dxa"/>
+            <w:tcBorders>
+              <w:top w:val="single" w:sz="4" w:space="0" w:color="auto"/>
+              <w:left w:val="single" w:sz="4" w:space="0" w:color="auto"/>
+              <w:bottom w:val="single" w:sz="4" w:space="0" w:color="auto"/>
+              <w:right w:val="single" w:sz="4" w:space="0" w:color="auto"/>
+            </w:tcBorders>
+          </w:tcPr>
+          <w:p>
+            <w:r>
+              <w:t>Tworzenie mylącego lub sensacyjnego nagłówka, który jest sprzeczny z treścią artykułu.</w:t>
+            </w:r>
+          </w:p>
+        </w:tc>
+      </w:tr>
+      <w:tr>
+        <w:tc>
+          <w:tcPr>
+            <w:tcW w:w="4527" w:type="dxa"/>
+            <w:tcBorders>
+              <w:top w:val="single" w:sz="4" w:space="0" w:color="auto"/>
+              <w:left w:val="single" w:sz="4" w:space="0" w:color="auto"/>
+              <w:bottom w:val="single" w:sz="4" w:space="0" w:color="auto"/>
+              <w:right w:val="single" w:sz="4" w:space="0" w:color="auto"/>
+            </w:tcBorders>
+          </w:tcPr>
+          <w:p>
+            <w:r>
+              <w:t>ANECDOTE</w:t>
+            </w:r>
+          </w:p>
+        </w:tc>
+        <w:tc>
+          <w:tcPr>
+            <w:tcW w:w="4527" w:type="dxa"/>
+            <w:tcBorders>
+              <w:top w:val="single" w:sz="4" w:space="0" w:color="auto"/>
+              <w:left w:val="single" w:sz="4" w:space="0" w:color="auto"/>
+              <w:bottom w:val="single" w:sz="4" w:space="0" w:color="auto"/>
+              <w:right w:val="single" w:sz="4" w:space="0" w:color="auto"/>
+            </w:tcBorders>
+          </w:tcPr>
+          <w:p>
+            <w:r>
+              <w:t>Wykorzystywanie osobistych historii do podważania danych statystycznych.</w:t>
+            </w:r>
+          </w:p>
+        </w:tc>
+      </w:tr>
+      <w:tr>
+        <w:tc>
+          <w:tcPr>
+            <w:tcW w:w="4527" w:type="dxa"/>
+            <w:tcBorders>
+              <w:top w:val="single" w:sz="4" w:space="0" w:color="auto"/>
+              <w:left w:val="single" w:sz="4" w:space="0" w:color="auto"/>
+              <w:bottom w:val="single" w:sz="4" w:space="0" w:color="auto"/>
+              <w:right w:val="single" w:sz="4" w:space="0" w:color="auto"/>
+            </w:tcBorders>
+          </w:tcPr>
+          <w:p>
+            <w:r>
+              <w:t>LEADING_QUESTIONS</w:t>
+            </w:r>
+          </w:p>
+        </w:tc>
+        <w:tc>
+          <w:tcPr>
+            <w:tcW w:w="4527" w:type="dxa"/>
+            <w:tcBorders>
+              <w:top w:val="single" w:sz="4" w:space="0" w:color="auto"/>
+              <w:left w:val="single" w:sz="4" w:space="0" w:color="auto"/>
+              <w:bottom w:val="single" w:sz="4" w:space="0" w:color="auto"/>
+              <w:right w:val="single" w:sz="4" w:space="0" w:color="auto"/>
+            </w:tcBorders>
+          </w:tcPr>
+          <w:p>
+            <w:r>
+              <w:t>Stawianie pytań w sposób sugerujący z góry ustalony wniosek.</w:t>
+            </w:r>
+          </w:p>
+        </w:tc>
+      </w:tr>
+      <w:tr>
+        <w:tc>
+          <w:tcPr>
+            <w:tcW w:w="4527" w:type="dxa"/>
+            <w:tcBorders>
+              <w:top w:val="single" w:sz="4" w:space="0" w:color="auto"/>
+              <w:left w:val="single" w:sz="4" w:space="0" w:color="auto"/>
+              <w:bottom w:val="single" w:sz="4" w:space="0" w:color="auto"/>
+              <w:right w:val="single" w:sz="4" w:space="0" w:color="auto"/>
+            </w:tcBorders>
+          </w:tcPr>
+          <w:p>
+            <w:r>
+              <w:t>EXAGGERATION</w:t>
+            </w:r>
+          </w:p>
+        </w:tc>
+        <w:tc>
+          <w:tcPr>
+            <w:tcW w:w="4527" w:type="dxa"/>
+            <w:tcBorders>
+              <w:top w:val="single" w:sz="4" w:space="0" w:color="auto"/>
+              <w:left w:val="single" w:sz="4" w:space="0" w:color="auto"/>
+              <w:bottom w:val="single" w:sz="4" w:space="0" w:color="auto"/>
+              <w:right w:val="single" w:sz="4" w:space="0" w:color="auto"/>
+            </w:tcBorders>
+          </w:tcPr>
+          <w:p>
+            <w:r>
+              <w:t>Wyolbrzymianie lub niedocenianie faktów.</w:t>
+            </w:r>
+          </w:p>
+        </w:tc>
+      </w:tr>
+      <w:tr>
+        <w:tc>
+          <w:tcPr>
+            <w:tcW w:w="4527" w:type="dxa"/>
+            <w:tcBorders>
+              <w:top w:val="single" w:sz="4" w:space="0" w:color="auto"/>
+              <w:left w:val="single" w:sz="4" w:space="0" w:color="auto"/>
+              <w:bottom w:val="single" w:sz="4" w:space="0" w:color="auto"/>
+              <w:right w:val="single" w:sz="4" w:space="0" w:color="auto"/>
+            </w:tcBorders>
+          </w:tcPr>
+          <w:p>
+            <w:r>
+              <w:t>QUOTE_MINING</w:t>
+            </w:r>
+          </w:p>
+        </w:tc>
+        <w:tc>
+          <w:tcPr>
+            <w:tcW w:w="4527" w:type="dxa"/>
+            <w:tcBorders>
+              <w:top w:val="single" w:sz="4" w:space="0" w:color="auto"/>
+              <w:left w:val="single" w:sz="4" w:space="0" w:color="auto"/>
+              <w:bottom w:val="single" w:sz="4" w:space="0" w:color="auto"/>
+              <w:right w:val="single" w:sz="4" w:space="0" w:color="auto"/>
+            </w:tcBorders>
+          </w:tcPr>
+          <w:p>
+            <w:r>
+              <w:t>Zniekształcanie czyichś wypowiedzi poprzez wykorzystywanie wybranych fragmentów.</w:t>
+            </w:r>
+          </w:p>
+        </w:tc>
+      </w:tr>
+    </w:tbl>
+    <w:p/>
+    <w:p>
       <w:pPr>
         <w:pStyle w:val="Heading2"/>
       </w:pPr>
@@ -659,11 +1071,7 @@
         <w:t>komercyjne modele językowe ogólnego przeznaczenia</w:t>
       </w:r>
       <w:r>
-        <w:t xml:space="preserve">, takie jak GPT-4 czy Gemini. Choć oferują one wysoki poziom wnioskowania, ich stosowanie w systemach bezpieczeństwa informacyjnego obarczone jest poważnymi ryzykami. Są to rozwiązania typu "zamkniętego" (API), co rodzi problemy z prywatnością analizowanych </w:t>
-      </w:r>
-      <w:r>
-        <w:lastRenderedPageBreak/>
-        <w:t>danych oraz kosztami eksploatacji. Co istotne, modele te posiadają wbudowane restrykcyjne filtry bezpieczeństwa (tzw. over-refusal), przez co często odmawiają analizy kontrowersyjnych tekstów politycznych, które są głównym nośnikiem dezinformacji. Ponadto, jako modele globalne, często niepoprawnie interpretują lokalny kontekst kulturowy (np. polską ironię polityczną), traktując ją dosłownie.</w:t>
+        <w:t>, takie jak GPT-4 czy Gemini. Choć oferują one wysoki poziom wnioskowania, ich stosowanie w systemach bezpieczeństwa informacyjnego obarczone jest poważnymi ryzykami. Są to rozwiązania typu "zamkniętego" (API), co rodzi problemy z prywatnością analizowanych danych oraz kosztami eksploatacji. Co istotne, modele te posiadają wbudowane restrykcyjne filtry bezpieczeństwa (tzw. over-refusal), przez co często odmawiają analizy kontrowersyjnych tekstów politycznych, które są głównym nośnikiem dezinformacji. Ponadto, jako modele globalne, często niepoprawnie interpretują lokalny kontekst kulturowy (np. polską ironię polityczną), traktując ją dosłownie.</w:t>
       </w:r>
     </w:p>
     <w:p>
@@ -725,7 +1133,11 @@
         <w:t>lokalny i uncenzurowany</w:t>
       </w:r>
       <w:r>
-        <w:t xml:space="preserve">, zdolny do analizy dowolnych treści bez ograniczeń korporacyjnych i kosztów API. Po trzecie, unikalny </w:t>
+        <w:t xml:space="preserve">, zdolny do analizy dowolnych treści bez ograniczeń </w:t>
+      </w:r>
+      <w:r>
+        <w:lastRenderedPageBreak/>
+        <w:t xml:space="preserve">korporacyjnych i kosztów API. Po trzecie, unikalny </w:t>
       </w:r>
       <w:r>
         <w:rPr>
@@ -889,7 +1301,6 @@
     </w:p>
     <w:p>
       <w:r>
-        <w:lastRenderedPageBreak/>
         <w:t>Rola: Lokalny serwer udostępniający model poprzez REST API.</w:t>
       </w:r>
     </w:p>
@@ -940,28 +1351,21 @@
         <w:t>Kluczowe zagadnienia związane z realizacją projektu</w:t>
       </w:r>
     </w:p>
-    <w:p>
-      <w:pPr>
-        <w:rPr>
-          <w:rFonts w:ascii="Times New Roman" w:hAnsi="Times New Roman" w:cs="Times New Roman"/>
-          <w:sz w:val="20"/>
-          <w:szCs w:val="20"/>
-        </w:rPr>
-      </w:pPr>
-    </w:p>
-    <w:p>
-      <w:r>
-        <w:t>2. Kluczowe zagadnienia związane z realizacją projektu</w:t>
-      </w:r>
-    </w:p>
     <w:p/>
     <w:p>
       <w:r>
-        <w:t>Realizacja systemu detekcji dezinformacji wymagała rozwiązania szeregu problemów inżynieryjnych z zakresu przetwarzania języka naturalnego (NLP), optymalizacji modeli głębokiego uczenia oraz architektury systemów rozproszonych. Poniżej przedstawiono kluczowe aspekty implementacyjne z podziałem na etapy wytwarzania oprogramowania, uwzględniające rzeczywiste parametry i wyniki uzyskane w toku prac.</w:t>
+        <w:t xml:space="preserve">Realizacja systemu detekcji dezinformacji wymagała rozwiązania szeregu problemów inżynieryjnych z zakresu przetwarzania języka naturalnego (NLP), optymalizacji modeli głębokiego uczenia oraz architektury systemów rozproszonych. Poniżej przedstawiono </w:t>
+      </w:r>
+      <w:r>
+        <w:lastRenderedPageBreak/>
+        <w:t>kluczowe aspekty implementacyjne z podziałem na etapy wytwarzania oprogramowania, uwzględniające rzeczywiste parametry i wyniki uzyskane w toku prac.</w:t>
       </w:r>
     </w:p>
     <w:p/>
     <w:p>
+      <w:pPr>
+        <w:pStyle w:val="Heading2"/>
+      </w:pPr>
       <w:r>
         <w:t>2.1. Cele i charakterystyka inżynierska projektu</w:t>
       </w:r>
@@ -1007,6 +1411,9 @@
     </w:p>
     <w:p/>
     <w:p>
+      <w:pPr>
+        <w:pStyle w:val="Heading2"/>
+      </w:pPr>
       <w:r>
         <w:t>2.2. Implementacja procesu generowania danych syntetycznych (NLE i generowanie uzasadnień – Rationale Generation)</w:t>
       </w:r>
@@ -1025,7 +1432,11 @@
     </w:p>
     <w:p>
       <w:r>
-        <w:t>Konieczność wygenerowania tysięcy wysokiej jakości uzasadnień dla zbioru MIPD (Modzelewski et al., 2024) (ponad 10 000 próbek) przy konieczności zachowania spójności formatu JSON. Istotnym aspektem było tzw. generowanie uzasadnień (Lei et al., 2016), czyli proces ekstrakcji fragmentów tekstu źródłowego, które bezpośrednio uzasadniają predykcję.</w:t>
+        <w:t xml:space="preserve">Konieczność wygenerowania tysięcy wysokiej jakości uzasadnień dla zbioru MIPD (Modzelewski et al., 2024) (ponad 10 000 próbek) przy konieczności zachowania spójności </w:t>
+      </w:r>
+      <w:r>
+        <w:lastRenderedPageBreak/>
+        <w:t>formatu JSON. Istotnym aspektem było tzw. generowanie uzasadnień (Lei et al., 2016), czyli proces ekstrakcji fragmentów tekstu źródłowego, które bezpośrednio uzasadniają predykcję.</w:t>
       </w:r>
     </w:p>
     <w:p/>
@@ -1057,18 +1468,16 @@
     </w:p>
     <w:p>
       <w:r>
-        <w:t xml:space="preserve">Separacja logiki: Model generował treść wyjaśnienia, a struktura JSON była składana programowo, co eliminowało błędy składniowe. W docelowym systemie (XAI Adapter) </w:t>
-      </w:r>
-      <w:r>
-        <w:lastRenderedPageBreak/>
-        <w:t>model jest trenowany, aby na wyjściu zwracać spójną strukturę zawierającą listę zidentyfikowanych technik oraz pole uzasadnienia:</w:t>
+        <w:t>Separacja logiki: Model generował treść wyjaśnienia, a struktura JSON była składana programowo, co eliminowało błędy składniowe. W docelowym systemie (XAI Adapter) model jest trenowany, aby na wyjściu zwracać spójną strukturę zawierającą listę zidentyfikowanych technik oraz pole uzasadnienia:</w:t>
       </w:r>
     </w:p>
     <w:p/>
     <w:p>
       <w:pPr>
-        <w:rPr>
-          <w:rFonts w:ascii="Consolas" w:eastAsia="Times New Roman" w:hAnsi="Consolas"/>
+        <w:shd w:val="clear" w:color="auto" w:fill="1F1F1F"/>
+        <w:spacing w:line="285" w:lineRule="atLeast"/>
+        <w:rPr>
+          <w:rFonts w:ascii="Consolas" w:eastAsia="Times New Roman" w:hAnsi="Consolas" w:cs="Times New Roman"/>
           <w:color w:val="CCCCCC"/>
           <w:sz w:val="21"/>
           <w:szCs w:val="21"/>
@@ -1076,7 +1485,7 @@
       </w:pPr>
       <w:r>
         <w:rPr>
-          <w:rFonts w:ascii="Consolas" w:eastAsia="Times New Roman" w:hAnsi="Consolas"/>
+          <w:rFonts w:ascii="Consolas" w:eastAsia="Times New Roman" w:hAnsi="Consolas" w:cs="Times New Roman"/>
           <w:color w:val="D4D4D4"/>
           <w:sz w:val="21"/>
           <w:szCs w:val="21"/>
@@ -1086,8 +1495,10 @@
     </w:p>
     <w:p>
       <w:pPr>
-        <w:rPr>
-          <w:rFonts w:ascii="Consolas" w:eastAsia="Times New Roman" w:hAnsi="Consolas"/>
+        <w:shd w:val="clear" w:color="auto" w:fill="1F1F1F"/>
+        <w:spacing w:line="285" w:lineRule="atLeast"/>
+        <w:rPr>
+          <w:rFonts w:ascii="Consolas" w:eastAsia="Times New Roman" w:hAnsi="Consolas" w:cs="Times New Roman"/>
           <w:color w:val="CCCCCC"/>
           <w:sz w:val="21"/>
           <w:szCs w:val="21"/>
@@ -1095,7 +1506,7 @@
       </w:pPr>
       <w:r>
         <w:rPr>
-          <w:rFonts w:ascii="Consolas" w:eastAsia="Times New Roman" w:hAnsi="Consolas"/>
+          <w:rFonts w:ascii="Consolas" w:eastAsia="Times New Roman" w:hAnsi="Consolas" w:cs="Times New Roman"/>
           <w:color w:val="D4D4D4"/>
           <w:sz w:val="21"/>
           <w:szCs w:val="21"/>
@@ -1104,7 +1515,7 @@
       </w:r>
       <w:r>
         <w:rPr>
-          <w:rFonts w:ascii="Consolas" w:eastAsia="Times New Roman" w:hAnsi="Consolas"/>
+          <w:rFonts w:ascii="Consolas" w:eastAsia="Times New Roman" w:hAnsi="Consolas" w:cs="Times New Roman"/>
           <w:color w:val="9CDCFE"/>
           <w:sz w:val="21"/>
           <w:szCs w:val="21"/>
@@ -1113,7 +1524,7 @@
       </w:r>
       <w:r>
         <w:rPr>
-          <w:rFonts w:ascii="Consolas" w:eastAsia="Times New Roman" w:hAnsi="Consolas"/>
+          <w:rFonts w:ascii="Consolas" w:eastAsia="Times New Roman" w:hAnsi="Consolas" w:cs="Times New Roman"/>
           <w:color w:val="D4D4D4"/>
           <w:sz w:val="21"/>
           <w:szCs w:val="21"/>
@@ -1122,7 +1533,7 @@
       </w:r>
       <w:r>
         <w:rPr>
-          <w:rFonts w:ascii="Consolas" w:eastAsia="Times New Roman" w:hAnsi="Consolas"/>
+          <w:rFonts w:ascii="Consolas" w:eastAsia="Times New Roman" w:hAnsi="Consolas" w:cs="Times New Roman"/>
           <w:color w:val="CE9178"/>
           <w:sz w:val="21"/>
           <w:szCs w:val="21"/>
@@ -1131,7 +1542,7 @@
       </w:r>
       <w:r>
         <w:rPr>
-          <w:rFonts w:ascii="Consolas" w:eastAsia="Times New Roman" w:hAnsi="Consolas"/>
+          <w:rFonts w:ascii="Consolas" w:eastAsia="Times New Roman" w:hAnsi="Consolas" w:cs="Times New Roman"/>
           <w:color w:val="D4D4D4"/>
           <w:sz w:val="21"/>
           <w:szCs w:val="21"/>
@@ -1141,8 +1552,10 @@
     </w:p>
     <w:p>
       <w:pPr>
-        <w:rPr>
-          <w:rFonts w:ascii="Consolas" w:eastAsia="Times New Roman" w:hAnsi="Consolas"/>
+        <w:shd w:val="clear" w:color="auto" w:fill="1F1F1F"/>
+        <w:spacing w:line="285" w:lineRule="atLeast"/>
+        <w:rPr>
+          <w:rFonts w:ascii="Consolas" w:eastAsia="Times New Roman" w:hAnsi="Consolas" w:cs="Times New Roman"/>
           <w:color w:val="CCCCCC"/>
           <w:sz w:val="21"/>
           <w:szCs w:val="21"/>
@@ -1151,7 +1564,7 @@
       </w:pPr>
       <w:r>
         <w:rPr>
-          <w:rFonts w:ascii="Consolas" w:eastAsia="Times New Roman" w:hAnsi="Consolas"/>
+          <w:rFonts w:ascii="Consolas" w:eastAsia="Times New Roman" w:hAnsi="Consolas" w:cs="Times New Roman"/>
           <w:color w:val="D4D4D4"/>
           <w:sz w:val="21"/>
           <w:szCs w:val="21"/>
@@ -1160,7 +1573,7 @@
       </w:r>
       <w:r>
         <w:rPr>
-          <w:rFonts w:ascii="Consolas" w:eastAsia="Times New Roman" w:hAnsi="Consolas"/>
+          <w:rFonts w:ascii="Consolas" w:eastAsia="Times New Roman" w:hAnsi="Consolas" w:cs="Times New Roman"/>
           <w:color w:val="9CDCFE"/>
           <w:sz w:val="21"/>
           <w:szCs w:val="21"/>
@@ -1172,7 +1585,7 @@
       <w:proofErr w:type="gramStart"/>
       <w:r>
         <w:rPr>
-          <w:rFonts w:ascii="Consolas" w:eastAsia="Times New Roman" w:hAnsi="Consolas"/>
+          <w:rFonts w:ascii="Consolas" w:eastAsia="Times New Roman" w:hAnsi="Consolas" w:cs="Times New Roman"/>
           <w:color w:val="9CDCFE"/>
           <w:sz w:val="21"/>
           <w:szCs w:val="21"/>
@@ -1183,7 +1596,7 @@
       <w:proofErr w:type="gramEnd"/>
       <w:r>
         <w:rPr>
-          <w:rFonts w:ascii="Consolas" w:eastAsia="Times New Roman" w:hAnsi="Consolas"/>
+          <w:rFonts w:ascii="Consolas" w:eastAsia="Times New Roman" w:hAnsi="Consolas" w:cs="Times New Roman"/>
           <w:color w:val="9CDCFE"/>
           <w:sz w:val="21"/>
           <w:szCs w:val="21"/>
@@ -1194,7 +1607,7 @@
       <w:proofErr w:type="spellEnd"/>
       <w:r>
         <w:rPr>
-          <w:rFonts w:ascii="Consolas" w:eastAsia="Times New Roman" w:hAnsi="Consolas"/>
+          <w:rFonts w:ascii="Consolas" w:eastAsia="Times New Roman" w:hAnsi="Consolas" w:cs="Times New Roman"/>
           <w:color w:val="9CDCFE"/>
           <w:sz w:val="21"/>
           <w:szCs w:val="21"/>
@@ -1204,7 +1617,7 @@
       </w:r>
       <w:r>
         <w:rPr>
-          <w:rFonts w:ascii="Consolas" w:eastAsia="Times New Roman" w:hAnsi="Consolas"/>
+          <w:rFonts w:ascii="Consolas" w:eastAsia="Times New Roman" w:hAnsi="Consolas" w:cs="Times New Roman"/>
           <w:color w:val="D4D4D4"/>
           <w:sz w:val="21"/>
           <w:szCs w:val="21"/>
@@ -1214,7 +1627,7 @@
       </w:r>
       <w:r>
         <w:rPr>
-          <w:rFonts w:ascii="Consolas" w:eastAsia="Times New Roman" w:hAnsi="Consolas"/>
+          <w:rFonts w:ascii="Consolas" w:eastAsia="Times New Roman" w:hAnsi="Consolas" w:cs="Times New Roman"/>
           <w:color w:val="CE9178"/>
           <w:sz w:val="21"/>
           <w:szCs w:val="21"/>
@@ -1224,7 +1637,7 @@
       </w:r>
       <w:r>
         <w:rPr>
-          <w:rFonts w:ascii="Consolas" w:eastAsia="Times New Roman" w:hAnsi="Consolas"/>
+          <w:rFonts w:ascii="Consolas" w:eastAsia="Times New Roman" w:hAnsi="Consolas" w:cs="Times New Roman"/>
           <w:color w:val="D4D4D4"/>
           <w:sz w:val="21"/>
           <w:szCs w:val="21"/>
@@ -1234,7 +1647,7 @@
       </w:r>
       <w:r>
         <w:rPr>
-          <w:rFonts w:ascii="Consolas" w:eastAsia="Times New Roman" w:hAnsi="Consolas"/>
+          <w:rFonts w:ascii="Consolas" w:eastAsia="Times New Roman" w:hAnsi="Consolas" w:cs="Times New Roman"/>
           <w:color w:val="CE9178"/>
           <w:sz w:val="21"/>
           <w:szCs w:val="21"/>
@@ -1244,7 +1657,7 @@
       </w:r>
       <w:r>
         <w:rPr>
-          <w:rFonts w:ascii="Consolas" w:eastAsia="Times New Roman" w:hAnsi="Consolas"/>
+          <w:rFonts w:ascii="Consolas" w:eastAsia="Times New Roman" w:hAnsi="Consolas" w:cs="Times New Roman"/>
           <w:color w:val="D4D4D4"/>
           <w:sz w:val="21"/>
           <w:szCs w:val="21"/>
@@ -1255,8 +1668,10 @@
     </w:p>
     <w:p>
       <w:pPr>
-        <w:rPr>
-          <w:rFonts w:ascii="Consolas" w:eastAsia="Times New Roman" w:hAnsi="Consolas"/>
+        <w:shd w:val="clear" w:color="auto" w:fill="1F1F1F"/>
+        <w:spacing w:line="285" w:lineRule="atLeast"/>
+        <w:rPr>
+          <w:rFonts w:ascii="Consolas" w:eastAsia="Times New Roman" w:hAnsi="Consolas" w:cs="Times New Roman"/>
           <w:color w:val="CCCCCC"/>
           <w:sz w:val="21"/>
           <w:szCs w:val="21"/>
@@ -1264,7 +1679,7 @@
       </w:pPr>
       <w:r>
         <w:rPr>
-          <w:rFonts w:ascii="Consolas" w:eastAsia="Times New Roman" w:hAnsi="Consolas"/>
+          <w:rFonts w:ascii="Consolas" w:eastAsia="Times New Roman" w:hAnsi="Consolas" w:cs="Times New Roman"/>
           <w:color w:val="D4D4D4"/>
           <w:sz w:val="21"/>
           <w:szCs w:val="21"/>
@@ -1274,6 +1689,9 @@
     </w:p>
     <w:p/>
     <w:p>
+      <w:pPr>
+        <w:pStyle w:val="Heading2"/>
+      </w:pPr>
       <w:r>
         <w:t>2.3. Metodyka dostrajania modelu (nadzorowane dostrajanie – Supervised Fine-Tuning)</w:t>
       </w:r>
@@ -1303,13 +1721,16 @@
     </w:p>
     <w:p>
       <w:r>
+        <w:lastRenderedPageBreak/>
         <w:t>Zastosowano technikę QLoRA (Dettmers et al., 2023) z wykorzystaniem biblioteki Unsloth. Pozwoliło to na zamrożenie głównych wag modelu (zapisanych w formacie 4-bitowym NF4) i trenowanie jedynie niewielkich macierzy adapterów (Hu et al., 2021). Proces konfiguracji warstwy adaptacyjnej (LoRA) przedstawia poniższy fragment kodu (plik `trainer.py`):</w:t>
       </w:r>
     </w:p>
     <w:p>
       <w:pPr>
-        <w:rPr>
-          <w:rFonts w:ascii="Consolas" w:eastAsia="Times New Roman" w:hAnsi="Consolas"/>
+        <w:shd w:val="clear" w:color="auto" w:fill="1F1F1F"/>
+        <w:spacing w:line="285" w:lineRule="atLeast"/>
+        <w:rPr>
+          <w:rFonts w:ascii="Consolas" w:eastAsia="Times New Roman" w:hAnsi="Consolas" w:cs="Times New Roman"/>
           <w:color w:val="CCCCCC"/>
           <w:sz w:val="21"/>
           <w:szCs w:val="21"/>
@@ -1318,7 +1739,7 @@
       </w:pPr>
       <w:r>
         <w:rPr>
-          <w:rFonts w:ascii="Consolas" w:eastAsia="Times New Roman" w:hAnsi="Consolas"/>
+          <w:rFonts w:ascii="Consolas" w:eastAsia="Times New Roman" w:hAnsi="Consolas" w:cs="Times New Roman"/>
           <w:color w:val="D4D4D4"/>
           <w:sz w:val="21"/>
           <w:szCs w:val="21"/>
@@ -1329,7 +1750,7 @@
       <w:proofErr w:type="spellStart"/>
       <w:r>
         <w:rPr>
-          <w:rFonts w:ascii="Consolas" w:eastAsia="Times New Roman" w:hAnsi="Consolas"/>
+          <w:rFonts w:ascii="Consolas" w:eastAsia="Times New Roman" w:hAnsi="Consolas" w:cs="Times New Roman"/>
           <w:color w:val="D4D4D4"/>
           <w:sz w:val="21"/>
           <w:szCs w:val="21"/>
@@ -1340,7 +1761,7 @@
       <w:proofErr w:type="gramStart"/>
       <w:r>
         <w:rPr>
-          <w:rFonts w:ascii="Consolas" w:eastAsia="Times New Roman" w:hAnsi="Consolas"/>
+          <w:rFonts w:ascii="Consolas" w:eastAsia="Times New Roman" w:hAnsi="Consolas" w:cs="Times New Roman"/>
           <w:color w:val="D4D4D4"/>
           <w:sz w:val="21"/>
           <w:szCs w:val="21"/>
@@ -1351,7 +1772,7 @@
       <w:proofErr w:type="spellEnd"/>
       <w:r>
         <w:rPr>
-          <w:rFonts w:ascii="Consolas" w:eastAsia="Times New Roman" w:hAnsi="Consolas"/>
+          <w:rFonts w:ascii="Consolas" w:eastAsia="Times New Roman" w:hAnsi="Consolas" w:cs="Times New Roman"/>
           <w:color w:val="D4D4D4"/>
           <w:sz w:val="21"/>
           <w:szCs w:val="21"/>
@@ -1363,8 +1784,10 @@
     </w:p>
     <w:p>
       <w:pPr>
-        <w:rPr>
-          <w:rFonts w:ascii="Consolas" w:eastAsia="Times New Roman" w:hAnsi="Consolas"/>
+        <w:shd w:val="clear" w:color="auto" w:fill="1F1F1F"/>
+        <w:spacing w:line="285" w:lineRule="atLeast"/>
+        <w:rPr>
+          <w:rFonts w:ascii="Consolas" w:eastAsia="Times New Roman" w:hAnsi="Consolas" w:cs="Times New Roman"/>
           <w:color w:val="CCCCCC"/>
           <w:sz w:val="21"/>
           <w:szCs w:val="21"/>
@@ -1373,7 +1796,7 @@
       </w:pPr>
       <w:r>
         <w:rPr>
-          <w:rFonts w:ascii="Consolas" w:eastAsia="Times New Roman" w:hAnsi="Consolas"/>
+          <w:rFonts w:ascii="Consolas" w:eastAsia="Times New Roman" w:hAnsi="Consolas" w:cs="Times New Roman"/>
           <w:color w:val="D4D4D4"/>
           <w:sz w:val="21"/>
           <w:szCs w:val="21"/>
@@ -1384,8 +1807,10 @@
     </w:p>
     <w:p>
       <w:pPr>
-        <w:rPr>
-          <w:rFonts w:ascii="Consolas" w:eastAsia="Times New Roman" w:hAnsi="Consolas"/>
+        <w:shd w:val="clear" w:color="auto" w:fill="1F1F1F"/>
+        <w:spacing w:line="285" w:lineRule="atLeast"/>
+        <w:rPr>
+          <w:rFonts w:ascii="Consolas" w:eastAsia="Times New Roman" w:hAnsi="Consolas" w:cs="Times New Roman"/>
           <w:color w:val="CCCCCC"/>
           <w:sz w:val="21"/>
           <w:szCs w:val="21"/>
@@ -1394,7 +1819,7 @@
       </w:pPr>
       <w:r>
         <w:rPr>
-          <w:rFonts w:ascii="Consolas" w:eastAsia="Times New Roman" w:hAnsi="Consolas"/>
+          <w:rFonts w:ascii="Consolas" w:eastAsia="Times New Roman" w:hAnsi="Consolas" w:cs="Times New Roman"/>
           <w:color w:val="D4D4D4"/>
           <w:sz w:val="21"/>
           <w:szCs w:val="21"/>
@@ -1404,7 +1829,7 @@
       </w:r>
       <w:r>
         <w:rPr>
-          <w:rFonts w:ascii="Consolas" w:eastAsia="Times New Roman" w:hAnsi="Consolas"/>
+          <w:rFonts w:ascii="Consolas" w:eastAsia="Times New Roman" w:hAnsi="Consolas" w:cs="Times New Roman"/>
           <w:color w:val="9CDCFE"/>
           <w:sz w:val="21"/>
           <w:szCs w:val="21"/>
@@ -1414,7 +1839,7 @@
       </w:r>
       <w:r>
         <w:rPr>
-          <w:rFonts w:ascii="Consolas" w:eastAsia="Times New Roman" w:hAnsi="Consolas"/>
+          <w:rFonts w:ascii="Consolas" w:eastAsia="Times New Roman" w:hAnsi="Consolas" w:cs="Times New Roman"/>
           <w:color w:val="D4D4D4"/>
           <w:sz w:val="21"/>
           <w:szCs w:val="21"/>
@@ -1424,7 +1849,7 @@
       </w:r>
       <w:r>
         <w:rPr>
-          <w:rFonts w:ascii="Consolas" w:eastAsia="Times New Roman" w:hAnsi="Consolas"/>
+          <w:rFonts w:ascii="Consolas" w:eastAsia="Times New Roman" w:hAnsi="Consolas" w:cs="Times New Roman"/>
           <w:color w:val="B5CEA8"/>
           <w:sz w:val="21"/>
           <w:szCs w:val="21"/>
@@ -1434,7 +1859,7 @@
       </w:r>
       <w:r>
         <w:rPr>
-          <w:rFonts w:ascii="Consolas" w:eastAsia="Times New Roman" w:hAnsi="Consolas"/>
+          <w:rFonts w:ascii="Consolas" w:eastAsia="Times New Roman" w:hAnsi="Consolas" w:cs="Times New Roman"/>
           <w:color w:val="D4D4D4"/>
           <w:sz w:val="21"/>
           <w:szCs w:val="21"/>
@@ -1444,7 +1869,7 @@
       </w:r>
       <w:r>
         <w:rPr>
-          <w:rFonts w:ascii="Consolas" w:eastAsia="Times New Roman" w:hAnsi="Consolas"/>
+          <w:rFonts w:ascii="Consolas" w:eastAsia="Times New Roman" w:hAnsi="Consolas" w:cs="Times New Roman"/>
           <w:color w:val="6A9955"/>
           <w:sz w:val="21"/>
           <w:szCs w:val="21"/>
@@ -1455,7 +1880,7 @@
       <w:proofErr w:type="spellStart"/>
       <w:r>
         <w:rPr>
-          <w:rFonts w:ascii="Consolas" w:eastAsia="Times New Roman" w:hAnsi="Consolas"/>
+          <w:rFonts w:ascii="Consolas" w:eastAsia="Times New Roman" w:hAnsi="Consolas" w:cs="Times New Roman"/>
           <w:color w:val="6A9955"/>
           <w:sz w:val="21"/>
           <w:szCs w:val="21"/>
@@ -1466,7 +1891,7 @@
       <w:proofErr w:type="spellEnd"/>
       <w:r>
         <w:rPr>
-          <w:rFonts w:ascii="Consolas" w:eastAsia="Times New Roman" w:hAnsi="Consolas"/>
+          <w:rFonts w:ascii="Consolas" w:eastAsia="Times New Roman" w:hAnsi="Consolas" w:cs="Times New Roman"/>
           <w:color w:val="6A9955"/>
           <w:sz w:val="21"/>
           <w:szCs w:val="21"/>
@@ -1477,7 +1902,7 @@
       <w:proofErr w:type="spellStart"/>
       <w:r>
         <w:rPr>
-          <w:rFonts w:ascii="Consolas" w:eastAsia="Times New Roman" w:hAnsi="Consolas"/>
+          <w:rFonts w:ascii="Consolas" w:eastAsia="Times New Roman" w:hAnsi="Consolas" w:cs="Times New Roman"/>
           <w:color w:val="6A9955"/>
           <w:sz w:val="21"/>
           <w:szCs w:val="21"/>
@@ -1489,8 +1914,10 @@
     </w:p>
     <w:p>
       <w:pPr>
-        <w:rPr>
-          <w:rFonts w:ascii="Consolas" w:eastAsia="Times New Roman" w:hAnsi="Consolas"/>
+        <w:shd w:val="clear" w:color="auto" w:fill="1F1F1F"/>
+        <w:spacing w:line="285" w:lineRule="atLeast"/>
+        <w:rPr>
+          <w:rFonts w:ascii="Consolas" w:eastAsia="Times New Roman" w:hAnsi="Consolas" w:cs="Times New Roman"/>
           <w:color w:val="CCCCCC"/>
           <w:sz w:val="21"/>
           <w:szCs w:val="21"/>
@@ -1499,7 +1926,7 @@
       </w:pPr>
       <w:r>
         <w:rPr>
-          <w:rFonts w:ascii="Consolas" w:eastAsia="Times New Roman" w:hAnsi="Consolas"/>
+          <w:rFonts w:ascii="Consolas" w:eastAsia="Times New Roman" w:hAnsi="Consolas" w:cs="Times New Roman"/>
           <w:color w:val="D4D4D4"/>
           <w:sz w:val="21"/>
           <w:szCs w:val="21"/>
@@ -1510,7 +1937,7 @@
       <w:proofErr w:type="spellStart"/>
       <w:r>
         <w:rPr>
-          <w:rFonts w:ascii="Consolas" w:eastAsia="Times New Roman" w:hAnsi="Consolas"/>
+          <w:rFonts w:ascii="Consolas" w:eastAsia="Times New Roman" w:hAnsi="Consolas" w:cs="Times New Roman"/>
           <w:color w:val="9CDCFE"/>
           <w:sz w:val="21"/>
           <w:szCs w:val="21"/>
@@ -1521,7 +1948,7 @@
       <w:proofErr w:type="spellEnd"/>
       <w:r>
         <w:rPr>
-          <w:rFonts w:ascii="Consolas" w:eastAsia="Times New Roman" w:hAnsi="Consolas"/>
+          <w:rFonts w:ascii="Consolas" w:eastAsia="Times New Roman" w:hAnsi="Consolas" w:cs="Times New Roman"/>
           <w:color w:val="D4D4D4"/>
           <w:sz w:val="21"/>
           <w:szCs w:val="21"/>
@@ -1531,7 +1958,7 @@
       </w:r>
       <w:r>
         <w:rPr>
-          <w:rFonts w:ascii="Consolas" w:eastAsia="Times New Roman" w:hAnsi="Consolas"/>
+          <w:rFonts w:ascii="Consolas" w:eastAsia="Times New Roman" w:hAnsi="Consolas" w:cs="Times New Roman"/>
           <w:color w:val="CE9178"/>
           <w:sz w:val="21"/>
           <w:szCs w:val="21"/>
@@ -1542,7 +1969,7 @@
       <w:proofErr w:type="spellStart"/>
       <w:r>
         <w:rPr>
-          <w:rFonts w:ascii="Consolas" w:eastAsia="Times New Roman" w:hAnsi="Consolas"/>
+          <w:rFonts w:ascii="Consolas" w:eastAsia="Times New Roman" w:hAnsi="Consolas" w:cs="Times New Roman"/>
           <w:color w:val="CE9178"/>
           <w:sz w:val="21"/>
           <w:szCs w:val="21"/>
@@ -1553,7 +1980,7 @@
       <w:proofErr w:type="spellEnd"/>
       <w:r>
         <w:rPr>
-          <w:rFonts w:ascii="Consolas" w:eastAsia="Times New Roman" w:hAnsi="Consolas"/>
+          <w:rFonts w:ascii="Consolas" w:eastAsia="Times New Roman" w:hAnsi="Consolas" w:cs="Times New Roman"/>
           <w:color w:val="CE9178"/>
           <w:sz w:val="21"/>
           <w:szCs w:val="21"/>
@@ -1563,7 +1990,7 @@
       </w:r>
       <w:r>
         <w:rPr>
-          <w:rFonts w:ascii="Consolas" w:eastAsia="Times New Roman" w:hAnsi="Consolas"/>
+          <w:rFonts w:ascii="Consolas" w:eastAsia="Times New Roman" w:hAnsi="Consolas" w:cs="Times New Roman"/>
           <w:color w:val="D4D4D4"/>
           <w:sz w:val="21"/>
           <w:szCs w:val="21"/>
@@ -1573,7 +2000,7 @@
       </w:r>
       <w:r>
         <w:rPr>
-          <w:rFonts w:ascii="Consolas" w:eastAsia="Times New Roman" w:hAnsi="Consolas"/>
+          <w:rFonts w:ascii="Consolas" w:eastAsia="Times New Roman" w:hAnsi="Consolas" w:cs="Times New Roman"/>
           <w:color w:val="CE9178"/>
           <w:sz w:val="21"/>
           <w:szCs w:val="21"/>
@@ -1584,7 +2011,7 @@
       <w:proofErr w:type="spellStart"/>
       <w:r>
         <w:rPr>
-          <w:rFonts w:ascii="Consolas" w:eastAsia="Times New Roman" w:hAnsi="Consolas"/>
+          <w:rFonts w:ascii="Consolas" w:eastAsia="Times New Roman" w:hAnsi="Consolas" w:cs="Times New Roman"/>
           <w:color w:val="CE9178"/>
           <w:sz w:val="21"/>
           <w:szCs w:val="21"/>
@@ -1595,7 +2022,7 @@
       <w:proofErr w:type="spellEnd"/>
       <w:r>
         <w:rPr>
-          <w:rFonts w:ascii="Consolas" w:eastAsia="Times New Roman" w:hAnsi="Consolas"/>
+          <w:rFonts w:ascii="Consolas" w:eastAsia="Times New Roman" w:hAnsi="Consolas" w:cs="Times New Roman"/>
           <w:color w:val="CE9178"/>
           <w:sz w:val="21"/>
           <w:szCs w:val="21"/>
@@ -1605,7 +2032,7 @@
       </w:r>
       <w:r>
         <w:rPr>
-          <w:rFonts w:ascii="Consolas" w:eastAsia="Times New Roman" w:hAnsi="Consolas"/>
+          <w:rFonts w:ascii="Consolas" w:eastAsia="Times New Roman" w:hAnsi="Consolas" w:cs="Times New Roman"/>
           <w:color w:val="D4D4D4"/>
           <w:sz w:val="21"/>
           <w:szCs w:val="21"/>
@@ -1615,7 +2042,7 @@
       </w:r>
       <w:r>
         <w:rPr>
-          <w:rFonts w:ascii="Consolas" w:eastAsia="Times New Roman" w:hAnsi="Consolas"/>
+          <w:rFonts w:ascii="Consolas" w:eastAsia="Times New Roman" w:hAnsi="Consolas" w:cs="Times New Roman"/>
           <w:color w:val="CE9178"/>
           <w:sz w:val="21"/>
           <w:szCs w:val="21"/>
@@ -1626,7 +2053,7 @@
       <w:proofErr w:type="spellStart"/>
       <w:r>
         <w:rPr>
-          <w:rFonts w:ascii="Consolas" w:eastAsia="Times New Roman" w:hAnsi="Consolas"/>
+          <w:rFonts w:ascii="Consolas" w:eastAsia="Times New Roman" w:hAnsi="Consolas" w:cs="Times New Roman"/>
           <w:color w:val="CE9178"/>
           <w:sz w:val="21"/>
           <w:szCs w:val="21"/>
@@ -1637,7 +2064,7 @@
       <w:proofErr w:type="spellEnd"/>
       <w:r>
         <w:rPr>
-          <w:rFonts w:ascii="Consolas" w:eastAsia="Times New Roman" w:hAnsi="Consolas"/>
+          <w:rFonts w:ascii="Consolas" w:eastAsia="Times New Roman" w:hAnsi="Consolas" w:cs="Times New Roman"/>
           <w:color w:val="CE9178"/>
           <w:sz w:val="21"/>
           <w:szCs w:val="21"/>
@@ -1647,7 +2074,7 @@
       </w:r>
       <w:r>
         <w:rPr>
-          <w:rFonts w:ascii="Consolas" w:eastAsia="Times New Roman" w:hAnsi="Consolas"/>
+          <w:rFonts w:ascii="Consolas" w:eastAsia="Times New Roman" w:hAnsi="Consolas" w:cs="Times New Roman"/>
           <w:color w:val="D4D4D4"/>
           <w:sz w:val="21"/>
           <w:szCs w:val="21"/>
@@ -1657,7 +2084,7 @@
       </w:r>
       <w:r>
         <w:rPr>
-          <w:rFonts w:ascii="Consolas" w:eastAsia="Times New Roman" w:hAnsi="Consolas"/>
+          <w:rFonts w:ascii="Consolas" w:eastAsia="Times New Roman" w:hAnsi="Consolas" w:cs="Times New Roman"/>
           <w:color w:val="CE9178"/>
           <w:sz w:val="21"/>
           <w:szCs w:val="21"/>
@@ -1668,7 +2095,7 @@
       <w:proofErr w:type="spellStart"/>
       <w:r>
         <w:rPr>
-          <w:rFonts w:ascii="Consolas" w:eastAsia="Times New Roman" w:hAnsi="Consolas"/>
+          <w:rFonts w:ascii="Consolas" w:eastAsia="Times New Roman" w:hAnsi="Consolas" w:cs="Times New Roman"/>
           <w:color w:val="CE9178"/>
           <w:sz w:val="21"/>
           <w:szCs w:val="21"/>
@@ -1679,7 +2106,7 @@
       <w:proofErr w:type="spellEnd"/>
       <w:r>
         <w:rPr>
-          <w:rFonts w:ascii="Consolas" w:eastAsia="Times New Roman" w:hAnsi="Consolas"/>
+          <w:rFonts w:ascii="Consolas" w:eastAsia="Times New Roman" w:hAnsi="Consolas" w:cs="Times New Roman"/>
           <w:color w:val="CE9178"/>
           <w:sz w:val="21"/>
           <w:szCs w:val="21"/>
@@ -1689,7 +2116,7 @@
       </w:r>
       <w:r>
         <w:rPr>
-          <w:rFonts w:ascii="Consolas" w:eastAsia="Times New Roman" w:hAnsi="Consolas"/>
+          <w:rFonts w:ascii="Consolas" w:eastAsia="Times New Roman" w:hAnsi="Consolas" w:cs="Times New Roman"/>
           <w:color w:val="D4D4D4"/>
           <w:sz w:val="21"/>
           <w:szCs w:val="21"/>
@@ -1699,7 +2126,7 @@
       </w:r>
       <w:r>
         <w:rPr>
-          <w:rFonts w:ascii="Consolas" w:eastAsia="Times New Roman" w:hAnsi="Consolas"/>
+          <w:rFonts w:ascii="Consolas" w:eastAsia="Times New Roman" w:hAnsi="Consolas" w:cs="Times New Roman"/>
           <w:color w:val="CE9178"/>
           <w:sz w:val="21"/>
           <w:szCs w:val="21"/>
@@ -1710,7 +2137,7 @@
       <w:proofErr w:type="spellStart"/>
       <w:r>
         <w:rPr>
-          <w:rFonts w:ascii="Consolas" w:eastAsia="Times New Roman" w:hAnsi="Consolas"/>
+          <w:rFonts w:ascii="Consolas" w:eastAsia="Times New Roman" w:hAnsi="Consolas" w:cs="Times New Roman"/>
           <w:color w:val="CE9178"/>
           <w:sz w:val="21"/>
           <w:szCs w:val="21"/>
@@ -1721,7 +2148,7 @@
       <w:proofErr w:type="spellEnd"/>
       <w:r>
         <w:rPr>
-          <w:rFonts w:ascii="Consolas" w:eastAsia="Times New Roman" w:hAnsi="Consolas"/>
+          <w:rFonts w:ascii="Consolas" w:eastAsia="Times New Roman" w:hAnsi="Consolas" w:cs="Times New Roman"/>
           <w:color w:val="CE9178"/>
           <w:sz w:val="21"/>
           <w:szCs w:val="21"/>
@@ -1731,7 +2158,7 @@
       </w:r>
       <w:r>
         <w:rPr>
-          <w:rFonts w:ascii="Consolas" w:eastAsia="Times New Roman" w:hAnsi="Consolas"/>
+          <w:rFonts w:ascii="Consolas" w:eastAsia="Times New Roman" w:hAnsi="Consolas" w:cs="Times New Roman"/>
           <w:color w:val="D4D4D4"/>
           <w:sz w:val="21"/>
           <w:szCs w:val="21"/>
@@ -1741,7 +2168,7 @@
       </w:r>
       <w:r>
         <w:rPr>
-          <w:rFonts w:ascii="Consolas" w:eastAsia="Times New Roman" w:hAnsi="Consolas"/>
+          <w:rFonts w:ascii="Consolas" w:eastAsia="Times New Roman" w:hAnsi="Consolas" w:cs="Times New Roman"/>
           <w:color w:val="CE9178"/>
           <w:sz w:val="21"/>
           <w:szCs w:val="21"/>
@@ -1752,7 +2179,7 @@
       <w:proofErr w:type="spellStart"/>
       <w:r>
         <w:rPr>
-          <w:rFonts w:ascii="Consolas" w:eastAsia="Times New Roman" w:hAnsi="Consolas"/>
+          <w:rFonts w:ascii="Consolas" w:eastAsia="Times New Roman" w:hAnsi="Consolas" w:cs="Times New Roman"/>
           <w:color w:val="CE9178"/>
           <w:sz w:val="21"/>
           <w:szCs w:val="21"/>
@@ -1763,7 +2190,7 @@
       <w:proofErr w:type="spellEnd"/>
       <w:r>
         <w:rPr>
-          <w:rFonts w:ascii="Consolas" w:eastAsia="Times New Roman" w:hAnsi="Consolas"/>
+          <w:rFonts w:ascii="Consolas" w:eastAsia="Times New Roman" w:hAnsi="Consolas" w:cs="Times New Roman"/>
           <w:color w:val="CE9178"/>
           <w:sz w:val="21"/>
           <w:szCs w:val="21"/>
@@ -1773,7 +2200,7 @@
       </w:r>
       <w:r>
         <w:rPr>
-          <w:rFonts w:ascii="Consolas" w:eastAsia="Times New Roman" w:hAnsi="Consolas"/>
+          <w:rFonts w:ascii="Consolas" w:eastAsia="Times New Roman" w:hAnsi="Consolas" w:cs="Times New Roman"/>
           <w:color w:val="D4D4D4"/>
           <w:sz w:val="21"/>
           <w:szCs w:val="21"/>
@@ -1783,7 +2210,7 @@
       </w:r>
       <w:r>
         <w:rPr>
-          <w:rFonts w:ascii="Consolas" w:eastAsia="Times New Roman" w:hAnsi="Consolas"/>
+          <w:rFonts w:ascii="Consolas" w:eastAsia="Times New Roman" w:hAnsi="Consolas" w:cs="Times New Roman"/>
           <w:color w:val="CE9178"/>
           <w:sz w:val="21"/>
           <w:szCs w:val="21"/>
@@ -1794,7 +2221,7 @@
       <w:proofErr w:type="spellStart"/>
       <w:r>
         <w:rPr>
-          <w:rFonts w:ascii="Consolas" w:eastAsia="Times New Roman" w:hAnsi="Consolas"/>
+          <w:rFonts w:ascii="Consolas" w:eastAsia="Times New Roman" w:hAnsi="Consolas" w:cs="Times New Roman"/>
           <w:color w:val="CE9178"/>
           <w:sz w:val="21"/>
           <w:szCs w:val="21"/>
@@ -1805,7 +2232,7 @@
       <w:proofErr w:type="spellEnd"/>
       <w:r>
         <w:rPr>
-          <w:rFonts w:ascii="Consolas" w:eastAsia="Times New Roman" w:hAnsi="Consolas"/>
+          <w:rFonts w:ascii="Consolas" w:eastAsia="Times New Roman" w:hAnsi="Consolas" w:cs="Times New Roman"/>
           <w:color w:val="CE9178"/>
           <w:sz w:val="21"/>
           <w:szCs w:val="21"/>
@@ -1815,7 +2242,7 @@
       </w:r>
       <w:r>
         <w:rPr>
-          <w:rFonts w:ascii="Consolas" w:eastAsia="Times New Roman" w:hAnsi="Consolas"/>
+          <w:rFonts w:ascii="Consolas" w:eastAsia="Times New Roman" w:hAnsi="Consolas" w:cs="Times New Roman"/>
           <w:color w:val="D4D4D4"/>
           <w:sz w:val="21"/>
           <w:szCs w:val="21"/>
@@ -1826,8 +2253,10 @@
     </w:p>
     <w:p>
       <w:pPr>
-        <w:rPr>
-          <w:rFonts w:ascii="Consolas" w:eastAsia="Times New Roman" w:hAnsi="Consolas"/>
+        <w:shd w:val="clear" w:color="auto" w:fill="1F1F1F"/>
+        <w:spacing w:line="285" w:lineRule="atLeast"/>
+        <w:rPr>
+          <w:rFonts w:ascii="Consolas" w:eastAsia="Times New Roman" w:hAnsi="Consolas" w:cs="Times New Roman"/>
           <w:color w:val="CCCCCC"/>
           <w:sz w:val="21"/>
           <w:szCs w:val="21"/>
@@ -1836,7 +2265,7 @@
       </w:pPr>
       <w:r>
         <w:rPr>
-          <w:rFonts w:ascii="Consolas" w:eastAsia="Times New Roman" w:hAnsi="Consolas"/>
+          <w:rFonts w:ascii="Consolas" w:eastAsia="Times New Roman" w:hAnsi="Consolas" w:cs="Times New Roman"/>
           <w:color w:val="D4D4D4"/>
           <w:sz w:val="21"/>
           <w:szCs w:val="21"/>
@@ -1847,7 +2276,7 @@
       <w:proofErr w:type="spellStart"/>
       <w:r>
         <w:rPr>
-          <w:rFonts w:ascii="Consolas" w:eastAsia="Times New Roman" w:hAnsi="Consolas"/>
+          <w:rFonts w:ascii="Consolas" w:eastAsia="Times New Roman" w:hAnsi="Consolas" w:cs="Times New Roman"/>
           <w:color w:val="9CDCFE"/>
           <w:sz w:val="21"/>
           <w:szCs w:val="21"/>
@@ -1858,7 +2287,7 @@
       <w:proofErr w:type="spellEnd"/>
       <w:r>
         <w:rPr>
-          <w:rFonts w:ascii="Consolas" w:eastAsia="Times New Roman" w:hAnsi="Consolas"/>
+          <w:rFonts w:ascii="Consolas" w:eastAsia="Times New Roman" w:hAnsi="Consolas" w:cs="Times New Roman"/>
           <w:color w:val="D4D4D4"/>
           <w:sz w:val="21"/>
           <w:szCs w:val="21"/>
@@ -1868,7 +2297,7 @@
       </w:r>
       <w:r>
         <w:rPr>
-          <w:rFonts w:ascii="Consolas" w:eastAsia="Times New Roman" w:hAnsi="Consolas"/>
+          <w:rFonts w:ascii="Consolas" w:eastAsia="Times New Roman" w:hAnsi="Consolas" w:cs="Times New Roman"/>
           <w:color w:val="B5CEA8"/>
           <w:sz w:val="21"/>
           <w:szCs w:val="21"/>
@@ -1878,7 +2307,7 @@
       </w:r>
       <w:r>
         <w:rPr>
-          <w:rFonts w:ascii="Consolas" w:eastAsia="Times New Roman" w:hAnsi="Consolas"/>
+          <w:rFonts w:ascii="Consolas" w:eastAsia="Times New Roman" w:hAnsi="Consolas" w:cs="Times New Roman"/>
           <w:color w:val="D4D4D4"/>
           <w:sz w:val="21"/>
           <w:szCs w:val="21"/>
@@ -1889,8 +2318,10 @@
     </w:p>
     <w:p>
       <w:pPr>
-        <w:rPr>
-          <w:rFonts w:ascii="Consolas" w:eastAsia="Times New Roman" w:hAnsi="Consolas"/>
+        <w:shd w:val="clear" w:color="auto" w:fill="1F1F1F"/>
+        <w:spacing w:line="285" w:lineRule="atLeast"/>
+        <w:rPr>
+          <w:rFonts w:ascii="Consolas" w:eastAsia="Times New Roman" w:hAnsi="Consolas" w:cs="Times New Roman"/>
           <w:color w:val="CCCCCC"/>
           <w:sz w:val="21"/>
           <w:szCs w:val="21"/>
@@ -1899,7 +2330,7 @@
       </w:pPr>
       <w:r>
         <w:rPr>
-          <w:rFonts w:ascii="Consolas" w:eastAsia="Times New Roman" w:hAnsi="Consolas"/>
+          <w:rFonts w:ascii="Consolas" w:eastAsia="Times New Roman" w:hAnsi="Consolas" w:cs="Times New Roman"/>
           <w:color w:val="D4D4D4"/>
           <w:sz w:val="21"/>
           <w:szCs w:val="21"/>
@@ -1910,7 +2341,7 @@
       <w:proofErr w:type="spellStart"/>
       <w:r>
         <w:rPr>
-          <w:rFonts w:ascii="Consolas" w:eastAsia="Times New Roman" w:hAnsi="Consolas"/>
+          <w:rFonts w:ascii="Consolas" w:eastAsia="Times New Roman" w:hAnsi="Consolas" w:cs="Times New Roman"/>
           <w:color w:val="9CDCFE"/>
           <w:sz w:val="21"/>
           <w:szCs w:val="21"/>
@@ -1921,7 +2352,7 @@
       <w:proofErr w:type="spellEnd"/>
       <w:r>
         <w:rPr>
-          <w:rFonts w:ascii="Consolas" w:eastAsia="Times New Roman" w:hAnsi="Consolas"/>
+          <w:rFonts w:ascii="Consolas" w:eastAsia="Times New Roman" w:hAnsi="Consolas" w:cs="Times New Roman"/>
           <w:color w:val="D4D4D4"/>
           <w:sz w:val="21"/>
           <w:szCs w:val="21"/>
@@ -1931,7 +2362,7 @@
       </w:r>
       <w:r>
         <w:rPr>
-          <w:rFonts w:ascii="Consolas" w:eastAsia="Times New Roman" w:hAnsi="Consolas"/>
+          <w:rFonts w:ascii="Consolas" w:eastAsia="Times New Roman" w:hAnsi="Consolas" w:cs="Times New Roman"/>
           <w:color w:val="B5CEA8"/>
           <w:sz w:val="21"/>
           <w:szCs w:val="21"/>
@@ -1941,7 +2372,7 @@
       </w:r>
       <w:r>
         <w:rPr>
-          <w:rFonts w:ascii="Consolas" w:eastAsia="Times New Roman" w:hAnsi="Consolas"/>
+          <w:rFonts w:ascii="Consolas" w:eastAsia="Times New Roman" w:hAnsi="Consolas" w:cs="Times New Roman"/>
           <w:color w:val="D4D4D4"/>
           <w:sz w:val="21"/>
           <w:szCs w:val="21"/>
@@ -1952,8 +2383,10 @@
     </w:p>
     <w:p>
       <w:pPr>
-        <w:rPr>
-          <w:rFonts w:ascii="Consolas" w:eastAsia="Times New Roman" w:hAnsi="Consolas"/>
+        <w:shd w:val="clear" w:color="auto" w:fill="1F1F1F"/>
+        <w:spacing w:line="285" w:lineRule="atLeast"/>
+        <w:rPr>
+          <w:rFonts w:ascii="Consolas" w:eastAsia="Times New Roman" w:hAnsi="Consolas" w:cs="Times New Roman"/>
           <w:color w:val="CCCCCC"/>
           <w:sz w:val="21"/>
           <w:szCs w:val="21"/>
@@ -1962,7 +2395,7 @@
       </w:pPr>
       <w:r>
         <w:rPr>
-          <w:rFonts w:ascii="Consolas" w:eastAsia="Times New Roman" w:hAnsi="Consolas"/>
+          <w:rFonts w:ascii="Consolas" w:eastAsia="Times New Roman" w:hAnsi="Consolas" w:cs="Times New Roman"/>
           <w:color w:val="D4D4D4"/>
           <w:sz w:val="21"/>
           <w:szCs w:val="21"/>
@@ -1972,7 +2405,7 @@
       </w:r>
       <w:r>
         <w:rPr>
-          <w:rFonts w:ascii="Consolas" w:eastAsia="Times New Roman" w:hAnsi="Consolas"/>
+          <w:rFonts w:ascii="Consolas" w:eastAsia="Times New Roman" w:hAnsi="Consolas" w:cs="Times New Roman"/>
           <w:color w:val="9CDCFE"/>
           <w:sz w:val="21"/>
           <w:szCs w:val="21"/>
@@ -1982,7 +2415,7 @@
       </w:r>
       <w:r>
         <w:rPr>
-          <w:rFonts w:ascii="Consolas" w:eastAsia="Times New Roman" w:hAnsi="Consolas"/>
+          <w:rFonts w:ascii="Consolas" w:eastAsia="Times New Roman" w:hAnsi="Consolas" w:cs="Times New Roman"/>
           <w:color w:val="D4D4D4"/>
           <w:sz w:val="21"/>
           <w:szCs w:val="21"/>
@@ -1992,7 +2425,7 @@
       </w:r>
       <w:r>
         <w:rPr>
-          <w:rFonts w:ascii="Consolas" w:eastAsia="Times New Roman" w:hAnsi="Consolas"/>
+          <w:rFonts w:ascii="Consolas" w:eastAsia="Times New Roman" w:hAnsi="Consolas" w:cs="Times New Roman"/>
           <w:color w:val="CE9178"/>
           <w:sz w:val="21"/>
           <w:szCs w:val="21"/>
@@ -2002,7 +2435,7 @@
       </w:r>
       <w:r>
         <w:rPr>
-          <w:rFonts w:ascii="Consolas" w:eastAsia="Times New Roman" w:hAnsi="Consolas"/>
+          <w:rFonts w:ascii="Consolas" w:eastAsia="Times New Roman" w:hAnsi="Consolas" w:cs="Times New Roman"/>
           <w:color w:val="D4D4D4"/>
           <w:sz w:val="21"/>
           <w:szCs w:val="21"/>
@@ -2013,8 +2446,10 @@
     </w:p>
     <w:p>
       <w:pPr>
-        <w:rPr>
-          <w:rFonts w:ascii="Consolas" w:eastAsia="Times New Roman" w:hAnsi="Consolas"/>
+        <w:shd w:val="clear" w:color="auto" w:fill="1F1F1F"/>
+        <w:spacing w:line="285" w:lineRule="atLeast"/>
+        <w:rPr>
+          <w:rFonts w:ascii="Consolas" w:eastAsia="Times New Roman" w:hAnsi="Consolas" w:cs="Times New Roman"/>
           <w:color w:val="CCCCCC"/>
           <w:sz w:val="21"/>
           <w:szCs w:val="21"/>
@@ -2023,7 +2458,7 @@
       </w:pPr>
       <w:r>
         <w:rPr>
-          <w:rFonts w:ascii="Consolas" w:eastAsia="Times New Roman" w:hAnsi="Consolas"/>
+          <w:rFonts w:ascii="Consolas" w:eastAsia="Times New Roman" w:hAnsi="Consolas" w:cs="Times New Roman"/>
           <w:color w:val="D4D4D4"/>
           <w:sz w:val="21"/>
           <w:szCs w:val="21"/>
@@ -2034,7 +2469,7 @@
       <w:proofErr w:type="spellStart"/>
       <w:r>
         <w:rPr>
-          <w:rFonts w:ascii="Consolas" w:eastAsia="Times New Roman" w:hAnsi="Consolas"/>
+          <w:rFonts w:ascii="Consolas" w:eastAsia="Times New Roman" w:hAnsi="Consolas" w:cs="Times New Roman"/>
           <w:color w:val="9CDCFE"/>
           <w:sz w:val="21"/>
           <w:szCs w:val="21"/>
@@ -2045,7 +2480,7 @@
       <w:proofErr w:type="spellEnd"/>
       <w:r>
         <w:rPr>
-          <w:rFonts w:ascii="Consolas" w:eastAsia="Times New Roman" w:hAnsi="Consolas"/>
+          <w:rFonts w:ascii="Consolas" w:eastAsia="Times New Roman" w:hAnsi="Consolas" w:cs="Times New Roman"/>
           <w:color w:val="D4D4D4"/>
           <w:sz w:val="21"/>
           <w:szCs w:val="21"/>
@@ -2055,7 +2490,7 @@
       </w:r>
       <w:r>
         <w:rPr>
-          <w:rFonts w:ascii="Consolas" w:eastAsia="Times New Roman" w:hAnsi="Consolas"/>
+          <w:rFonts w:ascii="Consolas" w:eastAsia="Times New Roman" w:hAnsi="Consolas" w:cs="Times New Roman"/>
           <w:color w:val="CE9178"/>
           <w:sz w:val="21"/>
           <w:szCs w:val="21"/>
@@ -2066,7 +2501,7 @@
       <w:proofErr w:type="spellStart"/>
       <w:r>
         <w:rPr>
-          <w:rFonts w:ascii="Consolas" w:eastAsia="Times New Roman" w:hAnsi="Consolas"/>
+          <w:rFonts w:ascii="Consolas" w:eastAsia="Times New Roman" w:hAnsi="Consolas" w:cs="Times New Roman"/>
           <w:color w:val="CE9178"/>
           <w:sz w:val="21"/>
           <w:szCs w:val="21"/>
@@ -2077,7 +2512,7 @@
       <w:proofErr w:type="spellEnd"/>
       <w:r>
         <w:rPr>
-          <w:rFonts w:ascii="Consolas" w:eastAsia="Times New Roman" w:hAnsi="Consolas"/>
+          <w:rFonts w:ascii="Consolas" w:eastAsia="Times New Roman" w:hAnsi="Consolas" w:cs="Times New Roman"/>
           <w:color w:val="CE9178"/>
           <w:sz w:val="21"/>
           <w:szCs w:val="21"/>
@@ -2087,7 +2522,7 @@
       </w:r>
       <w:r>
         <w:rPr>
-          <w:rFonts w:ascii="Consolas" w:eastAsia="Times New Roman" w:hAnsi="Consolas"/>
+          <w:rFonts w:ascii="Consolas" w:eastAsia="Times New Roman" w:hAnsi="Consolas" w:cs="Times New Roman"/>
           <w:color w:val="D4D4D4"/>
           <w:sz w:val="21"/>
           <w:szCs w:val="21"/>
@@ -2098,8 +2533,10 @@
     </w:p>
     <w:p>
       <w:pPr>
-        <w:rPr>
-          <w:rFonts w:ascii="Consolas" w:eastAsia="Times New Roman" w:hAnsi="Consolas"/>
+        <w:shd w:val="clear" w:color="auto" w:fill="1F1F1F"/>
+        <w:spacing w:line="285" w:lineRule="atLeast"/>
+        <w:rPr>
+          <w:rFonts w:ascii="Consolas" w:eastAsia="Times New Roman" w:hAnsi="Consolas" w:cs="Times New Roman"/>
           <w:color w:val="CCCCCC"/>
           <w:sz w:val="21"/>
           <w:szCs w:val="21"/>
@@ -2108,7 +2545,7 @@
       </w:pPr>
       <w:r>
         <w:rPr>
-          <w:rFonts w:ascii="Consolas" w:eastAsia="Times New Roman" w:hAnsi="Consolas"/>
+          <w:rFonts w:ascii="Consolas" w:eastAsia="Times New Roman" w:hAnsi="Consolas" w:cs="Times New Roman"/>
           <w:color w:val="D4D4D4"/>
           <w:sz w:val="21"/>
           <w:szCs w:val="21"/>
@@ -2248,6 +2685,9 @@
       </w:r>
     </w:p>
     <w:p>
+      <w:pPr>
+        <w:pStyle w:val="Heading2"/>
+      </w:pPr>
       <w:r>
         <w:t>2.4. Architektura inferencji i konwersja modelu</w:t>
       </w:r>
@@ -2255,7 +2695,6 @@
     <w:p/>
     <w:p>
       <w:r>
-        <w:lastRenderedPageBreak/>
         <w:t>Kluczowym wymaganiem projektowym była optymalizacja procesu inferencji, aby umożliwić działanie modelu w środowisku o ograniczonych zasobach, przy jednoczesnym zachowaniu akceptowalnego czasu odpowiedzi.</w:t>
       </w:r>
     </w:p>
@@ -2283,6 +2722,9 @@
     </w:p>
     <w:p/>
     <w:p>
+      <w:pPr>
+        <w:pStyle w:val="Heading2"/>
+      </w:pPr>
       <w:r>
         <w:t>2.5. Implementacja systemu automatycznej ewaluacji (Auto-Benchmark)</w:t>
       </w:r>
@@ -2322,6 +2764,9 @@
     </w:p>
     <w:p/>
     <w:p>
+      <w:pPr>
+        <w:pStyle w:val="Heading2"/>
+      </w:pPr>
       <w:r>
         <w:t>2.6. Projekt i architektura Systemu Inżynierskiego (MLOps Loop)</w:t>
       </w:r>
@@ -2340,8 +2785,10 @@
     </w:p>
     <w:p>
       <w:pPr>
-        <w:rPr>
-          <w:rFonts w:ascii="Consolas" w:eastAsia="Times New Roman" w:hAnsi="Consolas"/>
+        <w:shd w:val="clear" w:color="auto" w:fill="1F1F1F"/>
+        <w:spacing w:line="285" w:lineRule="atLeast"/>
+        <w:rPr>
+          <w:rFonts w:ascii="Consolas" w:eastAsia="Times New Roman" w:hAnsi="Consolas" w:cs="Times New Roman"/>
           <w:color w:val="CCCCCC"/>
           <w:sz w:val="21"/>
           <w:szCs w:val="21"/>
@@ -2349,7 +2796,7 @@
       </w:pPr>
       <w:r>
         <w:rPr>
-          <w:rFonts w:ascii="Consolas" w:eastAsia="Times New Roman" w:hAnsi="Consolas"/>
+          <w:rFonts w:ascii="Consolas" w:eastAsia="Times New Roman" w:hAnsi="Consolas" w:cs="Times New Roman"/>
           <w:color w:val="6A9955"/>
           <w:sz w:val="21"/>
           <w:szCs w:val="21"/>
@@ -2359,8 +2806,10 @@
     </w:p>
     <w:p>
       <w:pPr>
-        <w:rPr>
-          <w:rFonts w:ascii="Consolas" w:eastAsia="Times New Roman" w:hAnsi="Consolas"/>
+        <w:shd w:val="clear" w:color="auto" w:fill="1F1F1F"/>
+        <w:spacing w:line="285" w:lineRule="atLeast"/>
+        <w:rPr>
+          <w:rFonts w:ascii="Consolas" w:eastAsia="Times New Roman" w:hAnsi="Consolas" w:cs="Times New Roman"/>
           <w:color w:val="CCCCCC"/>
           <w:sz w:val="21"/>
           <w:szCs w:val="21"/>
@@ -2370,7 +2819,7 @@
       <w:proofErr w:type="spellStart"/>
       <w:r>
         <w:rPr>
-          <w:rFonts w:ascii="Consolas" w:eastAsia="Times New Roman" w:hAnsi="Consolas"/>
+          <w:rFonts w:ascii="Consolas" w:eastAsia="Times New Roman" w:hAnsi="Consolas" w:cs="Times New Roman"/>
           <w:color w:val="D4D4D4"/>
           <w:sz w:val="21"/>
           <w:szCs w:val="21"/>
@@ -2381,7 +2830,7 @@
       <w:proofErr w:type="spellEnd"/>
       <w:r>
         <w:rPr>
-          <w:rFonts w:ascii="Consolas" w:eastAsia="Times New Roman" w:hAnsi="Consolas"/>
+          <w:rFonts w:ascii="Consolas" w:eastAsia="Times New Roman" w:hAnsi="Consolas" w:cs="Times New Roman"/>
           <w:color w:val="D4D4D4"/>
           <w:sz w:val="21"/>
           <w:szCs w:val="21"/>
@@ -2392,7 +2841,7 @@
       <w:proofErr w:type="spellStart"/>
       <w:r>
         <w:rPr>
-          <w:rFonts w:ascii="Consolas" w:eastAsia="Times New Roman" w:hAnsi="Consolas"/>
+          <w:rFonts w:ascii="Consolas" w:eastAsia="Times New Roman" w:hAnsi="Consolas" w:cs="Times New Roman"/>
           <w:color w:val="569CD6"/>
           <w:sz w:val="21"/>
           <w:szCs w:val="21"/>
@@ -2402,7 +2851,7 @@
       </w:r>
       <w:r>
         <w:rPr>
-          <w:rFonts w:ascii="Consolas" w:eastAsia="Times New Roman" w:hAnsi="Consolas"/>
+          <w:rFonts w:ascii="Consolas" w:eastAsia="Times New Roman" w:hAnsi="Consolas" w:cs="Times New Roman"/>
           <w:color w:val="CE9178"/>
           <w:sz w:val="21"/>
           <w:szCs w:val="21"/>
@@ -2413,7 +2862,7 @@
       <w:proofErr w:type="spellEnd"/>
       <w:r>
         <w:rPr>
-          <w:rFonts w:ascii="Consolas" w:eastAsia="Times New Roman" w:hAnsi="Consolas"/>
+          <w:rFonts w:ascii="Consolas" w:eastAsia="Times New Roman" w:hAnsi="Consolas" w:cs="Times New Roman"/>
           <w:color w:val="CE9178"/>
           <w:sz w:val="21"/>
           <w:szCs w:val="21"/>
@@ -2425,7 +2874,7 @@
       <w:proofErr w:type="gramStart"/>
       <w:r>
         <w:rPr>
-          <w:rFonts w:ascii="Consolas" w:eastAsia="Times New Roman" w:hAnsi="Consolas"/>
+          <w:rFonts w:ascii="Consolas" w:eastAsia="Times New Roman" w:hAnsi="Consolas" w:cs="Times New Roman"/>
           <w:color w:val="CE9178"/>
           <w:sz w:val="21"/>
           <w:szCs w:val="21"/>
@@ -2436,7 +2885,7 @@
       <w:proofErr w:type="gramEnd"/>
       <w:r>
         <w:rPr>
-          <w:rFonts w:ascii="Consolas" w:eastAsia="Times New Roman" w:hAnsi="Consolas"/>
+          <w:rFonts w:ascii="Consolas" w:eastAsia="Times New Roman" w:hAnsi="Consolas" w:cs="Times New Roman"/>
           <w:color w:val="CE9178"/>
           <w:sz w:val="21"/>
           <w:szCs w:val="21"/>
@@ -2447,7 +2896,7 @@
       <w:proofErr w:type="spellEnd"/>
       <w:r>
         <w:rPr>
-          <w:rFonts w:ascii="Consolas" w:eastAsia="Times New Roman" w:hAnsi="Consolas"/>
+          <w:rFonts w:ascii="Consolas" w:eastAsia="Times New Roman" w:hAnsi="Consolas" w:cs="Times New Roman"/>
           <w:color w:val="CE9178"/>
           <w:sz w:val="21"/>
           <w:szCs w:val="21"/>
@@ -2457,7 +2906,7 @@
       </w:r>
       <w:r>
         <w:rPr>
-          <w:rFonts w:ascii="Consolas" w:eastAsia="Times New Roman" w:hAnsi="Consolas"/>
+          <w:rFonts w:ascii="Consolas" w:eastAsia="Times New Roman" w:hAnsi="Consolas" w:cs="Times New Roman"/>
           <w:color w:val="569CD6"/>
           <w:sz w:val="21"/>
           <w:szCs w:val="21"/>
@@ -2468,7 +2917,7 @@
       <w:proofErr w:type="spellStart"/>
       <w:r>
         <w:rPr>
-          <w:rFonts w:ascii="Consolas" w:eastAsia="Times New Roman" w:hAnsi="Consolas"/>
+          <w:rFonts w:ascii="Consolas" w:eastAsia="Times New Roman" w:hAnsi="Consolas" w:cs="Times New Roman"/>
           <w:color w:val="D4D4D4"/>
           <w:sz w:val="21"/>
           <w:szCs w:val="21"/>
@@ -2479,7 +2928,7 @@
       <w:proofErr w:type="spellEnd"/>
       <w:r>
         <w:rPr>
-          <w:rFonts w:ascii="Consolas" w:eastAsia="Times New Roman" w:hAnsi="Consolas"/>
+          <w:rFonts w:ascii="Consolas" w:eastAsia="Times New Roman" w:hAnsi="Consolas" w:cs="Times New Roman"/>
           <w:color w:val="569CD6"/>
           <w:sz w:val="21"/>
           <w:szCs w:val="21"/>
@@ -2489,7 +2938,7 @@
       </w:r>
       <w:r>
         <w:rPr>
-          <w:rFonts w:ascii="Consolas" w:eastAsia="Times New Roman" w:hAnsi="Consolas"/>
+          <w:rFonts w:ascii="Consolas" w:eastAsia="Times New Roman" w:hAnsi="Consolas" w:cs="Times New Roman"/>
           <w:color w:val="CE9178"/>
           <w:sz w:val="21"/>
           <w:szCs w:val="21"/>
@@ -2500,7 +2949,7 @@
       <w:proofErr w:type="gramStart"/>
       <w:r>
         <w:rPr>
-          <w:rFonts w:ascii="Consolas" w:eastAsia="Times New Roman" w:hAnsi="Consolas"/>
+          <w:rFonts w:ascii="Consolas" w:eastAsia="Times New Roman" w:hAnsi="Consolas" w:cs="Times New Roman"/>
           <w:color w:val="CE9178"/>
           <w:sz w:val="21"/>
           <w:szCs w:val="21"/>
@@ -2511,7 +2960,7 @@
       <w:proofErr w:type="gramEnd"/>
       <w:r>
         <w:rPr>
-          <w:rFonts w:ascii="Consolas" w:eastAsia="Times New Roman" w:hAnsi="Consolas"/>
+          <w:rFonts w:ascii="Consolas" w:eastAsia="Times New Roman" w:hAnsi="Consolas" w:cs="Times New Roman"/>
           <w:color w:val="CE9178"/>
           <w:sz w:val="21"/>
           <w:szCs w:val="21"/>
@@ -2521,7 +2970,7 @@
       </w:r>
       <w:r>
         <w:rPr>
-          <w:rFonts w:ascii="Consolas" w:eastAsia="Times New Roman" w:hAnsi="Consolas"/>
+          <w:rFonts w:ascii="Consolas" w:eastAsia="Times New Roman" w:hAnsi="Consolas" w:cs="Times New Roman"/>
           <w:color w:val="569CD6"/>
           <w:sz w:val="21"/>
           <w:szCs w:val="21"/>
@@ -2532,7 +2981,7 @@
       <w:proofErr w:type="spellStart"/>
       <w:r>
         <w:rPr>
-          <w:rFonts w:ascii="Consolas" w:eastAsia="Times New Roman" w:hAnsi="Consolas"/>
+          <w:rFonts w:ascii="Consolas" w:eastAsia="Times New Roman" w:hAnsi="Consolas" w:cs="Times New Roman"/>
           <w:color w:val="D4D4D4"/>
           <w:sz w:val="21"/>
           <w:szCs w:val="21"/>
@@ -2543,7 +2992,7 @@
       <w:proofErr w:type="spellEnd"/>
       <w:r>
         <w:rPr>
-          <w:rFonts w:ascii="Consolas" w:eastAsia="Times New Roman" w:hAnsi="Consolas"/>
+          <w:rFonts w:ascii="Consolas" w:eastAsia="Times New Roman" w:hAnsi="Consolas" w:cs="Times New Roman"/>
           <w:color w:val="569CD6"/>
           <w:sz w:val="21"/>
           <w:szCs w:val="21"/>
@@ -2553,7 +3002,7 @@
       </w:r>
       <w:r>
         <w:rPr>
-          <w:rFonts w:ascii="Consolas" w:eastAsia="Times New Roman" w:hAnsi="Consolas"/>
+          <w:rFonts w:ascii="Consolas" w:eastAsia="Times New Roman" w:hAnsi="Consolas" w:cs="Times New Roman"/>
           <w:color w:val="CE9178"/>
           <w:sz w:val="21"/>
           <w:szCs w:val="21"/>
@@ -2564,8 +3013,10 @@
     </w:p>
     <w:p>
       <w:pPr>
-        <w:rPr>
-          <w:rFonts w:ascii="Consolas" w:eastAsia="Times New Roman" w:hAnsi="Consolas"/>
+        <w:shd w:val="clear" w:color="auto" w:fill="1F1F1F"/>
+        <w:spacing w:line="285" w:lineRule="atLeast"/>
+        <w:rPr>
+          <w:rFonts w:ascii="Consolas" w:eastAsia="Times New Roman" w:hAnsi="Consolas" w:cs="Times New Roman"/>
           <w:color w:val="CCCCCC"/>
           <w:sz w:val="21"/>
           <w:szCs w:val="21"/>
@@ -2574,7 +3025,7 @@
       </w:pPr>
       <w:r>
         <w:rPr>
-          <w:rFonts w:ascii="Consolas" w:eastAsia="Times New Roman" w:hAnsi="Consolas"/>
+          <w:rFonts w:ascii="Consolas" w:eastAsia="Times New Roman" w:hAnsi="Consolas" w:cs="Times New Roman"/>
           <w:color w:val="D4D4D4"/>
           <w:sz w:val="21"/>
           <w:szCs w:val="21"/>
@@ -2586,7 +3037,7 @@
       <w:proofErr w:type="gramStart"/>
       <w:r>
         <w:rPr>
-          <w:rFonts w:ascii="Consolas" w:eastAsia="Times New Roman" w:hAnsi="Consolas"/>
+          <w:rFonts w:ascii="Consolas" w:eastAsia="Times New Roman" w:hAnsi="Consolas" w:cs="Times New Roman"/>
           <w:color w:val="D4D4D4"/>
           <w:sz w:val="21"/>
           <w:szCs w:val="21"/>
@@ -2598,7 +3049,7 @@
       <w:proofErr w:type="gramEnd"/>
       <w:r>
         <w:rPr>
-          <w:rFonts w:ascii="Consolas" w:eastAsia="Times New Roman" w:hAnsi="Consolas"/>
+          <w:rFonts w:ascii="Consolas" w:eastAsia="Times New Roman" w:hAnsi="Consolas" w:cs="Times New Roman"/>
           <w:color w:val="D4D4D4"/>
           <w:sz w:val="21"/>
           <w:szCs w:val="21"/>
@@ -2609,7 +3060,7 @@
       <w:proofErr w:type="spellStart"/>
       <w:r>
         <w:rPr>
-          <w:rFonts w:ascii="Consolas" w:eastAsia="Times New Roman" w:hAnsi="Consolas"/>
+          <w:rFonts w:ascii="Consolas" w:eastAsia="Times New Roman" w:hAnsi="Consolas" w:cs="Times New Roman"/>
           <w:color w:val="D4D4D4"/>
           <w:sz w:val="21"/>
           <w:szCs w:val="21"/>
@@ -2620,7 +3071,7 @@
       <w:proofErr w:type="spellEnd"/>
       <w:r>
         <w:rPr>
-          <w:rFonts w:ascii="Consolas" w:eastAsia="Times New Roman" w:hAnsi="Consolas"/>
+          <w:rFonts w:ascii="Consolas" w:eastAsia="Times New Roman" w:hAnsi="Consolas" w:cs="Times New Roman"/>
           <w:color w:val="D4D4D4"/>
           <w:sz w:val="21"/>
           <w:szCs w:val="21"/>
@@ -2630,7 +3081,7 @@
       </w:r>
       <w:r>
         <w:rPr>
-          <w:rFonts w:ascii="Consolas" w:eastAsia="Times New Roman" w:hAnsi="Consolas"/>
+          <w:rFonts w:ascii="Consolas" w:eastAsia="Times New Roman" w:hAnsi="Consolas" w:cs="Times New Roman"/>
           <w:color w:val="9CDCFE"/>
           <w:sz w:val="21"/>
           <w:szCs w:val="21"/>
@@ -2640,7 +3091,7 @@
       </w:r>
       <w:r>
         <w:rPr>
-          <w:rFonts w:ascii="Consolas" w:eastAsia="Times New Roman" w:hAnsi="Consolas"/>
+          <w:rFonts w:ascii="Consolas" w:eastAsia="Times New Roman" w:hAnsi="Consolas" w:cs="Times New Roman"/>
           <w:color w:val="D4D4D4"/>
           <w:sz w:val="21"/>
           <w:szCs w:val="21"/>
@@ -2650,7 +3101,7 @@
       </w:r>
       <w:r>
         <w:rPr>
-          <w:rFonts w:ascii="Consolas" w:eastAsia="Times New Roman" w:hAnsi="Consolas"/>
+          <w:rFonts w:ascii="Consolas" w:eastAsia="Times New Roman" w:hAnsi="Consolas" w:cs="Times New Roman"/>
           <w:color w:val="569CD6"/>
           <w:sz w:val="21"/>
           <w:szCs w:val="21"/>
@@ -2660,7 +3111,7 @@
       </w:r>
       <w:r>
         <w:rPr>
-          <w:rFonts w:ascii="Consolas" w:eastAsia="Times New Roman" w:hAnsi="Consolas"/>
+          <w:rFonts w:ascii="Consolas" w:eastAsia="Times New Roman" w:hAnsi="Consolas" w:cs="Times New Roman"/>
           <w:color w:val="D4D4D4"/>
           <w:sz w:val="21"/>
           <w:szCs w:val="21"/>
@@ -2671,7 +3122,7 @@
       <w:proofErr w:type="spellStart"/>
       <w:r>
         <w:rPr>
-          <w:rFonts w:ascii="Consolas" w:eastAsia="Times New Roman" w:hAnsi="Consolas"/>
+          <w:rFonts w:ascii="Consolas" w:eastAsia="Times New Roman" w:hAnsi="Consolas" w:cs="Times New Roman"/>
           <w:color w:val="9CDCFE"/>
           <w:sz w:val="21"/>
           <w:szCs w:val="21"/>
@@ -2682,7 +3133,7 @@
       <w:proofErr w:type="spellEnd"/>
       <w:r>
         <w:rPr>
-          <w:rFonts w:ascii="Consolas" w:eastAsia="Times New Roman" w:hAnsi="Consolas"/>
+          <w:rFonts w:ascii="Consolas" w:eastAsia="Times New Roman" w:hAnsi="Consolas" w:cs="Times New Roman"/>
           <w:color w:val="D4D4D4"/>
           <w:sz w:val="21"/>
           <w:szCs w:val="21"/>
@@ -2693,7 +3144,7 @@
       <w:proofErr w:type="spellStart"/>
       <w:r>
         <w:rPr>
-          <w:rFonts w:ascii="Consolas" w:eastAsia="Times New Roman" w:hAnsi="Consolas"/>
+          <w:rFonts w:ascii="Consolas" w:eastAsia="Times New Roman" w:hAnsi="Consolas" w:cs="Times New Roman"/>
           <w:color w:val="D4D4D4"/>
           <w:sz w:val="21"/>
           <w:szCs w:val="21"/>
@@ -2704,7 +3155,7 @@
       <w:proofErr w:type="spellEnd"/>
       <w:r>
         <w:rPr>
-          <w:rFonts w:ascii="Consolas" w:eastAsia="Times New Roman" w:hAnsi="Consolas"/>
+          <w:rFonts w:ascii="Consolas" w:eastAsia="Times New Roman" w:hAnsi="Consolas" w:cs="Times New Roman"/>
           <w:color w:val="D4D4D4"/>
           <w:sz w:val="21"/>
           <w:szCs w:val="21"/>
@@ -2714,7 +3165,7 @@
       </w:r>
       <w:r>
         <w:rPr>
-          <w:rFonts w:ascii="Consolas" w:eastAsia="Times New Roman" w:hAnsi="Consolas"/>
+          <w:rFonts w:ascii="Consolas" w:eastAsia="Times New Roman" w:hAnsi="Consolas" w:cs="Times New Roman"/>
           <w:color w:val="9CDCFE"/>
           <w:sz w:val="21"/>
           <w:szCs w:val="21"/>
@@ -2724,7 +3175,7 @@
       </w:r>
       <w:r>
         <w:rPr>
-          <w:rFonts w:ascii="Consolas" w:eastAsia="Times New Roman" w:hAnsi="Consolas"/>
+          <w:rFonts w:ascii="Consolas" w:eastAsia="Times New Roman" w:hAnsi="Consolas" w:cs="Times New Roman"/>
           <w:color w:val="D4D4D4"/>
           <w:sz w:val="21"/>
           <w:szCs w:val="21"/>
@@ -2736,7 +3187,7 @@
       <w:proofErr w:type="gramStart"/>
       <w:r>
         <w:rPr>
-          <w:rFonts w:ascii="Consolas" w:eastAsia="Times New Roman" w:hAnsi="Consolas"/>
+          <w:rFonts w:ascii="Consolas" w:eastAsia="Times New Roman" w:hAnsi="Consolas" w:cs="Times New Roman"/>
           <w:color w:val="D4D4D4"/>
           <w:sz w:val="21"/>
           <w:szCs w:val="21"/>
@@ -2748,7 +3199,7 @@
       <w:proofErr w:type="gramEnd"/>
       <w:r>
         <w:rPr>
-          <w:rFonts w:ascii="Consolas" w:eastAsia="Times New Roman" w:hAnsi="Consolas"/>
+          <w:rFonts w:ascii="Consolas" w:eastAsia="Times New Roman" w:hAnsi="Consolas" w:cs="Times New Roman"/>
           <w:color w:val="D4D4D4"/>
           <w:sz w:val="21"/>
           <w:szCs w:val="21"/>
@@ -2764,7 +3215,11 @@
     </w:p>
     <w:p>
       <w:r>
-        <w:t>3. Decyzji o Wdrożeniu: Logiki, która po zakończeniu automatycznego benchmarku zwraca wyniki do eksperta, zapalając odpowiednie wskaźniki w interfejsie graficznym. Interfejs podświetla na zielono lub czerwono kluczowe metryki, ułatwiając podjęcie decyzji. Ekspert zachowuje jednak pełną kontrolę – może zatwierdzić wdrożenie – dynamiczną wymianę modelu (tzw. Hot-Swap) na produkcję poprzez kliknięcie przycisku "Wdroż", nawet jeśli wyniki numeryczne uległy pogorszeniu, jeśli np. uzna, że nowa wersja lepiej radzi sobie z najcięższymi przypadkami brzegowymi.</w:t>
+        <w:t xml:space="preserve">3. Decyzji o Wdrożeniu: Logiki, która po zakończeniu automatycznego benchmarku zwraca wyniki do eksperta, zapalając odpowiednie wskaźniki w interfejsie graficznym. Interfejs podświetla na zielono lub czerwono kluczowe metryki, ułatwiając podjęcie decyzji. Ekspert zachowuje jednak pełną kontrolę – może zatwierdzić wdrożenie – dynamiczną wymianę </w:t>
+      </w:r>
+      <w:r>
+        <w:lastRenderedPageBreak/>
+        <w:t>modelu (tzw. Hot-Swap) na produkcję poprzez kliknięcie przycisku "Wdroż", nawet jeśli wyniki numeryczne uległy pogorszeniu, jeśli np. uzna, że nowa wersja lepiej radzi sobie z najcięższymi przypadkami brzegowymi.</w:t>
       </w:r>
     </w:p>
     <w:p/>
@@ -2811,14 +3266,21 @@
         <w:t>W przypadku zatwierdzenia, skompiluj adapter do formatu GGUF (z wykorzystaniem narzędzi llama.cpp; Gerganov, 2023) i podmień aktualny model produkcyjny w serwerze Ollama.</w:t>
       </w:r>
     </w:p>
+    <w:p>
+      <w:r>
+        <w:t>Świadomie zrezygnowano z pełnej automatyzacji wdrożeń, pozostawiając ostateczną decyzję ekspertowi, ponieważ metryki ilościowe nie zawsze odzwierciedlają jakość zachowania modelu w przypadkach brzegowych.</w:t>
+      </w:r>
+    </w:p>
     <w:p/>
     <w:p>
-      <w:pPr/>
       <w:r>
         <w:t>System korzysta z dwuwarstwowego modelu przechowywania danych. Baza SQLite (disinfo_system.db) rejestruje metadane przebiegów treningowych w tabeli TrainingRun (identyfikator, ramy czasowe, wyniki F1 przed i po douczaniu, status, ścieżka adaptera). Warstwa plików systemowych przechowuje: zbiór referencyjny do ewaluacji (model/dataset/mipd_test.jsonl — stały zbiór testowy z adnotacjami gold-label), checkpointy adapterów LoRA (katalog model/latest/) oraz raporty benchmarkowe z podziałem na warianty (model/benchmark-reports/). Gorąca wymiana modelu produkcyjnego polega na konwersji adaptera do formatu GGUF i przeładowaniu serwera Ollama.</w:t>
       </w:r>
     </w:p>
     <w:p>
+      <w:pPr>
+        <w:pStyle w:val="Heading2"/>
+      </w:pPr>
       <w:r>
         <w:t>2.7. Ograniczenia projektu</w:t>
       </w:r>
@@ -2837,17 +3299,17 @@
     </w:p>
     <w:p>
       <w:r>
+        <w:t>Niezbalansowanie zbioru danych: Zbiór treningowy charakteryzuje się znaczną nadreprezentacją próbek pustych (brak technik manipulacji), co wpływa na "konserwatywność" modelu – tendencję do nieoznaczania technik w przypadkach niejednoznacznych, aby zminimalizować liczbę fałszywych alarmów.</w:t>
+      </w:r>
+    </w:p>
+    <w:p>
+      <w:r>
+        <w:t>Uproszczona autoryzacja eksperta: Funkcjonalność logowania eksperta została zaimplementowana w formie uproszczonego przełącznika interfejsu (mock), pomijając zaawansowane mechanizmy uwierzytelniania (RBAC), co byłoby wymagane przy wdrożeniu komercyjnym.</w:t>
+      </w:r>
+    </w:p>
+    <w:p>
+      <w:r>
         <w:lastRenderedPageBreak/>
-        <w:t>Niezbalansowanie zbioru danych: Zbiór treningowy charakteryzuje się znaczną nadreprezentacją próbek pustych (brak technik manipulacji), co wpływa na "konserwatywność" modelu – tendencję do nieoznaczania technik w przypadkach niejednoznacznych, aby zminimalizować liczbę fałszywych alarmów.</w:t>
-      </w:r>
-    </w:p>
-    <w:p>
-      <w:r>
-        <w:t>Uproszczona autoryzacja eksperta: Funkcjonalność logowania eksperta została zaimplementowana w formie uproszczonego przełącznika interfejsu (mock), pomijając zaawansowane mechanizmy uwierzytelniania (RBAC), co byłoby wymagane przy wdrożeniu komercyjnym.</w:t>
-      </w:r>
-    </w:p>
-    <w:p>
-      <w:r>
         <w:t>Brak formalnej walidacji jakości wyjaśnień: Oceniono głównie poprawność klasyfikacji (wykrycie tagu). Jakość generowanych wyjaśnień (NLE) nie została poddana rygorystycznej ocenie z udziałem grupy sędziów kompetentnych (human evaluation), co jest standardem w pracach ściśle badawczych.</w:t>
       </w:r>
     </w:p>
@@ -2873,6 +3335,9 @@
     </w:p>
     <w:p/>
     <w:p>
+      <w:pPr>
+        <w:pStyle w:val="Heading2"/>
+      </w:pPr>
       <w:r>
         <w:t>2.8. Analiza wydajności i wyniki eksperymentalne</w:t>
       </w:r>
@@ -2894,7 +3359,6 @@
     </w:p>
     <w:p>
       <w:r>
-        <w:lastRenderedPageBreak/>
         <w:t>1. No Adapter: Model bazowy (Bielik-4.5B-Instruct) bez dostrajania.</w:t>
       </w:r>
     </w:p>
@@ -2911,7 +3375,13 @@
     <w:p/>
     <w:p>
       <w:r>
-        <w:t>Tabela 1. Zestawienie wyników ewaluacji (zbiór testowy N=1521).</w:t>
+        <w:t xml:space="preserve">Tabela </w:t>
+      </w:r>
+      <w:r>
+        <w:t>2</w:t>
+      </w:r>
+      <w:r>
+        <w:t>. Zestawienie wyników ewaluacji (zbiór testowy N=1521).</w:t>
       </w:r>
     </w:p>
     <w:tbl>
@@ -2975,6 +3445,7 @@
           </w:tcPr>
           <w:p>
             <w:r>
+              <w:lastRenderedPageBreak/>
               <w:t>Parsing Success Rate (Strict)</w:t>
             </w:r>
           </w:p>
@@ -3158,6 +3629,11 @@
         <w:t>, wprowadzający warstwę wyjaśnialności, uzyskuje obecnie wyniki niższe od literatury (F1 = 0.28). Wskazuje to na istotne wyzwanie inżynierskie: wprowadzenie wyjaśnialności (NLE) wiąże się obecnie z kosztem wydajnościowym (tzw. podatkiem od wyjaśnialności – performance tax). Optymalizacja jakości danych syntetycznych oraz procesu destylacji wiedzy, mająca na celu zbliżenie skuteczności wariantu XAI do poziomu Prototype, stanowi jeden z głównych kierunków dalszych prac.</w:t>
       </w:r>
     </w:p>
+    <w:p>
+      <w:r>
+        <w:t>Należy zauważyć, że metryki nie są w pełni równoważne metodologicznie, ponieważ literatura raportuje weighted F1 dla pełnego zbioru, podczas gdy w niniejszej pracy zastosowano Mean Document-Level F1 dla próbek niepustych.</w:t>
+      </w:r>
+    </w:p>
     <w:p/>
     <w:p>
       <w:r>
@@ -3617,20 +4093,36 @@
         <w:pStyle w:val="Caption"/>
       </w:pPr>
       <w:r>
-        <w:t>Panel ekspertski interfejs</w:t>
-      </w:r>
-    </w:p>
-    <w:p>
+        <w:t>Interfejs p</w:t>
+      </w:r>
+      <w:r>
+        <w:t>anel</w:t>
+      </w:r>
+      <w:r>
+        <w:t>u</w:t>
+      </w:r>
+      <w:r>
+        <w:t xml:space="preserve"> ekspertski</w:t>
+      </w:r>
+      <w:r>
+        <w:t>ego</w:t>
+      </w:r>
+    </w:p>
+    <w:p>
+      <w:pPr>
+        <w:pStyle w:val="Caption"/>
+        <w:keepNext/>
+      </w:pPr>
       <w:r>
         <w:rPr>
           <w:noProof/>
         </w:rPr>
         <w:lastRenderedPageBreak/>
         <w:drawing>
-          <wp:inline distT="0" distB="0" distL="0" distR="0" wp14:anchorId="1FBCEC11" wp14:editId="2FA75102">
+          <wp:inline distT="0" distB="0" distL="0" distR="0" wp14:anchorId="7B0B1212" wp14:editId="3B66C3EE">
             <wp:extent cx="5755640" cy="2720340"/>
             <wp:effectExtent l="0" t="0" r="0" b="3810"/>
-            <wp:docPr id="910981615" name="Picture 1"/>
+            <wp:docPr id="209158438" name="Picture 1"/>
             <wp:cNvGraphicFramePr>
               <a:graphicFrameLocks xmlns:a="http://schemas.openxmlformats.org/drawingml/2006/main" noChangeAspect="1"/>
             </wp:cNvGraphicFramePr>
@@ -3638,7 +4130,7 @@
               <a:graphicData uri="http://schemas.openxmlformats.org/drawingml/2006/picture">
                 <pic:pic xmlns:pic="http://schemas.openxmlformats.org/drawingml/2006/picture">
                   <pic:nvPicPr>
-                    <pic:cNvPr id="910981615" name=""/>
+                    <pic:cNvPr id="209158438" name=""/>
                     <pic:cNvPicPr/>
                   </pic:nvPicPr>
                   <pic:blipFill>
@@ -3666,43 +4158,26 @@
     <w:p>
       <w:pPr>
         <w:pStyle w:val="Caption"/>
-      </w:pPr>
-      <w:r>
-        <w:t>Panel ekspert</w:t>
-      </w:r>
-      <w:r>
-        <w:t>ski</w:t>
-      </w:r>
-      <w:r>
-        <w:t xml:space="preserve"> pokazuje postępy w </w:t>
-      </w:r>
-      <w:r>
-        <w:t>treningu</w:t>
-      </w:r>
-      <w:r>
-        <w:t xml:space="preserve"> i testowaniu po przesłaniu zestawu </w:t>
-      </w:r>
-      <w:r>
-        <w:t>treningowego</w:t>
-      </w:r>
-      <w:r>
-        <w:t xml:space="preserve">. </w:t>
-      </w:r>
-    </w:p>
-    <w:p>
-      <w:pPr>
-        <w:pStyle w:val="Caption"/>
         <w:keepNext/>
       </w:pPr>
       <w:r>
+        <w:t>Interfejs wdrożenia.</w:t>
+      </w:r>
+      <w:r>
         <w:rPr>
           <w:noProof/>
         </w:rPr>
+        <w:t xml:space="preserve"> </w:t>
+      </w:r>
+      <w:r>
+        <w:rPr>
+          <w:noProof/>
+        </w:rPr>
         <w:drawing>
-          <wp:inline distT="0" distB="0" distL="0" distR="0" wp14:anchorId="0CE64EC1" wp14:editId="158FD48B">
-            <wp:extent cx="5755640" cy="2722880"/>
-            <wp:effectExtent l="0" t="0" r="0" b="1270"/>
-            <wp:docPr id="542347481" name="Picture 1"/>
+          <wp:inline distT="0" distB="0" distL="0" distR="0" wp14:anchorId="1057CC3F" wp14:editId="0E65BC30">
+            <wp:extent cx="5096657" cy="5553075"/>
+            <wp:effectExtent l="0" t="0" r="8890" b="0"/>
+            <wp:docPr id="1211525326" name="Picture 2"/>
             <wp:cNvGraphicFramePr>
               <a:graphicFrameLocks xmlns:a="http://schemas.openxmlformats.org/drawingml/2006/main" noChangeAspect="1"/>
             </wp:cNvGraphicFramePr>
@@ -3710,290 +4185,13 @@
               <a:graphicData uri="http://schemas.openxmlformats.org/drawingml/2006/picture">
                 <pic:pic xmlns:pic="http://schemas.openxmlformats.org/drawingml/2006/picture">
                   <pic:nvPicPr>
-                    <pic:cNvPr id="542347481" name=""/>
-                    <pic:cNvPicPr/>
-                  </pic:nvPicPr>
-                  <pic:blipFill>
-                    <a:blip r:embed="rId17"/>
-                    <a:stretch>
-                      <a:fillRect/>
-                    </a:stretch>
-                  </pic:blipFill>
-                  <pic:spPr>
-                    <a:xfrm>
-                      <a:off x="0" y="0"/>
-                      <a:ext cx="5755640" cy="2722880"/>
-                    </a:xfrm>
-                    <a:prstGeom prst="rect">
-                      <a:avLst/>
-                    </a:prstGeom>
-                  </pic:spPr>
-                </pic:pic>
-              </a:graphicData>
-            </a:graphic>
-          </wp:inline>
-        </w:drawing>
-      </w:r>
-    </w:p>
-    <w:p>
-      <w:pPr>
-        <w:pStyle w:val="Caption"/>
-      </w:pPr>
-      <w:r>
-        <w:t>Po szkoleniu i benchmarkingu panel ekspert</w:t>
-      </w:r>
-      <w:r>
-        <w:t>a</w:t>
-      </w:r>
-      <w:r>
-        <w:t xml:space="preserve"> pokazuje wskaźniki, a przycisk wdroz </w:t>
-      </w:r>
-      <w:r>
-        <w:t>model</w:t>
-      </w:r>
-      <w:r>
-        <w:t xml:space="preserve"> </w:t>
-      </w:r>
-      <w:r>
-        <w:t>staje się aktywny.</w:t>
-      </w:r>
-    </w:p>
-    <w:p>
-      <w:pPr>
-        <w:pStyle w:val="Caption"/>
-        <w:keepNext/>
-      </w:pPr>
-      <w:r>
-        <w:rPr>
-          <w:noProof/>
-        </w:rPr>
-        <w:lastRenderedPageBreak/>
-        <w:drawing>
-          <wp:inline distT="0" distB="0" distL="0" distR="0" wp14:anchorId="53FA9972" wp14:editId="0E4F4359">
-            <wp:extent cx="5755640" cy="2722880"/>
-            <wp:effectExtent l="0" t="0" r="0" b="1270"/>
-            <wp:docPr id="118682826" name="Picture 1"/>
-            <wp:cNvGraphicFramePr>
-              <a:graphicFrameLocks xmlns:a="http://schemas.openxmlformats.org/drawingml/2006/main" noChangeAspect="1"/>
-            </wp:cNvGraphicFramePr>
-            <a:graphic xmlns:a="http://schemas.openxmlformats.org/drawingml/2006/main">
-              <a:graphicData uri="http://schemas.openxmlformats.org/drawingml/2006/picture">
-                <pic:pic xmlns:pic="http://schemas.openxmlformats.org/drawingml/2006/picture">
-                  <pic:nvPicPr>
-                    <pic:cNvPr id="118682826" name=""/>
-                    <pic:cNvPicPr/>
-                  </pic:nvPicPr>
-                  <pic:blipFill>
-                    <a:blip r:embed="rId18"/>
-                    <a:stretch>
-                      <a:fillRect/>
-                    </a:stretch>
-                  </pic:blipFill>
-                  <pic:spPr>
-                    <a:xfrm>
-                      <a:off x="0" y="0"/>
-                      <a:ext cx="5755640" cy="2722880"/>
-                    </a:xfrm>
-                    <a:prstGeom prst="rect">
-                      <a:avLst/>
-                    </a:prstGeom>
-                  </pic:spPr>
-                </pic:pic>
-              </a:graphicData>
-            </a:graphic>
-          </wp:inline>
-        </w:drawing>
-      </w:r>
-    </w:p>
-    <w:p>
-      <w:pPr>
-        <w:pStyle w:val="Caption"/>
-      </w:pPr>
-      <w:r>
-        <w:rPr>
-          <w:noProof/>
-        </w:rPr>
-        <mc:AlternateContent>
-          <mc:Choice Requires="wps">
-            <w:drawing>
-              <wp:anchor distT="0" distB="0" distL="114300" distR="114300" simplePos="0" relativeHeight="251663360" behindDoc="0" locked="0" layoutInCell="1" allowOverlap="1" wp14:anchorId="401B6BC3" wp14:editId="6984823A">
-                <wp:simplePos x="0" y="0"/>
-                <wp:positionH relativeFrom="column">
-                  <wp:posOffset>0</wp:posOffset>
-                </wp:positionH>
-                <wp:positionV relativeFrom="paragraph">
-                  <wp:posOffset>3083560</wp:posOffset>
-                </wp:positionV>
-                <wp:extent cx="5755640" cy="635"/>
-                <wp:effectExtent l="0" t="0" r="0" b="0"/>
-                <wp:wrapSquare wrapText="bothSides"/>
-                <wp:docPr id="694308024" name="Text Box 1"/>
-                <wp:cNvGraphicFramePr/>
-                <a:graphic xmlns:a="http://schemas.openxmlformats.org/drawingml/2006/main">
-                  <a:graphicData uri="http://schemas.microsoft.com/office/word/2010/wordprocessingShape">
-                    <wps:wsp>
-                      <wps:cNvSpPr txBox="1"/>
-                      <wps:spPr>
-                        <a:xfrm>
-                          <a:off x="0" y="0"/>
-                          <a:ext cx="5755640" cy="635"/>
-                        </a:xfrm>
-                        <a:prstGeom prst="rect">
-                          <a:avLst/>
-                        </a:prstGeom>
-                        <a:solidFill>
-                          <a:prstClr val="white"/>
-                        </a:solidFill>
-                        <a:ln>
-                          <a:noFill/>
-                        </a:ln>
-                      </wps:spPr>
-                      <wps:txbx>
-                        <w:txbxContent>
-                          <w:p>
-                            <w:pPr>
-                              <w:pStyle w:val="Caption"/>
-                            </w:pPr>
-                            <w:r>
-                              <w:t>Po zmianie koloru koła na zielony, podstawowe wskaźniki są aktualizowane, a nowy model może być używany za pośrednictwem interfejsu użytkownika.</w:t>
-                            </w:r>
-                          </w:p>
-                        </w:txbxContent>
-                      </wps:txbx>
-                      <wps:bodyPr rot="0" spcFirstLastPara="0" vertOverflow="overflow" horzOverflow="overflow" vert="horz" wrap="square" lIns="0" tIns="0" rIns="0" bIns="0" numCol="1" spcCol="0" rtlCol="0" fromWordArt="0" anchor="t" anchorCtr="0" forceAA="0" compatLnSpc="1">
-                        <a:prstTxWarp prst="textNoShape">
-                          <a:avLst/>
-                        </a:prstTxWarp>
-                        <a:spAutoFit/>
-                      </wps:bodyPr>
-                    </wps:wsp>
-                  </a:graphicData>
-                </a:graphic>
-              </wp:anchor>
-            </w:drawing>
-          </mc:Choice>
-          <mc:Fallback>
-            <w:pict>
-              <v:shapetype w14:anchorId="401B6BC3" id="_x0000_t202" coordsize="21600,21600" o:spt="202" path="m,l,21600r21600,l21600,xe">
-                <v:stroke joinstyle="miter"/>
-                <v:path gradientshapeok="t" o:connecttype="rect"/>
-              </v:shapetype>
-              <v:shape id="Text Box 1" o:spid="_x0000_s1026" type="#_x0000_t202" style="position:absolute;margin-left:0;margin-top:242.8pt;width:453.2pt;height:.05pt;z-index:251663360;visibility:visible;mso-wrap-style:square;mso-wrap-distance-left:9pt;mso-wrap-distance-top:0;mso-wrap-distance-right:9pt;mso-wrap-distance-bottom:0;mso-position-horizontal:absolute;mso-position-horizontal-relative:text;mso-position-vertical:absolute;mso-position-vertical-relative:text;v-text-anchor:top" o:gfxdata="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" stroked="f">
-                <v:textbox style="mso-fit-shape-to-text:t" inset="0,0,0,0">
-                  <w:txbxContent>
-                    <w:p>
-                      <w:pPr>
-                        <w:pStyle w:val="Caption"/>
-                      </w:pPr>
-                      <w:r>
-                        <w:t>Po zmianie koloru koła na zielony, podstawowe wskaźniki są aktualizowane, a nowy model może być używany za pośrednictwem interfejsu użytkownika.</w:t>
-                      </w:r>
-                    </w:p>
-                  </w:txbxContent>
-                </v:textbox>
-                <w10:wrap type="square"/>
-              </v:shape>
-            </w:pict>
-          </mc:Fallback>
-        </mc:AlternateContent>
-      </w:r>
-      <w:r>
-        <w:rPr>
-          <w:noProof/>
-        </w:rPr>
-        <w:drawing>
-          <wp:anchor distT="0" distB="0" distL="114300" distR="114300" simplePos="0" relativeHeight="251661312" behindDoc="1" locked="0" layoutInCell="1" allowOverlap="1" wp14:anchorId="0F7835D4" wp14:editId="3E0691F7">
-            <wp:simplePos x="0" y="0"/>
-            <wp:positionH relativeFrom="margin">
-              <wp:align>right</wp:align>
-            </wp:positionH>
-            <wp:positionV relativeFrom="margin">
-              <wp:posOffset>3157869</wp:posOffset>
-            </wp:positionV>
-            <wp:extent cx="5755640" cy="2719705"/>
-            <wp:effectExtent l="0" t="0" r="0" b="4445"/>
-            <wp:wrapSquare wrapText="bothSides"/>
-            <wp:docPr id="1678192666" name="Picture 1"/>
-            <wp:cNvGraphicFramePr>
-              <a:graphicFrameLocks xmlns:a="http://schemas.openxmlformats.org/drawingml/2006/main" noChangeAspect="1"/>
-            </wp:cNvGraphicFramePr>
-            <a:graphic xmlns:a="http://schemas.openxmlformats.org/drawingml/2006/main">
-              <a:graphicData uri="http://schemas.openxmlformats.org/drawingml/2006/picture">
-                <pic:pic xmlns:pic="http://schemas.openxmlformats.org/drawingml/2006/picture">
-                  <pic:nvPicPr>
-                    <pic:cNvPr id="1678192666" name=""/>
-                    <pic:cNvPicPr/>
-                  </pic:nvPicPr>
-                  <pic:blipFill>
-                    <a:blip r:embed="rId19" cstate="print">
-                      <a:extLst>
-                        <a:ext uri="{28A0092B-C50C-407E-A947-70E740481C1C}">
-                          <a14:useLocalDpi xmlns:a14="http://schemas.microsoft.com/office/drawing/2010/main" val="0"/>
-                        </a:ext>
-                      </a:extLst>
-                    </a:blip>
-                    <a:stretch>
-                      <a:fillRect/>
-                    </a:stretch>
-                  </pic:blipFill>
-                  <pic:spPr>
-                    <a:xfrm>
-                      <a:off x="0" y="0"/>
-                      <a:ext cx="5755640" cy="2719705"/>
-                    </a:xfrm>
-                    <a:prstGeom prst="rect">
-                      <a:avLst/>
-                    </a:prstGeom>
-                  </pic:spPr>
-                </pic:pic>
-              </a:graphicData>
-            </a:graphic>
-          </wp:anchor>
-        </w:drawing>
-      </w:r>
-      <w:r>
-        <w:t>Podczas wrdozeni</w:t>
-      </w:r>
-      <w:r>
-        <w:t>a</w:t>
-      </w:r>
-      <w:r>
-        <w:t xml:space="preserve"> koło świeci na żółto</w:t>
-      </w:r>
-    </w:p>
-    <w:p>
-      <w:r>
-        <w:br w:type="page"/>
-      </w:r>
-    </w:p>
-    <w:p>
-      <w:r>
-        <w:rPr>
-          <w:rFonts w:ascii="Times New Roman" w:hAnsi="Times New Roman" w:cs="Times New Roman"/>
-          <w:noProof/>
-          <w:color w:val="FF0000"/>
-          <w:sz w:val="20"/>
-        </w:rPr>
-        <w:lastRenderedPageBreak/>
-        <w:drawing>
-          <wp:inline distT="0" distB="0" distL="0" distR="0" wp14:anchorId="6575F318" wp14:editId="78FBD487">
-            <wp:extent cx="5610609" cy="8721306"/>
-            <wp:effectExtent l="0" t="0" r="9525" b="3810"/>
-            <wp:docPr id="1594061867" name="Picture 8"/>
-            <wp:cNvGraphicFramePr>
-              <a:graphicFrameLocks xmlns:a="http://schemas.openxmlformats.org/drawingml/2006/main" noChangeAspect="1"/>
-            </wp:cNvGraphicFramePr>
-            <a:graphic xmlns:a="http://schemas.openxmlformats.org/drawingml/2006/main">
-              <a:graphicData uri="http://schemas.openxmlformats.org/drawingml/2006/picture">
-                <pic:pic xmlns:pic="http://schemas.openxmlformats.org/drawingml/2006/picture">
-                  <pic:nvPicPr>
-                    <pic:cNvPr id="0" name="Picture 8"/>
+                    <pic:cNvPr id="0" name="Picture 2"/>
                     <pic:cNvPicPr>
                       <a:picLocks noChangeAspect="1" noChangeArrowheads="1"/>
                     </pic:cNvPicPr>
                   </pic:nvPicPr>
                   <pic:blipFill>
-                    <a:blip r:embed="rId20" cstate="print">
+                    <a:blip r:embed="rId17" cstate="print">
                       <a:extLst>
                         <a:ext uri="{28A0092B-C50C-407E-A947-70E740481C1C}">
                           <a14:useLocalDpi xmlns:a14="http://schemas.microsoft.com/office/drawing/2010/main" val="0"/>
@@ -4008,7 +4206,7 @@
                   <pic:spPr bwMode="auto">
                     <a:xfrm>
                       <a:off x="0" y="0"/>
-                      <a:ext cx="5614297" cy="8727039"/>
+                      <a:ext cx="5100180" cy="5556914"/>
                     </a:xfrm>
                     <a:prstGeom prst="rect">
                       <a:avLst/>
@@ -4028,20 +4226,85 @@
     <w:p>
       <w:pPr>
         <w:pStyle w:val="Caption"/>
+      </w:pPr>
+      <w:r>
+        <w:t xml:space="preserve">Diagram architektury </w:t>
+      </w:r>
+      <w:r>
+        <w:t>wnioskowania</w:t>
+      </w:r>
+    </w:p>
+    <w:p>
+      <w:pPr>
+        <w:keepNext/>
+      </w:pPr>
+      <w:r>
         <w:rPr>
           <w:rFonts w:ascii="Times New Roman" w:hAnsi="Times New Roman" w:cs="Times New Roman"/>
+          <w:noProof/>
           <w:color w:val="FF0000"/>
           <w:sz w:val="20"/>
         </w:rPr>
-      </w:pPr>
-      <w:r>
-        <w:t xml:space="preserve">Diagram </w:t>
-      </w:r>
-      <w:r>
-        <w:t xml:space="preserve">architektury </w:t>
-      </w:r>
-      <w:r>
-        <w:t>systemu</w:t>
+        <w:lastRenderedPageBreak/>
+        <w:drawing>
+          <wp:inline distT="0" distB="0" distL="0" distR="0" wp14:anchorId="795AAD49" wp14:editId="3352E69C">
+            <wp:extent cx="2811805" cy="8686800"/>
+            <wp:effectExtent l="0" t="0" r="7620" b="0"/>
+            <wp:docPr id="1281635905" name="Picture 1"/>
+            <wp:cNvGraphicFramePr>
+              <a:graphicFrameLocks xmlns:a="http://schemas.openxmlformats.org/drawingml/2006/main" noChangeAspect="1"/>
+            </wp:cNvGraphicFramePr>
+            <a:graphic xmlns:a="http://schemas.openxmlformats.org/drawingml/2006/main">
+              <a:graphicData uri="http://schemas.openxmlformats.org/drawingml/2006/picture">
+                <pic:pic xmlns:pic="http://schemas.openxmlformats.org/drawingml/2006/picture">
+                  <pic:nvPicPr>
+                    <pic:cNvPr id="0" name="Picture 1"/>
+                    <pic:cNvPicPr>
+                      <a:picLocks noChangeAspect="1" noChangeArrowheads="1"/>
+                    </pic:cNvPicPr>
+                  </pic:nvPicPr>
+                  <pic:blipFill>
+                    <a:blip r:embed="rId18" cstate="print">
+                      <a:extLst>
+                        <a:ext uri="{28A0092B-C50C-407E-A947-70E740481C1C}">
+                          <a14:useLocalDpi xmlns:a14="http://schemas.microsoft.com/office/drawing/2010/main" val="0"/>
+                        </a:ext>
+                      </a:extLst>
+                    </a:blip>
+                    <a:srcRect/>
+                    <a:stretch>
+                      <a:fillRect/>
+                    </a:stretch>
+                  </pic:blipFill>
+                  <pic:spPr bwMode="auto">
+                    <a:xfrm>
+                      <a:off x="0" y="0"/>
+                      <a:ext cx="2813993" cy="8693560"/>
+                    </a:xfrm>
+                    <a:prstGeom prst="rect">
+                      <a:avLst/>
+                    </a:prstGeom>
+                    <a:noFill/>
+                    <a:ln>
+                      <a:noFill/>
+                    </a:ln>
+                  </pic:spPr>
+                </pic:pic>
+              </a:graphicData>
+            </a:graphic>
+          </wp:inline>
+        </w:drawing>
+      </w:r>
+    </w:p>
+    <w:p>
+      <w:pPr>
+        <w:pStyle w:val="Caption"/>
+      </w:pPr>
+      <w:r>
+        <w:t xml:space="preserve">Diagram architektury </w:t>
+      </w:r>
+      <w:r>
+        <w:t>MLOps</w:t>
       </w:r>
     </w:p>
     <w:p>
@@ -4532,7 +4795,7 @@
         </w:rPr>
         <w:t xml:space="preserve"> preprint arXiv:2412.15115. </w:t>
       </w:r>
-      <w:hyperlink r:id="rId21" w:history="1">
+      <w:hyperlink r:id="rId19" w:history="1">
         <w:r>
           <w:rPr>
             <w:rStyle w:val="Hyperlink"/>
@@ -4590,71 +4853,8 @@
         <w:t>. GitHub. https://github.com/ggerganov/llama.cpp</w:t>
       </w:r>
     </w:p>
-    <w:p>
-      <w:pPr>
-        <w:rPr>
-          <w:lang w:val="en-US"/>
-        </w:rPr>
-      </w:pPr>
-    </w:p>
-    <w:p>
-      <w:pPr>
-        <w:rPr>
-          <w:rFonts w:ascii="Times New Roman" w:hAnsi="Times New Roman" w:cs="Times New Roman"/>
-          <w:lang w:val="en-US"/>
-        </w:rPr>
-      </w:pPr>
-    </w:p>
-    <w:p>
-      <w:pPr>
-        <w:rPr>
-          <w:rFonts w:ascii="Times New Roman" w:hAnsi="Times New Roman" w:cs="Times New Roman"/>
-          <w:lang w:val="en-US"/>
-        </w:rPr>
-      </w:pPr>
-    </w:p>
-    <w:p>
-      <w:pPr>
-        <w:rPr>
-          <w:rFonts w:ascii="Times New Roman" w:hAnsi="Times New Roman" w:cs="Times New Roman"/>
-          <w:lang w:val="en-US"/>
-        </w:rPr>
-      </w:pPr>
-    </w:p>
-    <w:p>
-      <w:pPr>
-        <w:rPr>
-          <w:rFonts w:ascii="Times New Roman" w:hAnsi="Times New Roman" w:cs="Times New Roman"/>
-          <w:lang w:val="en-US"/>
-        </w:rPr>
-      </w:pPr>
-    </w:p>
-    <w:p>
-      <w:pPr>
-        <w:rPr>
-          <w:rFonts w:ascii="Times New Roman" w:hAnsi="Times New Roman" w:cs="Times New Roman"/>
-          <w:lang w:val="en-US"/>
-        </w:rPr>
-      </w:pPr>
-    </w:p>
-    <w:p>
-      <w:pPr>
-        <w:rPr>
-          <w:rFonts w:ascii="Times New Roman" w:hAnsi="Times New Roman" w:cs="Times New Roman"/>
-          <w:lang w:val="en-US"/>
-        </w:rPr>
-      </w:pPr>
-    </w:p>
-    <w:p>
-      <w:pPr>
-        <w:rPr>
-          <w:rFonts w:ascii="Times New Roman" w:hAnsi="Times New Roman" w:cs="Times New Roman"/>
-          <w:lang w:val="en-US"/>
-        </w:rPr>
-      </w:pPr>
-    </w:p>
     <w:sectPr>
-      <w:headerReference w:type="first" r:id="rId22"/>
+      <w:headerReference w:type="first" r:id="rId20"/>
       <w:pgSz w:w="11900" w:h="16840" w:code="9"/>
       <w:pgMar w:top="1418" w:right="1418" w:bottom="1418" w:left="1418" w:header="709" w:footer="709" w:gutter="0"/>
       <w:cols w:space="708"/>
@@ -8139,7 +8339,6 @@
   <w:style w:type="character" w:default="1" w:styleId="DefaultParagraphFont">
     <w:name w:val="Default Paragraph Font"/>
     <w:uiPriority w:val="1"/>
-    <w:semiHidden/>
     <w:unhideWhenUsed/>
   </w:style>
   <w:style w:type="table" w:default="1" w:styleId="TableNormal">
@@ -8628,12 +8827,21 @@
 </file>
 
 <file path=customXml/item1.xml><?xml version="1.0" encoding="utf-8"?>
+<?mso-contentType ?>
+<FormTemplates xmlns="http://schemas.microsoft.com/sharepoint/v3/contenttype/forms">
+  <Display>DocumentLibraryForm</Display>
+  <Edit>DocumentLibraryForm</Edit>
+  <New>DocumentLibraryForm</New>
+</FormTemplates>
+</file>
+
+<file path=customXml/item2.xml><?xml version="1.0" encoding="utf-8"?>
 <p:properties xmlns:p="http://schemas.microsoft.com/office/2006/metadata/properties" xmlns:xsi="http://www.w3.org/2001/XMLSchema-instance" xmlns:pc="http://schemas.microsoft.com/office/infopath/2007/PartnerControls">
   <documentManagement/>
 </p:properties>
 </file>
 
-<file path=customXml/item2.xml><?xml version="1.0" encoding="utf-8"?>
+<file path=customXml/item3.xml><?xml version="1.0" encoding="utf-8"?>
 <ct:contentTypeSchema xmlns:ct="http://schemas.microsoft.com/office/2006/metadata/contentType" xmlns:ma="http://schemas.microsoft.com/office/2006/metadata/properties/metaAttributes" ct:_="" ma:_="" ma:contentTypeName="Dokument" ma:contentTypeID="0x010100C7B3477DA0B97842A4AB3CAC2FC7CCA9" ma:contentTypeVersion="3" ma:contentTypeDescription="Utwórz nowy dokument." ma:contentTypeScope="" ma:versionID="08acbf4e69e1c417c0654eb506165124">
   <xsd:schema xmlns:xsd="http://www.w3.org/2001/XMLSchema" xmlns:xs="http://www.w3.org/2001/XMLSchema" xmlns:p="http://schemas.microsoft.com/office/2006/metadata/properties" xmlns:ns2="90ad895e-3eee-4c0f-8ee5-203ad6452046" targetNamespace="http://schemas.microsoft.com/office/2006/metadata/properties" ma:root="true" ma:fieldsID="0612b0a3dcdc06ca4f4ab8731dc57d64" ns2:_="">
     <xsd:import namespace="90ad895e-3eee-4c0f-8ee5-203ad6452046"/>
@@ -8771,16 +8979,15 @@
 </ct:contentTypeSchema>
 </file>
 
-<file path=customXml/item3.xml><?xml version="1.0" encoding="utf-8"?>
-<?mso-contentType ?>
-<FormTemplates xmlns="http://schemas.microsoft.com/sharepoint/v3/contenttype/forms">
-  <Display>DocumentLibraryForm</Display>
-  <Edit>DocumentLibraryForm</Edit>
-  <New>DocumentLibraryForm</New>
-</FormTemplates>
+<file path=customXml/itemProps1.xml><?xml version="1.0" encoding="utf-8"?>
+<ds:datastoreItem xmlns:ds="http://schemas.openxmlformats.org/officeDocument/2006/customXml" ds:itemID="{C7ED8927-B6BE-4A5E-8E7E-ABB33AB171D8}">
+  <ds:schemaRefs>
+    <ds:schemaRef ds:uri="http://schemas.microsoft.com/sharepoint/v3/contenttype/forms"/>
+  </ds:schemaRefs>
+</ds:datastoreItem>
 </file>
 
-<file path=customXml/itemProps1.xml><?xml version="1.0" encoding="utf-8"?>
+<file path=customXml/itemProps2.xml><?xml version="1.0" encoding="utf-8"?>
 <ds:datastoreItem xmlns:ds="http://schemas.openxmlformats.org/officeDocument/2006/customXml" ds:itemID="{9A4B9707-3390-4BAA-9D3A-F1BCEDCBE263}">
   <ds:schemaRefs>
     <ds:schemaRef ds:uri="http://schemas.microsoft.com/office/2006/metadata/properties"/>
@@ -8789,7 +8996,7 @@
 </ds:datastoreItem>
 </file>
 
-<file path=customXml/itemProps2.xml><?xml version="1.0" encoding="utf-8"?>
+<file path=customXml/itemProps3.xml><?xml version="1.0" encoding="utf-8"?>
 <ds:datastoreItem xmlns:ds="http://schemas.openxmlformats.org/officeDocument/2006/customXml" ds:itemID="{8B32E23D-F441-40B0-8BD3-500F27940F29}">
   <ds:schemaRefs>
     <ds:schemaRef ds:uri="http://schemas.microsoft.com/office/2006/metadata/contentType"/>
@@ -8805,12 +9012,4 @@
     <ds:schemaRef ds:uri="http://schemas.microsoft.com/internal/obd"/>
   </ds:schemaRefs>
 </ds:datastoreItem>
-</file>
-
-<file path=customXml/itemProps3.xml><?xml version="1.0" encoding="utf-8"?>
-<ds:datastoreItem xmlns:ds="http://schemas.openxmlformats.org/officeDocument/2006/customXml" ds:itemID="{C7ED8927-B6BE-4A5E-8E7E-ABB33AB171D8}">
-  <ds:schemaRefs>
-    <ds:schemaRef ds:uri="http://schemas.microsoft.com/sharepoint/v3/contenttype/forms"/>
-  </ds:schemaRefs>
-</ds:datastoreItem>
 </file>
--- a/documentation/Projekt_43995.docx
+++ b/documentation/Projekt_43995.docx
@@ -3658,6 +3658,159 @@
     <w:p>
       <w:r>
         <w:t>* Model bez adaptera w większości przypadków nie wykrywa technik (ogromna przewaga False Negatives nad True Positives dla niemal wszystkich klas), co potwierdza konieczność treningu specyficznego dla domeny detekcji dezinformacji.</w:t>
+      </w:r>
+    </w:p>
+    <w:p>
+      <w:pPr>
+        <w:pStyle w:val="Heading2"/>
+      </w:pPr>
+      <w:r>
+        <w:t>2.9. Instrukcja instalacji i uruchomienia systemu</w:t>
+      </w:r>
+    </w:p>
+    <w:p>
+      <w:pPr/>
+      <w:r>
+        <w:t>Kompletna instrukcja odtworzenia środowiska uruchomieniowego jest kluczowym elementem dokumentacji inżynierskiej. Poniższa sekcja opisuje wymagania sprzętowe i programowe, proces automatycznej konfiguracji oraz kolejność uruchomienia poszczególnych komponentów systemu.</w:t>
+      </w:r>
+    </w:p>
+    <w:p>
+      <w:pPr/>
+      <w:r/>
+      <w:r>
+        <w:rPr>
+          <w:b/>
+        </w:rPr>
+        <w:t>Wymagania sprzętowe i programowe</w:t>
+      </w:r>
+    </w:p>
+    <w:p>
+      <w:pPr/>
+      <w:r>
+        <w:t>System wymaga środowiska Windows 10/11 z aktywnym podsystemem WSL2 (Ubuntu) dla procesu treningu. Do inferencji wystarczy samo środowisko Windows. Wymagane jest GPU NVIDIA z minimum 8 GB VRAM (dla treningu w trybie 4-bit kwantyzacji). Zależności programowe obejmują: serwer Ollama (inferencja modelu), Python 3.11+, Node.js 18+ oraz Git.</w:t>
+      </w:r>
+    </w:p>
+    <w:p>
+      <w:pPr/>
+      <w:r/>
+      <w:r>
+        <w:rPr>
+          <w:b/>
+        </w:rPr>
+        <w:t>Proces instalacji — skrypt automatyczny (setup.cmd)</w:t>
+      </w:r>
+    </w:p>
+    <w:p>
+      <w:pPr/>
+      <w:r>
+        <w:t>W projekcie zaimplementowano skrypt setup.cmd, który automatyzuje cały proces konfiguracji środowiska. Skrypt stosuje wzorzec `goto :done` zamiast natychmiastowego przerywania — w przypadku błędu wyświetla komunikat i czeka na potwierdzenie użytkownika, pozwalając na diagnostykę problemu. Skrypt wykonuje następujące kroki w ściśle określonej kolejności:</w:t>
+      </w:r>
+    </w:p>
+    <w:p>
+      <w:pPr/>
+      <w:r>
+        <w:t>1. Weryfikacja obecności wymaganych programów (Python 3.11+, npm, Ollama) na zmiennej PATH. Dla każdego znalezionego programu wyświetlany jest komunikat [OK]; w przypadku braku któregoś z nich, skrypt wyświetla instrukcję instalacji wraz z linkiem do pobrania i przerywa dalsze kroki.</w:t>
+      </w:r>
+    </w:p>
+    <w:p>
+      <w:pPr/>
+      <w:r>
+        <w:t>2. Inicjalizacja submodułów Git (repozytorium llama.cpp) za pomocą git submodule update --init --recursive.</w:t>
+      </w:r>
+    </w:p>
+    <w:p>
+      <w:pPr/>
+      <w:r>
+        <w:t>3. Utworzenie wirtualnego środowiska Python (venv) w katalogu backend/.venv i instalacja zależności z pliku requirements.txt za pomocą pip.</w:t>
+      </w:r>
+    </w:p>
+    <w:p>
+      <w:pPr/>
+      <w:r>
+        <w:t>4. Instalacja zależności frontendowych (npm install) w katalogu frontend/.</w:t>
+      </w:r>
+    </w:p>
+    <w:p>
+      <w:pPr/>
+      <w:r>
+        <w:t>5. Konfiguracja środowiska treningowego WSL2 — skrypt sprawdza dostępność podsystemu WSL2, weryfikuje obecność python3 i modułu python3-venv, a następnie tworzy wirtualne środowisko (.venv-wsl) i instaluje zależności treningowe z pliku backend/requirements-wsl.txt. W przypadku braku WSL2 lub niepełnych wymagań, wyświetlany jest komunikat z instrukcją instalacji, a krok jest pomijany bez przerywania konfiguracji pozostałych komponentów.</w:t>
+      </w:r>
+    </w:p>
+    <w:p>
+      <w:pPr/>
+      <w:r>
+        <w:t>6. Aktualizacja ścieżki ADAPTER w pliku Modelfile na ścieżkę bezwzględną (wymaganie serwera Ollama) i rejestracja modelu bielik-lora-mipd za pomocą polecenia ollama create. Jeśli model jest już zarejestrowany w Ollama, krok jest pomijany.</w:t>
+      </w:r>
+    </w:p>
+    <w:p>
+      <w:pPr/>
+      <w:r>
+        <w:t>Katalog model/ (~7.7 GB) nie jest wersjonowany w repozytorium i musi zostać pobrany oddzielnie — pliki modelu są dostępne pod adresem https://drive.google.com/file/d/1b17N4rKeinj1ahqTz-nhMtxZT8k02OYD/view?usp=sharing. Skrypt setup.cmd wykrywa brak pliku adaptera i wyświetla odpowiedni komunikat ostrzegawczy, nie przerywając konfiguracji pozostałych komponentów.</w:t>
+      </w:r>
+    </w:p>
+    <w:p>
+      <w:pPr/>
+      <w:r>
+        <w:t>Skrypt setup.cmd wymaga dostępu do serwera Ollama podczas rejestracji modelu (krok 6). Skrypt run_app.cmd automatycznie uruchamia serwer Ollama, jeśli nie jest on dostępny. Idempotentność obu skryptów gwarantuje bezpieczeństwo ponownego uruchomienia: istniejące środowisko wirtualne, zainstalowane pakiety npm, skonfigurowane środowisko WSL2 i zarejestrowany model nie są nadpisywane. Dodatkowo, w przypadku błędu tworzenia środowiska wirtualnego Python, skrypt wyświetla szczegółowe instrukcje rozwiązywania problemów (np. ponowna instalacja Pythona z opcją „Add Python to PATH").</w:t>
+      </w:r>
+    </w:p>
+    <w:p>
+      <w:pPr/>
+      <w:r/>
+      <w:r>
+        <w:rPr>
+          <w:b/>
+        </w:rPr>
+        <w:t>Konfiguracja środowiska treningowego (WS</w:t>
+      </w:r>
+      <w:r>
+        <w:t>L2)</w:t>
+      </w:r>
+    </w:p>
+    <w:p>
+      <w:pPr/>
+      <w:r>
+        <w:t>Proces douczania modelu (Supervised Fine-Tuning) wymaga środowiska Linux i jest realizowany w podsystemie WSL2. Skrypt setup.cmd automatycznie wykrywa dostępność WSL2, weryfikuje wymagania (python3, python3-venv) i tworzy odizolowane środowisko wirtualne (.venv-wsl) z zależnościami z pliku requirements-wsl.txt. W przypadku niepowodzenia, skrypt wyświetla instrukcję ręcznej instalacji (sudo apt install python3 python3-venv python3-pip). Ręczna instalacja zależności w terminalu Ubuntu: pip install unsloth bitsandbytes accelerate torch trl datasets gguf. Trening nie jest uruchamiany bezpośrednio z wiersza poleceń — jest inicjowany z poziomu interfejsu użytkownika (Panel Ekspercki). Backend na Windowsie uruchamia proces treningowy w WSL za pomocą polecenia wsl --exec python3 -u -m app.training.trainer, przekazując ścieżki do danych i modelu jako argumenty. Postęp treningu jest raportowany w czasie rzeczywistym do backendu przez wywołania HTTP POST na endpoint /training/progress.</w:t>
+      </w:r>
+    </w:p>
+    <w:p>
+      <w:pPr/>
+      <w:r>
+        <w:t>Do uruchomienia wszystkich komponentów systemu służy skrypt run_app.cmd, który w osobnych oknach terminala uruchamia usługi w następującej kolejności:</w:t>
+      </w:r>
+    </w:p>
+    <w:p>
+      <w:pPr/>
+      <w:r/>
+      <w:r>
+        <w:rPr>
+          <w:b/>
+        </w:rPr>
+        <w:t>Uruchomienie systemu — kolejność startu usług</w:t>
+      </w:r>
+    </w:p>
+    <w:p>
+      <w:pPr/>
+      <w:r>
+        <w:t>1. Serwer Ollama (port 11434) — musi być uruchomiony jako pierwszy, ponieważ backend i proces treningu zależą od jego dostępności. Odpowiada za inferencję modelu językowego.</w:t>
+      </w:r>
+    </w:p>
+    <w:p>
+      <w:pPr/>
+      <w:r>
+        <w:t>2. Backend FastAPI (port 8000) — serwis orkiestracyjny. Uruchamiany poleceniem python -m app.main z aktywowanym środowiskiem wirtualnym. Obejmuje endpointy REST (/analyze, /upload, /train, /promote), WebSocket (/ws/training/status) oraz komunikację z bazą SQLite i serwerem Ollama.</w:t>
+      </w:r>
+    </w:p>
+    <w:p>
+      <w:pPr/>
+      <w:r>
+        <w:t>3. Frontend Vite/React (port 5173) — interfejs użytkownika. Uruchamiany poleceniem npm run dev. Łączy się z backendem za pomocą REST API i WebSocket, udostępniając panel analizy tekstu oraz Panel Ekspercki.</w:t>
+      </w:r>
+    </w:p>
+    <w:p>
+      <w:pPr/>
+      <w:r>
+        <w:t>Po uruchomieniu system jest dostępny pod adresem http://localhost:5173. Reset do stanu początkowego (przywrócenie adaptera xai-adapter jako aktywny model, usunięcie raportu benchmark i artefaktów treningowych) realizowany jest przez skrypt reset_state.cmd.</w:t>
       </w:r>
     </w:p>
     <w:p>

--- a/documentation/Projekt_43995.docx
+++ b/documentation/Projekt_43995.docx
@@ -3669,14 +3669,11 @@
       </w:r>
     </w:p>
     <w:p>
-      <w:pPr/>
       <w:r>
         <w:t>Kompletna instrukcja odtworzenia środowiska uruchomieniowego jest kluczowym elementem dokumentacji inżynierskiej. Poniższa sekcja opisuje wymagania sprzętowe i programowe, proces automatycznej konfiguracji oraz kolejność uruchomienia poszczególnych komponentów systemu.</w:t>
       </w:r>
     </w:p>
     <w:p>
-      <w:pPr/>
-      <w:r/>
       <w:r>
         <w:rPr>
           <w:b/>
@@ -3685,14 +3682,12 @@
       </w:r>
     </w:p>
     <w:p>
-      <w:pPr/>
-      <w:r>
+      <w:r>
+        <w:lastRenderedPageBreak/>
         <w:t>System wymaga środowiska Windows 10/11 z aktywnym podsystemem WSL2 (Ubuntu) dla procesu treningu. Do inferencji wystarczy samo środowisko Windows. Wymagane jest GPU NVIDIA z minimum 8 GB VRAM (dla treningu w trybie 4-bit kwantyzacji). Zależności programowe obejmują: serwer Ollama (inferencja modelu), Python 3.11+, Node.js 18+ oraz Git.</w:t>
       </w:r>
     </w:p>
     <w:p>
-      <w:pPr/>
-      <w:r/>
       <w:r>
         <w:rPr>
           <w:b/>
@@ -3701,87 +3696,78 @@
       </w:r>
     </w:p>
     <w:p>
-      <w:pPr/>
       <w:r>
         <w:t>W projekcie zaimplementowano skrypt setup.cmd, który automatyzuje cały proces konfiguracji środowiska. Skrypt stosuje wzorzec `goto :done` zamiast natychmiastowego przerywania — w przypadku błędu wyświetla komunikat i czeka na potwierdzenie użytkownika, pozwalając na diagnostykę problemu. Skrypt wykonuje następujące kroki w ściśle określonej kolejności:</w:t>
       </w:r>
     </w:p>
     <w:p>
-      <w:pPr/>
       <w:r>
         <w:t>1. Weryfikacja obecności wymaganych programów (Python 3.11+, npm, Ollama) na zmiennej PATH. Dla każdego znalezionego programu wyświetlany jest komunikat [OK]; w przypadku braku któregoś z nich, skrypt wyświetla instrukcję instalacji wraz z linkiem do pobrania i przerywa dalsze kroki.</w:t>
       </w:r>
     </w:p>
     <w:p>
-      <w:pPr/>
       <w:r>
         <w:t>2. Inicjalizacja submodułów Git (repozytorium llama.cpp) za pomocą git submodule update --init --recursive.</w:t>
       </w:r>
     </w:p>
     <w:p>
-      <w:pPr/>
       <w:r>
         <w:t>3. Utworzenie wirtualnego środowiska Python (venv) w katalogu backend/.venv i instalacja zależności z pliku requirements.txt za pomocą pip.</w:t>
       </w:r>
     </w:p>
     <w:p>
-      <w:pPr/>
       <w:r>
         <w:t>4. Instalacja zależności frontendowych (npm install) w katalogu frontend/.</w:t>
       </w:r>
     </w:p>
     <w:p>
-      <w:pPr/>
       <w:r>
         <w:t>5. Konfiguracja środowiska treningowego WSL2 — skrypt sprawdza dostępność podsystemu WSL2, weryfikuje obecność python3 i modułu python3-venv, a następnie tworzy wirtualne środowisko (.venv-wsl) i instaluje zależności treningowe z pliku backend/requirements-wsl.txt. W przypadku braku WSL2 lub niepełnych wymagań, wyświetlany jest komunikat z instrukcją instalacji, a krok jest pomijany bez przerywania konfiguracji pozostałych komponentów.</w:t>
       </w:r>
     </w:p>
     <w:p>
-      <w:pPr/>
       <w:r>
         <w:t>6. Aktualizacja ścieżki ADAPTER w pliku Modelfile na ścieżkę bezwzględną (wymaganie serwera Ollama) i rejestracja modelu bielik-lora-mipd za pomocą polecenia ollama create. Jeśli model jest już zarejestrowany w Ollama, krok jest pomijany.</w:t>
       </w:r>
     </w:p>
     <w:p>
-      <w:pPr/>
       <w:r>
         <w:t>Katalog model/ (~7.7 GB) nie jest wersjonowany w repozytorium i musi zostać pobrany oddzielnie — pliki modelu są dostępne pod adresem https://drive.google.com/file/d/1b17N4rKeinj1ahqTz-nhMtxZT8k02OYD/view?usp=sharing. Skrypt setup.cmd wykrywa brak pliku adaptera i wyświetla odpowiedni komunikat ostrzegawczy, nie przerywając konfiguracji pozostałych komponentów.</w:t>
       </w:r>
     </w:p>
     <w:p>
-      <w:pPr/>
       <w:r>
         <w:t>Skrypt setup.cmd wymaga dostępu do serwera Ollama podczas rejestracji modelu (krok 6). Skrypt run_app.cmd automatycznie uruchamia serwer Ollama, jeśli nie jest on dostępny. Idempotentność obu skryptów gwarantuje bezpieczeństwo ponownego uruchomienia: istniejące środowisko wirtualne, zainstalowane pakiety npm, skonfigurowane środowisko WSL2 i zarejestrowany model nie są nadpisywane. Dodatkowo, w przypadku błędu tworzenia środowiska wirtualnego Python, skrypt wyświetla szczegółowe instrukcje rozwiązywania problemów (np. ponowna instalacja Pythona z opcją „Add Python to PATH").</w:t>
       </w:r>
     </w:p>
     <w:p>
-      <w:pPr/>
-      <w:r/>
-      <w:r>
+      <w:pPr>
         <w:rPr>
           <w:b/>
         </w:rPr>
-        <w:t>Konfiguracja środowiska treningowego (WS</w:t>
-      </w:r>
-      <w:r>
-        <w:t>L2)</w:t>
-      </w:r>
-    </w:p>
-    <w:p>
-      <w:pPr/>
-      <w:r>
-        <w:t>Proces douczania modelu (Supervised Fine-Tuning) wymaga środowiska Linux i jest realizowany w podsystemie WSL2. Skrypt setup.cmd automatycznie wykrywa dostępność WSL2, weryfikuje wymagania (python3, python3-venv) i tworzy odizolowane środowisko wirtualne (.venv-wsl) z zależnościami z pliku requirements-wsl.txt. W przypadku niepowodzenia, skrypt wyświetla instrukcję ręcznej instalacji (sudo apt install python3 python3-venv python3-pip). Ręczna instalacja zależności w terminalu Ubuntu: pip install unsloth bitsandbytes accelerate torch trl datasets gguf. Trening nie jest uruchamiany bezpośrednio z wiersza poleceń — jest inicjowany z poziomu interfejsu użytkownika (Panel Ekspercki). Backend na Windowsie uruchamia proces treningowy w WSL za pomocą polecenia wsl --exec python3 -u -m app.training.trainer, przekazując ścieżki do danych i modelu jako argumenty. Postęp treningu jest raportowany w czasie rzeczywistym do backendu przez wywołania HTTP POST na endpoint /training/progress.</w:t>
-      </w:r>
-    </w:p>
-    <w:p>
-      <w:pPr/>
+      </w:pPr>
+      <w:r>
+        <w:rPr>
+          <w:b/>
+        </w:rPr>
+        <w:t>Konfiguracja środowiska treningowego (WSL2)</w:t>
+      </w:r>
+    </w:p>
+    <w:p>
+      <w:r>
+        <w:t xml:space="preserve">Proces douczania modelu (Supervised Fine-Tuning) wymaga środowiska Linux i jest realizowany w podsystemie WSL2. Skrypt setup.cmd automatycznie wykrywa dostępność WSL2, weryfikuje wymagania (python3, python3-venv) i tworzy odizolowane środowisko wirtualne (.venv-wsl) z zależnościami z pliku requirements-wsl.txt. W przypadku niepowodzenia, skrypt wyświetla instrukcję ręcznej instalacji (sudo apt install python3 </w:t>
+      </w:r>
+      <w:r>
+        <w:lastRenderedPageBreak/>
+        <w:t>python3-venv python3-pip). Ręczna instalacja zależności w terminalu Ubuntu: pip install unsloth bitsandbytes accelerate torch trl datasets gguf. Trening nie jest uruchamiany bezpośrednio z wiersza poleceń — jest inicjowany z poziomu interfejsu użytkownika (Panel Ekspercki). Backend na Windowsie uruchamia proces treningowy w WSL za pomocą polecenia wsl --exec python3 -u -m app.training.trainer, przekazując ścieżki do danych i modelu jako argumenty. Postęp treningu jest raportowany w czasie rzeczywistym do backendu przez wywołania HTTP POST na endpoint /training/progress.</w:t>
+      </w:r>
+    </w:p>
+    <w:p>
       <w:r>
         <w:t>Do uruchomienia wszystkich komponentów systemu służy skrypt run_app.cmd, który w osobnych oknach terminala uruchamia usługi w następującej kolejności:</w:t>
       </w:r>
     </w:p>
     <w:p>
-      <w:pPr/>
-      <w:r/>
       <w:r>
         <w:rPr>
           <w:b/>
@@ -3790,25 +3776,21 @@
       </w:r>
     </w:p>
     <w:p>
-      <w:pPr/>
       <w:r>
         <w:t>1. Serwer Ollama (port 11434) — musi być uruchomiony jako pierwszy, ponieważ backend i proces treningu zależą od jego dostępności. Odpowiada za inferencję modelu językowego.</w:t>
       </w:r>
     </w:p>
     <w:p>
-      <w:pPr/>
       <w:r>
         <w:t>2. Backend FastAPI (port 8000) — serwis orkiestracyjny. Uruchamiany poleceniem python -m app.main z aktywowanym środowiskiem wirtualnym. Obejmuje endpointy REST (/analyze, /upload, /train, /promote), WebSocket (/ws/training/status) oraz komunikację z bazą SQLite i serwerem Ollama.</w:t>
       </w:r>
     </w:p>
     <w:p>
-      <w:pPr/>
       <w:r>
         <w:t>3. Frontend Vite/React (port 5173) — interfejs użytkownika. Uruchamiany poleceniem npm run dev. Łączy się z backendem za pomocą REST API i WebSocket, udostępniając panel analizy tekstu oraz Panel Ekspercki.</w:t>
       </w:r>
     </w:p>
     <w:p>
-      <w:pPr/>
       <w:r>
         <w:t>Po uruchomieniu system jest dostępny pod adresem http://localhost:5173. Reset do stanu początkowego (przywrócenie adaptera xai-adapter jako aktywny model, usunięcie raportu benchmark i artefaktów treningowych) realizowany jest przez skrypt reset_state.cmd.</w:t>
       </w:r>
@@ -4948,18 +4930,31 @@
         </w:rPr>
         <w:t xml:space="preserve"> preprint arXiv:2412.15115. </w:t>
       </w:r>
-      <w:hyperlink r:id="rId19" w:history="1">
-        <w:r>
-          <w:rPr>
-            <w:rStyle w:val="Hyperlink"/>
-            <w:rFonts w:ascii="Times New Roman" w:hAnsi="Times New Roman" w:cs="Times New Roman"/>
-            <w:sz w:val="20"/>
-            <w:szCs w:val="20"/>
-            <w:lang w:val="en-US"/>
-          </w:rPr>
-          <w:t>https://doi.org/10.48550/arXiv.2412.15115</w:t>
-        </w:r>
-      </w:hyperlink>
+      <w:r>
+        <w:fldChar w:fldCharType="begin"/>
+      </w:r>
+      <w:r>
+        <w:rPr>
+          <w:lang w:val="en-US"/>
+        </w:rPr>
+        <w:instrText>HYPERLINK "https://doi.org/10.48550/arXiv.2412.15115"</w:instrText>
+      </w:r>
+      <w:r>
+        <w:fldChar w:fldCharType="separate"/>
+      </w:r>
+      <w:r>
+        <w:rPr>
+          <w:rStyle w:val="Hyperlink"/>
+          <w:rFonts w:ascii="Times New Roman" w:hAnsi="Times New Roman" w:cs="Times New Roman"/>
+          <w:sz w:val="20"/>
+          <w:szCs w:val="20"/>
+          <w:lang w:val="en-US"/>
+        </w:rPr>
+        <w:t>https://doi.org/10.48550/arXiv.2412.15115</w:t>
+      </w:r>
+      <w:r>
+        <w:fldChar w:fldCharType="end"/>
+      </w:r>
     </w:p>
     <w:p>
       <w:pPr>
@@ -5007,7 +5002,7 @@
       </w:r>
     </w:p>
     <w:sectPr>
-      <w:headerReference w:type="first" r:id="rId20"/>
+      <w:headerReference w:type="first" r:id="rId19"/>
       <w:pgSz w:w="11900" w:h="16840" w:code="9"/>
       <w:pgMar w:top="1418" w:right="1418" w:bottom="1418" w:left="1418" w:header="709" w:footer="709" w:gutter="0"/>
       <w:cols w:space="708"/>
@@ -8492,6 +8487,7 @@
   <w:style w:type="character" w:default="1" w:styleId="DefaultParagraphFont">
     <w:name w:val="Default Paragraph Font"/>
     <w:uiPriority w:val="1"/>
+    <w:semiHidden/>
     <w:unhideWhenUsed/>
   </w:style>
   <w:style w:type="table" w:default="1" w:styleId="TableNormal">
@@ -8989,12 +8985,6 @@
 </file>
 
 <file path=customXml/item2.xml><?xml version="1.0" encoding="utf-8"?>
-<p:properties xmlns:p="http://schemas.microsoft.com/office/2006/metadata/properties" xmlns:xsi="http://www.w3.org/2001/XMLSchema-instance" xmlns:pc="http://schemas.microsoft.com/office/infopath/2007/PartnerControls">
-  <documentManagement/>
-</p:properties>
-</file>
-
-<file path=customXml/item3.xml><?xml version="1.0" encoding="utf-8"?>
 <ct:contentTypeSchema xmlns:ct="http://schemas.microsoft.com/office/2006/metadata/contentType" xmlns:ma="http://schemas.microsoft.com/office/2006/metadata/properties/metaAttributes" ct:_="" ma:_="" ma:contentTypeName="Dokument" ma:contentTypeID="0x010100C7B3477DA0B97842A4AB3CAC2FC7CCA9" ma:contentTypeVersion="3" ma:contentTypeDescription="Utwórz nowy dokument." ma:contentTypeScope="" ma:versionID="08acbf4e69e1c417c0654eb506165124">
   <xsd:schema xmlns:xsd="http://www.w3.org/2001/XMLSchema" xmlns:xs="http://www.w3.org/2001/XMLSchema" xmlns:p="http://schemas.microsoft.com/office/2006/metadata/properties" xmlns:ns2="90ad895e-3eee-4c0f-8ee5-203ad6452046" targetNamespace="http://schemas.microsoft.com/office/2006/metadata/properties" ma:root="true" ma:fieldsID="0612b0a3dcdc06ca4f4ab8731dc57d64" ns2:_="">
     <xsd:import namespace="90ad895e-3eee-4c0f-8ee5-203ad6452046"/>
@@ -9132,6 +9122,12 @@
 </ct:contentTypeSchema>
 </file>
 
+<file path=customXml/item3.xml><?xml version="1.0" encoding="utf-8"?>
+<p:properties xmlns:p="http://schemas.microsoft.com/office/2006/metadata/properties" xmlns:xsi="http://www.w3.org/2001/XMLSchema-instance" xmlns:pc="http://schemas.microsoft.com/office/infopath/2007/PartnerControls">
+  <documentManagement/>
+</p:properties>
+</file>
+
 <file path=customXml/itemProps1.xml><?xml version="1.0" encoding="utf-8"?>
 <ds:datastoreItem xmlns:ds="http://schemas.openxmlformats.org/officeDocument/2006/customXml" ds:itemID="{C7ED8927-B6BE-4A5E-8E7E-ABB33AB171D8}">
   <ds:schemaRefs>
@@ -9141,15 +9137,6 @@
 </file>
 
 <file path=customXml/itemProps2.xml><?xml version="1.0" encoding="utf-8"?>
-<ds:datastoreItem xmlns:ds="http://schemas.openxmlformats.org/officeDocument/2006/customXml" ds:itemID="{9A4B9707-3390-4BAA-9D3A-F1BCEDCBE263}">
-  <ds:schemaRefs>
-    <ds:schemaRef ds:uri="http://schemas.microsoft.com/office/2006/metadata/properties"/>
-    <ds:schemaRef ds:uri="http://schemas.microsoft.com/office/infopath/2007/PartnerControls"/>
-  </ds:schemaRefs>
-</ds:datastoreItem>
-</file>
-
-<file path=customXml/itemProps3.xml><?xml version="1.0" encoding="utf-8"?>
 <ds:datastoreItem xmlns:ds="http://schemas.openxmlformats.org/officeDocument/2006/customXml" ds:itemID="{8B32E23D-F441-40B0-8BD3-500F27940F29}">
   <ds:schemaRefs>
     <ds:schemaRef ds:uri="http://schemas.microsoft.com/office/2006/metadata/contentType"/>
@@ -9165,4 +9152,13 @@
     <ds:schemaRef ds:uri="http://schemas.microsoft.com/internal/obd"/>
   </ds:schemaRefs>
 </ds:datastoreItem>
+</file>
+
+<file path=customXml/itemProps3.xml><?xml version="1.0" encoding="utf-8"?>
+<ds:datastoreItem xmlns:ds="http://schemas.openxmlformats.org/officeDocument/2006/customXml" ds:itemID="{9A4B9707-3390-4BAA-9D3A-F1BCEDCBE263}">
+  <ds:schemaRefs>
+    <ds:schemaRef ds:uri="http://schemas.microsoft.com/office/2006/metadata/properties"/>
+    <ds:schemaRef ds:uri="http://schemas.microsoft.com/office/infopath/2007/PartnerControls"/>
+  </ds:schemaRefs>
+</ds:datastoreItem>
 </file>
--- a/documentation/Projekt_43995.docx
+++ b/documentation/Projekt_43995.docx
@@ -542,30 +542,7 @@
     </w:p>
     <w:p>
       <w:r>
-        <w:rPr>
-          <w:b/>
-          <w:bCs/>
-        </w:rPr>
-        <w:t>Metodyka i Architektura:</w:t>
-      </w:r>
-      <w:r>
-        <w:t xml:space="preserve"> Kluczowym elementem prac jest przygotowanie wysokiej jakości zbioru danych treningowych w oparciu o zbiór MIPD. Zastosowano strategię </w:t>
-      </w:r>
-      <w:r>
-        <w:rPr>
-          <w:b/>
-          <w:bCs/>
-        </w:rPr>
-        <w:t>"Label-Conditional Distillation" (destylację warunkową pod etykietą)</w:t>
-      </w:r>
-      <w:r>
-        <w:t>, gdzie większy model nauczycielski (</w:t>
-      </w:r>
-      <w:r>
-        <w:t>unsloth/Qwen2.5-7B-Instruct-bnb-4bit</w:t>
-      </w:r>
-      <w:r>
-        <w:t>) generuje uzasadnienia logiczne ściśle dopasowane do decyzji ludzkich ekspertów. Pozwala to na zachowanie "ludzkiej" oceny, przy jednoczesnym uzyskaniu spójnych wyjaśnień, na których uczony jest mniejszy model.</w:t>
+        <w:t>Metodyka i architektura: Kluczowym elementem prac jest przygotowanie wysokiej jakości zbioru danych treningowych w oparciu o zbiór MIPD. Zastosowano strategię destylacji warunkowej pod etykietą (Label-Conditional Distillation), w której większy model nauczycielski (unsloth/Qwen2.5-7B-Instruct-bnb-4bit) generuje uzasadnienia logiczne ściśle dopasowane do decyzji ludzkich ekspertów. Pozwala to na zachowanie "ludzkiej" oceny, przy jednoczesnym uzyskaniu spójnych wyjaśnień, na których uczony jest mniejszy model.</w:t>
       </w:r>
     </w:p>
     <w:p>
@@ -1106,48 +1083,7 @@
     </w:p>
     <w:p>
       <w:r>
-        <w:rPr>
-          <w:b/>
-          <w:bCs/>
-        </w:rPr>
-        <w:t>Przewaga proponowanego rozwiązania</w:t>
-      </w:r>
-      <w:r>
-        <w:t xml:space="preserve"> opiera się na trzech filarach. Po pierwsze, w przeciwieństwie do modeli BERT, system oferuje pełną </w:t>
-      </w:r>
-      <w:r>
-        <w:rPr>
-          <w:b/>
-          <w:bCs/>
-        </w:rPr>
-        <w:t>wyjaśnialność decyzji</w:t>
-      </w:r>
-      <w:r>
-        <w:t xml:space="preserve"> (uzasadnianie predykcji – Reasoning), budując zaufanie użytkownika. Po drugie, w odróżnieniu od GPT-4, jest to model </w:t>
-      </w:r>
-      <w:r>
-        <w:rPr>
-          <w:b/>
-          <w:bCs/>
-        </w:rPr>
-        <w:t>lokalny i uncenzurowany</w:t>
-      </w:r>
-      <w:r>
-        <w:t xml:space="preserve">, zdolny do analizy dowolnych treści bez ograniczeń </w:t>
-      </w:r>
-      <w:r>
-        <w:lastRenderedPageBreak/>
-        <w:t xml:space="preserve">korporacyjnych i kosztów API. Po trzecie, unikalny </w:t>
-      </w:r>
-      <w:r>
-        <w:rPr>
-          <w:b/>
-          <w:bCs/>
-        </w:rPr>
-        <w:t>moduł inżynierski ("Retrain Button")</w:t>
-      </w:r>
-      <w:r>
-        <w:t xml:space="preserve"> wprowadza funkcjonalność ciągłego uczenia się, pozwalając operatorowi na adaptację modelu do nowych narracji w kilkanaście minut, co stanowi istotną innowację w stosunku do statycznych rozwiązań akademickich.</w:t>
+        <w:t>Przewaga proponowanego rozwiązania opiera się na trzech filarach. Po pierwsze, w przeciwieństwie do modeli BERT, system oferuje pełną wyjaśnialność decyzji (uzasadnianie predykcji – Reasoning), budując zaufanie użytkownika. Po drugie, w odróżnieniu od GPT-4, jest to model lokalny, pozbawiony zewnętrznych filtrów moderacyjnych, zdolny do analizy treści bez ograniczeń korporacyjnych i kosztów API. Po trzecie, moduł ponownego dostrajania modelu umożliwia kontrolowaną aktualizację modelu, pozwalając operatorowi na adaptację modelu do nowych narracji w kilkanaście minut, co stanowi istotną innowację w stosunku do statycznych rozwiązań akademickich.</w:t>
       </w:r>
     </w:p>
     <w:p>
@@ -1468,7 +1404,7 @@
     </w:p>
     <w:p>
       <w:r>
-        <w:t>Separacja logiki: Model generował treść wyjaśnienia, a struktura JSON była składana programowo, co eliminowało błędy składniowe. W docelowym systemie (XAI Adapter) model jest trenowany, aby na wyjściu zwracać spójną strukturę zawierającą listę zidentyfikowanych technik oraz pole uzasadnienia:</w:t>
+        <w:t>Separacja logiki: Model generował treść wyjaśnienia, a struktura JSON była składana programowo, co eliminowało błędy składniowe. W docelowym systemie adapter wyjaśnialny (XAI Adapter) jest trenowany, aby na wyjściu zwracać spójną strukturę zawierającą listę zidentyfikowanych technik oraz pole uzasadnienia:</w:t>
       </w:r>
     </w:p>
     <w:p/>
@@ -2681,7 +2617,7 @@
         <w:t xml:space="preserve"> Scaling (Liu et al., 2023). </w:t>
       </w:r>
       <w:r>
-        <w:t>W konfiguracji trenera ustawiono parametr max_seq_length = 16384, co w połączeniu z gradient_checkpointing umożliwiło trening na dostępnych zasobach (w Colabie). Dodatkowo, zastosowano technikę maskowanie promptu (tzw. Completion Only LM) (maskowanie promptu użytkownika w funkcji straty), co zmusiło model do uczenia się wyłącznie generowania analizy, a nie reprodukcji długiego tekstu wejściowego, znacząco przyspieszając konwergencję. Model prototypowy osiągnął wynik F1 na poziomie 0.7824 na zbiorze testowym, dowodząc technicznej wykonalności przyjętej koncepcji.</w:t>
+        <w:t>W konfiguracji trenera ustawiono parametr max_seq_length = 16384, co w połączeniu z gradient_checkpointing umożliwiło trening na dostępnych zasobach (w Colabie). Dodatkowo, zastosowano technikę maskowanie promptu (tzw. Completion Only LM) (maskowanie promptu użytkownika w funkcji straty), co zmusiło model do uczenia się wyłącznie generowania analizy, a nie reprodukcji długiego tekstu wejściowego, znacząco przyspieszając konwergencję.</w:t>
       </w:r>
     </w:p>
     <w:p>
@@ -2748,7 +2684,7 @@
     </w:p>
     <w:p>
       <w:r>
-        <w:t>3. Wydajność Klasyfikacji (Mean Document-Level F1 - excluding empty gold-label docs): Główna metryka decyzyjna. Obliczana jako średnia harmoniczna precyzji i czułości (F1) liczona niezależnie dla każdego dokumentu, ale tylko dla tych próbek, które w rzeczywistości zawierają techniki manipulacji (niepuste gold labels).</w:t>
+        <w:t>3. Średni F1 na poziomie dokumentu dla próbek niepustych (Mean Document-Level F1 excluding empty gold-label docs): Główna metryka decyzyjna. Obliczana jako średnia harmoniczna precyzji i czułości (F1) liczona niezależnie dla każdego dokumentu, ale tylko dla tych próbek, które w rzeczywistości zawierają techniki manipulacji (niepuste gold labels).</w:t>
       </w:r>
     </w:p>
     <w:p>
@@ -2768,7 +2704,7 @@
         <w:pStyle w:val="Heading2"/>
       </w:pPr>
       <w:r>
-        <w:t>2.6. Projekt i architektura Systemu Inżynierskiego (MLOps Loop)</w:t>
+        <w:t>2.6. Projekt i architektura pętli inżynierskiej MLOps (MLOps Loop)</w:t>
       </w:r>
     </w:p>
     <w:p/>
@@ -3215,7 +3151,7 @@
     </w:p>
     <w:p>
       <w:r>
-        <w:t xml:space="preserve">3. Decyzji o Wdrożeniu: Logiki, która po zakończeniu automatycznego benchmarku zwraca wyniki do eksperta, zapalając odpowiednie wskaźniki w interfejsie graficznym. Interfejs podświetla na zielono lub czerwono kluczowe metryki, ułatwiając podjęcie decyzji. Ekspert zachowuje jednak pełną kontrolę – może zatwierdzić wdrożenie – dynamiczną wymianę </w:t>
+        <w:t xml:space="preserve">3. Decyzji o Wdrożeniu: Logiki, która po zakończeniu automatycznego benchmarku prezentuje ekspertowi wyniki za pomocą wskaźników interfejsu. Interfejs podświetla na zielono lub czerwono kluczowe metryki, ułatwiając podjęcie decyzji. Ekspert zachowuje jednak pełną kontrolę – może zatwierdzić wdrożenie – dynamiczną wymianę </w:t>
       </w:r>
       <w:r>
         <w:lastRenderedPageBreak/>
@@ -3345,7 +3281,7 @@
     <w:p/>
     <w:p>
       <w:r>
-        <w:t>Złożoność obliczeniowa i parametry czasowe systemu (czas treningu i inferencji) są ściśle uzależnione od wykorzystanej infrastruktury sprzętowej oraz rozmiaru przetwarzanego zbioru. Należy rozróżnić dwa scenariusze użycia. Po pierwsze, ze względu na zapotrzebowanie na zasoby, pełne cykle dostrajania (SFT) i wyczerpująca ewaluacja głównych wariantów modelu (Tabela 1) zostały przeprowadzone w środowisku Google Colab (T4 GPU) na pełnym zbiorze danych. Po drugie, w przypadku lokalnego modułu iteracyjnego douczania (pętla douczania), działającego na stacji roboczej z użyciem zredukowanego zbioru zgłoszeń dezinformacyjnych, szacunkowy czas jednego cyklu douczania (16 kroków) wynosi około 2 minuty. Czas lokalnej inferencji (generowania analizy w czasie rzeczywistym) dla pojedynczego zgłoszenia wynosi od 2 do 5 sekund na konsumenckiej karcie graficznej.</w:t>
+        <w:t>Złożoność obliczeniowa i parametry czasowe systemu (czas treningu i inferencji) są ściśle uzależnione od wykorzystanej infrastruktury sprzętowej oraz rozmiaru przetwarzanego zbioru. Należy rozróżnić dwa scenariusze użycia. Po pierwsze, ze względu na zapotrzebowanie na zasoby, pełne cykle dostrajania (SFT) i wyczerpująca ewaluacja głównych wariantów modelu (Tabela 2) zostały przeprowadzone w środowisku Google Colab (T4 GPU) na pełnym zbiorze testowym. Po drugie, w przypadku lokalnego modułu iteracyjnego douczania (pętla douczania), działającego na stacji roboczej z użyciem zredukowanego zbioru zgłoszeń dezinformacyjnych, czas cyklu zależy od liczby próbek, długości tekstów oraz dostępnej karty graficznej.</w:t>
       </w:r>
       <w:r>
         <w:tab/>
@@ -3359,17 +3295,17 @@
     </w:p>
     <w:p>
       <w:r>
-        <w:t>1. No Adapter: Model bazowy (Bielik-4.5B-Instruct) bez dostrajania.</w:t>
-      </w:r>
-    </w:p>
-    <w:p>
-      <w:r>
-        <w:t>2. Prototype Adapter: Model dostrojony pod kątem precyzji klasyfikacji (maksymalizacja F1).</w:t>
-      </w:r>
-    </w:p>
-    <w:p>
-      <w:r>
-        <w:t>3. XAI Adapter: Model dostrojony do generowania zarówno etykiet, jak i uzasadnień decyzji modelu.</w:t>
+        <w:t>1. Model bazowy bez adaptera (No Adapter): Bielik-4.5B-Instruct bez dostrajania do zadania detekcji manipulacji.</w:t>
+      </w:r>
+    </w:p>
+    <w:p>
+      <w:r>
+        <w:t>2. Adapter prototypowy (Prototype Adapter): model dostrojony pod kątem precyzji klasyfikacji, czyli maksymalizacji wyniku F1.</w:t>
+      </w:r>
+    </w:p>
+    <w:p>
+      <w:r>
+        <w:t>3. Adapter wyjaśnialny (XAI Adapter): model dostrojony do generowania zarówno etykiet, jak i uzasadnień decyzji modelu.</w:t>
       </w:r>
     </w:p>
     <w:p/>
@@ -3596,7 +3532,7 @@
     </w:p>
     <w:p>
       <w:r>
-        <w:t>* Wpływ dostrajania: Model bazowy ("No Adapter") wykazuje krytycznie niską zdolność do formowania poprawnego wyjścia JSON (PSR 20%), co dyskwalifikuje go z zastosowań produkcyjnych. Dostrajanie (Adaptery) podnosi stabilność formatu do poziomu &gt;96%.</w:t>
+        <w:t>* Wpływ dostrajania: Model bazowy bez adaptera (No Adapter) wykazuje krytycznie niską zdolność do formowania poprawnego wyjścia JSON (PSR 20%), co dyskwalifikuje go z zastosowań produkcyjnych. Dostrajanie (Adaptery) podnosi stabilność formatu do poziomu &gt;96%.</w:t>
       </w:r>
     </w:p>
     <w:p>
@@ -3606,58 +3542,38 @@
     </w:p>
     <w:p>
       <w:r>
-        <w:t xml:space="preserve">* Odniesienie do literatury: Uzyskane wyniki dla wariantu </w:t>
-      </w:r>
-      <w:r>
-        <w:rPr>
-          <w:i/>
-          <w:iCs/>
-        </w:rPr>
-        <w:t>Prototype Adapter</w:t>
-      </w:r>
-      <w:r>
-        <w:t xml:space="preserve"> (F1 = 0.49) przewyższają bazowe wyniki raportowane w literaturze dla zbioru MIPD (Modzelewski et al., 2024), gdzie modele PL-RoBERTa-Large osiągały ważone F1 na poziomie ok. 0.47 (±0.003). Potwierdza to wysoką skuteczność procesu dostrajania modelu Bielik-4.5B w zadaniu czystej klasyfikacji. Warto jednak zauważyć, że wariant </w:t>
-      </w:r>
-      <w:r>
-        <w:rPr>
-          <w:i/>
-          <w:iCs/>
-        </w:rPr>
-        <w:t>XAI Adapter</w:t>
-      </w:r>
-      <w:r>
-        <w:t>, wprowadzający warstwę wyjaśnialności, uzyskuje obecnie wyniki niższe od literatury (F1 = 0.28). Wskazuje to na istotne wyzwanie inżynierskie: wprowadzenie wyjaśnialności (NLE) wiąże się obecnie z kosztem wydajnościowym (tzw. podatkiem od wyjaśnialności – performance tax). Optymalizacja jakości danych syntetycznych oraz procesu destylacji wiedzy, mająca na celu zbliżenie skuteczności wariantu XAI do poziomu Prototype, stanowi jeden z głównych kierunków dalszych prac.</w:t>
-      </w:r>
-    </w:p>
-    <w:p>
-      <w:r>
-        <w:t>Należy zauważyć, że metryki nie są w pełni równoważne metodologicznie, ponieważ literatura raportuje weighted F1 dla pełnego zbioru, podczas gdy w niniejszej pracy zastosowano Mean Document-Level F1 dla próbek niepustych.</w:t>
+        <w:t>* Odniesienie do literatury: Uzyskane wyniki dla adaptera prototypowego (Prototype Adapter) (F1 = 0.49) przewyższają bazowe wyniki raportowane w literaturze dla zbioru MIPD (Modzelewski et al., 2024), gdzie modele PL-RoBERTa-Large osiągały ważone F1 na poziomie ok. 0.47 (±0.003). Potwierdza to wysoką skuteczność procesu dostrajania modelu Bielik-4.5B w zadaniu czystej klasyfikacji. Warto jednak zauważyć, że adapter wyjaśnialny (XAI Adapter), wprowadzający warstwę wyjaśnialności, uzyskuje obecnie wyniki niższe od literatury (F1 = 0.28). Wskazuje to na istotne wyzwanie inżynierskie: wprowadzenie wyjaśnialności (NLE) wiąże się obecnie z kosztem wydajnościowym (tzw. podatkiem od wyjaśnialności – performance tax). Optymalizacja jakości danych syntetycznych oraz procesu destylacji wiedzy, mająca na celu zbliżenie skuteczności adaptera wyjaśnialnego do poziomu adaptera prototypowego, stanowi jeden z głównych kierunków dalszych prac.</w:t>
+      </w:r>
+    </w:p>
+    <w:p>
+      <w:r>
+        <w:t>Należy zauważyć, że metryki nie są w pełni równoważne metodologicznie, ponieważ literatura raportuje weighted F1 dla pełnego zbioru, podczas gdy w niniejszej pracy zastosowano średni F1 na poziomie dokumentu dla próbek niepustych (Mean Document-Level F1).</w:t>
       </w:r>
     </w:p>
     <w:p/>
     <w:p>
       <w:r>
-        <w:t>Analiza Macierzy Pomyłek:</w:t>
-      </w:r>
-    </w:p>
-    <w:p>
-      <w:r>
-        <w:t>Analiza macierzy pomyłek (zawartych w Sekcji 3) potwierdza te obserwacje:</w:t>
-      </w:r>
-    </w:p>
-    <w:p>
-      <w:r>
-        <w:t>* Adapter Prototype najskuteczniej identyfikuje subtelne techniki jak EXAGGERATION (187 TP) czy CHERRY_PICKING (101 TP).</w:t>
-      </w:r>
-    </w:p>
-    <w:p>
-      <w:r>
-        <w:t>* Adapter XAI przyjmuje strategię bardziej konserwatywną, częściej "przeoczając" techniki (więcej False Negatives), np. dla EXAGGERATION wykrył 128 przypadków.</w:t>
-      </w:r>
-    </w:p>
-    <w:p>
-      <w:r>
-        <w:t>* Model bez adaptera w większości przypadków nie wykrywa technik (ogromna przewaga False Negatives nad True Positives dla niemal wszystkich klas), co potwierdza konieczność treningu specyficznego dla domeny detekcji dezinformacji.</w:t>
+        <w:t>Analiza macierzy pomyłek:</w:t>
+      </w:r>
+    </w:p>
+    <w:p>
+      <w:r>
+        <w:t>W Sekcji 3 pokazano zagregowane macierze pomyłek, w których każda para dokument-etykieta jest traktowana jako osobna decyzja binarna. Takie wizualizacje dobrze pokazują ogólny bilans odpowiedzi TP/FP/FN/TN, natomiast wnioski o konkretnych klasach pochodzą z raportów per-tag generowanych przez benchmark.</w:t>
+      </w:r>
+    </w:p>
+    <w:p>
+      <w:r>
+        <w:t>* Adapter prototypowy osiąga najlepszy ogólny bilans detekcji: 475 poprawnych wykryć (TP) przy 374 pominięciach (FN). W wynikach per-klasa najlepiej wypadają EXAGGERATION, REFERENCE_ERROR i CHERRY_PICKING, natomiast klasy rzadkie, takie jak LEADING_QUESTIONS, MISLEADING_CLICKBAI i QUOTE_MINING, pozostają trudne do wykrycia.</w:t>
+      </w:r>
+    </w:p>
+    <w:p>
+      <w:r>
+        <w:t>* Adapter wyjaśnialny (XAI Adapter) działa bardziej konserwatywnie: ogranicza liczbę fałszywych alarmów względem adaptera prototypowego, ale jednocześnie zwiększa liczbę pominiętych technik. Jest to zgodne z obserwowanym kosztem dodania warstwy wyjaśnień, która utrudnia modelowi jednoczesne utrzymanie jakości klasyfikacji i generowania uzasadnienia.</w:t>
+      </w:r>
+    </w:p>
+    <w:p>
+      <w:r>
+        <w:t>* Model bazowy bez adaptera generuje wiele błędnych wskazań i ma bardzo mało poprawnych wykryć, co potwierdza konieczność dostrojenia modelu do domeny detekcji dezinformacji oraz do wymaganego formatu odpowiedzi.</w:t>
       </w:r>
     </w:p>
     <w:p>
@@ -3806,6 +3722,12 @@
       <w:r>
         <w:lastRenderedPageBreak/>
         <w:t>Zrzuty ekranu, wizualizacje, itp.</w:t>
+      </w:r>
+    </w:p>
+    <w:p>
+      <w:pPr/>
+      <w:r>
+        <w:t>Poniższe rysunki dokumentują wyniki ewaluacji oraz najważniejsze ekrany działającego systemu. Macierze pomyłek mają charakter zagregowany dla wszystkich etykiet; interpretacja klas szczegółowych odwołuje się do raportów per-tag wygenerowanych przez moduł benchmarkowy.</w:t>
       </w:r>
     </w:p>
     <w:p>
@@ -3875,13 +3797,13 @@
         <w:keepNext/>
       </w:pPr>
       <w:r>
-        <w:t>No adapter</w:t>
-      </w:r>
-      <w:r>
-        <w:t xml:space="preserve"> </w:t>
-      </w:r>
-      <w:r>
-        <w:t>confusion matrix</w:t>
+        <w:t>Rysunek 1. Zagregowana macierz pomyłek - model bazowy bez adaptera (No Adapter)</w:t>
+      </w:r>
+    </w:p>
+    <w:p>
+      <w:pPr/>
+      <w:r>
+        <w:t>Model bazowy bez dostrajania uzyskał jedynie 111 poprawnych wykryć przy 738 pominięciach oraz 1779 fałszywych alarmach. Wynik pokazuje, że sam model Bielik-4.5B nie utrzymuje stabilnej klasyfikacji ani formatu odpowiedzi bez dostrojenia do domeny i zadania.</w:t>
       </w:r>
     </w:p>
     <w:p>
@@ -3949,13 +3871,13 @@
         <w:keepNext/>
       </w:pPr>
       <w:r>
-        <w:t>P</w:t>
-      </w:r>
-      <w:r>
-        <w:t>rototype adapter</w:t>
-      </w:r>
-      <w:r>
-        <w:t xml:space="preserve"> confusion matrix</w:t>
+        <w:t>Rysunek 2. Zagregowana macierz pomyłek - adapter prototypowy (Prototype Adapter)</w:t>
+      </w:r>
+    </w:p>
+    <w:p>
+      <w:pPr/>
+      <w:r>
+        <w:t>Adapter prototypowy osiąga najlepszy bilans detekcji spośród badanych wariantów: 475 poprawnych wykryć przy 374 pominięciach. Analiza per-klasa wskazuje, że model najlepiej rozpoznaje EXAGGERATION, REFERENCE_ERROR i CHERRY_PICKING, natomiast klasy rzadkie, m.in. LEADING_QUESTIONS, MISLEADING_CLICKBAI i QUOTE_MINING, pozostają problematyczne z powodu niezbalansowania danych.</w:t>
       </w:r>
     </w:p>
     <w:p>
@@ -4024,22 +3946,13 @@
         <w:keepNext/>
       </w:pPr>
       <w:r>
-        <w:t>Xa</w:t>
-      </w:r>
-      <w:r>
-        <w:t>i</w:t>
-      </w:r>
-      <w:r>
-        <w:t xml:space="preserve"> </w:t>
-      </w:r>
-      <w:r>
-        <w:t>adapter</w:t>
-      </w:r>
-      <w:r>
-        <w:t xml:space="preserve"> </w:t>
-      </w:r>
-      <w:r>
-        <w:t>confusion matrix</w:t>
+        <w:t>Rysunek 3. Zagregowana macierz pomyłek - adapter wyjaśnialny (XAI Adapter)</w:t>
+      </w:r>
+    </w:p>
+    <w:p>
+      <w:pPr/>
+      <w:r>
+        <w:t>Adapter wyjaśnialny zmniejsza liczbę fałszywych alarmów względem adaptera prototypowego (357 FP wobec 571 FP), ale jednocześnie pomija więcej rzeczywistych technik (589 FN). Oznacza to, że dodanie generowania uzasadnienia poprawia ostrożność modelu, lecz obniża skuteczność klasyfikacji w porównaniu z wariantem czysto klasyfikacyjnym.</w:t>
       </w:r>
     </w:p>
     <w:p>
@@ -4106,7 +4019,13 @@
         <w:pStyle w:val="Caption"/>
       </w:pPr>
       <w:r>
-        <w:t>Interfejs użytkownika</w:t>
+        <w:t>Rysunek 4. Interfejs użytkownika - formularz analizy tekstu</w:t>
+      </w:r>
+    </w:p>
+    <w:p>
+      <w:pPr/>
+      <w:r>
+        <w:t>Widok przedstawia główny ekran użytkownika końcowego, w którym można wkleić tekst artykułu i uruchomić analizę. Interfejs oddziela prosty przepływ użytkownika od złożoności backendu, dzięki czemu odbiorca nie musi znać szczegółów działania modelu ani procesu inferencji.</w:t>
       </w:r>
     </w:p>
     <w:p>
@@ -4161,7 +4080,13 @@
         <w:pStyle w:val="Caption"/>
       </w:pPr>
       <w:r>
-        <w:t>Wynik wnioskowania: interfejs wyświetla tagi wraz z podpowiedziami i objaśnieniami.</w:t>
+        <w:t>Rysunek 5. Wynik wnioskowania - etykiety i objaśnienie decyzji</w:t>
+      </w:r>
+    </w:p>
+    <w:p>
+      <w:pPr/>
+      <w:r>
+        <w:t>Po zakończeniu analizy system prezentuje wykryte techniki manipulacji wraz z opisem i uzasadnieniem. Taki sposób prezentacji realizuje cel wyjaśnialności: użytkownik otrzymuje nie tylko etykietę, lecz także informację, dlaczego dany fragment tekstu został uznany za manipulacyjny.</w:t>
       </w:r>
     </w:p>
     <w:p>
@@ -4228,19 +4153,13 @@
         <w:pStyle w:val="Caption"/>
       </w:pPr>
       <w:r>
-        <w:t>Interfejs p</w:t>
-      </w:r>
-      <w:r>
-        <w:t>anel</w:t>
-      </w:r>
-      <w:r>
-        <w:t>u</w:t>
-      </w:r>
-      <w:r>
-        <w:t xml:space="preserve"> ekspertski</w:t>
-      </w:r>
-      <w:r>
-        <w:t>ego</w:t>
+        <w:t>Rysunek 6. Panel ekspercki - zbiór danych i uruchamianie douczania</w:t>
+      </w:r>
+    </w:p>
+    <w:p>
+      <w:pPr/>
+      <w:r>
+        <w:t>Panel ekspercki służy do wprowadzania nowych przykładów treningowych i uruchamiania procesu dostrajania modelu. Jest to praktyczna realizacja pętli z udziałem człowieka (Human-in-the-Loop), w której ekspert może reagować na nowe narracje dezinformacyjne bez ręcznej przebudowy całego systemu.</w:t>
       </w:r>
     </w:p>
     <w:p>
@@ -4296,14 +4215,17 @@
         <w:keepNext/>
       </w:pPr>
       <w:r>
-        <w:t>Interfejs wdrożenia.</w:t>
-      </w:r>
-      <w:r>
-        <w:rPr>
-          <w:noProof/>
-        </w:rPr>
-        <w:t xml:space="preserve"> </w:t>
-      </w:r>
+        <w:t>Rysunek 7. Panel ekspercki - wdrożenie nowego adaptera</w:t>
+      </w:r>
+    </w:p>
+    <w:p>
+      <w:pPr/>
+      <w:r>
+        <w:t>Widok wdrożenia pokazuje etap decyzyjny po zakończeniu treningu i benchmarku. Ekspert może porównać wynik nowego adaptera z aktualnie używanym modelem i dopiero wtedy promować adapter do środowiska inferencyjnego, co ogranicza ryzyko automatycznego wdrożenia gorszego wariantu.</w:t>
+      </w:r>
+    </w:p>
+    <w:p>
+      <w:pPr/>
       <w:r>
         <w:rPr>
           <w:noProof/>
@@ -4363,10 +4285,13 @@
         <w:pStyle w:val="Caption"/>
       </w:pPr>
       <w:r>
-        <w:t xml:space="preserve">Diagram architektury </w:t>
-      </w:r>
-      <w:r>
-        <w:t>wnioskowania</w:t>
+        <w:t>Rysunek 8. Diagram architektury wnioskowania</w:t>
+      </w:r>
+    </w:p>
+    <w:p>
+      <w:pPr/>
+      <w:r>
+        <w:t>Diagram pokazuje przepływ żądania od interfejsu React, przez backend FastAPI, do lokalnego serwera Ollama z modelem Bielik i adapterem LoRA. Oddzielenie warstwy prezentacji, orkiestracji i inferencji upraszcza utrzymanie systemu oraz umożliwia wymianę adaptera bez zmian w interfejsie użytkownika.</w:t>
       </w:r>
     </w:p>
     <w:p>
@@ -4436,10 +4361,13 @@
         <w:pStyle w:val="Caption"/>
       </w:pPr>
       <w:r>
-        <w:t xml:space="preserve">Diagram architektury </w:t>
-      </w:r>
-      <w:r>
-        <w:t>MLOps</w:t>
+        <w:t>Rysunek 9. Diagram architektury pętli MLOps</w:t>
+      </w:r>
+    </w:p>
+    <w:p>
+      <w:pPr/>
+      <w:r>
+        <w:t>Diagram przedstawia pełny cykl doskonalenia modelu: dodanie danych przez eksperta, trening w środowisku WSL2, automatyczny benchmark i decyzję o wdrożeniu nowego adaptera. Taki przepływ zamienia statyczny klasyfikator w system możliwy do dalszego rozwijania po oddaniu projektu.</w:t>
       </w:r>
     </w:p>
     <w:p>
@@ -4999,6 +4927,12 @@
           <w:lang w:val="en-US"/>
         </w:rPr>
         <w:t>. GitHub. https://github.com/ggerganov/llama.cpp</w:t>
+      </w:r>
+    </w:p>
+    <w:p>
+      <w:pPr/>
+      <w:r>
+        <w:t>12. Danilevsky, M., Qian, K., Aharonov, R., Katsis, Y., Kawas, B., &amp; Sen, P. (2020). *A Survey of the State of Explainable AI for Natural Language Processing*. Proceedings of the 1st Conference of the Asia-Pacific Chapter of the Association for Computational Linguistics and the 10th International Joint Conference on Natural Language Processing, 447-459. https://doi.org/10.18653/v1/2020.aacl-main.46</w:t>
       </w:r>
     </w:p>
     <w:sectPr>
